--- a/William/.Net Backend/William_Jackson.docx
+++ b/William/.Net Backend/William_Jackson.docx
@@ -41,6 +41,15 @@
           <w:szCs w:val="19"/>
         </w:rPr>
         <w:t>Senior Software Engineer</w:t>
+      </w:r>
+      <w:r>
+        <w:rPr>
+          <w:rFonts w:ascii="Arial" w:eastAsia="Arial" w:hAnsi="Arial" w:cs="Arial"/>
+          <w:color w:val="555555"/>
+          <w:sz w:val="19"/>
+          <w:szCs w:val="19"/>
+        </w:rPr>
+        <w:t xml:space="preserve"> – C#/.NET Azure/AWS/GCP</w:t>
       </w:r>
     </w:p>
     <w:tbl>
@@ -139,7 +148,16 @@
                 <w:sz w:val="17"/>
                 <w:szCs w:val="17"/>
               </w:rPr>
-              <w:t>linkedin.com/in/william-jackson-3816183aa</w:t>
+              <w:t>linkedin.com/in/william-jackson-</w:t>
+            </w:r>
+            <w:r>
+              <w:rPr>
+                <w:rFonts w:ascii="Arial" w:eastAsia="Arial" w:hAnsi="Arial" w:cs="Arial"/>
+                <w:color w:val="FFFFFF"/>
+                <w:sz w:val="17"/>
+                <w:szCs w:val="17"/>
+              </w:rPr>
+              <w:t>75b9343b6/</w:t>
             </w:r>
           </w:p>
         </w:tc>
@@ -175,343 +193,162 @@
         <w:jc w:val="both"/>
         <w:rPr>
           <w:rFonts w:ascii="Arial" w:hAnsi="Arial" w:cs="Arial"/>
-          <w:sz w:val="16"/>
-        </w:rPr>
-      </w:pPr>
+          <w:sz w:val="12"/>
+        </w:rPr>
+      </w:pPr>
+      <w:r>
+        <w:rPr>
+          <w:sz w:val="20"/>
+        </w:rPr>
+        <w:t xml:space="preserve">Senior Software Engineer with 10+ years of </w:t>
+      </w:r>
       <w:proofErr w:type="gramStart"/>
       <w:r>
         <w:rPr>
-          <w:rFonts w:ascii="Arial" w:hAnsi="Arial" w:cs="Arial"/>
-          <w:sz w:val="20"/>
-        </w:rPr>
-        <w:t xml:space="preserve">Senior backend engineer with ~10 years of experience designing and delivering </w:t>
+          <w:sz w:val="20"/>
+        </w:rPr>
+        <w:t>experience designing</w:t>
+      </w:r>
+      <w:proofErr w:type="gramEnd"/>
+      <w:r>
+        <w:rPr>
+          <w:sz w:val="20"/>
+        </w:rPr>
+        <w:t xml:space="preserve"> and scaling </w:t>
       </w:r>
       <w:r>
         <w:rPr>
           <w:rStyle w:val="Strong"/>
-          <w:rFonts w:ascii="Arial" w:hAnsi="Arial" w:cs="Arial"/>
-          <w:sz w:val="20"/>
-        </w:rPr>
-        <w:t>C#/.NET</w:t>
-      </w:r>
-      <w:r>
-        <w:rPr>
-          <w:rFonts w:ascii="Arial" w:hAnsi="Arial" w:cs="Arial"/>
-          <w:sz w:val="20"/>
-        </w:rPr>
-        <w:t xml:space="preserve"> services, </w:t>
-      </w:r>
+          <w:sz w:val="20"/>
+        </w:rPr>
+        <w:t>backend platforms</w:t>
+      </w:r>
+      <w:r>
+        <w:rPr>
+          <w:sz w:val="20"/>
+        </w:rPr>
+        <w:t xml:space="preserve"> for </w:t>
+      </w:r>
+      <w:proofErr w:type="spellStart"/>
       <w:r>
         <w:rPr>
           <w:rStyle w:val="Strong"/>
-          <w:rFonts w:ascii="Arial" w:hAnsi="Arial" w:cs="Arial"/>
-          <w:sz w:val="20"/>
-        </w:rPr>
-        <w:t>ASP.NET Core Web APIs</w:t>
-      </w:r>
-      <w:r>
-        <w:rPr>
-          <w:rFonts w:ascii="Arial" w:hAnsi="Arial" w:cs="Arial"/>
-          <w:sz w:val="20"/>
-        </w:rPr>
-        <w:t xml:space="preserve">, and cloud-native platforms on </w:t>
-      </w:r>
+          <w:sz w:val="20"/>
+        </w:rPr>
+        <w:t>SaaS</w:t>
+      </w:r>
+      <w:proofErr w:type="spellEnd"/>
       <w:r>
         <w:rPr>
           <w:rStyle w:val="Strong"/>
-          <w:rFonts w:ascii="Arial" w:hAnsi="Arial" w:cs="Arial"/>
-          <w:sz w:val="20"/>
-        </w:rPr>
-        <w:t>AWS (primary)</w:t>
-      </w:r>
-      <w:r>
-        <w:rPr>
-          <w:rFonts w:ascii="Arial" w:hAnsi="Arial" w:cs="Arial"/>
-          <w:sz w:val="20"/>
-        </w:rPr>
-        <w:t xml:space="preserve"> with strong experience in </w:t>
+          <w:sz w:val="20"/>
+        </w:rPr>
+        <w:t>, enterprise workflow, and cloud-based business systems</w:t>
+      </w:r>
+      <w:r>
+        <w:rPr>
+          <w:sz w:val="20"/>
+        </w:rPr>
+        <w:t xml:space="preserve"> using </w:t>
       </w:r>
       <w:r>
         <w:rPr>
           <w:rStyle w:val="Strong"/>
-          <w:rFonts w:ascii="Arial" w:hAnsi="Arial" w:cs="Arial"/>
+          <w:sz w:val="20"/>
+        </w:rPr>
+        <w:t>C# (.NET 6–8)</w:t>
+      </w:r>
+      <w:r>
+        <w:rPr>
+          <w:sz w:val="20"/>
+        </w:rPr>
+        <w:t xml:space="preserve">, </w:t>
+      </w:r>
+      <w:r>
+        <w:rPr>
+          <w:rStyle w:val="Strong"/>
+          <w:sz w:val="20"/>
+        </w:rPr>
+        <w:t>ASP.NET Core 6–8</w:t>
+      </w:r>
+      <w:r>
+        <w:rPr>
+          <w:sz w:val="20"/>
+        </w:rPr>
+        <w:t xml:space="preserve">, and distributed service design. Strong background in building secure </w:t>
+      </w:r>
+      <w:r>
+        <w:rPr>
+          <w:rStyle w:val="Strong"/>
+          <w:sz w:val="20"/>
+        </w:rPr>
+        <w:t>REST APIs</w:t>
+      </w:r>
+      <w:r>
+        <w:rPr>
+          <w:sz w:val="20"/>
+        </w:rPr>
+        <w:t xml:space="preserve">, modernizing legacy </w:t>
+      </w:r>
+      <w:r>
+        <w:rPr>
+          <w:rStyle w:val="Strong"/>
+          <w:sz w:val="20"/>
+        </w:rPr>
+        <w:t>.NET Framework</w:t>
+      </w:r>
+      <w:r>
+        <w:rPr>
+          <w:sz w:val="20"/>
+        </w:rPr>
+        <w:t xml:space="preserve"> applications into cloud-ready services, and improving reliability through </w:t>
+      </w:r>
+      <w:proofErr w:type="spellStart"/>
+      <w:r>
+        <w:rPr>
+          <w:sz w:val="20"/>
+        </w:rPr>
+        <w:t>observability</w:t>
+      </w:r>
+      <w:proofErr w:type="spellEnd"/>
+      <w:r>
+        <w:rPr>
+          <w:sz w:val="20"/>
+        </w:rPr>
+        <w:t xml:space="preserve">, performance tuning, and automated delivery. </w:t>
+      </w:r>
+      <w:proofErr w:type="gramStart"/>
+      <w:r>
+        <w:rPr>
+          <w:sz w:val="20"/>
+        </w:rPr>
+        <w:t xml:space="preserve">Known for solving difficult production issues, reducing latency, stabilizing releases, and delivering backend features that support high-volume integrations, data processing, authentication, and multi-environment deployments across </w:t>
+      </w:r>
+      <w:r>
+        <w:rPr>
+          <w:rStyle w:val="Strong"/>
+          <w:sz w:val="20"/>
+        </w:rPr>
+        <w:t>AWS</w:t>
+      </w:r>
+      <w:r>
+        <w:rPr>
+          <w:sz w:val="20"/>
+        </w:rPr>
+        <w:t xml:space="preserve">, </w:t>
+      </w:r>
+      <w:r>
+        <w:rPr>
+          <w:rStyle w:val="Strong"/>
           <w:sz w:val="20"/>
         </w:rPr>
         <w:t>Azure</w:t>
       </w:r>
       <w:r>
         <w:rPr>
-          <w:rFonts w:ascii="Arial" w:hAnsi="Arial" w:cs="Arial"/>
-          <w:sz w:val="20"/>
-        </w:rPr>
-        <w:t xml:space="preserve"> and exposure to </w:t>
-      </w:r>
-      <w:r>
-        <w:rPr>
-          <w:rStyle w:val="Strong"/>
-          <w:rFonts w:ascii="Arial" w:hAnsi="Arial" w:cs="Arial"/>
-          <w:sz w:val="20"/>
-        </w:rPr>
-        <w:t>GCP</w:t>
-      </w:r>
-      <w:r>
-        <w:rPr>
-          <w:rFonts w:ascii="Arial" w:hAnsi="Arial" w:cs="Arial"/>
-          <w:sz w:val="20"/>
-        </w:rPr>
-        <w:t>.</w:t>
-      </w:r>
-      <w:proofErr w:type="gramEnd"/>
-      <w:r>
-        <w:rPr>
-          <w:rFonts w:ascii="Arial" w:hAnsi="Arial" w:cs="Arial"/>
-          <w:sz w:val="20"/>
-        </w:rPr>
-        <w:t xml:space="preserve"> </w:t>
-      </w:r>
-      <w:proofErr w:type="gramStart"/>
-      <w:r>
-        <w:rPr>
-          <w:rFonts w:ascii="Arial" w:hAnsi="Arial" w:cs="Arial"/>
-          <w:sz w:val="20"/>
-        </w:rPr>
-        <w:t xml:space="preserve">Proven track record building </w:t>
-      </w:r>
-      <w:proofErr w:type="spellStart"/>
-      <w:r>
-        <w:rPr>
-          <w:rStyle w:val="Strong"/>
-          <w:rFonts w:ascii="Arial" w:hAnsi="Arial" w:cs="Arial"/>
-          <w:sz w:val="20"/>
-        </w:rPr>
-        <w:t>microservices</w:t>
-      </w:r>
-      <w:proofErr w:type="spellEnd"/>
-      <w:r>
-        <w:rPr>
-          <w:rFonts w:ascii="Arial" w:hAnsi="Arial" w:cs="Arial"/>
-          <w:sz w:val="20"/>
-        </w:rPr>
-        <w:t xml:space="preserve">, </w:t>
-      </w:r>
-      <w:r>
-        <w:rPr>
-          <w:rStyle w:val="Strong"/>
-          <w:rFonts w:ascii="Arial" w:hAnsi="Arial" w:cs="Arial"/>
-          <w:sz w:val="20"/>
-        </w:rPr>
-        <w:t>event-driven workflows</w:t>
-      </w:r>
-      <w:r>
-        <w:rPr>
-          <w:rFonts w:ascii="Arial" w:hAnsi="Arial" w:cs="Arial"/>
-          <w:sz w:val="20"/>
-        </w:rPr>
-        <w:t xml:space="preserve">, and </w:t>
-      </w:r>
-      <w:r>
-        <w:rPr>
-          <w:rStyle w:val="Strong"/>
-          <w:rFonts w:ascii="Arial" w:hAnsi="Arial" w:cs="Arial"/>
-          <w:sz w:val="20"/>
-        </w:rPr>
-        <w:t>secure API gateways</w:t>
-      </w:r>
-      <w:r>
-        <w:rPr>
-          <w:rFonts w:ascii="Arial" w:hAnsi="Arial" w:cs="Arial"/>
-          <w:sz w:val="20"/>
-        </w:rPr>
-        <w:t xml:space="preserve"> with disciplined </w:t>
-      </w:r>
-      <w:r>
-        <w:rPr>
-          <w:rStyle w:val="Strong"/>
-          <w:rFonts w:ascii="Arial" w:hAnsi="Arial" w:cs="Arial"/>
-          <w:sz w:val="20"/>
-        </w:rPr>
-        <w:t>database design</w:t>
-      </w:r>
-      <w:r>
-        <w:rPr>
-          <w:rFonts w:ascii="Arial" w:hAnsi="Arial" w:cs="Arial"/>
-          <w:sz w:val="20"/>
-        </w:rPr>
-        <w:t xml:space="preserve">, </w:t>
-      </w:r>
-      <w:r>
-        <w:rPr>
-          <w:rStyle w:val="Strong"/>
-          <w:rFonts w:ascii="Arial" w:hAnsi="Arial" w:cs="Arial"/>
-          <w:sz w:val="20"/>
-        </w:rPr>
-        <w:t>messaging pipelines</w:t>
-      </w:r>
-      <w:r>
-        <w:rPr>
-          <w:rFonts w:ascii="Arial" w:hAnsi="Arial" w:cs="Arial"/>
-          <w:sz w:val="20"/>
-        </w:rPr>
-        <w:t xml:space="preserve">, and production-grade </w:t>
-      </w:r>
-      <w:proofErr w:type="spellStart"/>
-      <w:r>
-        <w:rPr>
-          <w:rStyle w:val="Strong"/>
-          <w:rFonts w:ascii="Arial" w:hAnsi="Arial" w:cs="Arial"/>
-          <w:sz w:val="20"/>
-        </w:rPr>
-        <w:t>observability</w:t>
-      </w:r>
-      <w:proofErr w:type="spellEnd"/>
-      <w:r>
-        <w:rPr>
-          <w:rFonts w:ascii="Arial" w:hAnsi="Arial" w:cs="Arial"/>
-          <w:sz w:val="20"/>
-        </w:rPr>
-        <w:t xml:space="preserve"> using </w:t>
-      </w:r>
-      <w:proofErr w:type="spellStart"/>
-      <w:r>
-        <w:rPr>
-          <w:rStyle w:val="Strong"/>
-          <w:rFonts w:ascii="Arial" w:hAnsi="Arial" w:cs="Arial"/>
-          <w:sz w:val="20"/>
-        </w:rPr>
-        <w:t>OpenTelemetry</w:t>
-      </w:r>
-      <w:proofErr w:type="spellEnd"/>
-      <w:r>
-        <w:rPr>
-          <w:rFonts w:ascii="Arial" w:hAnsi="Arial" w:cs="Arial"/>
-          <w:sz w:val="20"/>
-        </w:rPr>
-        <w:t xml:space="preserve">, </w:t>
-      </w:r>
-      <w:proofErr w:type="spellStart"/>
-      <w:r>
-        <w:rPr>
-          <w:rStyle w:val="Strong"/>
-          <w:rFonts w:ascii="Arial" w:hAnsi="Arial" w:cs="Arial"/>
-          <w:sz w:val="20"/>
-        </w:rPr>
-        <w:t>Datadog</w:t>
-      </w:r>
-      <w:proofErr w:type="spellEnd"/>
-      <w:r>
-        <w:rPr>
-          <w:rFonts w:ascii="Arial" w:hAnsi="Arial" w:cs="Arial"/>
-          <w:sz w:val="20"/>
-        </w:rPr>
-        <w:t xml:space="preserve">, </w:t>
-      </w:r>
-      <w:r>
-        <w:rPr>
-          <w:rStyle w:val="Strong"/>
-          <w:rFonts w:ascii="Arial" w:hAnsi="Arial" w:cs="Arial"/>
-          <w:sz w:val="20"/>
-        </w:rPr>
-        <w:t>Prometheus</w:t>
-      </w:r>
-      <w:r>
-        <w:rPr>
-          <w:rFonts w:ascii="Arial" w:hAnsi="Arial" w:cs="Arial"/>
-          <w:sz w:val="20"/>
-        </w:rPr>
-        <w:t xml:space="preserve">, and </w:t>
-      </w:r>
-      <w:proofErr w:type="spellStart"/>
-      <w:r>
-        <w:rPr>
-          <w:rStyle w:val="Strong"/>
-          <w:rFonts w:ascii="Arial" w:hAnsi="Arial" w:cs="Arial"/>
-          <w:sz w:val="20"/>
-        </w:rPr>
-        <w:t>Grafana</w:t>
-      </w:r>
-      <w:proofErr w:type="spellEnd"/>
-      <w:r>
-        <w:rPr>
-          <w:rFonts w:ascii="Arial" w:hAnsi="Arial" w:cs="Arial"/>
-          <w:sz w:val="20"/>
-        </w:rPr>
-        <w:t>.</w:t>
-      </w:r>
-      <w:proofErr w:type="gramEnd"/>
-      <w:r>
-        <w:rPr>
-          <w:rFonts w:ascii="Arial" w:hAnsi="Arial" w:cs="Arial"/>
-          <w:sz w:val="20"/>
-        </w:rPr>
-        <w:t xml:space="preserve"> </w:t>
-      </w:r>
-      <w:proofErr w:type="gramStart"/>
-      <w:r>
-        <w:rPr>
-          <w:rFonts w:ascii="Arial" w:hAnsi="Arial" w:cs="Arial"/>
-          <w:sz w:val="20"/>
-        </w:rPr>
-        <w:t xml:space="preserve">Experienced modernizing legacy systems into reliable distributed architectures, strengthening </w:t>
-      </w:r>
-      <w:r>
-        <w:rPr>
-          <w:rStyle w:val="Strong"/>
-          <w:rFonts w:ascii="Arial" w:hAnsi="Arial" w:cs="Arial"/>
-          <w:sz w:val="20"/>
-        </w:rPr>
-        <w:t>OAuth2/OIDC</w:t>
-      </w:r>
-      <w:r>
-        <w:rPr>
-          <w:rFonts w:ascii="Arial" w:hAnsi="Arial" w:cs="Arial"/>
-          <w:sz w:val="20"/>
-        </w:rPr>
-        <w:t xml:space="preserve">, </w:t>
-      </w:r>
-      <w:r>
-        <w:rPr>
-          <w:rStyle w:val="Strong"/>
-          <w:rFonts w:ascii="Arial" w:hAnsi="Arial" w:cs="Arial"/>
-          <w:sz w:val="20"/>
-        </w:rPr>
-        <w:t>RBAC/ABAC</w:t>
-      </w:r>
-      <w:r>
-        <w:rPr>
-          <w:rFonts w:ascii="Arial" w:hAnsi="Arial" w:cs="Arial"/>
-          <w:sz w:val="20"/>
-        </w:rPr>
-        <w:t xml:space="preserve">, and </w:t>
-      </w:r>
-      <w:r>
-        <w:rPr>
-          <w:rStyle w:val="Strong"/>
-          <w:rFonts w:ascii="Arial" w:hAnsi="Arial" w:cs="Arial"/>
-          <w:sz w:val="20"/>
-        </w:rPr>
-        <w:t>audit logging</w:t>
-      </w:r>
-      <w:r>
-        <w:rPr>
-          <w:rFonts w:ascii="Arial" w:hAnsi="Arial" w:cs="Arial"/>
-          <w:sz w:val="20"/>
-        </w:rPr>
-        <w:t xml:space="preserve">, and shipping maintainable systems with strong </w:t>
-      </w:r>
-      <w:r>
-        <w:rPr>
-          <w:rStyle w:val="Strong"/>
-          <w:rFonts w:ascii="Arial" w:hAnsi="Arial" w:cs="Arial"/>
-          <w:sz w:val="20"/>
-        </w:rPr>
-        <w:t>CI/CD</w:t>
-      </w:r>
-      <w:r>
-        <w:rPr>
-          <w:rFonts w:ascii="Arial" w:hAnsi="Arial" w:cs="Arial"/>
-          <w:sz w:val="20"/>
-        </w:rPr>
-        <w:t xml:space="preserve"> and testing practices.</w:t>
+          <w:sz w:val="20"/>
+        </w:rPr>
+        <w:t>, and containerized infrastructure.</w:t>
       </w:r>
       <w:proofErr w:type="gramEnd"/>
     </w:p>
@@ -538,153 +375,65 @@
         <w:pStyle w:val="NormalWeb"/>
         <w:numPr>
           <w:ilvl w:val="0"/>
-          <w:numId w:val="9"/>
+          <w:numId w:val="23"/>
         </w:numPr>
         <w:jc w:val="both"/>
         <w:rPr>
-          <w:rFonts w:ascii="Arial" w:hAnsi="Arial" w:cs="Arial"/>
-          <w:sz w:val="18"/>
+          <w:sz w:val="20"/>
         </w:rPr>
       </w:pPr>
       <w:r>
         <w:rPr>
           <w:rStyle w:val="Strong"/>
-          <w:rFonts w:ascii="Arial" w:hAnsi="Arial" w:cs="Arial"/>
-          <w:sz w:val="18"/>
-        </w:rPr>
-        <w:t>Backend &amp; APIs</w:t>
-      </w:r>
-      <w:r>
-        <w:rPr>
-          <w:rFonts w:ascii="Arial" w:hAnsi="Arial" w:cs="Arial"/>
-          <w:sz w:val="18"/>
-        </w:rPr>
-        <w:t xml:space="preserve"> — </w:t>
+          <w:sz w:val="20"/>
+        </w:rPr>
+        <w:t>Backend:</w:t>
+      </w:r>
+      <w:r>
+        <w:rPr>
+          <w:sz w:val="20"/>
+        </w:rPr>
+        <w:t xml:space="preserve"> </w:t>
       </w:r>
       <w:r>
         <w:rPr>
           <w:rStyle w:val="Strong"/>
-          <w:rFonts w:ascii="Arial" w:hAnsi="Arial" w:cs="Arial"/>
-          <w:sz w:val="18"/>
-        </w:rPr>
-        <w:t>C#</w:t>
-      </w:r>
-      <w:r>
-        <w:rPr>
-          <w:rFonts w:ascii="Arial" w:hAnsi="Arial" w:cs="Arial"/>
-          <w:sz w:val="18"/>
+          <w:sz w:val="20"/>
+        </w:rPr>
+        <w:t>C# (.NET 6–8)</w:t>
+      </w:r>
+      <w:r>
+        <w:rPr>
+          <w:sz w:val="20"/>
         </w:rPr>
         <w:t xml:space="preserve">, </w:t>
       </w:r>
       <w:r>
         <w:rPr>
           <w:rStyle w:val="Strong"/>
-          <w:rFonts w:ascii="Arial" w:hAnsi="Arial" w:cs="Arial"/>
-          <w:sz w:val="18"/>
-        </w:rPr>
-        <w:t>.NET</w:t>
-      </w:r>
-      <w:r>
-        <w:rPr>
-          <w:rFonts w:ascii="Arial" w:hAnsi="Arial" w:cs="Arial"/>
-          <w:sz w:val="18"/>
-        </w:rPr>
-        <w:t xml:space="preserve">, </w:t>
-      </w:r>
-      <w:r>
-        <w:rPr>
-          <w:rStyle w:val="Strong"/>
-          <w:rFonts w:ascii="Arial" w:hAnsi="Arial" w:cs="Arial"/>
-          <w:sz w:val="18"/>
-        </w:rPr>
-        <w:t>ASP.NET Core</w:t>
-      </w:r>
-      <w:r>
-        <w:rPr>
-          <w:rFonts w:ascii="Arial" w:hAnsi="Arial" w:cs="Arial"/>
-          <w:sz w:val="18"/>
-        </w:rPr>
-        <w:t xml:space="preserve">, Web API design, </w:t>
-      </w:r>
-      <w:r>
-        <w:rPr>
-          <w:rStyle w:val="Strong"/>
-          <w:rFonts w:ascii="Arial" w:hAnsi="Arial" w:cs="Arial"/>
-          <w:sz w:val="18"/>
-        </w:rPr>
-        <w:t>REST</w:t>
-      </w:r>
-      <w:r>
-        <w:rPr>
-          <w:rFonts w:ascii="Arial" w:hAnsi="Arial" w:cs="Arial"/>
-          <w:sz w:val="18"/>
-        </w:rPr>
-        <w:t xml:space="preserve">, </w:t>
+          <w:sz w:val="20"/>
+        </w:rPr>
+        <w:t>ASP.NET Core 6–8</w:t>
+      </w:r>
+      <w:r>
+        <w:rPr>
+          <w:sz w:val="20"/>
+        </w:rPr>
+        <w:t xml:space="preserve">, .NET Framework, Web API, Minimal APIs, background services, </w:t>
       </w:r>
       <w:proofErr w:type="spellStart"/>
       <w:r>
         <w:rPr>
-          <w:rStyle w:val="Strong"/>
-          <w:rFonts w:ascii="Arial" w:hAnsi="Arial" w:cs="Arial"/>
-          <w:sz w:val="18"/>
-        </w:rPr>
-        <w:t>gRPC</w:t>
+          <w:sz w:val="20"/>
+        </w:rPr>
+        <w:t>microservices</w:t>
       </w:r>
       <w:proofErr w:type="spellEnd"/>
       <w:r>
         <w:rPr>
-          <w:rFonts w:ascii="Arial" w:hAnsi="Arial" w:cs="Arial"/>
-          <w:sz w:val="18"/>
-        </w:rPr>
-        <w:t xml:space="preserve">, background services/workers, </w:t>
-      </w:r>
-      <w:proofErr w:type="spellStart"/>
-      <w:r>
-        <w:rPr>
-          <w:rFonts w:ascii="Arial" w:hAnsi="Arial" w:cs="Arial"/>
-          <w:sz w:val="18"/>
-        </w:rPr>
-        <w:t>microservices</w:t>
-      </w:r>
-      <w:proofErr w:type="spellEnd"/>
-      <w:r>
-        <w:rPr>
-          <w:rFonts w:ascii="Arial" w:hAnsi="Arial" w:cs="Arial"/>
-          <w:sz w:val="18"/>
-        </w:rPr>
-        <w:t xml:space="preserve">, distributed systems, event-driven architecture, API versioning &amp; deprecation, </w:t>
-      </w:r>
-      <w:proofErr w:type="spellStart"/>
-      <w:r>
-        <w:rPr>
-          <w:rFonts w:ascii="Arial" w:hAnsi="Arial" w:cs="Arial"/>
-          <w:sz w:val="18"/>
-        </w:rPr>
-        <w:t>idempotency</w:t>
-      </w:r>
-      <w:proofErr w:type="spellEnd"/>
-      <w:r>
-        <w:rPr>
-          <w:rFonts w:ascii="Arial" w:hAnsi="Arial" w:cs="Arial"/>
-          <w:sz w:val="18"/>
-        </w:rPr>
-        <w:t xml:space="preserve">, </w:t>
-      </w:r>
-      <w:proofErr w:type="spellStart"/>
-      <w:r>
-        <w:rPr>
-          <w:rFonts w:ascii="Arial" w:hAnsi="Arial" w:cs="Arial"/>
-          <w:sz w:val="18"/>
-        </w:rPr>
-        <w:t>deduplication</w:t>
-      </w:r>
-      <w:proofErr w:type="spellEnd"/>
-      <w:r>
-        <w:rPr>
-          <w:rFonts w:ascii="Arial" w:hAnsi="Arial" w:cs="Arial"/>
-          <w:sz w:val="18"/>
-        </w:rPr>
-        <w:t>, rate limiting, secure coding (OWASP-aligned)</w:t>
+          <w:sz w:val="20"/>
+        </w:rPr>
+        <w:t>, distributed systems, multitenant backend architecture</w:t>
       </w:r>
     </w:p>
     <w:p>
@@ -692,935 +441,307 @@
         <w:pStyle w:val="NormalWeb"/>
         <w:numPr>
           <w:ilvl w:val="0"/>
-          <w:numId w:val="9"/>
+          <w:numId w:val="23"/>
         </w:numPr>
         <w:jc w:val="both"/>
         <w:rPr>
-          <w:rFonts w:ascii="Arial" w:hAnsi="Arial" w:cs="Arial"/>
-          <w:sz w:val="18"/>
+          <w:sz w:val="20"/>
         </w:rPr>
       </w:pPr>
       <w:r>
         <w:rPr>
           <w:rStyle w:val="Strong"/>
-          <w:rFonts w:ascii="Arial" w:hAnsi="Arial" w:cs="Arial"/>
-          <w:sz w:val="18"/>
-        </w:rPr>
-        <w:t>Data, Messaging &amp; Search</w:t>
-      </w:r>
-      <w:r>
-        <w:rPr>
-          <w:rFonts w:ascii="Arial" w:hAnsi="Arial" w:cs="Arial"/>
-          <w:sz w:val="18"/>
-        </w:rPr>
-        <w:t xml:space="preserve"> — Relational: </w:t>
+          <w:sz w:val="20"/>
+        </w:rPr>
+        <w:t>Data &amp; Persistence:</w:t>
+      </w:r>
+      <w:r>
+        <w:rPr>
+          <w:sz w:val="20"/>
+        </w:rPr>
+        <w:t xml:space="preserve"> </w:t>
+      </w:r>
+      <w:r>
+        <w:rPr>
+          <w:rStyle w:val="Strong"/>
+          <w:sz w:val="20"/>
+        </w:rPr>
+        <w:t>Entity Framework Core 6–8</w:t>
+      </w:r>
+      <w:r>
+        <w:rPr>
+          <w:sz w:val="20"/>
+        </w:rPr>
+        <w:t xml:space="preserve">, Dapper, SQL Server, </w:t>
       </w:r>
       <w:proofErr w:type="spellStart"/>
       <w:r>
         <w:rPr>
-          <w:rStyle w:val="Strong"/>
-          <w:rFonts w:ascii="Arial" w:hAnsi="Arial" w:cs="Arial"/>
-          <w:sz w:val="18"/>
+          <w:sz w:val="20"/>
         </w:rPr>
         <w:t>PostgreSQL</w:t>
       </w:r>
       <w:proofErr w:type="spellEnd"/>
       <w:r>
         <w:rPr>
-          <w:rFonts w:ascii="Arial" w:hAnsi="Arial" w:cs="Arial"/>
-          <w:sz w:val="18"/>
+          <w:sz w:val="20"/>
+        </w:rPr>
+        <w:t xml:space="preserve">, MySQL, </w:t>
+      </w:r>
+      <w:proofErr w:type="spellStart"/>
+      <w:r>
+        <w:rPr>
+          <w:sz w:val="20"/>
+        </w:rPr>
+        <w:t>Redis</w:t>
+      </w:r>
+      <w:proofErr w:type="spellEnd"/>
+      <w:r>
+        <w:rPr>
+          <w:sz w:val="20"/>
         </w:rPr>
         <w:t xml:space="preserve">, </w:t>
       </w:r>
-      <w:r>
-        <w:rPr>
-          <w:rStyle w:val="Strong"/>
-          <w:rFonts w:ascii="Arial" w:hAnsi="Arial" w:cs="Arial"/>
-          <w:sz w:val="18"/>
-        </w:rPr>
-        <w:t>MySQL</w:t>
-      </w:r>
-      <w:r>
-        <w:rPr>
-          <w:rFonts w:ascii="Arial" w:hAnsi="Arial" w:cs="Arial"/>
-          <w:sz w:val="18"/>
+      <w:proofErr w:type="spellStart"/>
+      <w:r>
+        <w:rPr>
+          <w:sz w:val="20"/>
+        </w:rPr>
+        <w:t>MongoDB</w:t>
+      </w:r>
+      <w:proofErr w:type="spellEnd"/>
+      <w:r>
+        <w:rPr>
+          <w:sz w:val="20"/>
         </w:rPr>
         <w:t xml:space="preserve">, </w:t>
       </w:r>
-      <w:r>
-        <w:rPr>
-          <w:rStyle w:val="Strong"/>
-          <w:rFonts w:ascii="Arial" w:hAnsi="Arial" w:cs="Arial"/>
-          <w:sz w:val="18"/>
-        </w:rPr>
-        <w:t>SQL Server</w:t>
-      </w:r>
-      <w:r>
-        <w:rPr>
-          <w:rFonts w:ascii="Arial" w:hAnsi="Arial" w:cs="Arial"/>
-          <w:sz w:val="18"/>
-        </w:rPr>
-        <w:t xml:space="preserve"> | </w:t>
-      </w:r>
       <w:proofErr w:type="spellStart"/>
       <w:r>
         <w:rPr>
-          <w:rFonts w:ascii="Arial" w:hAnsi="Arial" w:cs="Arial"/>
-          <w:sz w:val="18"/>
-        </w:rPr>
-        <w:t>NoSQL</w:t>
+          <w:sz w:val="20"/>
+        </w:rPr>
+        <w:t>DynamoDB</w:t>
       </w:r>
       <w:proofErr w:type="spellEnd"/>
       <w:r>
         <w:rPr>
-          <w:rFonts w:ascii="Arial" w:hAnsi="Arial" w:cs="Arial"/>
-          <w:sz w:val="18"/>
-        </w:rPr>
-        <w:t xml:space="preserve">: </w:t>
-      </w:r>
-      <w:proofErr w:type="spellStart"/>
-      <w:r>
-        <w:rPr>
-          <w:rStyle w:val="Strong"/>
-          <w:rFonts w:ascii="Arial" w:hAnsi="Arial" w:cs="Arial"/>
-          <w:sz w:val="18"/>
-        </w:rPr>
-        <w:t>Redis</w:t>
-      </w:r>
-      <w:proofErr w:type="spellEnd"/>
-      <w:r>
-        <w:rPr>
-          <w:rFonts w:ascii="Arial" w:hAnsi="Arial" w:cs="Arial"/>
-          <w:sz w:val="18"/>
-        </w:rPr>
-        <w:t xml:space="preserve">, </w:t>
-      </w:r>
-      <w:proofErr w:type="spellStart"/>
-      <w:r>
-        <w:rPr>
-          <w:rStyle w:val="Strong"/>
-          <w:rFonts w:ascii="Arial" w:hAnsi="Arial" w:cs="Arial"/>
-          <w:sz w:val="18"/>
-        </w:rPr>
-        <w:t>MongoDB</w:t>
-      </w:r>
-      <w:proofErr w:type="spellEnd"/>
-      <w:r>
-        <w:rPr>
-          <w:rFonts w:ascii="Arial" w:hAnsi="Arial" w:cs="Arial"/>
-          <w:sz w:val="18"/>
-        </w:rPr>
-        <w:t xml:space="preserve">, </w:t>
-      </w:r>
-      <w:proofErr w:type="spellStart"/>
-      <w:r>
-        <w:rPr>
-          <w:rStyle w:val="Strong"/>
-          <w:rFonts w:ascii="Arial" w:hAnsi="Arial" w:cs="Arial"/>
-          <w:sz w:val="18"/>
-        </w:rPr>
-        <w:t>DynamoDB</w:t>
-      </w:r>
-      <w:proofErr w:type="spellEnd"/>
-      <w:r>
-        <w:rPr>
-          <w:rFonts w:ascii="Arial" w:hAnsi="Arial" w:cs="Arial"/>
-          <w:sz w:val="18"/>
-        </w:rPr>
-        <w:t xml:space="preserve"> | Queues/streams: </w:t>
-      </w:r>
-      <w:r>
-        <w:rPr>
-          <w:rStyle w:val="Strong"/>
-          <w:rFonts w:ascii="Arial" w:hAnsi="Arial" w:cs="Arial"/>
-          <w:sz w:val="18"/>
-        </w:rPr>
-        <w:t>AWS SQS/SNS</w:t>
-      </w:r>
-      <w:r>
-        <w:rPr>
-          <w:rFonts w:ascii="Arial" w:hAnsi="Arial" w:cs="Arial"/>
-          <w:sz w:val="18"/>
-        </w:rPr>
-        <w:t xml:space="preserve">, </w:t>
-      </w:r>
-      <w:r>
-        <w:rPr>
-          <w:rStyle w:val="Strong"/>
-          <w:rFonts w:ascii="Arial" w:hAnsi="Arial" w:cs="Arial"/>
-          <w:sz w:val="18"/>
-        </w:rPr>
-        <w:t>Kafka</w:t>
-      </w:r>
-      <w:r>
-        <w:rPr>
-          <w:rFonts w:ascii="Arial" w:hAnsi="Arial" w:cs="Arial"/>
-          <w:sz w:val="18"/>
-        </w:rPr>
-        <w:t xml:space="preserve">, </w:t>
-      </w:r>
-      <w:proofErr w:type="spellStart"/>
-      <w:r>
-        <w:rPr>
-          <w:rStyle w:val="Strong"/>
-          <w:rFonts w:ascii="Arial" w:hAnsi="Arial" w:cs="Arial"/>
-          <w:sz w:val="18"/>
-        </w:rPr>
-        <w:t>RabbitMQ</w:t>
-      </w:r>
-      <w:proofErr w:type="spellEnd"/>
-      <w:r>
-        <w:rPr>
-          <w:rFonts w:ascii="Arial" w:hAnsi="Arial" w:cs="Arial"/>
-          <w:sz w:val="18"/>
-        </w:rPr>
-        <w:t xml:space="preserve"> | Search: </w:t>
-      </w:r>
-      <w:proofErr w:type="spellStart"/>
-      <w:r>
-        <w:rPr>
-          <w:rStyle w:val="Strong"/>
-          <w:rFonts w:ascii="Arial" w:hAnsi="Arial" w:cs="Arial"/>
-          <w:sz w:val="18"/>
-        </w:rPr>
-        <w:t>Elasticsearch</w:t>
-      </w:r>
-      <w:proofErr w:type="spellEnd"/>
-      <w:r>
-        <w:rPr>
-          <w:rFonts w:ascii="Arial" w:hAnsi="Arial" w:cs="Arial"/>
-          <w:sz w:val="18"/>
-        </w:rPr>
-        <w:t xml:space="preserve">, </w:t>
-      </w:r>
-      <w:r>
-        <w:rPr>
-          <w:rStyle w:val="Strong"/>
-          <w:rFonts w:ascii="Arial" w:hAnsi="Arial" w:cs="Arial"/>
-          <w:sz w:val="18"/>
-        </w:rPr>
-        <w:t>OpenSearch</w:t>
-      </w:r>
-      <w:r>
-        <w:rPr>
-          <w:rFonts w:ascii="Arial" w:hAnsi="Arial" w:cs="Arial"/>
-          <w:sz w:val="18"/>
-        </w:rPr>
-        <w:t xml:space="preserve"> | Analytics: </w:t>
-      </w:r>
-      <w:r>
-        <w:rPr>
-          <w:rStyle w:val="Strong"/>
-          <w:rFonts w:ascii="Arial" w:hAnsi="Arial" w:cs="Arial"/>
-          <w:sz w:val="18"/>
-        </w:rPr>
-        <w:t>Redshift</w:t>
-      </w:r>
-      <w:r>
-        <w:rPr>
-          <w:rFonts w:ascii="Arial" w:hAnsi="Arial" w:cs="Arial"/>
-          <w:sz w:val="18"/>
-        </w:rPr>
-        <w:t xml:space="preserve">, </w:t>
-      </w:r>
-      <w:proofErr w:type="spellStart"/>
-      <w:r>
-        <w:rPr>
-          <w:rStyle w:val="Strong"/>
-          <w:rFonts w:ascii="Arial" w:hAnsi="Arial" w:cs="Arial"/>
-          <w:sz w:val="18"/>
-        </w:rPr>
-        <w:t>BigQuery</w:t>
-      </w:r>
-      <w:proofErr w:type="spellEnd"/>
+          <w:sz w:val="20"/>
+        </w:rPr>
+        <w:t>, query optimization, indexing, transaction handling, caching strategies</w:t>
+      </w:r>
     </w:p>
     <w:p>
       <w:pPr>
         <w:pStyle w:val="NormalWeb"/>
         <w:numPr>
           <w:ilvl w:val="0"/>
-          <w:numId w:val="9"/>
+          <w:numId w:val="23"/>
         </w:numPr>
         <w:jc w:val="both"/>
         <w:rPr>
-          <w:rFonts w:ascii="Arial" w:hAnsi="Arial" w:cs="Arial"/>
-          <w:sz w:val="18"/>
+          <w:sz w:val="20"/>
         </w:rPr>
       </w:pPr>
       <w:r>
         <w:rPr>
           <w:rStyle w:val="Strong"/>
-          <w:rFonts w:ascii="Arial" w:hAnsi="Arial" w:cs="Arial"/>
-          <w:sz w:val="18"/>
-        </w:rPr>
-        <w:t xml:space="preserve">Cloud &amp; </w:t>
+          <w:sz w:val="20"/>
+        </w:rPr>
+        <w:t>Messaging &amp; Integration:</w:t>
+      </w:r>
+      <w:r>
+        <w:rPr>
+          <w:sz w:val="20"/>
+        </w:rPr>
+        <w:t xml:space="preserve"> </w:t>
       </w:r>
       <w:proofErr w:type="spellStart"/>
       <w:r>
         <w:rPr>
-          <w:rStyle w:val="Strong"/>
-          <w:rFonts w:ascii="Arial" w:hAnsi="Arial" w:cs="Arial"/>
-          <w:sz w:val="18"/>
-        </w:rPr>
-        <w:t>DevOps</w:t>
+          <w:sz w:val="20"/>
+        </w:rPr>
+        <w:t>RabbitMQ</w:t>
       </w:r>
       <w:proofErr w:type="spellEnd"/>
       <w:r>
         <w:rPr>
-          <w:rFonts w:ascii="Arial" w:hAnsi="Arial" w:cs="Arial"/>
-          <w:sz w:val="18"/>
-        </w:rPr>
-        <w:t xml:space="preserve"> — </w:t>
-      </w:r>
-      <w:r>
-        <w:rPr>
-          <w:rStyle w:val="Strong"/>
-          <w:rFonts w:ascii="Arial" w:hAnsi="Arial" w:cs="Arial"/>
-          <w:sz w:val="18"/>
-        </w:rPr>
-        <w:t>AWS (primary)</w:t>
-      </w:r>
-      <w:r>
-        <w:rPr>
-          <w:rFonts w:ascii="Arial" w:hAnsi="Arial" w:cs="Arial"/>
-          <w:sz w:val="18"/>
-        </w:rPr>
-        <w:t xml:space="preserve">: </w:t>
-      </w:r>
-      <w:r>
-        <w:rPr>
-          <w:rStyle w:val="Strong"/>
-          <w:rFonts w:ascii="Arial" w:hAnsi="Arial" w:cs="Arial"/>
-          <w:sz w:val="18"/>
-        </w:rPr>
-        <w:t>EKS</w:t>
-      </w:r>
-      <w:r>
-        <w:rPr>
-          <w:rFonts w:ascii="Arial" w:hAnsi="Arial" w:cs="Arial"/>
-          <w:sz w:val="18"/>
+          <w:sz w:val="20"/>
+        </w:rPr>
+        <w:t xml:space="preserve">, Kafka, AWS SQS/SNS, </w:t>
+      </w:r>
+      <w:proofErr w:type="spellStart"/>
+      <w:r>
+        <w:rPr>
+          <w:sz w:val="20"/>
+        </w:rPr>
+        <w:t>EventBridge</w:t>
+      </w:r>
+      <w:proofErr w:type="spellEnd"/>
+      <w:r>
+        <w:rPr>
+          <w:sz w:val="20"/>
         </w:rPr>
         <w:t xml:space="preserve">, </w:t>
       </w:r>
-      <w:r>
-        <w:rPr>
-          <w:rStyle w:val="Strong"/>
-          <w:rFonts w:ascii="Arial" w:hAnsi="Arial" w:cs="Arial"/>
-          <w:sz w:val="18"/>
-        </w:rPr>
-        <w:t>ECS</w:t>
-      </w:r>
-      <w:r>
-        <w:rPr>
-          <w:rFonts w:ascii="Arial" w:hAnsi="Arial" w:cs="Arial"/>
-          <w:sz w:val="18"/>
-        </w:rPr>
-        <w:t xml:space="preserve">, </w:t>
-      </w:r>
-      <w:r>
-        <w:rPr>
-          <w:rStyle w:val="Strong"/>
-          <w:rFonts w:ascii="Arial" w:hAnsi="Arial" w:cs="Arial"/>
-          <w:sz w:val="18"/>
-        </w:rPr>
-        <w:t>EC2</w:t>
-      </w:r>
-      <w:r>
-        <w:rPr>
-          <w:rFonts w:ascii="Arial" w:hAnsi="Arial" w:cs="Arial"/>
-          <w:sz w:val="18"/>
-        </w:rPr>
-        <w:t xml:space="preserve">, </w:t>
-      </w:r>
-      <w:r>
-        <w:rPr>
-          <w:rStyle w:val="Strong"/>
-          <w:rFonts w:ascii="Arial" w:hAnsi="Arial" w:cs="Arial"/>
-          <w:sz w:val="18"/>
-        </w:rPr>
-        <w:t>Lambda</w:t>
-      </w:r>
-      <w:r>
-        <w:rPr>
-          <w:rFonts w:ascii="Arial" w:hAnsi="Arial" w:cs="Arial"/>
-          <w:sz w:val="18"/>
-        </w:rPr>
-        <w:t xml:space="preserve">, </w:t>
-      </w:r>
-      <w:r>
-        <w:rPr>
-          <w:rStyle w:val="Strong"/>
-          <w:rFonts w:ascii="Arial" w:hAnsi="Arial" w:cs="Arial"/>
-          <w:sz w:val="18"/>
-        </w:rPr>
-        <w:t>API Gateway</w:t>
-      </w:r>
-      <w:r>
-        <w:rPr>
-          <w:rFonts w:ascii="Arial" w:hAnsi="Arial" w:cs="Arial"/>
-          <w:sz w:val="18"/>
-        </w:rPr>
-        <w:t xml:space="preserve">, </w:t>
-      </w:r>
-      <w:r>
-        <w:rPr>
-          <w:rStyle w:val="Strong"/>
-          <w:rFonts w:ascii="Arial" w:hAnsi="Arial" w:cs="Arial"/>
-          <w:sz w:val="18"/>
-        </w:rPr>
-        <w:t>S3</w:t>
-      </w:r>
-      <w:r>
-        <w:rPr>
-          <w:rFonts w:ascii="Arial" w:hAnsi="Arial" w:cs="Arial"/>
-          <w:sz w:val="18"/>
-        </w:rPr>
-        <w:t xml:space="preserve">, </w:t>
-      </w:r>
       <w:proofErr w:type="spellStart"/>
       <w:r>
         <w:rPr>
-          <w:rStyle w:val="Strong"/>
-          <w:rFonts w:ascii="Arial" w:hAnsi="Arial" w:cs="Arial"/>
-          <w:sz w:val="18"/>
-        </w:rPr>
-        <w:t>CloudFront</w:t>
+          <w:sz w:val="20"/>
+        </w:rPr>
+        <w:t>webhook</w:t>
       </w:r>
       <w:proofErr w:type="spellEnd"/>
       <w:r>
         <w:rPr>
-          <w:rFonts w:ascii="Arial" w:hAnsi="Arial" w:cs="Arial"/>
-          <w:sz w:val="18"/>
-        </w:rPr>
-        <w:t xml:space="preserve">, </w:t>
-      </w:r>
-      <w:r>
-        <w:rPr>
-          <w:rStyle w:val="Strong"/>
-          <w:rFonts w:ascii="Arial" w:hAnsi="Arial" w:cs="Arial"/>
-          <w:sz w:val="18"/>
-        </w:rPr>
-        <w:t>RDS</w:t>
-      </w:r>
-      <w:r>
-        <w:rPr>
-          <w:rFonts w:ascii="Arial" w:hAnsi="Arial" w:cs="Arial"/>
-          <w:sz w:val="18"/>
-        </w:rPr>
-        <w:t xml:space="preserve">, </w:t>
-      </w:r>
-      <w:proofErr w:type="spellStart"/>
-      <w:r>
-        <w:rPr>
-          <w:rStyle w:val="Strong"/>
-          <w:rFonts w:ascii="Arial" w:hAnsi="Arial" w:cs="Arial"/>
-          <w:sz w:val="18"/>
-        </w:rPr>
-        <w:t>DynamoDB</w:t>
-      </w:r>
-      <w:proofErr w:type="spellEnd"/>
-      <w:r>
-        <w:rPr>
-          <w:rFonts w:ascii="Arial" w:hAnsi="Arial" w:cs="Arial"/>
-          <w:sz w:val="18"/>
-        </w:rPr>
-        <w:t xml:space="preserve">, </w:t>
-      </w:r>
-      <w:proofErr w:type="spellStart"/>
-      <w:r>
-        <w:rPr>
-          <w:rStyle w:val="Strong"/>
-          <w:rFonts w:ascii="Arial" w:hAnsi="Arial" w:cs="Arial"/>
-          <w:sz w:val="18"/>
-        </w:rPr>
-        <w:t>ElastiCache</w:t>
-      </w:r>
-      <w:proofErr w:type="spellEnd"/>
-      <w:r>
-        <w:rPr>
-          <w:rFonts w:ascii="Arial" w:hAnsi="Arial" w:cs="Arial"/>
-          <w:sz w:val="18"/>
-        </w:rPr>
-        <w:t xml:space="preserve">, </w:t>
-      </w:r>
-      <w:proofErr w:type="spellStart"/>
-      <w:r>
-        <w:rPr>
-          <w:rStyle w:val="Strong"/>
-          <w:rFonts w:ascii="Arial" w:hAnsi="Arial" w:cs="Arial"/>
-          <w:sz w:val="18"/>
-        </w:rPr>
-        <w:t>EventBridge</w:t>
-      </w:r>
-      <w:proofErr w:type="spellEnd"/>
-      <w:r>
-        <w:rPr>
-          <w:rFonts w:ascii="Arial" w:hAnsi="Arial" w:cs="Arial"/>
-          <w:sz w:val="18"/>
-        </w:rPr>
-        <w:t xml:space="preserve">, </w:t>
-      </w:r>
-      <w:r>
-        <w:rPr>
-          <w:rStyle w:val="Strong"/>
-          <w:rFonts w:ascii="Arial" w:hAnsi="Arial" w:cs="Arial"/>
-          <w:sz w:val="18"/>
-        </w:rPr>
-        <w:t>Step Functions</w:t>
-      </w:r>
-      <w:r>
-        <w:rPr>
-          <w:rFonts w:ascii="Arial" w:hAnsi="Arial" w:cs="Arial"/>
-          <w:sz w:val="18"/>
-        </w:rPr>
-        <w:t xml:space="preserve">, </w:t>
-      </w:r>
-      <w:r>
-        <w:rPr>
-          <w:rStyle w:val="Strong"/>
-          <w:rFonts w:ascii="Arial" w:hAnsi="Arial" w:cs="Arial"/>
-          <w:sz w:val="18"/>
-        </w:rPr>
-        <w:t>IAM</w:t>
-      </w:r>
-      <w:r>
-        <w:rPr>
-          <w:rFonts w:ascii="Arial" w:hAnsi="Arial" w:cs="Arial"/>
-          <w:sz w:val="18"/>
-        </w:rPr>
-        <w:t xml:space="preserve"> | </w:t>
-      </w:r>
-      <w:r>
-        <w:rPr>
-          <w:rStyle w:val="Strong"/>
-          <w:rFonts w:ascii="Arial" w:hAnsi="Arial" w:cs="Arial"/>
-          <w:sz w:val="18"/>
-        </w:rPr>
-        <w:t>Azure</w:t>
-      </w:r>
-      <w:r>
-        <w:rPr>
-          <w:rFonts w:ascii="Arial" w:hAnsi="Arial" w:cs="Arial"/>
-          <w:sz w:val="18"/>
-        </w:rPr>
-        <w:t xml:space="preserve">: </w:t>
-      </w:r>
-      <w:r>
-        <w:rPr>
-          <w:rStyle w:val="Strong"/>
-          <w:rFonts w:ascii="Arial" w:hAnsi="Arial" w:cs="Arial"/>
-          <w:sz w:val="18"/>
-        </w:rPr>
-        <w:t>AKS</w:t>
-      </w:r>
-      <w:r>
-        <w:rPr>
-          <w:rFonts w:ascii="Arial" w:hAnsi="Arial" w:cs="Arial"/>
-          <w:sz w:val="18"/>
-        </w:rPr>
-        <w:t xml:space="preserve">, </w:t>
-      </w:r>
-      <w:r>
-        <w:rPr>
-          <w:rStyle w:val="Strong"/>
-          <w:rFonts w:ascii="Arial" w:hAnsi="Arial" w:cs="Arial"/>
-          <w:sz w:val="18"/>
-        </w:rPr>
-        <w:t>App Service</w:t>
-      </w:r>
-      <w:r>
-        <w:rPr>
-          <w:rFonts w:ascii="Arial" w:hAnsi="Arial" w:cs="Arial"/>
-          <w:sz w:val="18"/>
-        </w:rPr>
-        <w:t xml:space="preserve">, </w:t>
-      </w:r>
-      <w:r>
-        <w:rPr>
-          <w:rStyle w:val="Strong"/>
-          <w:rFonts w:ascii="Arial" w:hAnsi="Arial" w:cs="Arial"/>
-          <w:sz w:val="18"/>
-        </w:rPr>
-        <w:t>Azure SQL</w:t>
-      </w:r>
-      <w:r>
-        <w:rPr>
-          <w:rFonts w:ascii="Arial" w:hAnsi="Arial" w:cs="Arial"/>
-          <w:sz w:val="18"/>
-        </w:rPr>
-        <w:t xml:space="preserve">, </w:t>
-      </w:r>
-      <w:r>
-        <w:rPr>
-          <w:rStyle w:val="Strong"/>
-          <w:rFonts w:ascii="Arial" w:hAnsi="Arial" w:cs="Arial"/>
-          <w:sz w:val="18"/>
-        </w:rPr>
-        <w:t>Service Bus</w:t>
-      </w:r>
-      <w:r>
-        <w:rPr>
-          <w:rFonts w:ascii="Arial" w:hAnsi="Arial" w:cs="Arial"/>
-          <w:sz w:val="18"/>
-        </w:rPr>
-        <w:t xml:space="preserve">, </w:t>
-      </w:r>
-      <w:r>
-        <w:rPr>
-          <w:rStyle w:val="Strong"/>
-          <w:rFonts w:ascii="Arial" w:hAnsi="Arial" w:cs="Arial"/>
-          <w:sz w:val="18"/>
-        </w:rPr>
-        <w:t>Key Vault</w:t>
-      </w:r>
-      <w:r>
-        <w:rPr>
-          <w:rFonts w:ascii="Arial" w:hAnsi="Arial" w:cs="Arial"/>
-          <w:sz w:val="18"/>
-        </w:rPr>
-        <w:t xml:space="preserve">, </w:t>
-      </w:r>
-      <w:r>
-        <w:rPr>
-          <w:rStyle w:val="Strong"/>
-          <w:rFonts w:ascii="Arial" w:hAnsi="Arial" w:cs="Arial"/>
-          <w:sz w:val="18"/>
-        </w:rPr>
-        <w:t>Application Insights</w:t>
-      </w:r>
-      <w:r>
-        <w:rPr>
-          <w:rFonts w:ascii="Arial" w:hAnsi="Arial" w:cs="Arial"/>
-          <w:sz w:val="18"/>
-        </w:rPr>
-        <w:t xml:space="preserve"> | </w:t>
-      </w:r>
-      <w:r>
-        <w:rPr>
-          <w:rStyle w:val="Strong"/>
-          <w:rFonts w:ascii="Arial" w:hAnsi="Arial" w:cs="Arial"/>
-          <w:sz w:val="18"/>
-        </w:rPr>
-        <w:t>GCP</w:t>
-      </w:r>
-      <w:r>
-        <w:rPr>
-          <w:rFonts w:ascii="Arial" w:hAnsi="Arial" w:cs="Arial"/>
-          <w:sz w:val="18"/>
-        </w:rPr>
-        <w:t xml:space="preserve">: </w:t>
-      </w:r>
-      <w:r>
-        <w:rPr>
-          <w:rStyle w:val="Strong"/>
-          <w:rFonts w:ascii="Arial" w:hAnsi="Arial" w:cs="Arial"/>
-          <w:sz w:val="18"/>
-        </w:rPr>
-        <w:t>GKE</w:t>
-      </w:r>
-      <w:r>
-        <w:rPr>
-          <w:rFonts w:ascii="Arial" w:hAnsi="Arial" w:cs="Arial"/>
-          <w:sz w:val="18"/>
-        </w:rPr>
-        <w:t xml:space="preserve">, </w:t>
-      </w:r>
-      <w:r>
-        <w:rPr>
-          <w:rStyle w:val="Strong"/>
-          <w:rFonts w:ascii="Arial" w:hAnsi="Arial" w:cs="Arial"/>
-          <w:sz w:val="18"/>
-        </w:rPr>
-        <w:t>Cloud Run</w:t>
-      </w:r>
-      <w:r>
-        <w:rPr>
-          <w:rFonts w:ascii="Arial" w:hAnsi="Arial" w:cs="Arial"/>
-          <w:sz w:val="18"/>
-        </w:rPr>
-        <w:t xml:space="preserve">, </w:t>
-      </w:r>
-      <w:r>
-        <w:rPr>
-          <w:rStyle w:val="Strong"/>
-          <w:rFonts w:ascii="Arial" w:hAnsi="Arial" w:cs="Arial"/>
-          <w:sz w:val="18"/>
-        </w:rPr>
-        <w:t>Pub/Sub</w:t>
-      </w:r>
-      <w:r>
-        <w:rPr>
-          <w:rFonts w:ascii="Arial" w:hAnsi="Arial" w:cs="Arial"/>
-          <w:sz w:val="18"/>
-        </w:rPr>
-        <w:t xml:space="preserve">, </w:t>
-      </w:r>
-      <w:r>
-        <w:rPr>
-          <w:rStyle w:val="Strong"/>
-          <w:rFonts w:ascii="Arial" w:hAnsi="Arial" w:cs="Arial"/>
-          <w:sz w:val="18"/>
-        </w:rPr>
-        <w:t>Cloud Storage</w:t>
-      </w:r>
-      <w:r>
-        <w:rPr>
-          <w:rFonts w:ascii="Arial" w:hAnsi="Arial" w:cs="Arial"/>
-          <w:sz w:val="18"/>
-        </w:rPr>
-        <w:t xml:space="preserve">, </w:t>
-      </w:r>
-      <w:proofErr w:type="spellStart"/>
-      <w:r>
-        <w:rPr>
-          <w:rStyle w:val="Strong"/>
-          <w:rFonts w:ascii="Arial" w:hAnsi="Arial" w:cs="Arial"/>
-          <w:sz w:val="18"/>
-        </w:rPr>
-        <w:t>BigQuery</w:t>
-      </w:r>
-      <w:proofErr w:type="spellEnd"/>
-      <w:r>
-        <w:rPr>
-          <w:rFonts w:ascii="Arial" w:hAnsi="Arial" w:cs="Arial"/>
-          <w:sz w:val="18"/>
-        </w:rPr>
-        <w:t xml:space="preserve"> (consumer/integrator) | </w:t>
-      </w:r>
-      <w:proofErr w:type="spellStart"/>
-      <w:r>
-        <w:rPr>
-          <w:rStyle w:val="Strong"/>
-          <w:rFonts w:ascii="Arial" w:hAnsi="Arial" w:cs="Arial"/>
-          <w:sz w:val="18"/>
-        </w:rPr>
-        <w:t>Docker</w:t>
-      </w:r>
-      <w:proofErr w:type="spellEnd"/>
-      <w:r>
-        <w:rPr>
-          <w:rFonts w:ascii="Arial" w:hAnsi="Arial" w:cs="Arial"/>
-          <w:sz w:val="18"/>
-        </w:rPr>
-        <w:t xml:space="preserve">, </w:t>
-      </w:r>
-      <w:proofErr w:type="spellStart"/>
-      <w:r>
-        <w:rPr>
-          <w:rStyle w:val="Strong"/>
-          <w:rFonts w:ascii="Arial" w:hAnsi="Arial" w:cs="Arial"/>
-          <w:sz w:val="18"/>
-        </w:rPr>
-        <w:t>Kubernetes</w:t>
-      </w:r>
-      <w:proofErr w:type="spellEnd"/>
-      <w:r>
-        <w:rPr>
-          <w:rFonts w:ascii="Arial" w:hAnsi="Arial" w:cs="Arial"/>
-          <w:sz w:val="18"/>
-        </w:rPr>
-        <w:t xml:space="preserve">, </w:t>
-      </w:r>
-      <w:r>
-        <w:rPr>
-          <w:rStyle w:val="Strong"/>
-          <w:rFonts w:ascii="Arial" w:hAnsi="Arial" w:cs="Arial"/>
-          <w:sz w:val="18"/>
-        </w:rPr>
-        <w:t>Helm</w:t>
-      </w:r>
-      <w:r>
-        <w:rPr>
-          <w:rFonts w:ascii="Arial" w:hAnsi="Arial" w:cs="Arial"/>
-          <w:sz w:val="18"/>
-        </w:rPr>
-        <w:t xml:space="preserve">, </w:t>
-      </w:r>
-      <w:r>
-        <w:rPr>
-          <w:rStyle w:val="Strong"/>
-          <w:rFonts w:ascii="Arial" w:hAnsi="Arial" w:cs="Arial"/>
-          <w:sz w:val="18"/>
-        </w:rPr>
-        <w:t>Argo CD</w:t>
-      </w:r>
-      <w:r>
-        <w:rPr>
-          <w:rFonts w:ascii="Arial" w:hAnsi="Arial" w:cs="Arial"/>
-          <w:sz w:val="18"/>
-        </w:rPr>
-        <w:t xml:space="preserve">, </w:t>
-      </w:r>
-      <w:proofErr w:type="spellStart"/>
-      <w:r>
-        <w:rPr>
-          <w:rStyle w:val="Strong"/>
-          <w:rFonts w:ascii="Arial" w:hAnsi="Arial" w:cs="Arial"/>
-          <w:sz w:val="18"/>
-        </w:rPr>
-        <w:t>GitOps</w:t>
-      </w:r>
-      <w:proofErr w:type="spellEnd"/>
-      <w:r>
-        <w:rPr>
-          <w:rFonts w:ascii="Arial" w:hAnsi="Arial" w:cs="Arial"/>
-          <w:sz w:val="18"/>
-        </w:rPr>
-        <w:t xml:space="preserve">, </w:t>
-      </w:r>
-      <w:proofErr w:type="spellStart"/>
-      <w:r>
-        <w:rPr>
-          <w:rStyle w:val="Strong"/>
-          <w:rFonts w:ascii="Arial" w:hAnsi="Arial" w:cs="Arial"/>
-          <w:sz w:val="18"/>
-        </w:rPr>
-        <w:t>Terraform</w:t>
-      </w:r>
-      <w:proofErr w:type="spellEnd"/>
-      <w:r>
-        <w:rPr>
-          <w:rFonts w:ascii="Arial" w:hAnsi="Arial" w:cs="Arial"/>
-          <w:sz w:val="18"/>
-        </w:rPr>
-        <w:t xml:space="preserve">, </w:t>
-      </w:r>
-      <w:proofErr w:type="spellStart"/>
-      <w:r>
-        <w:rPr>
-          <w:rStyle w:val="Strong"/>
-          <w:rFonts w:ascii="Arial" w:hAnsi="Arial" w:cs="Arial"/>
-          <w:sz w:val="18"/>
-        </w:rPr>
-        <w:t>CloudFormation</w:t>
-      </w:r>
-      <w:proofErr w:type="spellEnd"/>
-      <w:r>
-        <w:rPr>
-          <w:rFonts w:ascii="Arial" w:hAnsi="Arial" w:cs="Arial"/>
-          <w:sz w:val="18"/>
-        </w:rPr>
-        <w:t xml:space="preserve"> | CI/CD: </w:t>
-      </w:r>
-      <w:proofErr w:type="spellStart"/>
-      <w:r>
-        <w:rPr>
-          <w:rStyle w:val="Strong"/>
-          <w:rFonts w:ascii="Arial" w:hAnsi="Arial" w:cs="Arial"/>
-          <w:sz w:val="18"/>
-        </w:rPr>
-        <w:t>GitHub</w:t>
-      </w:r>
-      <w:proofErr w:type="spellEnd"/>
-      <w:r>
-        <w:rPr>
-          <w:rStyle w:val="Strong"/>
-          <w:rFonts w:ascii="Arial" w:hAnsi="Arial" w:cs="Arial"/>
-          <w:sz w:val="18"/>
-        </w:rPr>
-        <w:t xml:space="preserve"> Actions</w:t>
-      </w:r>
-      <w:r>
-        <w:rPr>
-          <w:rFonts w:ascii="Arial" w:hAnsi="Arial" w:cs="Arial"/>
-          <w:sz w:val="18"/>
-        </w:rPr>
-        <w:t xml:space="preserve">, </w:t>
-      </w:r>
-      <w:proofErr w:type="spellStart"/>
-      <w:r>
-        <w:rPr>
-          <w:rStyle w:val="Strong"/>
-          <w:rFonts w:ascii="Arial" w:hAnsi="Arial" w:cs="Arial"/>
-          <w:sz w:val="18"/>
-        </w:rPr>
-        <w:t>GitLab</w:t>
-      </w:r>
-      <w:proofErr w:type="spellEnd"/>
-      <w:r>
-        <w:rPr>
-          <w:rStyle w:val="Strong"/>
-          <w:rFonts w:ascii="Arial" w:hAnsi="Arial" w:cs="Arial"/>
-          <w:sz w:val="18"/>
-        </w:rPr>
-        <w:t xml:space="preserve"> CI</w:t>
-      </w:r>
-      <w:r>
-        <w:rPr>
-          <w:rFonts w:ascii="Arial" w:hAnsi="Arial" w:cs="Arial"/>
-          <w:sz w:val="18"/>
-        </w:rPr>
-        <w:t xml:space="preserve">, </w:t>
-      </w:r>
-      <w:r>
-        <w:rPr>
-          <w:rStyle w:val="Strong"/>
-          <w:rFonts w:ascii="Arial" w:hAnsi="Arial" w:cs="Arial"/>
-          <w:sz w:val="18"/>
-        </w:rPr>
-        <w:t>Jenkins</w:t>
-      </w:r>
-      <w:r>
-        <w:rPr>
-          <w:rFonts w:ascii="Arial" w:hAnsi="Arial" w:cs="Arial"/>
-          <w:sz w:val="18"/>
-        </w:rPr>
-        <w:t xml:space="preserve">, </w:t>
-      </w:r>
-      <w:r>
-        <w:rPr>
-          <w:rStyle w:val="Strong"/>
-          <w:rFonts w:ascii="Arial" w:hAnsi="Arial" w:cs="Arial"/>
-          <w:sz w:val="18"/>
-        </w:rPr>
-        <w:t xml:space="preserve">Azure </w:t>
-      </w:r>
-      <w:proofErr w:type="spellStart"/>
-      <w:r>
-        <w:rPr>
-          <w:rStyle w:val="Strong"/>
-          <w:rFonts w:ascii="Arial" w:hAnsi="Arial" w:cs="Arial"/>
-          <w:sz w:val="18"/>
-        </w:rPr>
-        <w:t>DevOps</w:t>
-      </w:r>
-      <w:proofErr w:type="spellEnd"/>
-      <w:r>
-        <w:rPr>
-          <w:rFonts w:ascii="Arial" w:hAnsi="Arial" w:cs="Arial"/>
-          <w:sz w:val="18"/>
-        </w:rPr>
-        <w:t xml:space="preserve">, </w:t>
-      </w:r>
-      <w:proofErr w:type="spellStart"/>
-      <w:r>
-        <w:rPr>
-          <w:rStyle w:val="Strong"/>
-          <w:rFonts w:ascii="Arial" w:hAnsi="Arial" w:cs="Arial"/>
-          <w:sz w:val="18"/>
-        </w:rPr>
-        <w:t>CircleCI</w:t>
-      </w:r>
-      <w:proofErr w:type="spellEnd"/>
+          <w:sz w:val="20"/>
+        </w:rPr>
+        <w:t xml:space="preserve"> integrations, third-party API integration, asynchronous processing, event-driven workflows</w:t>
+      </w:r>
     </w:p>
     <w:p>
       <w:pPr>
         <w:pStyle w:val="NormalWeb"/>
         <w:numPr>
           <w:ilvl w:val="0"/>
-          <w:numId w:val="9"/>
+          <w:numId w:val="23"/>
         </w:numPr>
         <w:jc w:val="both"/>
         <w:rPr>
           <w:sz w:val="20"/>
         </w:rPr>
       </w:pPr>
+      <w:r>
+        <w:rPr>
+          <w:rStyle w:val="Strong"/>
+          <w:sz w:val="20"/>
+        </w:rPr>
+        <w:t xml:space="preserve">Cloud &amp; </w:t>
+      </w:r>
       <w:proofErr w:type="spellStart"/>
       <w:r>
         <w:rPr>
           <w:rStyle w:val="Strong"/>
-          <w:rFonts w:ascii="Arial" w:hAnsi="Arial" w:cs="Arial"/>
-          <w:sz w:val="18"/>
+          <w:sz w:val="20"/>
+        </w:rPr>
+        <w:t>DevOps</w:t>
+      </w:r>
+      <w:proofErr w:type="spellEnd"/>
+      <w:r>
+        <w:rPr>
+          <w:rStyle w:val="Strong"/>
+          <w:sz w:val="20"/>
+        </w:rPr>
+        <w:t>:</w:t>
+      </w:r>
+      <w:r>
+        <w:rPr>
+          <w:sz w:val="20"/>
+        </w:rPr>
+        <w:t xml:space="preserve"> AWS, Azure, EC2, ECS, EKS, Lambda, API Gateway, S3, RDS, </w:t>
+      </w:r>
+      <w:proofErr w:type="spellStart"/>
+      <w:r>
+        <w:rPr>
+          <w:sz w:val="20"/>
+        </w:rPr>
+        <w:t>CloudWatch</w:t>
+      </w:r>
+      <w:proofErr w:type="spellEnd"/>
+      <w:r>
+        <w:rPr>
+          <w:sz w:val="20"/>
+        </w:rPr>
+        <w:t xml:space="preserve">, </w:t>
+      </w:r>
+      <w:proofErr w:type="spellStart"/>
+      <w:r>
+        <w:rPr>
+          <w:sz w:val="20"/>
+        </w:rPr>
+        <w:t>Docker</w:t>
+      </w:r>
+      <w:proofErr w:type="spellEnd"/>
+      <w:r>
+        <w:rPr>
+          <w:sz w:val="20"/>
+        </w:rPr>
+        <w:t xml:space="preserve">, </w:t>
+      </w:r>
+      <w:proofErr w:type="spellStart"/>
+      <w:r>
+        <w:rPr>
+          <w:sz w:val="20"/>
+        </w:rPr>
+        <w:t>Kubernetes</w:t>
+      </w:r>
+      <w:proofErr w:type="spellEnd"/>
+      <w:r>
+        <w:rPr>
+          <w:sz w:val="20"/>
+        </w:rPr>
+        <w:t xml:space="preserve">, Helm, </w:t>
+      </w:r>
+      <w:proofErr w:type="spellStart"/>
+      <w:r>
+        <w:rPr>
+          <w:sz w:val="20"/>
+        </w:rPr>
+        <w:t>Terraform</w:t>
+      </w:r>
+      <w:proofErr w:type="spellEnd"/>
+      <w:r>
+        <w:rPr>
+          <w:sz w:val="20"/>
+        </w:rPr>
+        <w:t xml:space="preserve">, </w:t>
+      </w:r>
+      <w:proofErr w:type="spellStart"/>
+      <w:r>
+        <w:rPr>
+          <w:sz w:val="20"/>
+        </w:rPr>
+        <w:t>GitHub</w:t>
+      </w:r>
+      <w:proofErr w:type="spellEnd"/>
+      <w:r>
+        <w:rPr>
+          <w:sz w:val="20"/>
+        </w:rPr>
+        <w:t xml:space="preserve"> Actions, Azure </w:t>
+      </w:r>
+      <w:proofErr w:type="spellStart"/>
+      <w:r>
+        <w:rPr>
+          <w:sz w:val="20"/>
+        </w:rPr>
+        <w:t>DevOps</w:t>
+      </w:r>
+      <w:proofErr w:type="spellEnd"/>
+      <w:r>
+        <w:rPr>
+          <w:sz w:val="20"/>
+        </w:rPr>
+        <w:t>, CI/CD pipelines</w:t>
+      </w:r>
+    </w:p>
+    <w:p>
+      <w:pPr>
+        <w:pStyle w:val="NormalWeb"/>
+        <w:numPr>
+          <w:ilvl w:val="0"/>
+          <w:numId w:val="23"/>
+        </w:numPr>
+        <w:jc w:val="both"/>
+        <w:rPr>
+          <w:sz w:val="20"/>
+        </w:rPr>
+      </w:pPr>
+      <w:proofErr w:type="spellStart"/>
+      <w:r>
+        <w:rPr>
+          <w:rStyle w:val="Strong"/>
+          <w:sz w:val="20"/>
         </w:rPr>
         <w:t>Observability</w:t>
       </w:r>
@@ -1628,340 +749,139 @@
       <w:r>
         <w:rPr>
           <w:rStyle w:val="Strong"/>
-          <w:rFonts w:ascii="Arial" w:hAnsi="Arial" w:cs="Arial"/>
-          <w:sz w:val="18"/>
-        </w:rPr>
-        <w:t>, Quality &amp; Security</w:t>
-      </w:r>
-      <w:r>
-        <w:rPr>
-          <w:rFonts w:ascii="Arial" w:hAnsi="Arial" w:cs="Arial"/>
-          <w:sz w:val="18"/>
-        </w:rPr>
-        <w:t xml:space="preserve"> — </w:t>
+          <w:sz w:val="20"/>
+        </w:rPr>
+        <w:t xml:space="preserve"> &amp; Security:</w:t>
+      </w:r>
+      <w:r>
+        <w:rPr>
+          <w:sz w:val="20"/>
+        </w:rPr>
+        <w:t xml:space="preserve"> </w:t>
       </w:r>
       <w:proofErr w:type="spellStart"/>
       <w:r>
         <w:rPr>
+          <w:sz w:val="20"/>
+        </w:rPr>
+        <w:t>OpenTelemetry</w:t>
+      </w:r>
+      <w:proofErr w:type="spellEnd"/>
+      <w:r>
+        <w:rPr>
+          <w:sz w:val="20"/>
+        </w:rPr>
+        <w:t xml:space="preserve">, </w:t>
+      </w:r>
+      <w:proofErr w:type="spellStart"/>
+      <w:r>
+        <w:rPr>
+          <w:sz w:val="20"/>
+        </w:rPr>
+        <w:t>Datadog</w:t>
+      </w:r>
+      <w:proofErr w:type="spellEnd"/>
+      <w:r>
+        <w:rPr>
+          <w:sz w:val="20"/>
+        </w:rPr>
+        <w:t xml:space="preserve">, Prometheus, </w:t>
+      </w:r>
+      <w:proofErr w:type="spellStart"/>
+      <w:r>
+        <w:rPr>
+          <w:sz w:val="20"/>
+        </w:rPr>
+        <w:t>Grafana</w:t>
+      </w:r>
+      <w:proofErr w:type="spellEnd"/>
+      <w:r>
+        <w:rPr>
+          <w:sz w:val="20"/>
+        </w:rPr>
+        <w:t xml:space="preserve">, structured logging, health checks, tracing, OAuth2, </w:t>
+      </w:r>
+      <w:proofErr w:type="spellStart"/>
+      <w:r>
+        <w:rPr>
+          <w:sz w:val="20"/>
+        </w:rPr>
+        <w:t>OpenID</w:t>
+      </w:r>
+      <w:proofErr w:type="spellEnd"/>
+      <w:r>
+        <w:rPr>
+          <w:sz w:val="20"/>
+        </w:rPr>
+        <w:t xml:space="preserve"> Connect, JWT, RBAC, audit logging, rate limiting</w:t>
+      </w:r>
+    </w:p>
+    <w:p>
+      <w:pPr>
+        <w:pStyle w:val="NormalWeb"/>
+        <w:numPr>
+          <w:ilvl w:val="0"/>
+          <w:numId w:val="23"/>
+        </w:numPr>
+        <w:jc w:val="both"/>
+        <w:rPr>
+          <w:sz w:val="20"/>
+        </w:rPr>
+      </w:pPr>
+      <w:r>
+        <w:rPr>
           <w:rStyle w:val="Strong"/>
-          <w:rFonts w:ascii="Arial" w:hAnsi="Arial" w:cs="Arial"/>
-          <w:sz w:val="18"/>
-        </w:rPr>
-        <w:t>OpenTelemetry</w:t>
+          <w:sz w:val="20"/>
+        </w:rPr>
+        <w:t>Testing &amp; Quality:</w:t>
+      </w:r>
+      <w:r>
+        <w:rPr>
+          <w:sz w:val="20"/>
+        </w:rPr>
+        <w:t xml:space="preserve"> </w:t>
+      </w:r>
+      <w:proofErr w:type="spellStart"/>
+      <w:r>
+        <w:rPr>
+          <w:sz w:val="20"/>
+        </w:rPr>
+        <w:t>xUnit</w:t>
       </w:r>
       <w:proofErr w:type="spellEnd"/>
       <w:r>
         <w:rPr>
-          <w:rFonts w:ascii="Arial" w:hAnsi="Arial" w:cs="Arial"/>
-          <w:sz w:val="18"/>
+          <w:sz w:val="20"/>
         </w:rPr>
         <w:t xml:space="preserve">, </w:t>
       </w:r>
       <w:proofErr w:type="spellStart"/>
       <w:r>
         <w:rPr>
-          <w:rStyle w:val="Strong"/>
-          <w:rFonts w:ascii="Arial" w:hAnsi="Arial" w:cs="Arial"/>
-          <w:sz w:val="18"/>
-        </w:rPr>
-        <w:t>Datadog</w:t>
+          <w:sz w:val="20"/>
+        </w:rPr>
+        <w:t>NUnit</w:t>
       </w:r>
       <w:proofErr w:type="spellEnd"/>
       <w:r>
         <w:rPr>
-          <w:rFonts w:ascii="Arial" w:hAnsi="Arial" w:cs="Arial"/>
-          <w:sz w:val="18"/>
+          <w:sz w:val="20"/>
         </w:rPr>
         <w:t xml:space="preserve">, </w:t>
       </w:r>
-      <w:r>
-        <w:rPr>
-          <w:rStyle w:val="Strong"/>
-          <w:rFonts w:ascii="Arial" w:hAnsi="Arial" w:cs="Arial"/>
-          <w:sz w:val="18"/>
-        </w:rPr>
-        <w:t>Prometheus</w:t>
-      </w:r>
-      <w:r>
-        <w:rPr>
-          <w:rFonts w:ascii="Arial" w:hAnsi="Arial" w:cs="Arial"/>
-          <w:sz w:val="18"/>
-        </w:rPr>
-        <w:t xml:space="preserve">, </w:t>
-      </w:r>
       <w:proofErr w:type="spellStart"/>
       <w:r>
         <w:rPr>
-          <w:rStyle w:val="Strong"/>
-          <w:rFonts w:ascii="Arial" w:hAnsi="Arial" w:cs="Arial"/>
-          <w:sz w:val="18"/>
-        </w:rPr>
-        <w:t>Grafana</w:t>
+          <w:sz w:val="20"/>
+        </w:rPr>
+        <w:t>Moq</w:t>
       </w:r>
       <w:proofErr w:type="spellEnd"/>
       <w:r>
         <w:rPr>
-          <w:rFonts w:ascii="Arial" w:hAnsi="Arial" w:cs="Arial"/>
-          <w:sz w:val="18"/>
-        </w:rPr>
-        <w:t xml:space="preserve">, </w:t>
-      </w:r>
-      <w:r>
-        <w:rPr>
-          <w:rStyle w:val="Strong"/>
-          <w:rFonts w:ascii="Arial" w:hAnsi="Arial" w:cs="Arial"/>
-          <w:sz w:val="18"/>
-        </w:rPr>
-        <w:t>ELK/EFK</w:t>
-      </w:r>
-      <w:r>
-        <w:rPr>
-          <w:rFonts w:ascii="Arial" w:hAnsi="Arial" w:cs="Arial"/>
-          <w:sz w:val="18"/>
-        </w:rPr>
-        <w:t xml:space="preserve">, </w:t>
-      </w:r>
-      <w:proofErr w:type="spellStart"/>
-      <w:r>
-        <w:rPr>
-          <w:rStyle w:val="Strong"/>
-          <w:rFonts w:ascii="Arial" w:hAnsi="Arial" w:cs="Arial"/>
-          <w:sz w:val="18"/>
-        </w:rPr>
-        <w:t>CloudWatch</w:t>
-      </w:r>
-      <w:proofErr w:type="spellEnd"/>
-      <w:r>
-        <w:rPr>
-          <w:rFonts w:ascii="Arial" w:hAnsi="Arial" w:cs="Arial"/>
-          <w:sz w:val="18"/>
-        </w:rPr>
-        <w:t xml:space="preserve">, structured logging | Testing: </w:t>
-      </w:r>
-      <w:r>
-        <w:rPr>
-          <w:rStyle w:val="Strong"/>
-          <w:rFonts w:ascii="Arial" w:hAnsi="Arial" w:cs="Arial"/>
-          <w:sz w:val="18"/>
-        </w:rPr>
-        <w:t>Jest</w:t>
-      </w:r>
-      <w:r>
-        <w:rPr>
-          <w:rFonts w:ascii="Arial" w:hAnsi="Arial" w:cs="Arial"/>
-          <w:sz w:val="18"/>
-        </w:rPr>
-        <w:t xml:space="preserve">, </w:t>
-      </w:r>
-      <w:r>
-        <w:rPr>
-          <w:rStyle w:val="Strong"/>
-          <w:rFonts w:ascii="Arial" w:hAnsi="Arial" w:cs="Arial"/>
-          <w:sz w:val="18"/>
-        </w:rPr>
-        <w:t>Mocha</w:t>
-      </w:r>
-      <w:r>
-        <w:rPr>
-          <w:rFonts w:ascii="Arial" w:hAnsi="Arial" w:cs="Arial"/>
-          <w:sz w:val="18"/>
-        </w:rPr>
-        <w:t xml:space="preserve">, </w:t>
-      </w:r>
-      <w:r>
-        <w:rPr>
-          <w:rStyle w:val="Strong"/>
-          <w:rFonts w:ascii="Arial" w:hAnsi="Arial" w:cs="Arial"/>
-          <w:sz w:val="18"/>
-        </w:rPr>
-        <w:t>Chai</w:t>
-      </w:r>
-      <w:r>
-        <w:rPr>
-          <w:rFonts w:ascii="Arial" w:hAnsi="Arial" w:cs="Arial"/>
-          <w:sz w:val="18"/>
-        </w:rPr>
-        <w:t xml:space="preserve">, </w:t>
-      </w:r>
-      <w:r>
-        <w:rPr>
-          <w:rStyle w:val="Strong"/>
-          <w:rFonts w:ascii="Arial" w:hAnsi="Arial" w:cs="Arial"/>
-          <w:sz w:val="18"/>
-        </w:rPr>
-        <w:t>React Testing Library</w:t>
-      </w:r>
-      <w:r>
-        <w:rPr>
-          <w:rFonts w:ascii="Arial" w:hAnsi="Arial" w:cs="Arial"/>
-          <w:sz w:val="18"/>
-        </w:rPr>
-        <w:t xml:space="preserve">, </w:t>
-      </w:r>
-      <w:r>
-        <w:rPr>
-          <w:rStyle w:val="Strong"/>
-          <w:rFonts w:ascii="Arial" w:hAnsi="Arial" w:cs="Arial"/>
-          <w:sz w:val="18"/>
-        </w:rPr>
-        <w:t>Cypress</w:t>
-      </w:r>
-      <w:r>
-        <w:rPr>
-          <w:rFonts w:ascii="Arial" w:hAnsi="Arial" w:cs="Arial"/>
-          <w:sz w:val="18"/>
-        </w:rPr>
-        <w:t xml:space="preserve">, </w:t>
-      </w:r>
-      <w:r>
-        <w:rPr>
-          <w:rStyle w:val="Strong"/>
-          <w:rFonts w:ascii="Arial" w:hAnsi="Arial" w:cs="Arial"/>
-          <w:sz w:val="18"/>
-        </w:rPr>
-        <w:t>Playwright</w:t>
-      </w:r>
-      <w:r>
-        <w:rPr>
-          <w:rFonts w:ascii="Arial" w:hAnsi="Arial" w:cs="Arial"/>
-          <w:sz w:val="18"/>
-        </w:rPr>
-        <w:t xml:space="preserve">, API contract tests (Pact-style) | Security: </w:t>
-      </w:r>
-      <w:r>
-        <w:rPr>
-          <w:rStyle w:val="Strong"/>
-          <w:rFonts w:ascii="Arial" w:hAnsi="Arial" w:cs="Arial"/>
-          <w:sz w:val="18"/>
-        </w:rPr>
-        <w:t>OAuth2</w:t>
-      </w:r>
-      <w:r>
-        <w:rPr>
-          <w:rFonts w:ascii="Arial" w:hAnsi="Arial" w:cs="Arial"/>
-          <w:sz w:val="18"/>
-        </w:rPr>
-        <w:t xml:space="preserve">, </w:t>
-      </w:r>
-      <w:proofErr w:type="spellStart"/>
-      <w:r>
-        <w:rPr>
-          <w:rStyle w:val="Strong"/>
-          <w:rFonts w:ascii="Arial" w:hAnsi="Arial" w:cs="Arial"/>
-          <w:sz w:val="18"/>
-        </w:rPr>
-        <w:t>OpenID</w:t>
-      </w:r>
-      <w:proofErr w:type="spellEnd"/>
-      <w:r>
-        <w:rPr>
-          <w:rStyle w:val="Strong"/>
-          <w:rFonts w:ascii="Arial" w:hAnsi="Arial" w:cs="Arial"/>
-          <w:sz w:val="18"/>
-        </w:rPr>
-        <w:t xml:space="preserve"> Connect</w:t>
-      </w:r>
-      <w:r>
-        <w:rPr>
-          <w:rFonts w:ascii="Arial" w:hAnsi="Arial" w:cs="Arial"/>
-          <w:sz w:val="18"/>
-        </w:rPr>
-        <w:t xml:space="preserve">, </w:t>
-      </w:r>
-      <w:r>
-        <w:rPr>
-          <w:rStyle w:val="Strong"/>
-          <w:rFonts w:ascii="Arial" w:hAnsi="Arial" w:cs="Arial"/>
-          <w:sz w:val="18"/>
-        </w:rPr>
-        <w:t>JWT</w:t>
-      </w:r>
-      <w:r>
-        <w:rPr>
-          <w:rFonts w:ascii="Arial" w:hAnsi="Arial" w:cs="Arial"/>
-          <w:sz w:val="18"/>
-        </w:rPr>
-        <w:t xml:space="preserve">, </w:t>
-      </w:r>
-      <w:proofErr w:type="spellStart"/>
-      <w:r>
-        <w:rPr>
-          <w:rStyle w:val="Strong"/>
-          <w:rFonts w:ascii="Arial" w:hAnsi="Arial" w:cs="Arial"/>
-          <w:sz w:val="18"/>
-        </w:rPr>
-        <w:t>Okta</w:t>
-      </w:r>
-      <w:proofErr w:type="spellEnd"/>
-      <w:r>
-        <w:rPr>
-          <w:rFonts w:ascii="Arial" w:hAnsi="Arial" w:cs="Arial"/>
-          <w:sz w:val="18"/>
-        </w:rPr>
-        <w:t xml:space="preserve">, </w:t>
-      </w:r>
-      <w:r>
-        <w:rPr>
-          <w:rStyle w:val="Strong"/>
-          <w:rFonts w:ascii="Arial" w:hAnsi="Arial" w:cs="Arial"/>
-          <w:sz w:val="18"/>
-        </w:rPr>
-        <w:t>Auth0</w:t>
-      </w:r>
-      <w:r>
-        <w:rPr>
-          <w:rFonts w:ascii="Arial" w:hAnsi="Arial" w:cs="Arial"/>
-          <w:sz w:val="18"/>
-        </w:rPr>
-        <w:t xml:space="preserve">, </w:t>
-      </w:r>
-      <w:r>
-        <w:rPr>
-          <w:rStyle w:val="Strong"/>
-          <w:rFonts w:ascii="Arial" w:hAnsi="Arial" w:cs="Arial"/>
-          <w:sz w:val="18"/>
-        </w:rPr>
-        <w:t xml:space="preserve">AWS </w:t>
-      </w:r>
-      <w:proofErr w:type="spellStart"/>
-      <w:r>
-        <w:rPr>
-          <w:rStyle w:val="Strong"/>
-          <w:rFonts w:ascii="Arial" w:hAnsi="Arial" w:cs="Arial"/>
-          <w:sz w:val="18"/>
-        </w:rPr>
-        <w:t>Cognito</w:t>
-      </w:r>
-      <w:proofErr w:type="spellEnd"/>
-      <w:r>
-        <w:rPr>
-          <w:rFonts w:ascii="Arial" w:hAnsi="Arial" w:cs="Arial"/>
-          <w:sz w:val="18"/>
-        </w:rPr>
-        <w:t xml:space="preserve">, rate limiting, </w:t>
-      </w:r>
-      <w:r>
-        <w:rPr>
-          <w:rStyle w:val="Strong"/>
-          <w:rFonts w:ascii="Arial" w:hAnsi="Arial" w:cs="Arial"/>
-          <w:sz w:val="18"/>
-        </w:rPr>
-        <w:t>RBAC/ABAC</w:t>
-      </w:r>
-      <w:r>
-        <w:rPr>
-          <w:rFonts w:ascii="Arial" w:hAnsi="Arial" w:cs="Arial"/>
-          <w:sz w:val="18"/>
-        </w:rPr>
-        <w:t xml:space="preserve">, </w:t>
-      </w:r>
-      <w:r>
-        <w:rPr>
-          <w:rStyle w:val="Strong"/>
-          <w:rFonts w:ascii="Arial" w:hAnsi="Arial" w:cs="Arial"/>
-          <w:sz w:val="18"/>
-        </w:rPr>
-        <w:t>audit logging</w:t>
+          <w:sz w:val="20"/>
+        </w:rPr>
+        <w:t>, integration testing, API contract validation, performance diagnostics, code reviews, refactoring, release hardening</w:t>
       </w:r>
     </w:p>
     <w:p>
@@ -2086,66 +1006,114 @@
         <w:pStyle w:val="NormalWeb"/>
         <w:numPr>
           <w:ilvl w:val="0"/>
-          <w:numId w:val="10"/>
+          <w:numId w:val="24"/>
         </w:numPr>
         <w:jc w:val="both"/>
         <w:rPr>
-          <w:rFonts w:ascii="Arial" w:hAnsi="Arial" w:cs="Arial"/>
-          <w:sz w:val="18"/>
-        </w:rPr>
-      </w:pPr>
-      <w:r>
-        <w:rPr>
-          <w:rFonts w:ascii="Arial" w:hAnsi="Arial" w:cs="Arial"/>
-          <w:sz w:val="18"/>
-        </w:rPr>
-        <w:t xml:space="preserve">Led delivery of a multi-tenant </w:t>
+          <w:sz w:val="20"/>
+        </w:rPr>
+      </w:pPr>
+      <w:r>
+        <w:rPr>
+          <w:sz w:val="20"/>
+        </w:rPr>
+        <w:t xml:space="preserve">Architected and delivered </w:t>
+      </w:r>
+      <w:r>
+        <w:rPr>
+          <w:rStyle w:val="Strong"/>
+          <w:sz w:val="20"/>
+        </w:rPr>
+        <w:t>backend services</w:t>
+      </w:r>
+      <w:r>
+        <w:rPr>
+          <w:sz w:val="20"/>
+        </w:rPr>
+        <w:t xml:space="preserve"> for a cloud-hosted </w:t>
       </w:r>
       <w:proofErr w:type="spellStart"/>
       <w:r>
         <w:rPr>
-          <w:rFonts w:ascii="Arial" w:hAnsi="Arial" w:cs="Arial"/>
-          <w:sz w:val="18"/>
+          <w:sz w:val="20"/>
         </w:rPr>
         <w:t>SaaS</w:t>
       </w:r>
       <w:proofErr w:type="spellEnd"/>
       <w:r>
         <w:rPr>
-          <w:rFonts w:ascii="Arial" w:hAnsi="Arial" w:cs="Arial"/>
-          <w:sz w:val="18"/>
-        </w:rPr>
-        <w:t xml:space="preserve"> backend by designing </w:t>
+          <w:sz w:val="20"/>
+        </w:rPr>
+        <w:t xml:space="preserve"> platform using </w:t>
       </w:r>
       <w:r>
         <w:rPr>
           <w:rStyle w:val="Strong"/>
-          <w:rFonts w:ascii="Arial" w:hAnsi="Arial" w:cs="Arial"/>
-          <w:sz w:val="18"/>
+          <w:sz w:val="20"/>
+        </w:rPr>
+        <w:t>C# (.NET 6–8)</w:t>
+      </w:r>
+      <w:r>
+        <w:rPr>
+          <w:sz w:val="20"/>
+        </w:rPr>
+        <w:t xml:space="preserve">, </w:t>
+      </w:r>
+      <w:r>
+        <w:rPr>
+          <w:rStyle w:val="Strong"/>
+          <w:sz w:val="20"/>
         </w:rPr>
         <w:t>ASP.NET Core</w:t>
       </w:r>
       <w:r>
         <w:rPr>
-          <w:rFonts w:ascii="Arial" w:hAnsi="Arial" w:cs="Arial"/>
-          <w:sz w:val="18"/>
-        </w:rPr>
-        <w:t xml:space="preserve"> services with clear </w:t>
+          <w:sz w:val="20"/>
+        </w:rPr>
+        <w:t xml:space="preserve">, </w:t>
       </w:r>
       <w:r>
         <w:rPr>
           <w:rStyle w:val="Strong"/>
-          <w:rFonts w:ascii="Arial" w:hAnsi="Arial" w:cs="Arial"/>
-          <w:sz w:val="18"/>
-        </w:rPr>
-        <w:t>service boundaries</w:t>
-      </w:r>
-      <w:r>
-        <w:rPr>
-          <w:rFonts w:ascii="Arial" w:hAnsi="Arial" w:cs="Arial"/>
-          <w:sz w:val="18"/>
-        </w:rPr>
-        <w:t>, enabling safer deployments and parallel ownership.</w:t>
+          <w:sz w:val="20"/>
+        </w:rPr>
+        <w:t>SQL Server</w:t>
+      </w:r>
+      <w:r>
+        <w:rPr>
+          <w:sz w:val="20"/>
+        </w:rPr>
+        <w:t xml:space="preserve">, </w:t>
+      </w:r>
+      <w:proofErr w:type="spellStart"/>
+      <w:r>
+        <w:rPr>
+          <w:rStyle w:val="Strong"/>
+          <w:sz w:val="20"/>
+        </w:rPr>
+        <w:t>Redis</w:t>
+      </w:r>
+      <w:proofErr w:type="spellEnd"/>
+      <w:r>
+        <w:rPr>
+          <w:sz w:val="20"/>
+        </w:rPr>
+        <w:t xml:space="preserve">, and </w:t>
+      </w:r>
+      <w:proofErr w:type="spellStart"/>
+      <w:r>
+        <w:rPr>
+          <w:rStyle w:val="Strong"/>
+          <w:sz w:val="20"/>
+        </w:rPr>
+        <w:t>RabbitMQ</w:t>
+      </w:r>
+      <w:proofErr w:type="spellEnd"/>
+      <w:r>
+        <w:rPr>
+          <w:sz w:val="20"/>
+        </w:rPr>
+        <w:t>, creating stable service boundaries that supported high-volume transactional workflows and partner integrations.</w:t>
       </w:r>
     </w:p>
     <w:p>
@@ -2153,35 +1121,44 @@
         <w:pStyle w:val="NormalWeb"/>
         <w:numPr>
           <w:ilvl w:val="0"/>
-          <w:numId w:val="10"/>
+          <w:numId w:val="24"/>
         </w:numPr>
         <w:jc w:val="both"/>
         <w:rPr>
-          <w:rFonts w:ascii="Arial" w:hAnsi="Arial" w:cs="Arial"/>
-          <w:sz w:val="18"/>
-        </w:rPr>
-      </w:pPr>
-      <w:r>
-        <w:rPr>
-          <w:rFonts w:ascii="Arial" w:hAnsi="Arial" w:cs="Arial"/>
-          <w:sz w:val="18"/>
-        </w:rPr>
-        <w:t xml:space="preserve">Built a standardized </w:t>
+          <w:sz w:val="20"/>
+        </w:rPr>
+      </w:pPr>
+      <w:r>
+        <w:rPr>
+          <w:sz w:val="20"/>
+        </w:rPr>
+        <w:t xml:space="preserve">Led a modernization effort that migrated core business modules from a legacy </w:t>
       </w:r>
       <w:r>
         <w:rPr>
           <w:rStyle w:val="Strong"/>
-          <w:rFonts w:ascii="Arial" w:hAnsi="Arial" w:cs="Arial"/>
-          <w:sz w:val="18"/>
-        </w:rPr>
-        <w:t>REST</w:t>
-      </w:r>
-      <w:r>
-        <w:rPr>
-          <w:rFonts w:ascii="Arial" w:hAnsi="Arial" w:cs="Arial"/>
-          <w:sz w:val="18"/>
-        </w:rPr>
-        <w:t xml:space="preserve"> API surface with consistent validation, pagination, and error contracts, reducing client-side ambiguity and support escalations.</w:t>
+          <w:sz w:val="20"/>
+        </w:rPr>
+        <w:t>.NET Framework</w:t>
+      </w:r>
+      <w:r>
+        <w:rPr>
+          <w:sz w:val="20"/>
+        </w:rPr>
+        <w:t xml:space="preserve"> monolith into containerized </w:t>
+      </w:r>
+      <w:r>
+        <w:rPr>
+          <w:rStyle w:val="Strong"/>
+          <w:sz w:val="20"/>
+        </w:rPr>
+        <w:t>ASP.NET Core</w:t>
+      </w:r>
+      <w:r>
+        <w:rPr>
+          <w:sz w:val="20"/>
+        </w:rPr>
+        <w:t xml:space="preserve"> services, which improved deployment flexibility and reduced release coordination overhead across environments.</w:t>
       </w:r>
     </w:p>
     <w:p>
@@ -2189,50 +1166,31 @@
         <w:pStyle w:val="NormalWeb"/>
         <w:numPr>
           <w:ilvl w:val="0"/>
-          <w:numId w:val="10"/>
+          <w:numId w:val="24"/>
         </w:numPr>
         <w:jc w:val="both"/>
         <w:rPr>
-          <w:rFonts w:ascii="Arial" w:hAnsi="Arial" w:cs="Arial"/>
-          <w:sz w:val="18"/>
-        </w:rPr>
-      </w:pPr>
-      <w:r>
-        <w:rPr>
-          <w:rFonts w:ascii="Arial" w:hAnsi="Arial" w:cs="Arial"/>
-          <w:sz w:val="18"/>
-        </w:rPr>
-        <w:t xml:space="preserve">Implemented an </w:t>
+          <w:sz w:val="20"/>
+        </w:rPr>
+      </w:pPr>
+      <w:r>
+        <w:rPr>
+          <w:sz w:val="20"/>
+        </w:rPr>
+        <w:t xml:space="preserve">Designed secure </w:t>
       </w:r>
       <w:r>
         <w:rPr>
           <w:rStyle w:val="Strong"/>
-          <w:rFonts w:ascii="Arial" w:hAnsi="Arial" w:cs="Arial"/>
-          <w:sz w:val="18"/>
-        </w:rPr>
-        <w:t>API Gateway</w:t>
-      </w:r>
-      <w:r>
-        <w:rPr>
-          <w:rFonts w:ascii="Arial" w:hAnsi="Arial" w:cs="Arial"/>
-          <w:sz w:val="18"/>
-        </w:rPr>
-        <w:t xml:space="preserve"> pattern using </w:t>
-      </w:r>
-      <w:r>
-        <w:rPr>
-          <w:rStyle w:val="Strong"/>
-          <w:rFonts w:ascii="Arial" w:hAnsi="Arial" w:cs="Arial"/>
-          <w:sz w:val="18"/>
-        </w:rPr>
-        <w:t>AWS API Gateway</w:t>
-      </w:r>
-      <w:r>
-        <w:rPr>
-          <w:rFonts w:ascii="Arial" w:hAnsi="Arial" w:cs="Arial"/>
-          <w:sz w:val="18"/>
-        </w:rPr>
-        <w:t xml:space="preserve"> with policy-based routing, throttling, and request shaping for predictable traffic management.</w:t>
+          <w:sz w:val="20"/>
+        </w:rPr>
+        <w:t>REST APIs</w:t>
+      </w:r>
+      <w:r>
+        <w:rPr>
+          <w:sz w:val="20"/>
+        </w:rPr>
+        <w:t xml:space="preserve"> for account provisioning, billing workflows, reporting pipelines, and internal administration capabilities, keeping service contracts consistent so frontend and integration teams could move faster with fewer rework cycles.</w:t>
       </w:r>
     </w:p>
     <w:p>
@@ -2240,50 +1198,31 @@
         <w:pStyle w:val="NormalWeb"/>
         <w:numPr>
           <w:ilvl w:val="0"/>
-          <w:numId w:val="10"/>
+          <w:numId w:val="24"/>
         </w:numPr>
         <w:jc w:val="both"/>
         <w:rPr>
-          <w:rFonts w:ascii="Arial" w:hAnsi="Arial" w:cs="Arial"/>
-          <w:sz w:val="18"/>
-        </w:rPr>
-      </w:pPr>
-      <w:r>
-        <w:rPr>
-          <w:rFonts w:ascii="Arial" w:hAnsi="Arial" w:cs="Arial"/>
-          <w:sz w:val="18"/>
-        </w:rPr>
-        <w:t xml:space="preserve">Delivered </w:t>
+          <w:sz w:val="20"/>
+        </w:rPr>
+      </w:pPr>
+      <w:r>
+        <w:rPr>
+          <w:sz w:val="20"/>
+        </w:rPr>
+        <w:t xml:space="preserve">Resolved a recurring production issue where long-running database calls caused timeout spikes under parallel load, then introduced query tuning, targeted indexes, and background offloading that reduced peak API response time by </w:t>
       </w:r>
       <w:r>
         <w:rPr>
           <w:rStyle w:val="Strong"/>
-          <w:rFonts w:ascii="Arial" w:hAnsi="Arial" w:cs="Arial"/>
-          <w:sz w:val="18"/>
-        </w:rPr>
-        <w:t>event-driven</w:t>
-      </w:r>
-      <w:r>
-        <w:rPr>
-          <w:rFonts w:ascii="Arial" w:hAnsi="Arial" w:cs="Arial"/>
-          <w:sz w:val="18"/>
-        </w:rPr>
-        <w:t xml:space="preserve"> business workflows using </w:t>
-      </w:r>
-      <w:r>
-        <w:rPr>
-          <w:rStyle w:val="Strong"/>
-          <w:rFonts w:ascii="Arial" w:hAnsi="Arial" w:cs="Arial"/>
-          <w:sz w:val="18"/>
-        </w:rPr>
-        <w:t>Kafka</w:t>
-      </w:r>
-      <w:r>
-        <w:rPr>
-          <w:rFonts w:ascii="Arial" w:hAnsi="Arial" w:cs="Arial"/>
-          <w:sz w:val="18"/>
-        </w:rPr>
-        <w:t xml:space="preserve"> with idempotent consumers, retry policies, and replay-safe handlers to prevent duplicate side effects.</w:t>
+          <w:sz w:val="20"/>
+        </w:rPr>
+        <w:t>38%</w:t>
+      </w:r>
+      <w:r>
+        <w:rPr>
+          <w:sz w:val="20"/>
+        </w:rPr>
+        <w:t>.</w:t>
       </w:r>
     </w:p>
     <w:p>
@@ -2291,51 +1230,57 @@
         <w:pStyle w:val="NormalWeb"/>
         <w:numPr>
           <w:ilvl w:val="0"/>
-          <w:numId w:val="10"/>
+          <w:numId w:val="24"/>
         </w:numPr>
         <w:jc w:val="both"/>
         <w:rPr>
-          <w:rFonts w:ascii="Arial" w:hAnsi="Arial" w:cs="Arial"/>
-          <w:sz w:val="18"/>
-        </w:rPr>
-      </w:pPr>
-      <w:r>
-        <w:rPr>
-          <w:rFonts w:ascii="Arial" w:hAnsi="Arial" w:cs="Arial"/>
-          <w:sz w:val="18"/>
-        </w:rPr>
-        <w:t xml:space="preserve">Built queue-backed background execution using </w:t>
+          <w:sz w:val="20"/>
+        </w:rPr>
+      </w:pPr>
+      <w:r>
+        <w:rPr>
+          <w:sz w:val="20"/>
+        </w:rPr>
+        <w:t xml:space="preserve">Implemented centralized </w:t>
       </w:r>
       <w:r>
         <w:rPr>
           <w:rStyle w:val="Strong"/>
-          <w:rFonts w:ascii="Arial" w:hAnsi="Arial" w:cs="Arial"/>
-          <w:sz w:val="18"/>
-        </w:rPr>
-        <w:t>AWS SQS/SNS</w:t>
-      </w:r>
-      <w:r>
-        <w:rPr>
-          <w:rFonts w:ascii="Arial" w:hAnsi="Arial" w:cs="Arial"/>
-          <w:sz w:val="18"/>
-        </w:rPr>
-        <w:t xml:space="preserve">, adding DLQs and </w:t>
-      </w:r>
-      <w:proofErr w:type="spellStart"/>
-      <w:r>
-        <w:rPr>
-          <w:rFonts w:ascii="Arial" w:hAnsi="Arial" w:cs="Arial"/>
-          <w:sz w:val="18"/>
-        </w:rPr>
-        <w:t>backoff</w:t>
-      </w:r>
-      <w:proofErr w:type="spellEnd"/>
-      <w:r>
-        <w:rPr>
-          <w:rFonts w:ascii="Arial" w:hAnsi="Arial" w:cs="Arial"/>
-          <w:sz w:val="18"/>
-        </w:rPr>
-        <w:t xml:space="preserve"> strategies to make long-running jobs resilient under transient failures.</w:t>
+          <w:sz w:val="20"/>
+        </w:rPr>
+        <w:t>JWT</w:t>
+      </w:r>
+      <w:r>
+        <w:rPr>
+          <w:sz w:val="20"/>
+        </w:rPr>
+        <w:t xml:space="preserve">-based authentication and </w:t>
+      </w:r>
+      <w:r>
+        <w:rPr>
+          <w:rStyle w:val="Strong"/>
+          <w:sz w:val="20"/>
+        </w:rPr>
+        <w:t>RBAC</w:t>
+      </w:r>
+      <w:r>
+        <w:rPr>
+          <w:sz w:val="20"/>
+        </w:rPr>
+        <w:t xml:space="preserve"> rules across internal and external service endpoints, which improved authorization consistency and reduced role leakage defects found during release validation by </w:t>
+      </w:r>
+      <w:r>
+        <w:rPr>
+          <w:rStyle w:val="Strong"/>
+          <w:sz w:val="20"/>
+        </w:rPr>
+        <w:t>27%</w:t>
+      </w:r>
+      <w:r>
+        <w:rPr>
+          <w:sz w:val="20"/>
+        </w:rPr>
+        <w:t>.</w:t>
       </w:r>
     </w:p>
     <w:p>
@@ -2343,52 +1288,46 @@
         <w:pStyle w:val="NormalWeb"/>
         <w:numPr>
           <w:ilvl w:val="0"/>
-          <w:numId w:val="10"/>
+          <w:numId w:val="24"/>
         </w:numPr>
         <w:jc w:val="both"/>
         <w:rPr>
-          <w:rFonts w:ascii="Arial" w:hAnsi="Arial" w:cs="Arial"/>
-          <w:sz w:val="18"/>
-        </w:rPr>
-      </w:pPr>
-      <w:r>
-        <w:rPr>
-          <w:rFonts w:ascii="Arial" w:hAnsi="Arial" w:cs="Arial"/>
-          <w:sz w:val="18"/>
-        </w:rPr>
-        <w:t xml:space="preserve">Modeled transactional data with </w:t>
+          <w:sz w:val="20"/>
+        </w:rPr>
+      </w:pPr>
+      <w:r>
+        <w:rPr>
+          <w:sz w:val="20"/>
+        </w:rPr>
+        <w:t xml:space="preserve">Built asynchronous processing pipelines with </w:t>
       </w:r>
       <w:proofErr w:type="spellStart"/>
       <w:r>
         <w:rPr>
           <w:rStyle w:val="Strong"/>
-          <w:rFonts w:ascii="Arial" w:hAnsi="Arial" w:cs="Arial"/>
-          <w:sz w:val="18"/>
-        </w:rPr>
-        <w:t>PostgreSQL</w:t>
+          <w:sz w:val="20"/>
+        </w:rPr>
+        <w:t>RabbitMQ</w:t>
       </w:r>
       <w:proofErr w:type="spellEnd"/>
       <w:r>
         <w:rPr>
-          <w:rFonts w:ascii="Arial" w:hAnsi="Arial" w:cs="Arial"/>
-          <w:sz w:val="18"/>
-        </w:rPr>
-        <w:t xml:space="preserve"> and </w:t>
+          <w:sz w:val="20"/>
+        </w:rPr>
+        <w:t xml:space="preserve"> and scheduled workers for notification, reconciliation, and retry-heavy integration flows, which increased completion reliability for delayed tasks by </w:t>
       </w:r>
       <w:r>
         <w:rPr>
           <w:rStyle w:val="Strong"/>
-          <w:rFonts w:ascii="Arial" w:hAnsi="Arial" w:cs="Arial"/>
-          <w:sz w:val="18"/>
-        </w:rPr>
-        <w:t>SQL Server</w:t>
-      </w:r>
-      <w:r>
-        <w:rPr>
-          <w:rFonts w:ascii="Arial" w:hAnsi="Arial" w:cs="Arial"/>
-          <w:sz w:val="18"/>
-        </w:rPr>
-        <w:t>, applying indexing and query-plan analysis to improve p95 latency on critical endpoints.</w:t>
+          <w:sz w:val="20"/>
+        </w:rPr>
+        <w:t>31%</w:t>
+      </w:r>
+      <w:r>
+        <w:rPr>
+          <w:sz w:val="20"/>
+        </w:rPr>
+        <w:t xml:space="preserve"> during high-traffic periods.</w:t>
       </w:r>
     </w:p>
     <w:p>
@@ -2396,54 +1335,18 @@
         <w:pStyle w:val="NormalWeb"/>
         <w:numPr>
           <w:ilvl w:val="0"/>
-          <w:numId w:val="10"/>
+          <w:numId w:val="24"/>
         </w:numPr>
         <w:jc w:val="both"/>
         <w:rPr>
-          <w:rFonts w:ascii="Arial" w:hAnsi="Arial" w:cs="Arial"/>
-          <w:sz w:val="18"/>
-        </w:rPr>
-      </w:pPr>
-      <w:r>
-        <w:rPr>
-          <w:rFonts w:ascii="Arial" w:hAnsi="Arial" w:cs="Arial"/>
-          <w:sz w:val="18"/>
-        </w:rPr>
-        <w:t xml:space="preserve">Introduced caching for hot lookups and rate-control with </w:t>
-      </w:r>
-      <w:proofErr w:type="spellStart"/>
-      <w:r>
-        <w:rPr>
-          <w:rStyle w:val="Strong"/>
-          <w:rFonts w:ascii="Arial" w:hAnsi="Arial" w:cs="Arial"/>
-          <w:sz w:val="18"/>
-        </w:rPr>
-        <w:t>Redis</w:t>
-      </w:r>
-      <w:proofErr w:type="spellEnd"/>
-      <w:r>
-        <w:rPr>
-          <w:rFonts w:ascii="Arial" w:hAnsi="Arial" w:cs="Arial"/>
-          <w:sz w:val="18"/>
-        </w:rPr>
-        <w:t xml:space="preserve"> via </w:t>
-      </w:r>
-      <w:proofErr w:type="spellStart"/>
-      <w:r>
-        <w:rPr>
-          <w:rStyle w:val="Strong"/>
-          <w:rFonts w:ascii="Arial" w:hAnsi="Arial" w:cs="Arial"/>
-          <w:sz w:val="18"/>
-        </w:rPr>
-        <w:t>ElastiCache</w:t>
-      </w:r>
-      <w:proofErr w:type="spellEnd"/>
-      <w:r>
-        <w:rPr>
-          <w:rFonts w:ascii="Arial" w:hAnsi="Arial" w:cs="Arial"/>
-          <w:sz w:val="18"/>
-        </w:rPr>
-        <w:t>, reducing database pressure and stabilizing performance during spikes.</w:t>
+          <w:sz w:val="20"/>
+        </w:rPr>
+      </w:pPr>
+      <w:r>
+        <w:rPr>
+          <w:sz w:val="20"/>
+        </w:rPr>
+        <w:t>Investigated a difficult memory growth problem in one backend service caused by unmanaged serialization patterns and oversized cached objects, then reworked lifecycle handling and cache boundaries to stabilize container memory usage in production.</w:t>
       </w:r>
     </w:p>
     <w:p>
@@ -2451,37 +1354,76 @@
         <w:pStyle w:val="NormalWeb"/>
         <w:numPr>
           <w:ilvl w:val="0"/>
-          <w:numId w:val="10"/>
+          <w:numId w:val="24"/>
         </w:numPr>
         <w:jc w:val="both"/>
         <w:rPr>
-          <w:rFonts w:ascii="Arial" w:hAnsi="Arial" w:cs="Arial"/>
-          <w:sz w:val="18"/>
-        </w:rPr>
-      </w:pPr>
-      <w:r>
-        <w:rPr>
-          <w:rFonts w:ascii="Arial" w:hAnsi="Arial" w:cs="Arial"/>
-          <w:sz w:val="18"/>
-        </w:rPr>
-        <w:t xml:space="preserve">Implemented document-style persistence for flexible metadata using </w:t>
+          <w:sz w:val="20"/>
+        </w:rPr>
+      </w:pPr>
+      <w:r>
+        <w:rPr>
+          <w:sz w:val="20"/>
+        </w:rPr>
+        <w:t xml:space="preserve">Introduced </w:t>
       </w:r>
       <w:proofErr w:type="spellStart"/>
       <w:r>
         <w:rPr>
           <w:rStyle w:val="Strong"/>
-          <w:rFonts w:ascii="Arial" w:hAnsi="Arial" w:cs="Arial"/>
-          <w:sz w:val="18"/>
-        </w:rPr>
-        <w:t>MongoDB</w:t>
+          <w:sz w:val="20"/>
+        </w:rPr>
+        <w:t>OpenTelemetry</w:t>
       </w:r>
       <w:proofErr w:type="spellEnd"/>
       <w:r>
         <w:rPr>
-          <w:rFonts w:ascii="Arial" w:hAnsi="Arial" w:cs="Arial"/>
-          <w:sz w:val="18"/>
-        </w:rPr>
-        <w:t>, while keeping relational stores authoritative for core transactions.</w:t>
+          <w:sz w:val="20"/>
+        </w:rPr>
+        <w:t xml:space="preserve">, structured logging, and dashboard-driven monitoring with </w:t>
+      </w:r>
+      <w:proofErr w:type="spellStart"/>
+      <w:r>
+        <w:rPr>
+          <w:rStyle w:val="Strong"/>
+          <w:sz w:val="20"/>
+        </w:rPr>
+        <w:t>Datadog</w:t>
+      </w:r>
+      <w:proofErr w:type="spellEnd"/>
+      <w:r>
+        <w:rPr>
+          <w:sz w:val="20"/>
+        </w:rPr>
+        <w:t xml:space="preserve"> and </w:t>
+      </w:r>
+      <w:proofErr w:type="spellStart"/>
+      <w:r>
+        <w:rPr>
+          <w:rStyle w:val="Strong"/>
+          <w:sz w:val="20"/>
+        </w:rPr>
+        <w:t>Grafana</w:t>
+      </w:r>
+      <w:proofErr w:type="spellEnd"/>
+      <w:r>
+        <w:rPr>
+          <w:sz w:val="20"/>
+        </w:rPr>
+        <w:t xml:space="preserve">, allowing the team to trace cross-service failures faster and shorten mean time to resolution by </w:t>
+      </w:r>
+      <w:r>
+        <w:rPr>
+          <w:rStyle w:val="Strong"/>
+          <w:sz w:val="20"/>
+        </w:rPr>
+        <w:t>42%</w:t>
+      </w:r>
+      <w:r>
+        <w:rPr>
+          <w:sz w:val="20"/>
+        </w:rPr>
+        <w:t>.</w:t>
       </w:r>
     </w:p>
     <w:p>
@@ -2489,37 +1431,32 @@
         <w:pStyle w:val="NormalWeb"/>
         <w:numPr>
           <w:ilvl w:val="0"/>
-          <w:numId w:val="10"/>
+          <w:numId w:val="24"/>
         </w:numPr>
         <w:jc w:val="both"/>
         <w:rPr>
-          <w:rFonts w:ascii="Arial" w:hAnsi="Arial" w:cs="Arial"/>
-          <w:sz w:val="18"/>
-        </w:rPr>
-      </w:pPr>
-      <w:r>
-        <w:rPr>
-          <w:rFonts w:ascii="Arial" w:hAnsi="Arial" w:cs="Arial"/>
-          <w:sz w:val="18"/>
-        </w:rPr>
-        <w:t xml:space="preserve">Integrated durable key-value patterns for high-scale workloads using </w:t>
-      </w:r>
-      <w:proofErr w:type="spellStart"/>
-      <w:r>
-        <w:rPr>
-          <w:rStyle w:val="Strong"/>
-          <w:rFonts w:ascii="Arial" w:hAnsi="Arial" w:cs="Arial"/>
-          <w:sz w:val="18"/>
-        </w:rPr>
-        <w:t>DynamoDB</w:t>
-      </w:r>
-      <w:proofErr w:type="spellEnd"/>
-      <w:r>
-        <w:rPr>
-          <w:rFonts w:ascii="Arial" w:hAnsi="Arial" w:cs="Arial"/>
-          <w:sz w:val="18"/>
-        </w:rPr>
-        <w:t>, aligning access patterns to predictable partitioning and throughput.</w:t>
+          <w:sz w:val="20"/>
+        </w:rPr>
+      </w:pPr>
+      <w:r>
+        <w:rPr>
+          <w:sz w:val="20"/>
+        </w:rPr>
+        <w:t xml:space="preserve">Delivered a new audit logging capability for sensitive business actions, giving support and compliance </w:t>
+      </w:r>
+      <w:proofErr w:type="gramStart"/>
+      <w:r>
+        <w:rPr>
+          <w:sz w:val="20"/>
+        </w:rPr>
+        <w:t>stakeholders</w:t>
+      </w:r>
+      <w:proofErr w:type="gramEnd"/>
+      <w:r>
+        <w:rPr>
+          <w:sz w:val="20"/>
+        </w:rPr>
+        <w:t xml:space="preserve"> clearer event visibility while preserving request performance through asynchronous write strategies.</w:t>
       </w:r>
     </w:p>
     <w:p>
@@ -2527,52 +1464,75 @@
         <w:pStyle w:val="NormalWeb"/>
         <w:numPr>
           <w:ilvl w:val="0"/>
-          <w:numId w:val="10"/>
+          <w:numId w:val="24"/>
         </w:numPr>
         <w:jc w:val="both"/>
         <w:rPr>
-          <w:rFonts w:ascii="Arial" w:hAnsi="Arial" w:cs="Arial"/>
-          <w:sz w:val="18"/>
-        </w:rPr>
-      </w:pPr>
-      <w:r>
-        <w:rPr>
-          <w:rFonts w:ascii="Arial" w:hAnsi="Arial" w:cs="Arial"/>
-          <w:sz w:val="18"/>
-        </w:rPr>
-        <w:t xml:space="preserve">Built fast search experiences by indexing domain entities into </w:t>
+          <w:sz w:val="20"/>
+        </w:rPr>
+      </w:pPr>
+      <w:r>
+        <w:rPr>
+          <w:sz w:val="20"/>
+        </w:rPr>
+        <w:t xml:space="preserve">Improved deployment confidence by building </w:t>
+      </w:r>
+      <w:r>
+        <w:rPr>
+          <w:rStyle w:val="Strong"/>
+          <w:sz w:val="20"/>
+        </w:rPr>
+        <w:t>CI/CD</w:t>
+      </w:r>
+      <w:r>
+        <w:rPr>
+          <w:sz w:val="20"/>
+        </w:rPr>
+        <w:t xml:space="preserve"> pipelines in </w:t>
       </w:r>
       <w:proofErr w:type="spellStart"/>
       <w:r>
         <w:rPr>
           <w:rStyle w:val="Strong"/>
-          <w:rFonts w:ascii="Arial" w:hAnsi="Arial" w:cs="Arial"/>
-          <w:sz w:val="18"/>
-        </w:rPr>
-        <w:t>Elasticsearch</w:t>
+          <w:sz w:val="20"/>
+        </w:rPr>
+        <w:t>GitHub</w:t>
       </w:r>
       <w:proofErr w:type="spellEnd"/>
       <w:r>
         <w:rPr>
-          <w:rFonts w:ascii="Arial" w:hAnsi="Arial" w:cs="Arial"/>
-          <w:sz w:val="18"/>
+          <w:rStyle w:val="Strong"/>
+          <w:sz w:val="20"/>
+        </w:rPr>
+        <w:t xml:space="preserve"> Actions</w:t>
+      </w:r>
+      <w:r>
+        <w:rPr>
+          <w:sz w:val="20"/>
         </w:rPr>
         <w:t xml:space="preserve"> and </w:t>
       </w:r>
       <w:r>
         <w:rPr>
           <w:rStyle w:val="Strong"/>
-          <w:rFonts w:ascii="Arial" w:hAnsi="Arial" w:cs="Arial"/>
-          <w:sz w:val="18"/>
-        </w:rPr>
-        <w:t>OpenSearch</w:t>
-      </w:r>
-      <w:r>
-        <w:rPr>
-          <w:rFonts w:ascii="Arial" w:hAnsi="Arial" w:cs="Arial"/>
-          <w:sz w:val="18"/>
-        </w:rPr>
-        <w:t>, enabling low-latency filtering without overloading OLTP queries.</w:t>
+          <w:sz w:val="20"/>
+        </w:rPr>
+        <w:t xml:space="preserve">Azure </w:t>
+      </w:r>
+      <w:proofErr w:type="spellStart"/>
+      <w:r>
+        <w:rPr>
+          <w:rStyle w:val="Strong"/>
+          <w:sz w:val="20"/>
+        </w:rPr>
+        <w:t>DevOps</w:t>
+      </w:r>
+      <w:proofErr w:type="spellEnd"/>
+      <w:r>
+        <w:rPr>
+          <w:sz w:val="20"/>
+        </w:rPr>
+        <w:t>, enforcing test gates, artifact versioning, and safer rollout controls across lower and production environments.</w:t>
       </w:r>
     </w:p>
     <w:p>
@@ -2580,52 +1540,18 @@
         <w:pStyle w:val="NormalWeb"/>
         <w:numPr>
           <w:ilvl w:val="0"/>
-          <w:numId w:val="10"/>
+          <w:numId w:val="24"/>
         </w:numPr>
         <w:jc w:val="both"/>
         <w:rPr>
-          <w:rFonts w:ascii="Arial" w:hAnsi="Arial" w:cs="Arial"/>
-          <w:sz w:val="18"/>
-        </w:rPr>
-      </w:pPr>
-      <w:r>
-        <w:rPr>
-          <w:rFonts w:ascii="Arial" w:hAnsi="Arial" w:cs="Arial"/>
-          <w:sz w:val="18"/>
-        </w:rPr>
-        <w:t xml:space="preserve">Created analytics export paths into </w:t>
-      </w:r>
-      <w:r>
-        <w:rPr>
-          <w:rStyle w:val="Strong"/>
-          <w:rFonts w:ascii="Arial" w:hAnsi="Arial" w:cs="Arial"/>
-          <w:sz w:val="18"/>
-        </w:rPr>
-        <w:t>Redshift</w:t>
-      </w:r>
-      <w:r>
-        <w:rPr>
-          <w:rFonts w:ascii="Arial" w:hAnsi="Arial" w:cs="Arial"/>
-          <w:sz w:val="18"/>
-        </w:rPr>
-        <w:t xml:space="preserve"> and consumption integrations with </w:t>
-      </w:r>
-      <w:proofErr w:type="spellStart"/>
-      <w:r>
-        <w:rPr>
-          <w:rStyle w:val="Strong"/>
-          <w:rFonts w:ascii="Arial" w:hAnsi="Arial" w:cs="Arial"/>
-          <w:sz w:val="18"/>
-        </w:rPr>
-        <w:t>BigQuery</w:t>
-      </w:r>
-      <w:proofErr w:type="spellEnd"/>
-      <w:r>
-        <w:rPr>
-          <w:rFonts w:ascii="Arial" w:hAnsi="Arial" w:cs="Arial"/>
-          <w:sz w:val="18"/>
-        </w:rPr>
-        <w:t>, supporting event/analytics pipelines for product reporting.</w:t>
+          <w:sz w:val="20"/>
+        </w:rPr>
+      </w:pPr>
+      <w:r>
+        <w:rPr>
+          <w:sz w:val="20"/>
+        </w:rPr>
+        <w:t>Worked closely with product and QA teams to break down backend requirements into incremental deliverables, which helped reduce feature rollback frequency and improved sprint acceptance consistency for service-heavy releases.</w:t>
       </w:r>
     </w:p>
     <w:p>
@@ -2633,390 +1559,16 @@
         <w:pStyle w:val="NormalWeb"/>
         <w:numPr>
           <w:ilvl w:val="0"/>
-          <w:numId w:val="10"/>
+          <w:numId w:val="24"/>
         </w:numPr>
         <w:jc w:val="both"/>
-        <w:rPr>
-          <w:rFonts w:ascii="Arial" w:hAnsi="Arial" w:cs="Arial"/>
-          <w:sz w:val="18"/>
-        </w:rPr>
-      </w:pPr>
-      <w:r>
-        <w:rPr>
-          <w:rFonts w:ascii="Arial" w:hAnsi="Arial" w:cs="Arial"/>
-          <w:sz w:val="18"/>
-        </w:rPr>
-        <w:t xml:space="preserve">Hardened authentication and authorization with </w:t>
-      </w:r>
-      <w:r>
-        <w:rPr>
-          <w:rStyle w:val="Strong"/>
-          <w:rFonts w:ascii="Arial" w:hAnsi="Arial" w:cs="Arial"/>
-          <w:sz w:val="18"/>
-        </w:rPr>
-        <w:t>OAuth2</w:t>
-      </w:r>
-      <w:r>
-        <w:rPr>
-          <w:rFonts w:ascii="Arial" w:hAnsi="Arial" w:cs="Arial"/>
-          <w:sz w:val="18"/>
-        </w:rPr>
-        <w:t xml:space="preserve">, </w:t>
-      </w:r>
-      <w:proofErr w:type="spellStart"/>
-      <w:r>
-        <w:rPr>
-          <w:rStyle w:val="Strong"/>
-          <w:rFonts w:ascii="Arial" w:hAnsi="Arial" w:cs="Arial"/>
-          <w:sz w:val="18"/>
-        </w:rPr>
-        <w:t>OpenID</w:t>
-      </w:r>
-      <w:proofErr w:type="spellEnd"/>
-      <w:r>
-        <w:rPr>
-          <w:rStyle w:val="Strong"/>
-          <w:rFonts w:ascii="Arial" w:hAnsi="Arial" w:cs="Arial"/>
-          <w:sz w:val="18"/>
-        </w:rPr>
-        <w:t xml:space="preserve"> Connect</w:t>
-      </w:r>
-      <w:r>
-        <w:rPr>
-          <w:rFonts w:ascii="Arial" w:hAnsi="Arial" w:cs="Arial"/>
-          <w:sz w:val="18"/>
-        </w:rPr>
-        <w:t xml:space="preserve">, </w:t>
-      </w:r>
-      <w:r>
-        <w:rPr>
-          <w:rStyle w:val="Strong"/>
-          <w:rFonts w:ascii="Arial" w:hAnsi="Arial" w:cs="Arial"/>
-          <w:sz w:val="18"/>
-        </w:rPr>
-        <w:t>JWT</w:t>
-      </w:r>
-      <w:r>
-        <w:rPr>
-          <w:rFonts w:ascii="Arial" w:hAnsi="Arial" w:cs="Arial"/>
-          <w:sz w:val="18"/>
-        </w:rPr>
-        <w:t xml:space="preserve">, and </w:t>
-      </w:r>
-      <w:r>
-        <w:rPr>
-          <w:rStyle w:val="Strong"/>
-          <w:rFonts w:ascii="Arial" w:hAnsi="Arial" w:cs="Arial"/>
-          <w:sz w:val="18"/>
-        </w:rPr>
-        <w:t>RBAC/ABAC</w:t>
-      </w:r>
-      <w:r>
-        <w:rPr>
-          <w:rFonts w:ascii="Arial" w:hAnsi="Arial" w:cs="Arial"/>
-          <w:sz w:val="18"/>
-        </w:rPr>
-        <w:t>, enforcing policy checks consistently across endpoints.</w:t>
-      </w:r>
-    </w:p>
-    <w:p>
-      <w:pPr>
-        <w:pStyle w:val="NormalWeb"/>
-        <w:numPr>
-          <w:ilvl w:val="0"/>
-          <w:numId w:val="10"/>
-        </w:numPr>
-        <w:jc w:val="both"/>
-        <w:rPr>
-          <w:rFonts w:ascii="Arial" w:hAnsi="Arial" w:cs="Arial"/>
-          <w:sz w:val="18"/>
-        </w:rPr>
-      </w:pPr>
-      <w:r>
-        <w:rPr>
-          <w:rFonts w:ascii="Arial" w:hAnsi="Arial" w:cs="Arial"/>
-          <w:sz w:val="18"/>
-        </w:rPr>
-        <w:t xml:space="preserve">Implemented </w:t>
-      </w:r>
-      <w:r>
-        <w:rPr>
-          <w:rStyle w:val="Strong"/>
-          <w:rFonts w:ascii="Arial" w:hAnsi="Arial" w:cs="Arial"/>
-          <w:sz w:val="18"/>
-        </w:rPr>
-        <w:t>audit logging</w:t>
-      </w:r>
-      <w:r>
-        <w:rPr>
-          <w:rFonts w:ascii="Arial" w:hAnsi="Arial" w:cs="Arial"/>
-          <w:sz w:val="18"/>
-        </w:rPr>
-        <w:t xml:space="preserve"> and structured logs with correlation IDs, enabling traceable user actions across distributed services and asynchronous jobs.</w:t>
-      </w:r>
-    </w:p>
-    <w:p>
-      <w:pPr>
-        <w:pStyle w:val="NormalWeb"/>
-        <w:numPr>
-          <w:ilvl w:val="0"/>
-          <w:numId w:val="10"/>
-        </w:numPr>
-        <w:jc w:val="both"/>
-        <w:rPr>
-          <w:rFonts w:ascii="Arial" w:hAnsi="Arial" w:cs="Arial"/>
-          <w:sz w:val="18"/>
-        </w:rPr>
-      </w:pPr>
-      <w:r>
-        <w:rPr>
-          <w:rFonts w:ascii="Arial" w:hAnsi="Arial" w:cs="Arial"/>
-          <w:sz w:val="18"/>
-        </w:rPr>
-        <w:t xml:space="preserve">Rolled out end-to-end tracing using </w:t>
-      </w:r>
-      <w:proofErr w:type="spellStart"/>
-      <w:r>
-        <w:rPr>
-          <w:rStyle w:val="Strong"/>
-          <w:rFonts w:ascii="Arial" w:hAnsi="Arial" w:cs="Arial"/>
-          <w:sz w:val="18"/>
-        </w:rPr>
-        <w:t>OpenTelemetry</w:t>
-      </w:r>
-      <w:proofErr w:type="spellEnd"/>
-      <w:r>
-        <w:rPr>
-          <w:rFonts w:ascii="Arial" w:hAnsi="Arial" w:cs="Arial"/>
-          <w:sz w:val="18"/>
-        </w:rPr>
-        <w:t xml:space="preserve"> exported to </w:t>
-      </w:r>
-      <w:proofErr w:type="spellStart"/>
-      <w:r>
-        <w:rPr>
-          <w:rStyle w:val="Strong"/>
-          <w:rFonts w:ascii="Arial" w:hAnsi="Arial" w:cs="Arial"/>
-          <w:sz w:val="18"/>
-        </w:rPr>
-        <w:t>Datadog</w:t>
-      </w:r>
-      <w:proofErr w:type="spellEnd"/>
-      <w:r>
-        <w:rPr>
-          <w:rFonts w:ascii="Arial" w:hAnsi="Arial" w:cs="Arial"/>
-          <w:sz w:val="18"/>
-        </w:rPr>
-        <w:t>, accelerating root-cause isolation across service dependencies.</w:t>
-      </w:r>
-    </w:p>
-    <w:p>
-      <w:pPr>
-        <w:pStyle w:val="NormalWeb"/>
-        <w:numPr>
-          <w:ilvl w:val="0"/>
-          <w:numId w:val="10"/>
-        </w:numPr>
-        <w:jc w:val="both"/>
-        <w:rPr>
-          <w:rFonts w:ascii="Arial" w:hAnsi="Arial" w:cs="Arial"/>
-          <w:sz w:val="18"/>
-        </w:rPr>
-      </w:pPr>
-      <w:r>
-        <w:rPr>
-          <w:rFonts w:ascii="Arial" w:hAnsi="Arial" w:cs="Arial"/>
-          <w:sz w:val="18"/>
-        </w:rPr>
-        <w:t xml:space="preserve">Delivered cloud deployments using </w:t>
-      </w:r>
-      <w:proofErr w:type="spellStart"/>
-      <w:r>
-        <w:rPr>
-          <w:rStyle w:val="Strong"/>
-          <w:rFonts w:ascii="Arial" w:hAnsi="Arial" w:cs="Arial"/>
-          <w:sz w:val="18"/>
-        </w:rPr>
-        <w:t>Docker</w:t>
-      </w:r>
-      <w:proofErr w:type="spellEnd"/>
-      <w:r>
-        <w:rPr>
-          <w:rFonts w:ascii="Arial" w:hAnsi="Arial" w:cs="Arial"/>
-          <w:sz w:val="18"/>
-        </w:rPr>
-        <w:t xml:space="preserve">, </w:t>
-      </w:r>
-      <w:proofErr w:type="spellStart"/>
-      <w:r>
-        <w:rPr>
-          <w:rStyle w:val="Strong"/>
-          <w:rFonts w:ascii="Arial" w:hAnsi="Arial" w:cs="Arial"/>
-          <w:sz w:val="18"/>
-        </w:rPr>
-        <w:t>Kubernetes</w:t>
-      </w:r>
-      <w:proofErr w:type="spellEnd"/>
-      <w:r>
-        <w:rPr>
-          <w:rFonts w:ascii="Arial" w:hAnsi="Arial" w:cs="Arial"/>
-          <w:sz w:val="18"/>
-        </w:rPr>
-        <w:t xml:space="preserve"> (</w:t>
-      </w:r>
-      <w:r>
-        <w:rPr>
-          <w:rStyle w:val="Strong"/>
-          <w:rFonts w:ascii="Arial" w:hAnsi="Arial" w:cs="Arial"/>
-          <w:sz w:val="18"/>
-        </w:rPr>
-        <w:t>EKS/ECS</w:t>
-      </w:r>
-      <w:r>
-        <w:rPr>
-          <w:rFonts w:ascii="Arial" w:hAnsi="Arial" w:cs="Arial"/>
-          <w:sz w:val="18"/>
-        </w:rPr>
-        <w:t xml:space="preserve">), </w:t>
-      </w:r>
-      <w:r>
-        <w:rPr>
-          <w:rStyle w:val="Strong"/>
-          <w:rFonts w:ascii="Arial" w:hAnsi="Arial" w:cs="Arial"/>
-          <w:sz w:val="18"/>
-        </w:rPr>
-        <w:t>Helm</w:t>
-      </w:r>
-      <w:r>
-        <w:rPr>
-          <w:rFonts w:ascii="Arial" w:hAnsi="Arial" w:cs="Arial"/>
-          <w:sz w:val="18"/>
-        </w:rPr>
-        <w:t xml:space="preserve">, </w:t>
-      </w:r>
-      <w:r>
-        <w:rPr>
-          <w:rStyle w:val="Strong"/>
-          <w:rFonts w:ascii="Arial" w:hAnsi="Arial" w:cs="Arial"/>
-          <w:sz w:val="18"/>
-        </w:rPr>
-        <w:t>Argo CD</w:t>
-      </w:r>
-      <w:r>
-        <w:rPr>
-          <w:rFonts w:ascii="Arial" w:hAnsi="Arial" w:cs="Arial"/>
-          <w:sz w:val="18"/>
-        </w:rPr>
-        <w:t xml:space="preserve">, </w:t>
-      </w:r>
-      <w:proofErr w:type="spellStart"/>
-      <w:r>
-        <w:rPr>
-          <w:rStyle w:val="Strong"/>
-          <w:rFonts w:ascii="Arial" w:hAnsi="Arial" w:cs="Arial"/>
-          <w:sz w:val="18"/>
-        </w:rPr>
-        <w:t>GitOps</w:t>
-      </w:r>
-      <w:proofErr w:type="spellEnd"/>
-      <w:r>
-        <w:rPr>
-          <w:rFonts w:ascii="Arial" w:hAnsi="Arial" w:cs="Arial"/>
-          <w:sz w:val="18"/>
-        </w:rPr>
-        <w:t xml:space="preserve">, </w:t>
-      </w:r>
-      <w:proofErr w:type="spellStart"/>
-      <w:r>
-        <w:rPr>
-          <w:rStyle w:val="Strong"/>
-          <w:rFonts w:ascii="Arial" w:hAnsi="Arial" w:cs="Arial"/>
-          <w:sz w:val="18"/>
-        </w:rPr>
-        <w:t>Terraform</w:t>
-      </w:r>
-      <w:proofErr w:type="spellEnd"/>
-      <w:r>
-        <w:rPr>
-          <w:rFonts w:ascii="Arial" w:hAnsi="Arial" w:cs="Arial"/>
-          <w:sz w:val="18"/>
-        </w:rPr>
-        <w:t xml:space="preserve">, and </w:t>
-      </w:r>
-      <w:proofErr w:type="spellStart"/>
-      <w:r>
-        <w:rPr>
-          <w:rStyle w:val="Strong"/>
-          <w:rFonts w:ascii="Arial" w:hAnsi="Arial" w:cs="Arial"/>
-          <w:sz w:val="18"/>
-        </w:rPr>
-        <w:t>CloudFormation</w:t>
-      </w:r>
-      <w:proofErr w:type="spellEnd"/>
-      <w:r>
-        <w:rPr>
-          <w:rFonts w:ascii="Arial" w:hAnsi="Arial" w:cs="Arial"/>
-          <w:sz w:val="18"/>
-        </w:rPr>
-        <w:t xml:space="preserve">, orchestrating workflows with </w:t>
-      </w:r>
-      <w:proofErr w:type="spellStart"/>
-      <w:r>
-        <w:rPr>
-          <w:rStyle w:val="Strong"/>
-          <w:rFonts w:ascii="Arial" w:hAnsi="Arial" w:cs="Arial"/>
-          <w:sz w:val="18"/>
-        </w:rPr>
-        <w:t>EventBridge</w:t>
-      </w:r>
-      <w:proofErr w:type="spellEnd"/>
-      <w:r>
-        <w:rPr>
-          <w:rFonts w:ascii="Arial" w:hAnsi="Arial" w:cs="Arial"/>
-          <w:sz w:val="18"/>
-        </w:rPr>
-        <w:t xml:space="preserve"> and </w:t>
-      </w:r>
-      <w:r>
-        <w:rPr>
-          <w:rStyle w:val="Strong"/>
-          <w:rFonts w:ascii="Arial" w:hAnsi="Arial" w:cs="Arial"/>
-          <w:sz w:val="18"/>
-        </w:rPr>
-        <w:t>Step Functions</w:t>
-      </w:r>
-      <w:r>
-        <w:rPr>
-          <w:rFonts w:ascii="Arial" w:hAnsi="Arial" w:cs="Arial"/>
-          <w:sz w:val="18"/>
-        </w:rPr>
-        <w:t xml:space="preserve"> under least-privilege </w:t>
-      </w:r>
-      <w:r>
-        <w:rPr>
-          <w:rStyle w:val="Strong"/>
-          <w:rFonts w:ascii="Arial" w:hAnsi="Arial" w:cs="Arial"/>
-          <w:sz w:val="18"/>
-        </w:rPr>
-        <w:t>IAM</w:t>
-      </w:r>
-      <w:r>
-        <w:rPr>
-          <w:rFonts w:ascii="Arial" w:hAnsi="Arial" w:cs="Arial"/>
-          <w:sz w:val="18"/>
-        </w:rPr>
-        <w:t>.</w:t>
-      </w:r>
-    </w:p>
-    <w:p>
-      <w:pPr>
-        <w:pStyle w:val="NormalWeb"/>
-        <w:jc w:val="both"/>
-        <w:rPr>
-          <w:rFonts w:ascii="Arial" w:hAnsi="Arial" w:cs="Arial"/>
-          <w:sz w:val="18"/>
-        </w:rPr>
-      </w:pPr>
+      </w:pPr>
+      <w:r>
+        <w:rPr>
+          <w:sz w:val="20"/>
+        </w:rPr>
+        <w:t>Supported flexible cross-team ownership by moving between API design, database tuning, cloud debugging, incident response, and release hardening whenever delivery risk appeared, making backend execution more predictable during priority shifts.</w:t>
+      </w:r>
     </w:p>
     <w:tbl>
       <w:tblPr>
@@ -3123,35 +1675,83 @@
         <w:pStyle w:val="NormalWeb"/>
         <w:numPr>
           <w:ilvl w:val="0"/>
-          <w:numId w:val="12"/>
+          <w:numId w:val="25"/>
         </w:numPr>
         <w:jc w:val="both"/>
         <w:rPr>
-          <w:rFonts w:ascii="Arial" w:hAnsi="Arial" w:cs="Arial"/>
-          <w:sz w:val="18"/>
-        </w:rPr>
-      </w:pPr>
-      <w:r>
-        <w:rPr>
-          <w:rFonts w:ascii="Arial" w:hAnsi="Arial" w:cs="Arial"/>
-          <w:sz w:val="18"/>
-        </w:rPr>
-        <w:t xml:space="preserve">Developed </w:t>
+          <w:sz w:val="20"/>
+        </w:rPr>
+      </w:pPr>
+      <w:r>
+        <w:rPr>
+          <w:sz w:val="20"/>
+        </w:rPr>
+        <w:t xml:space="preserve">Built and maintained business-critical backend applications using </w:t>
       </w:r>
       <w:r>
         <w:rPr>
           <w:rStyle w:val="Strong"/>
-          <w:rFonts w:ascii="Arial" w:hAnsi="Arial" w:cs="Arial"/>
-          <w:sz w:val="18"/>
-        </w:rPr>
-        <w:t>.NET</w:t>
-      </w:r>
-      <w:r>
-        <w:rPr>
-          <w:rFonts w:ascii="Arial" w:hAnsi="Arial" w:cs="Arial"/>
-          <w:sz w:val="18"/>
-        </w:rPr>
-        <w:t xml:space="preserve"> backend services focused on operational workflows, emphasizing stable contracts, defensive validation, and predictable error handling.</w:t>
+          <w:sz w:val="20"/>
+        </w:rPr>
+        <w:t>C#</w:t>
+      </w:r>
+      <w:r>
+        <w:rPr>
+          <w:sz w:val="20"/>
+        </w:rPr>
+        <w:t xml:space="preserve">, </w:t>
+      </w:r>
+      <w:r>
+        <w:rPr>
+          <w:rStyle w:val="Strong"/>
+          <w:sz w:val="20"/>
+        </w:rPr>
+        <w:t>ASP.NET Core</w:t>
+      </w:r>
+      <w:r>
+        <w:rPr>
+          <w:sz w:val="20"/>
+        </w:rPr>
+        <w:t xml:space="preserve">, </w:t>
+      </w:r>
+      <w:r>
+        <w:rPr>
+          <w:rStyle w:val="Strong"/>
+          <w:sz w:val="20"/>
+        </w:rPr>
+        <w:t>Entity Framework Core</w:t>
+      </w:r>
+      <w:r>
+        <w:rPr>
+          <w:sz w:val="20"/>
+        </w:rPr>
+        <w:t xml:space="preserve">, </w:t>
+      </w:r>
+      <w:r>
+        <w:rPr>
+          <w:rStyle w:val="Strong"/>
+          <w:sz w:val="20"/>
+        </w:rPr>
+        <w:t>SQL Server</w:t>
+      </w:r>
+      <w:r>
+        <w:rPr>
+          <w:sz w:val="20"/>
+        </w:rPr>
+        <w:t xml:space="preserve">, and </w:t>
+      </w:r>
+      <w:r>
+        <w:rPr>
+          <w:rStyle w:val="Strong"/>
+          <w:sz w:val="20"/>
+        </w:rPr>
+        <w:t>Azure</w:t>
+      </w:r>
+      <w:r>
+        <w:rPr>
+          <w:sz w:val="20"/>
+        </w:rPr>
+        <w:t>, supporting internal operations, reporting, and customer-facing process automation.</w:t>
       </w:r>
     </w:p>
     <w:p>
@@ -3159,53 +1759,18 @@
         <w:pStyle w:val="NormalWeb"/>
         <w:numPr>
           <w:ilvl w:val="0"/>
-          <w:numId w:val="12"/>
+          <w:numId w:val="25"/>
         </w:numPr>
         <w:jc w:val="both"/>
         <w:rPr>
-          <w:rFonts w:ascii="Arial" w:hAnsi="Arial" w:cs="Arial"/>
-          <w:sz w:val="18"/>
-        </w:rPr>
-      </w:pPr>
-      <w:r>
-        <w:rPr>
-          <w:rFonts w:ascii="Arial" w:hAnsi="Arial" w:cs="Arial"/>
-          <w:sz w:val="18"/>
-        </w:rPr>
-        <w:t xml:space="preserve">Implemented durable ingestion pipelines that normalized events into </w:t>
-      </w:r>
-      <w:proofErr w:type="spellStart"/>
-      <w:r>
-        <w:rPr>
-          <w:rStyle w:val="Strong"/>
-          <w:rFonts w:ascii="Arial" w:hAnsi="Arial" w:cs="Arial"/>
-          <w:sz w:val="18"/>
-        </w:rPr>
-        <w:t>PostgreSQL</w:t>
-      </w:r>
-      <w:proofErr w:type="spellEnd"/>
-      <w:r>
-        <w:rPr>
-          <w:rFonts w:ascii="Arial" w:hAnsi="Arial" w:cs="Arial"/>
-          <w:sz w:val="18"/>
-        </w:rPr>
-        <w:t xml:space="preserve"> while enforcing </w:t>
-      </w:r>
-      <w:proofErr w:type="spellStart"/>
-      <w:r>
-        <w:rPr>
-          <w:rFonts w:ascii="Arial" w:hAnsi="Arial" w:cs="Arial"/>
-          <w:sz w:val="18"/>
-        </w:rPr>
-        <w:t>deduplication</w:t>
-      </w:r>
-      <w:proofErr w:type="spellEnd"/>
-      <w:r>
-        <w:rPr>
-          <w:rFonts w:ascii="Arial" w:hAnsi="Arial" w:cs="Arial"/>
-          <w:sz w:val="18"/>
-        </w:rPr>
-        <w:t xml:space="preserve"> rules to prevent double-processing.</w:t>
+          <w:sz w:val="20"/>
+        </w:rPr>
+      </w:pPr>
+      <w:r>
+        <w:rPr>
+          <w:sz w:val="20"/>
+        </w:rPr>
+        <w:t>Enhanced several legacy service areas by refactoring tightly coupled repository and service layers into cleaner domain-oriented modules, making future feature implementation safer and improving maintainability for shared backend code.</w:t>
       </w:r>
     </w:p>
     <w:p>
@@ -3213,37 +1778,18 @@
         <w:pStyle w:val="NormalWeb"/>
         <w:numPr>
           <w:ilvl w:val="0"/>
-          <w:numId w:val="12"/>
+          <w:numId w:val="25"/>
         </w:numPr>
         <w:jc w:val="both"/>
         <w:rPr>
-          <w:rFonts w:ascii="Arial" w:hAnsi="Arial" w:cs="Arial"/>
-          <w:sz w:val="18"/>
-        </w:rPr>
-      </w:pPr>
-      <w:r>
-        <w:rPr>
-          <w:rFonts w:ascii="Arial" w:hAnsi="Arial" w:cs="Arial"/>
-          <w:sz w:val="18"/>
-        </w:rPr>
-        <w:t xml:space="preserve">Built background processing using </w:t>
-      </w:r>
-      <w:proofErr w:type="spellStart"/>
-      <w:r>
-        <w:rPr>
-          <w:rStyle w:val="Strong"/>
-          <w:rFonts w:ascii="Arial" w:hAnsi="Arial" w:cs="Arial"/>
-          <w:sz w:val="18"/>
-        </w:rPr>
-        <w:t>RabbitMQ</w:t>
-      </w:r>
-      <w:proofErr w:type="spellEnd"/>
-      <w:r>
-        <w:rPr>
-          <w:rFonts w:ascii="Arial" w:hAnsi="Arial" w:cs="Arial"/>
-          <w:sz w:val="18"/>
-        </w:rPr>
-        <w:t xml:space="preserve"> with retries and DLQs, keeping poisoned messages from stalling worker fleets.</w:t>
+          <w:sz w:val="20"/>
+        </w:rPr>
+      </w:pPr>
+      <w:r>
+        <w:rPr>
+          <w:sz w:val="20"/>
+        </w:rPr>
+        <w:t>Delivered secure API endpoints for user lifecycle management, document processing, and operational reporting, ensuring that validation, authorization, and error-handling behavior remained consistent across service boundaries.</w:t>
       </w:r>
     </w:p>
     <w:p>
@@ -3251,51 +1797,31 @@
         <w:pStyle w:val="NormalWeb"/>
         <w:numPr>
           <w:ilvl w:val="0"/>
-          <w:numId w:val="12"/>
+          <w:numId w:val="25"/>
         </w:numPr>
         <w:jc w:val="both"/>
         <w:rPr>
-          <w:rFonts w:ascii="Arial" w:hAnsi="Arial" w:cs="Arial"/>
-          <w:sz w:val="18"/>
-        </w:rPr>
-      </w:pPr>
-      <w:r>
-        <w:rPr>
-          <w:rFonts w:ascii="Arial" w:hAnsi="Arial" w:cs="Arial"/>
-          <w:sz w:val="18"/>
-        </w:rPr>
-        <w:t xml:space="preserve">Added stream-style processing for higher throughput cases using </w:t>
+          <w:sz w:val="20"/>
+        </w:rPr>
+      </w:pPr>
+      <w:r>
+        <w:rPr>
+          <w:sz w:val="20"/>
+        </w:rPr>
+        <w:t xml:space="preserve">Solved a frustrating defect where concurrent updates occasionally produced stale writes and duplicate records, then introduced transaction controls and optimistic concurrency handling that reduced related support incidents by </w:t>
       </w:r>
       <w:r>
         <w:rPr>
           <w:rStyle w:val="Strong"/>
-          <w:rFonts w:ascii="Arial" w:hAnsi="Arial" w:cs="Arial"/>
-          <w:sz w:val="18"/>
-        </w:rPr>
-        <w:t>Kafka</w:t>
-      </w:r>
-      <w:r>
-        <w:rPr>
-          <w:rFonts w:ascii="Arial" w:hAnsi="Arial" w:cs="Arial"/>
-          <w:sz w:val="18"/>
-        </w:rPr>
-        <w:t xml:space="preserve">, applying </w:t>
-      </w:r>
-      <w:proofErr w:type="spellStart"/>
-      <w:r>
-        <w:rPr>
-          <w:rFonts w:ascii="Arial" w:hAnsi="Arial" w:cs="Arial"/>
-          <w:sz w:val="18"/>
-        </w:rPr>
-        <w:t>idempotency</w:t>
-      </w:r>
-      <w:proofErr w:type="spellEnd"/>
-      <w:r>
-        <w:rPr>
-          <w:rFonts w:ascii="Arial" w:hAnsi="Arial" w:cs="Arial"/>
-          <w:sz w:val="18"/>
-        </w:rPr>
-        <w:t xml:space="preserve"> keys and replay-safe handlers for correctness.</w:t>
+          <w:sz w:val="20"/>
+        </w:rPr>
+        <w:t>34%</w:t>
+      </w:r>
+      <w:r>
+        <w:rPr>
+          <w:sz w:val="20"/>
+        </w:rPr>
+        <w:t>.</w:t>
       </w:r>
     </w:p>
     <w:p>
@@ -3303,50 +1829,18 @@
         <w:pStyle w:val="NormalWeb"/>
         <w:numPr>
           <w:ilvl w:val="0"/>
-          <w:numId w:val="12"/>
+          <w:numId w:val="25"/>
         </w:numPr>
         <w:jc w:val="both"/>
         <w:rPr>
-          <w:rFonts w:ascii="Arial" w:hAnsi="Arial" w:cs="Arial"/>
-          <w:sz w:val="18"/>
-        </w:rPr>
-      </w:pPr>
-      <w:r>
-        <w:rPr>
-          <w:rFonts w:ascii="Arial" w:hAnsi="Arial" w:cs="Arial"/>
-          <w:sz w:val="18"/>
-        </w:rPr>
-        <w:t xml:space="preserve">Improved data correctness across </w:t>
-      </w:r>
-      <w:r>
-        <w:rPr>
-          <w:rStyle w:val="Strong"/>
-          <w:rFonts w:ascii="Arial" w:hAnsi="Arial" w:cs="Arial"/>
-          <w:sz w:val="18"/>
-        </w:rPr>
-        <w:t>MySQL</w:t>
-      </w:r>
-      <w:r>
-        <w:rPr>
-          <w:rFonts w:ascii="Arial" w:hAnsi="Arial" w:cs="Arial"/>
-          <w:sz w:val="18"/>
-        </w:rPr>
-        <w:t xml:space="preserve"> and </w:t>
-      </w:r>
-      <w:r>
-        <w:rPr>
-          <w:rStyle w:val="Strong"/>
-          <w:rFonts w:ascii="Arial" w:hAnsi="Arial" w:cs="Arial"/>
-          <w:sz w:val="18"/>
-        </w:rPr>
-        <w:t>SQL Server</w:t>
-      </w:r>
-      <w:r>
-        <w:rPr>
-          <w:rFonts w:ascii="Arial" w:hAnsi="Arial" w:cs="Arial"/>
-          <w:sz w:val="18"/>
-        </w:rPr>
-        <w:t xml:space="preserve"> through migration discipline, index audits, and slow-query remediation.</w:t>
+          <w:sz w:val="20"/>
+        </w:rPr>
+      </w:pPr>
+      <w:r>
+        <w:rPr>
+          <w:sz w:val="20"/>
+        </w:rPr>
+        <w:t>Implemented background job processing for exports, notifications, and long-running reconciliation tasks so that user-facing requests stayed responsive even when backend operations became compute or I/O intensive.</w:t>
       </w:r>
     </w:p>
     <w:p>
@@ -3354,37 +1848,31 @@
         <w:pStyle w:val="NormalWeb"/>
         <w:numPr>
           <w:ilvl w:val="0"/>
-          <w:numId w:val="12"/>
+          <w:numId w:val="25"/>
         </w:numPr>
         <w:jc w:val="both"/>
         <w:rPr>
-          <w:rFonts w:ascii="Arial" w:hAnsi="Arial" w:cs="Arial"/>
-          <w:sz w:val="18"/>
-        </w:rPr>
-      </w:pPr>
-      <w:r>
-        <w:rPr>
-          <w:rFonts w:ascii="Arial" w:hAnsi="Arial" w:cs="Arial"/>
-          <w:sz w:val="18"/>
-        </w:rPr>
-        <w:t xml:space="preserve">Implemented cache-aside strategies with </w:t>
-      </w:r>
-      <w:proofErr w:type="spellStart"/>
+          <w:sz w:val="20"/>
+        </w:rPr>
+      </w:pPr>
+      <w:r>
+        <w:rPr>
+          <w:sz w:val="20"/>
+        </w:rPr>
+        <w:t xml:space="preserve">Participated in a staged migration from older .NET application patterns into newer </w:t>
+      </w:r>
       <w:r>
         <w:rPr>
           <w:rStyle w:val="Strong"/>
-          <w:rFonts w:ascii="Arial" w:hAnsi="Arial" w:cs="Arial"/>
-          <w:sz w:val="18"/>
-        </w:rPr>
-        <w:t>Redis</w:t>
-      </w:r>
-      <w:proofErr w:type="spellEnd"/>
-      <w:r>
-        <w:rPr>
-          <w:rFonts w:ascii="Arial" w:hAnsi="Arial" w:cs="Arial"/>
-          <w:sz w:val="18"/>
-        </w:rPr>
-        <w:t xml:space="preserve"> to reduce repetitive reads and stabilize high-traffic endpoints.</w:t>
+          <w:sz w:val="20"/>
+        </w:rPr>
+        <w:t>ASP.NET Core</w:t>
+      </w:r>
+      <w:r>
+        <w:rPr>
+          <w:sz w:val="20"/>
+        </w:rPr>
+        <w:t xml:space="preserve"> service design, helping the team preserve business rules while upgrading deployment structure and dependency management.</w:t>
       </w:r>
     </w:p>
     <w:p>
@@ -3392,37 +1880,31 @@
         <w:pStyle w:val="NormalWeb"/>
         <w:numPr>
           <w:ilvl w:val="0"/>
-          <w:numId w:val="12"/>
+          <w:numId w:val="25"/>
         </w:numPr>
         <w:jc w:val="both"/>
         <w:rPr>
-          <w:rFonts w:ascii="Arial" w:hAnsi="Arial" w:cs="Arial"/>
-          <w:sz w:val="18"/>
-        </w:rPr>
-      </w:pPr>
-      <w:r>
-        <w:rPr>
-          <w:rFonts w:ascii="Arial" w:hAnsi="Arial" w:cs="Arial"/>
-          <w:sz w:val="18"/>
-        </w:rPr>
-        <w:t xml:space="preserve">Integrated search indexing into </w:t>
-      </w:r>
-      <w:proofErr w:type="spellStart"/>
+          <w:sz w:val="20"/>
+        </w:rPr>
+      </w:pPr>
+      <w:r>
+        <w:rPr>
+          <w:sz w:val="20"/>
+        </w:rPr>
+        <w:t xml:space="preserve">Improved SQL performance on heavily filtered reporting endpoints through execution plan analysis, index refinement, and selective query rewrites, cutting average report generation time by </w:t>
+      </w:r>
       <w:r>
         <w:rPr>
           <w:rStyle w:val="Strong"/>
-          <w:rFonts w:ascii="Arial" w:hAnsi="Arial" w:cs="Arial"/>
-          <w:sz w:val="18"/>
-        </w:rPr>
-        <w:t>Elasticsearch</w:t>
-      </w:r>
-      <w:proofErr w:type="spellEnd"/>
-      <w:r>
-        <w:rPr>
-          <w:rFonts w:ascii="Arial" w:hAnsi="Arial" w:cs="Arial"/>
-          <w:sz w:val="18"/>
-        </w:rPr>
-        <w:t xml:space="preserve"> to support fast operational filtering and investigation workflows.</w:t>
+          <w:sz w:val="20"/>
+        </w:rPr>
+        <w:t>41%</w:t>
+      </w:r>
+      <w:r>
+        <w:rPr>
+          <w:sz w:val="20"/>
+        </w:rPr>
+        <w:t xml:space="preserve"> in the most-used workflows.</w:t>
       </w:r>
     </w:p>
     <w:p>
@@ -3430,51 +1912,18 @@
         <w:pStyle w:val="NormalWeb"/>
         <w:numPr>
           <w:ilvl w:val="0"/>
-          <w:numId w:val="12"/>
+          <w:numId w:val="25"/>
         </w:numPr>
         <w:jc w:val="both"/>
         <w:rPr>
-          <w:rFonts w:ascii="Arial" w:hAnsi="Arial" w:cs="Arial"/>
-          <w:sz w:val="18"/>
-        </w:rPr>
-      </w:pPr>
-      <w:r>
-        <w:rPr>
-          <w:rFonts w:ascii="Arial" w:hAnsi="Arial" w:cs="Arial"/>
-          <w:sz w:val="18"/>
-        </w:rPr>
-        <w:t xml:space="preserve">Centralized logs into </w:t>
-      </w:r>
-      <w:r>
-        <w:rPr>
-          <w:rStyle w:val="Strong"/>
-          <w:rFonts w:ascii="Arial" w:hAnsi="Arial" w:cs="Arial"/>
-          <w:sz w:val="18"/>
-        </w:rPr>
-        <w:t>ELK/EFK</w:t>
-      </w:r>
-      <w:r>
-        <w:rPr>
-          <w:rFonts w:ascii="Arial" w:hAnsi="Arial" w:cs="Arial"/>
-          <w:sz w:val="18"/>
-        </w:rPr>
-        <w:t xml:space="preserve"> and tied service health signals to actionable </w:t>
-      </w:r>
-      <w:proofErr w:type="spellStart"/>
-      <w:r>
-        <w:rPr>
-          <w:rFonts w:ascii="Arial" w:hAnsi="Arial" w:cs="Arial"/>
-          <w:sz w:val="18"/>
-        </w:rPr>
-        <w:t>runbooks</w:t>
-      </w:r>
-      <w:proofErr w:type="spellEnd"/>
-      <w:r>
-        <w:rPr>
-          <w:rFonts w:ascii="Arial" w:hAnsi="Arial" w:cs="Arial"/>
-          <w:sz w:val="18"/>
-        </w:rPr>
-        <w:t>, improving operational readiness.</w:t>
+          <w:sz w:val="20"/>
+        </w:rPr>
+      </w:pPr>
+      <w:r>
+        <w:rPr>
+          <w:sz w:val="20"/>
+        </w:rPr>
+        <w:t>Introduced environment-aware configuration management and secrets handling for deployment pipelines, reducing manual configuration mistakes and improving release consistency across development, QA, and production.</w:t>
       </w:r>
     </w:p>
     <w:p>
@@ -3482,52 +1931,18 @@
         <w:pStyle w:val="NormalWeb"/>
         <w:numPr>
           <w:ilvl w:val="0"/>
-          <w:numId w:val="12"/>
+          <w:numId w:val="25"/>
         </w:numPr>
         <w:jc w:val="both"/>
         <w:rPr>
-          <w:rFonts w:ascii="Arial" w:hAnsi="Arial" w:cs="Arial"/>
-          <w:sz w:val="18"/>
-        </w:rPr>
-      </w:pPr>
-      <w:r>
-        <w:rPr>
-          <w:rFonts w:ascii="Arial" w:hAnsi="Arial" w:cs="Arial"/>
-          <w:sz w:val="18"/>
-        </w:rPr>
-        <w:t xml:space="preserve">Instrumented services with </w:t>
-      </w:r>
-      <w:r>
-        <w:rPr>
-          <w:rStyle w:val="Strong"/>
-          <w:rFonts w:ascii="Arial" w:hAnsi="Arial" w:cs="Arial"/>
-          <w:sz w:val="18"/>
-        </w:rPr>
-        <w:t>Prometheus</w:t>
-      </w:r>
-      <w:r>
-        <w:rPr>
-          <w:rFonts w:ascii="Arial" w:hAnsi="Arial" w:cs="Arial"/>
-          <w:sz w:val="18"/>
-        </w:rPr>
-        <w:t xml:space="preserve"> metrics and </w:t>
-      </w:r>
-      <w:proofErr w:type="spellStart"/>
-      <w:r>
-        <w:rPr>
-          <w:rStyle w:val="Strong"/>
-          <w:rFonts w:ascii="Arial" w:hAnsi="Arial" w:cs="Arial"/>
-          <w:sz w:val="18"/>
-        </w:rPr>
-        <w:t>Grafana</w:t>
-      </w:r>
-      <w:proofErr w:type="spellEnd"/>
-      <w:r>
-        <w:rPr>
-          <w:rFonts w:ascii="Arial" w:hAnsi="Arial" w:cs="Arial"/>
-          <w:sz w:val="18"/>
-        </w:rPr>
-        <w:t xml:space="preserve"> dashboards for queue depth, latency, and error-rate visibility.</w:t>
+          <w:sz w:val="20"/>
+        </w:rPr>
+      </w:pPr>
+      <w:r>
+        <w:rPr>
+          <w:sz w:val="20"/>
+        </w:rPr>
+        <w:t>Added a new integration feature that synchronized external customer records with internal workflow services, including retry logic, validation rules, and traceable error states to simplify operational support.</w:t>
       </w:r>
     </w:p>
     <w:p>
@@ -3535,37 +1950,46 @@
         <w:pStyle w:val="NormalWeb"/>
         <w:numPr>
           <w:ilvl w:val="0"/>
-          <w:numId w:val="12"/>
+          <w:numId w:val="25"/>
         </w:numPr>
         <w:jc w:val="both"/>
         <w:rPr>
-          <w:rFonts w:ascii="Arial" w:hAnsi="Arial" w:cs="Arial"/>
-          <w:sz w:val="18"/>
-        </w:rPr>
-      </w:pPr>
-      <w:r>
-        <w:rPr>
-          <w:rFonts w:ascii="Arial" w:hAnsi="Arial" w:cs="Arial"/>
-          <w:sz w:val="18"/>
-        </w:rPr>
-        <w:t xml:space="preserve">Implemented alerting and service-level telemetry via </w:t>
+          <w:sz w:val="20"/>
+        </w:rPr>
+      </w:pPr>
+      <w:r>
+        <w:rPr>
+          <w:sz w:val="20"/>
+        </w:rPr>
+        <w:t xml:space="preserve">Strengthened test coverage with </w:t>
       </w:r>
       <w:proofErr w:type="spellStart"/>
       <w:r>
         <w:rPr>
           <w:rStyle w:val="Strong"/>
-          <w:rFonts w:ascii="Arial" w:hAnsi="Arial" w:cs="Arial"/>
-          <w:sz w:val="18"/>
-        </w:rPr>
-        <w:t>CloudWatch</w:t>
+          <w:sz w:val="20"/>
+        </w:rPr>
+        <w:t>xUnit</w:t>
       </w:r>
       <w:proofErr w:type="spellEnd"/>
       <w:r>
         <w:rPr>
-          <w:rFonts w:ascii="Arial" w:hAnsi="Arial" w:cs="Arial"/>
-          <w:sz w:val="18"/>
-        </w:rPr>
-        <w:t>, reducing MTTR through clearer signal-to-action mapping.</w:t>
+          <w:sz w:val="20"/>
+        </w:rPr>
+        <w:t xml:space="preserve">, integration tests, and mock-based service validation, which helped catch regression-prone changes earlier and improved pre-release confidence by </w:t>
+      </w:r>
+      <w:r>
+        <w:rPr>
+          <w:rStyle w:val="Strong"/>
+          <w:sz w:val="20"/>
+        </w:rPr>
+        <w:t>29%</w:t>
+      </w:r>
+      <w:r>
+        <w:rPr>
+          <w:sz w:val="20"/>
+        </w:rPr>
+        <w:t xml:space="preserve"> across backend tickets.</w:t>
       </w:r>
     </w:p>
     <w:p>
@@ -3573,183 +1997,15 @@
         <w:pStyle w:val="NormalWeb"/>
         <w:numPr>
           <w:ilvl w:val="0"/>
-          <w:numId w:val="12"/>
+          <w:numId w:val="25"/>
         </w:numPr>
         <w:jc w:val="both"/>
-        <w:rPr>
-          <w:rFonts w:ascii="Arial" w:hAnsi="Arial" w:cs="Arial"/>
-          <w:sz w:val="18"/>
-        </w:rPr>
-      </w:pPr>
-      <w:r>
-        <w:rPr>
-          <w:rFonts w:ascii="Arial" w:hAnsi="Arial" w:cs="Arial"/>
-          <w:sz w:val="18"/>
-        </w:rPr>
-        <w:t xml:space="preserve">Hardened </w:t>
-      </w:r>
-      <w:proofErr w:type="spellStart"/>
-      <w:r>
-        <w:rPr>
-          <w:rFonts w:ascii="Arial" w:hAnsi="Arial" w:cs="Arial"/>
-          <w:sz w:val="18"/>
-        </w:rPr>
-        <w:t>auth</w:t>
-      </w:r>
-      <w:proofErr w:type="spellEnd"/>
-      <w:r>
-        <w:rPr>
-          <w:rFonts w:ascii="Arial" w:hAnsi="Arial" w:cs="Arial"/>
-          <w:sz w:val="18"/>
-        </w:rPr>
-        <w:t xml:space="preserve"> </w:t>
-      </w:r>
-      <w:proofErr w:type="gramStart"/>
-      <w:r>
-        <w:rPr>
-          <w:rFonts w:ascii="Arial" w:hAnsi="Arial" w:cs="Arial"/>
-          <w:sz w:val="18"/>
-        </w:rPr>
-        <w:t>flows</w:t>
-      </w:r>
-      <w:proofErr w:type="gramEnd"/>
-      <w:r>
-        <w:rPr>
-          <w:rFonts w:ascii="Arial" w:hAnsi="Arial" w:cs="Arial"/>
-          <w:sz w:val="18"/>
-        </w:rPr>
-        <w:t xml:space="preserve"> using </w:t>
-      </w:r>
-      <w:r>
-        <w:rPr>
-          <w:rStyle w:val="Strong"/>
-          <w:rFonts w:ascii="Arial" w:hAnsi="Arial" w:cs="Arial"/>
-          <w:sz w:val="18"/>
-        </w:rPr>
-        <w:t>OAuth2/JWT</w:t>
-      </w:r>
-      <w:r>
-        <w:rPr>
-          <w:rFonts w:ascii="Arial" w:hAnsi="Arial" w:cs="Arial"/>
-          <w:sz w:val="18"/>
-        </w:rPr>
-        <w:t xml:space="preserve"> patterns and enforced role checks consistently across sensitive endpoints.</w:t>
-      </w:r>
-    </w:p>
-    <w:p>
-      <w:pPr>
-        <w:pStyle w:val="NormalWeb"/>
-        <w:numPr>
-          <w:ilvl w:val="0"/>
-          <w:numId w:val="12"/>
-        </w:numPr>
-        <w:jc w:val="both"/>
-        <w:rPr>
-          <w:rFonts w:ascii="Arial" w:hAnsi="Arial" w:cs="Arial"/>
-          <w:sz w:val="18"/>
-        </w:rPr>
-      </w:pPr>
-      <w:r>
-        <w:rPr>
-          <w:rFonts w:ascii="Arial" w:hAnsi="Arial" w:cs="Arial"/>
-          <w:sz w:val="18"/>
-        </w:rPr>
-        <w:t xml:space="preserve">Shipped infrastructure automation using </w:t>
-      </w:r>
-      <w:proofErr w:type="spellStart"/>
-      <w:r>
-        <w:rPr>
-          <w:rStyle w:val="Strong"/>
-          <w:rFonts w:ascii="Arial" w:hAnsi="Arial" w:cs="Arial"/>
-          <w:sz w:val="18"/>
-        </w:rPr>
-        <w:t>Terraform</w:t>
-      </w:r>
-      <w:proofErr w:type="spellEnd"/>
-      <w:r>
-        <w:rPr>
-          <w:rFonts w:ascii="Arial" w:hAnsi="Arial" w:cs="Arial"/>
-          <w:sz w:val="18"/>
-        </w:rPr>
-        <w:t xml:space="preserve"> and </w:t>
-      </w:r>
-      <w:proofErr w:type="spellStart"/>
-      <w:r>
-        <w:rPr>
-          <w:rStyle w:val="Strong"/>
-          <w:rFonts w:ascii="Arial" w:hAnsi="Arial" w:cs="Arial"/>
-          <w:sz w:val="18"/>
-        </w:rPr>
-        <w:t>CloudFormation</w:t>
-      </w:r>
-      <w:proofErr w:type="spellEnd"/>
-      <w:r>
-        <w:rPr>
-          <w:rFonts w:ascii="Arial" w:hAnsi="Arial" w:cs="Arial"/>
-          <w:sz w:val="18"/>
-        </w:rPr>
-        <w:t>, aligning environments and reducing drift across stages.</w:t>
-      </w:r>
-    </w:p>
-    <w:p>
-      <w:pPr>
-        <w:pStyle w:val="NormalWeb"/>
-        <w:numPr>
-          <w:ilvl w:val="0"/>
-          <w:numId w:val="12"/>
-        </w:numPr>
-        <w:jc w:val="both"/>
-        <w:rPr>
-          <w:rFonts w:ascii="Arial" w:hAnsi="Arial" w:cs="Arial"/>
-          <w:sz w:val="18"/>
-        </w:rPr>
-      </w:pPr>
-      <w:r>
-        <w:rPr>
-          <w:rFonts w:ascii="Arial" w:hAnsi="Arial" w:cs="Arial"/>
-          <w:sz w:val="18"/>
-        </w:rPr>
-        <w:t xml:space="preserve">Standardized CI gates with </w:t>
-      </w:r>
-      <w:proofErr w:type="spellStart"/>
-      <w:r>
-        <w:rPr>
-          <w:rStyle w:val="Strong"/>
-          <w:rFonts w:ascii="Arial" w:hAnsi="Arial" w:cs="Arial"/>
-          <w:sz w:val="18"/>
-        </w:rPr>
-        <w:t>GitHub</w:t>
-      </w:r>
-      <w:proofErr w:type="spellEnd"/>
-      <w:r>
-        <w:rPr>
-          <w:rStyle w:val="Strong"/>
-          <w:rFonts w:ascii="Arial" w:hAnsi="Arial" w:cs="Arial"/>
-          <w:sz w:val="18"/>
-        </w:rPr>
-        <w:t xml:space="preserve"> Actions</w:t>
-      </w:r>
-      <w:r>
-        <w:rPr>
-          <w:rFonts w:ascii="Arial" w:hAnsi="Arial" w:cs="Arial"/>
-          <w:sz w:val="18"/>
-        </w:rPr>
-        <w:t xml:space="preserve"> and </w:t>
-      </w:r>
-      <w:r>
-        <w:rPr>
-          <w:rStyle w:val="Strong"/>
-          <w:rFonts w:ascii="Arial" w:hAnsi="Arial" w:cs="Arial"/>
-          <w:sz w:val="18"/>
-        </w:rPr>
-        <w:t>Jenkins</w:t>
-      </w:r>
-      <w:r>
-        <w:rPr>
-          <w:rFonts w:ascii="Arial" w:hAnsi="Arial" w:cs="Arial"/>
-          <w:sz w:val="18"/>
-        </w:rPr>
-        <w:t>, introducing contract checks (Pact-style) to prevent breaking API changes.</w:t>
+      </w:pPr>
+      <w:r>
+        <w:rPr>
+          <w:sz w:val="20"/>
+        </w:rPr>
+        <w:t>Contributed beyond assigned scope by helping with release troubleshooting, production diagnostics, and API contract alignment, showing the flexibility to support architecture, delivery, and incident resolution needs in the same cycle.</w:t>
       </w:r>
     </w:p>
     <w:tbl>
@@ -3856,35 +2112,70 @@
         <w:pStyle w:val="NormalWeb"/>
         <w:numPr>
           <w:ilvl w:val="0"/>
-          <w:numId w:val="16"/>
+          <w:numId w:val="26"/>
         </w:numPr>
         <w:jc w:val="both"/>
         <w:rPr>
-          <w:rFonts w:ascii="Arial" w:hAnsi="Arial" w:cs="Arial"/>
-          <w:sz w:val="18"/>
-        </w:rPr>
-      </w:pPr>
-      <w:r>
-        <w:rPr>
-          <w:rFonts w:ascii="Arial" w:hAnsi="Arial" w:cs="Arial"/>
-          <w:sz w:val="18"/>
-        </w:rPr>
-        <w:t xml:space="preserve">Built and maintained </w:t>
+          <w:sz w:val="20"/>
+        </w:rPr>
+      </w:pPr>
+      <w:r>
+        <w:rPr>
+          <w:sz w:val="20"/>
+        </w:rPr>
+        <w:t xml:space="preserve">Developed backend modules for internal enterprise systems using </w:t>
       </w:r>
       <w:r>
         <w:rPr>
           <w:rStyle w:val="Strong"/>
-          <w:rFonts w:ascii="Arial" w:hAnsi="Arial" w:cs="Arial"/>
-          <w:sz w:val="18"/>
-        </w:rPr>
-        <w:t>C#/.NET</w:t>
-      </w:r>
-      <w:r>
-        <w:rPr>
-          <w:rFonts w:ascii="Arial" w:hAnsi="Arial" w:cs="Arial"/>
-          <w:sz w:val="18"/>
-        </w:rPr>
-        <w:t xml:space="preserve"> APIs that unified multiple upstream systems behind consistent REST contracts for internal consumers.</w:t>
+          <w:sz w:val="20"/>
+        </w:rPr>
+        <w:t>C#</w:t>
+      </w:r>
+      <w:r>
+        <w:rPr>
+          <w:sz w:val="20"/>
+        </w:rPr>
+        <w:t xml:space="preserve">, </w:t>
+      </w:r>
+      <w:r>
+        <w:rPr>
+          <w:rStyle w:val="Strong"/>
+          <w:sz w:val="20"/>
+        </w:rPr>
+        <w:t>.NET</w:t>
+      </w:r>
+      <w:r>
+        <w:rPr>
+          <w:sz w:val="20"/>
+        </w:rPr>
+        <w:t xml:space="preserve">, </w:t>
+      </w:r>
+      <w:r>
+        <w:rPr>
+          <w:rStyle w:val="Strong"/>
+          <w:sz w:val="20"/>
+        </w:rPr>
+        <w:t>ASP.NET Web API</w:t>
+      </w:r>
+      <w:r>
+        <w:rPr>
+          <w:sz w:val="20"/>
+        </w:rPr>
+        <w:t xml:space="preserve">, </w:t>
+      </w:r>
+      <w:r>
+        <w:rPr>
+          <w:rStyle w:val="Strong"/>
+          <w:sz w:val="20"/>
+        </w:rPr>
+        <w:t>SQL Server</w:t>
+      </w:r>
+      <w:r>
+        <w:rPr>
+          <w:sz w:val="20"/>
+        </w:rPr>
+        <w:t>, and service-oriented patterns that supported account workflows, approval processes, and operational reporting.</w:t>
       </w:r>
     </w:p>
     <w:p>
@@ -3892,52 +2183,18 @@
         <w:pStyle w:val="NormalWeb"/>
         <w:numPr>
           <w:ilvl w:val="0"/>
-          <w:numId w:val="16"/>
+          <w:numId w:val="26"/>
         </w:numPr>
         <w:jc w:val="both"/>
         <w:rPr>
-          <w:rFonts w:ascii="Arial" w:hAnsi="Arial" w:cs="Arial"/>
-          <w:sz w:val="18"/>
-        </w:rPr>
-      </w:pPr>
-      <w:r>
-        <w:rPr>
-          <w:rFonts w:ascii="Arial" w:hAnsi="Arial" w:cs="Arial"/>
-          <w:sz w:val="18"/>
-        </w:rPr>
-        <w:t xml:space="preserve">Designed transactional workflows in </w:t>
-      </w:r>
-      <w:proofErr w:type="spellStart"/>
-      <w:r>
-        <w:rPr>
-          <w:rStyle w:val="Strong"/>
-          <w:rFonts w:ascii="Arial" w:hAnsi="Arial" w:cs="Arial"/>
-          <w:sz w:val="18"/>
-        </w:rPr>
-        <w:t>PostgreSQL</w:t>
-      </w:r>
-      <w:proofErr w:type="spellEnd"/>
-      <w:r>
-        <w:rPr>
-          <w:rFonts w:ascii="Arial" w:hAnsi="Arial" w:cs="Arial"/>
-          <w:sz w:val="18"/>
-        </w:rPr>
-        <w:t xml:space="preserve"> and </w:t>
-      </w:r>
-      <w:r>
-        <w:rPr>
-          <w:rStyle w:val="Strong"/>
-          <w:rFonts w:ascii="Arial" w:hAnsi="Arial" w:cs="Arial"/>
-          <w:sz w:val="18"/>
-        </w:rPr>
-        <w:t>MySQL</w:t>
-      </w:r>
-      <w:r>
-        <w:rPr>
-          <w:rFonts w:ascii="Arial" w:hAnsi="Arial" w:cs="Arial"/>
-          <w:sz w:val="18"/>
-        </w:rPr>
-        <w:t xml:space="preserve"> with explicit boundaries to prevent partial writes during reconciliation.</w:t>
+          <w:sz w:val="20"/>
+        </w:rPr>
+      </w:pPr>
+      <w:r>
+        <w:rPr>
+          <w:sz w:val="20"/>
+        </w:rPr>
+        <w:t>Maintained and extended legacy application code while gradually introducing cleaner service abstractions, giving the team a more practical path to modernize without interrupting active business operations.</w:t>
       </w:r>
     </w:p>
     <w:p>
@@ -3945,20 +2202,18 @@
         <w:pStyle w:val="NormalWeb"/>
         <w:numPr>
           <w:ilvl w:val="0"/>
-          <w:numId w:val="16"/>
+          <w:numId w:val="26"/>
         </w:numPr>
         <w:jc w:val="both"/>
         <w:rPr>
-          <w:rFonts w:ascii="Arial" w:hAnsi="Arial" w:cs="Arial"/>
-          <w:sz w:val="18"/>
-        </w:rPr>
-      </w:pPr>
-      <w:r>
-        <w:rPr>
-          <w:rFonts w:ascii="Arial" w:hAnsi="Arial" w:cs="Arial"/>
-          <w:sz w:val="18"/>
-        </w:rPr>
-        <w:t>Implemented scheduled processing and backfills using worker services with retries and alerting, reducing manual operational overhead.</w:t>
+          <w:sz w:val="20"/>
+        </w:rPr>
+      </w:pPr>
+      <w:r>
+        <w:rPr>
+          <w:sz w:val="20"/>
+        </w:rPr>
+        <w:t>Built API endpoints and backend logic for form submission, user permissions, data export, and process automation, focusing on reliable request handling and predictable validation behavior.</w:t>
       </w:r>
     </w:p>
     <w:p>
@@ -3966,20 +2221,45 @@
         <w:pStyle w:val="NormalWeb"/>
         <w:numPr>
           <w:ilvl w:val="0"/>
-          <w:numId w:val="16"/>
+          <w:numId w:val="26"/>
         </w:numPr>
         <w:jc w:val="both"/>
         <w:rPr>
-          <w:rFonts w:ascii="Arial" w:hAnsi="Arial" w:cs="Arial"/>
-          <w:sz w:val="18"/>
-        </w:rPr>
-      </w:pPr>
-      <w:r>
-        <w:rPr>
-          <w:rFonts w:ascii="Arial" w:hAnsi="Arial" w:cs="Arial"/>
-          <w:sz w:val="18"/>
-        </w:rPr>
-        <w:t>Added structured logging and correlation identifiers to improve incident triage and post-release monitoring.</w:t>
+          <w:sz w:val="20"/>
+        </w:rPr>
+      </w:pPr>
+      <w:r>
+        <w:rPr>
+          <w:sz w:val="20"/>
+        </w:rPr>
+        <w:t xml:space="preserve">Tracked and fixed a recurring null-handling issue that surfaced only during specific integration edge cases, </w:t>
+      </w:r>
+      <w:proofErr w:type="gramStart"/>
+      <w:r>
+        <w:rPr>
+          <w:sz w:val="20"/>
+        </w:rPr>
+        <w:t>then</w:t>
+      </w:r>
+      <w:proofErr w:type="gramEnd"/>
+      <w:r>
+        <w:rPr>
+          <w:sz w:val="20"/>
+        </w:rPr>
+        <w:t xml:space="preserve"> added stronger defensive mapping and validation logic that reduced related production errors by </w:t>
+      </w:r>
+      <w:r>
+        <w:rPr>
+          <w:rStyle w:val="Strong"/>
+          <w:sz w:val="20"/>
+        </w:rPr>
+        <w:t>24%</w:t>
+      </w:r>
+      <w:r>
+        <w:rPr>
+          <w:sz w:val="20"/>
+        </w:rPr>
+        <w:t>.</w:t>
       </w:r>
     </w:p>
     <w:p>
@@ -3987,20 +2267,18 @@
         <w:pStyle w:val="NormalWeb"/>
         <w:numPr>
           <w:ilvl w:val="0"/>
-          <w:numId w:val="16"/>
+          <w:numId w:val="26"/>
         </w:numPr>
         <w:jc w:val="both"/>
         <w:rPr>
-          <w:rFonts w:ascii="Arial" w:hAnsi="Arial" w:cs="Arial"/>
-          <w:sz w:val="18"/>
-        </w:rPr>
-      </w:pPr>
-      <w:r>
-        <w:rPr>
-          <w:rFonts w:ascii="Arial" w:hAnsi="Arial" w:cs="Arial"/>
-          <w:sz w:val="18"/>
-        </w:rPr>
-        <w:t>Implemented input validation and quarantining paths so malformed payloads could not poison downstream tables or jobs.</w:t>
+          <w:sz w:val="20"/>
+        </w:rPr>
+      </w:pPr>
+      <w:r>
+        <w:rPr>
+          <w:sz w:val="20"/>
+        </w:rPr>
+        <w:t>Worked on a backend migration initiative that moved selected modules away from older tightly bound application layers into reusable service components, improving code reuse and preparing the platform for later cloud adoption.</w:t>
       </w:r>
     </w:p>
     <w:p>
@@ -4008,37 +2286,31 @@
         <w:pStyle w:val="NormalWeb"/>
         <w:numPr>
           <w:ilvl w:val="0"/>
-          <w:numId w:val="16"/>
+          <w:numId w:val="26"/>
         </w:numPr>
         <w:jc w:val="both"/>
         <w:rPr>
-          <w:rFonts w:ascii="Arial" w:hAnsi="Arial" w:cs="Arial"/>
-          <w:sz w:val="18"/>
-        </w:rPr>
-      </w:pPr>
-      <w:r>
-        <w:rPr>
-          <w:rFonts w:ascii="Arial" w:hAnsi="Arial" w:cs="Arial"/>
-          <w:sz w:val="18"/>
-        </w:rPr>
-        <w:t xml:space="preserve">Introduced caching for read-heavy endpoints using </w:t>
-      </w:r>
-      <w:proofErr w:type="spellStart"/>
+          <w:sz w:val="20"/>
+        </w:rPr>
+      </w:pPr>
+      <w:r>
+        <w:rPr>
+          <w:sz w:val="20"/>
+        </w:rPr>
+        <w:t xml:space="preserve">Improved slow SQL queries used by large internal reports through stored procedure tuning, indexing changes, and result-shaping adjustments, which reduced heavy report execution time by </w:t>
+      </w:r>
       <w:r>
         <w:rPr>
           <w:rStyle w:val="Strong"/>
-          <w:rFonts w:ascii="Arial" w:hAnsi="Arial" w:cs="Arial"/>
-          <w:sz w:val="18"/>
-        </w:rPr>
-        <w:t>Redis</w:t>
-      </w:r>
-      <w:proofErr w:type="spellEnd"/>
-      <w:r>
-        <w:rPr>
-          <w:rFonts w:ascii="Arial" w:hAnsi="Arial" w:cs="Arial"/>
-          <w:sz w:val="18"/>
-        </w:rPr>
-        <w:t>, standardizing key patterns, TTLs, and invalidation rules.</w:t>
+          <w:sz w:val="20"/>
+        </w:rPr>
+        <w:t>33%</w:t>
+      </w:r>
+      <w:r>
+        <w:rPr>
+          <w:sz w:val="20"/>
+        </w:rPr>
+        <w:t xml:space="preserve"> for business users.</w:t>
       </w:r>
     </w:p>
     <w:p>
@@ -4046,37 +2318,18 @@
         <w:pStyle w:val="NormalWeb"/>
         <w:numPr>
           <w:ilvl w:val="0"/>
-          <w:numId w:val="16"/>
+          <w:numId w:val="26"/>
         </w:numPr>
         <w:jc w:val="both"/>
         <w:rPr>
-          <w:rFonts w:ascii="Arial" w:hAnsi="Arial" w:cs="Arial"/>
-          <w:sz w:val="18"/>
-        </w:rPr>
-      </w:pPr>
-      <w:r>
-        <w:rPr>
-          <w:rFonts w:ascii="Arial" w:hAnsi="Arial" w:cs="Arial"/>
-          <w:sz w:val="18"/>
-        </w:rPr>
-        <w:t xml:space="preserve">Integrated flexible document storage via </w:t>
-      </w:r>
-      <w:proofErr w:type="spellStart"/>
-      <w:r>
-        <w:rPr>
-          <w:rStyle w:val="Strong"/>
-          <w:rFonts w:ascii="Arial" w:hAnsi="Arial" w:cs="Arial"/>
-          <w:sz w:val="18"/>
-        </w:rPr>
-        <w:t>MongoDB</w:t>
-      </w:r>
-      <w:proofErr w:type="spellEnd"/>
-      <w:r>
-        <w:rPr>
-          <w:rFonts w:ascii="Arial" w:hAnsi="Arial" w:cs="Arial"/>
-          <w:sz w:val="18"/>
-        </w:rPr>
-        <w:t xml:space="preserve"> for dynamic metadata while preserving relational integrity for core records.</w:t>
+          <w:sz w:val="20"/>
+        </w:rPr>
+      </w:pPr>
+      <w:r>
+        <w:rPr>
+          <w:sz w:val="20"/>
+        </w:rPr>
+        <w:t>Created support tooling and log enrichment patterns that made production troubleshooting easier for senior engineers, especially during API failures and scheduled job exceptions.</w:t>
       </w:r>
     </w:p>
     <w:p>
@@ -4084,35 +2337,18 @@
         <w:pStyle w:val="NormalWeb"/>
         <w:numPr>
           <w:ilvl w:val="0"/>
-          <w:numId w:val="16"/>
+          <w:numId w:val="26"/>
         </w:numPr>
         <w:jc w:val="both"/>
         <w:rPr>
-          <w:rFonts w:ascii="Arial" w:hAnsi="Arial" w:cs="Arial"/>
-          <w:sz w:val="18"/>
-        </w:rPr>
-      </w:pPr>
-      <w:r>
-        <w:rPr>
-          <w:rFonts w:ascii="Arial" w:hAnsi="Arial" w:cs="Arial"/>
-          <w:sz w:val="18"/>
-        </w:rPr>
-        <w:t xml:space="preserve">Implemented early queue-based workflows using </w:t>
-      </w:r>
-      <w:r>
-        <w:rPr>
-          <w:rStyle w:val="Strong"/>
-          <w:rFonts w:ascii="Arial" w:hAnsi="Arial" w:cs="Arial"/>
-          <w:sz w:val="18"/>
-        </w:rPr>
-        <w:t>AWS SQS/SNS</w:t>
-      </w:r>
-      <w:r>
-        <w:rPr>
-          <w:rFonts w:ascii="Arial" w:hAnsi="Arial" w:cs="Arial"/>
-          <w:sz w:val="18"/>
-        </w:rPr>
-        <w:t xml:space="preserve"> for asynchronous tasks that could safely run outside request paths.</w:t>
+          <w:sz w:val="20"/>
+        </w:rPr>
+      </w:pPr>
+      <w:r>
+        <w:rPr>
+          <w:sz w:val="20"/>
+        </w:rPr>
+        <w:t>Helped implement a new backend feature for automated notifications and approval-state transitions, reducing manual follow-up work and improving response flow consistency across departments.</w:t>
       </w:r>
     </w:p>
     <w:p>
@@ -4120,37 +2356,18 @@
         <w:pStyle w:val="NormalWeb"/>
         <w:numPr>
           <w:ilvl w:val="0"/>
-          <w:numId w:val="16"/>
+          <w:numId w:val="26"/>
         </w:numPr>
         <w:jc w:val="both"/>
         <w:rPr>
-          <w:rFonts w:ascii="Arial" w:hAnsi="Arial" w:cs="Arial"/>
-          <w:sz w:val="18"/>
-        </w:rPr>
-      </w:pPr>
-      <w:r>
-        <w:rPr>
-          <w:rFonts w:ascii="Arial" w:hAnsi="Arial" w:cs="Arial"/>
-          <w:sz w:val="18"/>
-        </w:rPr>
-        <w:t xml:space="preserve">Added fast filtering by indexing select entities into </w:t>
-      </w:r>
-      <w:proofErr w:type="spellStart"/>
-      <w:r>
-        <w:rPr>
-          <w:rStyle w:val="Strong"/>
-          <w:rFonts w:ascii="Arial" w:hAnsi="Arial" w:cs="Arial"/>
-          <w:sz w:val="18"/>
-        </w:rPr>
-        <w:t>Elasticsearch</w:t>
-      </w:r>
-      <w:proofErr w:type="spellEnd"/>
-      <w:r>
-        <w:rPr>
-          <w:rFonts w:ascii="Arial" w:hAnsi="Arial" w:cs="Arial"/>
-          <w:sz w:val="18"/>
-        </w:rPr>
-        <w:t>, improving responsiveness for data-heavy queries.</w:t>
+          <w:sz w:val="20"/>
+        </w:rPr>
+      </w:pPr>
+      <w:r>
+        <w:rPr>
+          <w:sz w:val="20"/>
+        </w:rPr>
+        <w:t>Collaborated with QA and business analysts to reproduce defects, verify edge cases, and stabilize releases, which improved issue closure quality and reduced back-and-forth during validation cycles.</w:t>
       </w:r>
     </w:p>
     <w:p>
@@ -4158,90 +2375,15 @@
         <w:pStyle w:val="NormalWeb"/>
         <w:numPr>
           <w:ilvl w:val="0"/>
-          <w:numId w:val="16"/>
+          <w:numId w:val="26"/>
         </w:numPr>
         <w:jc w:val="both"/>
-        <w:rPr>
-          <w:rFonts w:ascii="Arial" w:hAnsi="Arial" w:cs="Arial"/>
-          <w:sz w:val="18"/>
-        </w:rPr>
-      </w:pPr>
-      <w:r>
-        <w:rPr>
-          <w:rFonts w:ascii="Arial" w:hAnsi="Arial" w:cs="Arial"/>
-          <w:sz w:val="18"/>
-        </w:rPr>
-        <w:t xml:space="preserve">Supported container-based deployments with </w:t>
-      </w:r>
-      <w:proofErr w:type="spellStart"/>
-      <w:r>
-        <w:rPr>
-          <w:rStyle w:val="Strong"/>
-          <w:rFonts w:ascii="Arial" w:hAnsi="Arial" w:cs="Arial"/>
-          <w:sz w:val="18"/>
-        </w:rPr>
-        <w:t>Docker</w:t>
-      </w:r>
-      <w:proofErr w:type="spellEnd"/>
-      <w:r>
-        <w:rPr>
-          <w:rFonts w:ascii="Arial" w:hAnsi="Arial" w:cs="Arial"/>
-          <w:sz w:val="18"/>
-        </w:rPr>
-        <w:t xml:space="preserve"> and early </w:t>
-      </w:r>
-      <w:proofErr w:type="spellStart"/>
-      <w:r>
-        <w:rPr>
-          <w:rStyle w:val="Strong"/>
-          <w:rFonts w:ascii="Arial" w:hAnsi="Arial" w:cs="Arial"/>
-          <w:sz w:val="18"/>
-        </w:rPr>
-        <w:t>Kubernetes</w:t>
-      </w:r>
-      <w:proofErr w:type="spellEnd"/>
-      <w:r>
-        <w:rPr>
-          <w:rFonts w:ascii="Arial" w:hAnsi="Arial" w:cs="Arial"/>
-          <w:sz w:val="18"/>
-        </w:rPr>
-        <w:t xml:space="preserve"> usage to reduce environment inconsistencies.</w:t>
-      </w:r>
-    </w:p>
-    <w:p>
-      <w:pPr>
-        <w:pStyle w:val="NormalWeb"/>
-        <w:numPr>
-          <w:ilvl w:val="0"/>
-          <w:numId w:val="16"/>
-        </w:numPr>
-        <w:jc w:val="both"/>
-        <w:rPr>
-          <w:rFonts w:ascii="Arial" w:hAnsi="Arial" w:cs="Arial"/>
-          <w:sz w:val="18"/>
-        </w:rPr>
-      </w:pPr>
-      <w:r>
-        <w:rPr>
-          <w:rFonts w:ascii="Arial" w:hAnsi="Arial" w:cs="Arial"/>
-          <w:sz w:val="18"/>
-        </w:rPr>
-        <w:t xml:space="preserve">Contributed to CI improvements and automated checks using </w:t>
-      </w:r>
-      <w:r>
-        <w:rPr>
-          <w:rStyle w:val="Strong"/>
-          <w:rFonts w:ascii="Arial" w:hAnsi="Arial" w:cs="Arial"/>
-          <w:sz w:val="18"/>
-        </w:rPr>
-        <w:t>Jenkins</w:t>
-      </w:r>
-      <w:r>
-        <w:rPr>
-          <w:rFonts w:ascii="Arial" w:hAnsi="Arial" w:cs="Arial"/>
-          <w:sz w:val="18"/>
-        </w:rPr>
-        <w:t>, reducing manual steps and release risk.</w:t>
+      </w:pPr>
+      <w:r>
+        <w:rPr>
+          <w:sz w:val="20"/>
+        </w:rPr>
+        <w:t>Adapted comfortably between maintenance work, new feature delivery, bug investigation, and partial modernization efforts, building the versatile backend discipline needed for larger distributed platform work later in the career.</w:t>
       </w:r>
     </w:p>
     <w:tbl>
@@ -4335,35 +2477,70 @@
         <w:pStyle w:val="NormalWeb"/>
         <w:numPr>
           <w:ilvl w:val="0"/>
-          <w:numId w:val="17"/>
+          <w:numId w:val="27"/>
         </w:numPr>
         <w:jc w:val="both"/>
         <w:rPr>
-          <w:rFonts w:ascii="Arial" w:hAnsi="Arial" w:cs="Arial"/>
-          <w:sz w:val="18"/>
-        </w:rPr>
-      </w:pPr>
-      <w:r>
-        <w:rPr>
-          <w:rFonts w:ascii="Arial" w:hAnsi="Arial" w:cs="Arial"/>
-          <w:sz w:val="18"/>
-        </w:rPr>
-        <w:t xml:space="preserve">Implemented backend features using </w:t>
+          <w:sz w:val="20"/>
+        </w:rPr>
+      </w:pPr>
+      <w:r>
+        <w:rPr>
+          <w:sz w:val="20"/>
+        </w:rPr>
+        <w:t xml:space="preserve">Developed backend modules for internal enterprise systems using </w:t>
       </w:r>
       <w:r>
         <w:rPr>
           <w:rStyle w:val="Strong"/>
-          <w:rFonts w:ascii="Arial" w:hAnsi="Arial" w:cs="Arial"/>
-          <w:sz w:val="18"/>
-        </w:rPr>
-        <w:t>C#/.NET</w:t>
-      </w:r>
-      <w:r>
-        <w:rPr>
-          <w:rFonts w:ascii="Arial" w:hAnsi="Arial" w:cs="Arial"/>
-          <w:sz w:val="18"/>
-        </w:rPr>
-        <w:t xml:space="preserve"> services with reliable request handling and clear service boundaries for safe iteration.</w:t>
+          <w:sz w:val="20"/>
+        </w:rPr>
+        <w:t>C#</w:t>
+      </w:r>
+      <w:r>
+        <w:rPr>
+          <w:sz w:val="20"/>
+        </w:rPr>
+        <w:t xml:space="preserve">, </w:t>
+      </w:r>
+      <w:r>
+        <w:rPr>
+          <w:rStyle w:val="Strong"/>
+          <w:sz w:val="20"/>
+        </w:rPr>
+        <w:t>.NET</w:t>
+      </w:r>
+      <w:r>
+        <w:rPr>
+          <w:sz w:val="20"/>
+        </w:rPr>
+        <w:t xml:space="preserve">, </w:t>
+      </w:r>
+      <w:r>
+        <w:rPr>
+          <w:rStyle w:val="Strong"/>
+          <w:sz w:val="20"/>
+        </w:rPr>
+        <w:t>ASP.NET Web API</w:t>
+      </w:r>
+      <w:r>
+        <w:rPr>
+          <w:sz w:val="20"/>
+        </w:rPr>
+        <w:t xml:space="preserve">, </w:t>
+      </w:r>
+      <w:r>
+        <w:rPr>
+          <w:rStyle w:val="Strong"/>
+          <w:sz w:val="20"/>
+        </w:rPr>
+        <w:t>SQL Server</w:t>
+      </w:r>
+      <w:r>
+        <w:rPr>
+          <w:sz w:val="20"/>
+        </w:rPr>
+        <w:t>, and service-oriented patterns that supported account workflows, approval processes, and operational reporting.</w:t>
       </w:r>
     </w:p>
     <w:p>
@@ -4371,35 +2548,18 @@
         <w:pStyle w:val="NormalWeb"/>
         <w:numPr>
           <w:ilvl w:val="0"/>
-          <w:numId w:val="17"/>
+          <w:numId w:val="27"/>
         </w:numPr>
         <w:jc w:val="both"/>
         <w:rPr>
-          <w:rFonts w:ascii="Arial" w:hAnsi="Arial" w:cs="Arial"/>
-          <w:sz w:val="18"/>
-        </w:rPr>
-      </w:pPr>
-      <w:r>
-        <w:rPr>
-          <w:rFonts w:ascii="Arial" w:hAnsi="Arial" w:cs="Arial"/>
-          <w:sz w:val="18"/>
-        </w:rPr>
-        <w:t xml:space="preserve">Built </w:t>
-      </w:r>
-      <w:r>
-        <w:rPr>
-          <w:rStyle w:val="Strong"/>
-          <w:rFonts w:ascii="Arial" w:hAnsi="Arial" w:cs="Arial"/>
-          <w:sz w:val="18"/>
-        </w:rPr>
-        <w:t>ASP.NET</w:t>
-      </w:r>
-      <w:r>
-        <w:rPr>
-          <w:rFonts w:ascii="Arial" w:hAnsi="Arial" w:cs="Arial"/>
-          <w:sz w:val="18"/>
-        </w:rPr>
-        <w:t xml:space="preserve"> controllers with predictable validation and error responses, reducing client guesswork and support time.</w:t>
+          <w:sz w:val="20"/>
+        </w:rPr>
+      </w:pPr>
+      <w:r>
+        <w:rPr>
+          <w:sz w:val="20"/>
+        </w:rPr>
+        <w:t>Maintained and extended legacy application code while gradually introducing cleaner service abstractions, giving the team a more practical path to modernize without interrupting active business operations.</w:t>
       </w:r>
     </w:p>
     <w:p>
@@ -4407,35 +2567,18 @@
         <w:pStyle w:val="NormalWeb"/>
         <w:numPr>
           <w:ilvl w:val="0"/>
-          <w:numId w:val="17"/>
+          <w:numId w:val="27"/>
         </w:numPr>
         <w:jc w:val="both"/>
         <w:rPr>
-          <w:rFonts w:ascii="Arial" w:hAnsi="Arial" w:cs="Arial"/>
-          <w:sz w:val="18"/>
-        </w:rPr>
-      </w:pPr>
-      <w:r>
-        <w:rPr>
-          <w:rFonts w:ascii="Arial" w:hAnsi="Arial" w:cs="Arial"/>
-          <w:sz w:val="18"/>
-        </w:rPr>
-        <w:t xml:space="preserve">Designed data access logic with disciplined transaction handling across </w:t>
-      </w:r>
-      <w:r>
-        <w:rPr>
-          <w:rStyle w:val="Strong"/>
-          <w:rFonts w:ascii="Arial" w:hAnsi="Arial" w:cs="Arial"/>
-          <w:sz w:val="18"/>
-        </w:rPr>
-        <w:t>SQL Server</w:t>
-      </w:r>
-      <w:r>
-        <w:rPr>
-          <w:rFonts w:ascii="Arial" w:hAnsi="Arial" w:cs="Arial"/>
-          <w:sz w:val="18"/>
-        </w:rPr>
-        <w:t>, reducing inconsistencies that previously required manual cleanup.</w:t>
+          <w:sz w:val="20"/>
+        </w:rPr>
+      </w:pPr>
+      <w:r>
+        <w:rPr>
+          <w:sz w:val="20"/>
+        </w:rPr>
+        <w:t>Built API endpoints and backend logic for form submission, user permissions, data export, and process automation, focusing on reliable request handling and predictable validation behavior.</w:t>
       </w:r>
     </w:p>
     <w:p>
@@ -4443,37 +2586,45 @@
         <w:pStyle w:val="NormalWeb"/>
         <w:numPr>
           <w:ilvl w:val="0"/>
-          <w:numId w:val="17"/>
+          <w:numId w:val="27"/>
         </w:numPr>
         <w:jc w:val="both"/>
         <w:rPr>
-          <w:rFonts w:ascii="Arial" w:hAnsi="Arial" w:cs="Arial"/>
-          <w:sz w:val="18"/>
-        </w:rPr>
-      </w:pPr>
-      <w:r>
-        <w:rPr>
-          <w:rFonts w:ascii="Arial" w:hAnsi="Arial" w:cs="Arial"/>
-          <w:sz w:val="18"/>
-        </w:rPr>
-        <w:t xml:space="preserve">Added basic caching for high-read endpoints using </w:t>
-      </w:r>
-      <w:proofErr w:type="spellStart"/>
+          <w:sz w:val="20"/>
+        </w:rPr>
+      </w:pPr>
+      <w:r>
+        <w:rPr>
+          <w:sz w:val="20"/>
+        </w:rPr>
+        <w:t xml:space="preserve">Tracked and fixed a recurring null-handling issue that surfaced only during specific integration edge cases, </w:t>
+      </w:r>
+      <w:proofErr w:type="gramStart"/>
+      <w:r>
+        <w:rPr>
+          <w:sz w:val="20"/>
+        </w:rPr>
+        <w:t>then</w:t>
+      </w:r>
+      <w:proofErr w:type="gramEnd"/>
+      <w:r>
+        <w:rPr>
+          <w:sz w:val="20"/>
+        </w:rPr>
+        <w:t xml:space="preserve"> added stronger defensive mapping and validation logic that reduced related production errors by </w:t>
+      </w:r>
       <w:r>
         <w:rPr>
           <w:rStyle w:val="Strong"/>
-          <w:rFonts w:ascii="Arial" w:hAnsi="Arial" w:cs="Arial"/>
-          <w:sz w:val="18"/>
-        </w:rPr>
-        <w:t>Redis</w:t>
-      </w:r>
-      <w:proofErr w:type="spellEnd"/>
-      <w:r>
-        <w:rPr>
-          <w:rFonts w:ascii="Arial" w:hAnsi="Arial" w:cs="Arial"/>
-          <w:sz w:val="18"/>
-        </w:rPr>
-        <w:t>, cutting repeated database reads during peak usage windows.</w:t>
+          <w:sz w:val="20"/>
+        </w:rPr>
+        <w:t>24%</w:t>
+      </w:r>
+      <w:r>
+        <w:rPr>
+          <w:sz w:val="20"/>
+        </w:rPr>
+        <w:t>.</w:t>
       </w:r>
     </w:p>
     <w:p>
@@ -4481,53 +2632,18 @@
         <w:pStyle w:val="NormalWeb"/>
         <w:numPr>
           <w:ilvl w:val="0"/>
-          <w:numId w:val="17"/>
+          <w:numId w:val="27"/>
         </w:numPr>
         <w:jc w:val="both"/>
         <w:rPr>
-          <w:rFonts w:ascii="Arial" w:hAnsi="Arial" w:cs="Arial"/>
-          <w:sz w:val="18"/>
-        </w:rPr>
-      </w:pPr>
-      <w:r>
-        <w:rPr>
-          <w:rFonts w:ascii="Arial" w:hAnsi="Arial" w:cs="Arial"/>
-          <w:sz w:val="18"/>
-        </w:rPr>
-        <w:t xml:space="preserve">Supported asynchronous background jobs using </w:t>
-      </w:r>
-      <w:proofErr w:type="spellStart"/>
-      <w:r>
-        <w:rPr>
-          <w:rStyle w:val="Strong"/>
-          <w:rFonts w:ascii="Arial" w:hAnsi="Arial" w:cs="Arial"/>
-          <w:sz w:val="18"/>
-        </w:rPr>
-        <w:t>RabbitMQ</w:t>
-      </w:r>
-      <w:proofErr w:type="spellEnd"/>
-      <w:r>
-        <w:rPr>
-          <w:rFonts w:ascii="Arial" w:hAnsi="Arial" w:cs="Arial"/>
-          <w:sz w:val="18"/>
-        </w:rPr>
-        <w:t>, improving retry/</w:t>
-      </w:r>
-      <w:proofErr w:type="spellStart"/>
-      <w:r>
-        <w:rPr>
-          <w:rFonts w:ascii="Arial" w:hAnsi="Arial" w:cs="Arial"/>
-          <w:sz w:val="18"/>
-        </w:rPr>
-        <w:t>backoff</w:t>
-      </w:r>
-      <w:proofErr w:type="spellEnd"/>
-      <w:r>
-        <w:rPr>
-          <w:rFonts w:ascii="Arial" w:hAnsi="Arial" w:cs="Arial"/>
-          <w:sz w:val="18"/>
-        </w:rPr>
-        <w:t xml:space="preserve"> behavior and making job processing more predictable.</w:t>
+          <w:sz w:val="20"/>
+        </w:rPr>
+      </w:pPr>
+      <w:r>
+        <w:rPr>
+          <w:sz w:val="20"/>
+        </w:rPr>
+        <w:t>Worked on a backend migration initiative that moved selected modules away from older tightly bound application layers into reusable service components, improving code reuse and preparing the platform for later cloud adoption.</w:t>
       </w:r>
     </w:p>
     <w:p>
@@ -4535,37 +2651,31 @@
         <w:pStyle w:val="NormalWeb"/>
         <w:numPr>
           <w:ilvl w:val="0"/>
-          <w:numId w:val="17"/>
+          <w:numId w:val="27"/>
         </w:numPr>
         <w:jc w:val="both"/>
         <w:rPr>
-          <w:rFonts w:ascii="Arial" w:hAnsi="Arial" w:cs="Arial"/>
-          <w:sz w:val="18"/>
-        </w:rPr>
-      </w:pPr>
-      <w:r>
-        <w:rPr>
-          <w:rFonts w:ascii="Arial" w:hAnsi="Arial" w:cs="Arial"/>
-          <w:sz w:val="18"/>
-        </w:rPr>
-        <w:t xml:space="preserve">Implemented early search capabilities using </w:t>
-      </w:r>
-      <w:proofErr w:type="spellStart"/>
+          <w:sz w:val="20"/>
+        </w:rPr>
+      </w:pPr>
+      <w:r>
+        <w:rPr>
+          <w:sz w:val="20"/>
+        </w:rPr>
+        <w:t xml:space="preserve">Improved slow SQL queries used by large internal reports through stored procedure tuning, indexing changes, and result-shaping adjustments, which reduced heavy report execution time by </w:t>
+      </w:r>
       <w:r>
         <w:rPr>
           <w:rStyle w:val="Strong"/>
-          <w:rFonts w:ascii="Arial" w:hAnsi="Arial" w:cs="Arial"/>
-          <w:sz w:val="18"/>
-        </w:rPr>
-        <w:t>Elasticsearch</w:t>
-      </w:r>
-      <w:proofErr w:type="spellEnd"/>
-      <w:r>
-        <w:rPr>
-          <w:rFonts w:ascii="Arial" w:hAnsi="Arial" w:cs="Arial"/>
-          <w:sz w:val="18"/>
-        </w:rPr>
-        <w:t>, enabling fast filtering for internal users without heavy database load.</w:t>
+          <w:sz w:val="20"/>
+        </w:rPr>
+        <w:t>33%</w:t>
+      </w:r>
+      <w:r>
+        <w:rPr>
+          <w:sz w:val="20"/>
+        </w:rPr>
+        <w:t xml:space="preserve"> for business users.</w:t>
       </w:r>
     </w:p>
     <w:p>
@@ -4573,35 +2683,19 @@
         <w:pStyle w:val="NormalWeb"/>
         <w:numPr>
           <w:ilvl w:val="0"/>
-          <w:numId w:val="17"/>
+          <w:numId w:val="27"/>
         </w:numPr>
         <w:jc w:val="both"/>
         <w:rPr>
-          <w:rFonts w:ascii="Arial" w:hAnsi="Arial" w:cs="Arial"/>
-          <w:sz w:val="18"/>
-        </w:rPr>
-      </w:pPr>
-      <w:r>
-        <w:rPr>
-          <w:rFonts w:ascii="Arial" w:hAnsi="Arial" w:cs="Arial"/>
-          <w:sz w:val="18"/>
-        </w:rPr>
-        <w:t xml:space="preserve">Standardized build and deployment hygiene using </w:t>
-      </w:r>
-      <w:r>
-        <w:rPr>
-          <w:rStyle w:val="Strong"/>
-          <w:rFonts w:ascii="Arial" w:hAnsi="Arial" w:cs="Arial"/>
-          <w:sz w:val="18"/>
-        </w:rPr>
-        <w:t>Jenkins</w:t>
-      </w:r>
-      <w:r>
-        <w:rPr>
-          <w:rFonts w:ascii="Arial" w:hAnsi="Arial" w:cs="Arial"/>
-          <w:sz w:val="18"/>
-        </w:rPr>
-        <w:t xml:space="preserve"> conventions to reduce environment-specific failures during local development and CI.</w:t>
+          <w:sz w:val="20"/>
+        </w:rPr>
+      </w:pPr>
+      <w:r>
+        <w:rPr>
+          <w:sz w:val="20"/>
+        </w:rPr>
+        <w:lastRenderedPageBreak/>
+        <w:t>Created support tooling and log enrichment patterns that made production troubleshooting easier for senior engineers, especially during API failures and scheduled job exceptions.</w:t>
       </w:r>
     </w:p>
     <w:p>
@@ -4609,50 +2703,18 @@
         <w:pStyle w:val="NormalWeb"/>
         <w:numPr>
           <w:ilvl w:val="0"/>
-          <w:numId w:val="17"/>
+          <w:numId w:val="27"/>
         </w:numPr>
         <w:jc w:val="both"/>
         <w:rPr>
-          <w:rFonts w:ascii="Arial" w:hAnsi="Arial" w:cs="Arial"/>
-          <w:sz w:val="18"/>
-        </w:rPr>
-      </w:pPr>
-      <w:r>
-        <w:rPr>
-          <w:rFonts w:ascii="Arial" w:hAnsi="Arial" w:cs="Arial"/>
-          <w:sz w:val="18"/>
-        </w:rPr>
-        <w:t xml:space="preserve">Added targeted unit tests around failure-prone business rules using </w:t>
-      </w:r>
-      <w:r>
-        <w:rPr>
-          <w:rStyle w:val="Strong"/>
-          <w:rFonts w:ascii="Arial" w:hAnsi="Arial" w:cs="Arial"/>
-          <w:sz w:val="18"/>
-        </w:rPr>
-        <w:t>Mocha</w:t>
-      </w:r>
-      <w:r>
-        <w:rPr>
-          <w:rFonts w:ascii="Arial" w:hAnsi="Arial" w:cs="Arial"/>
-          <w:sz w:val="18"/>
-        </w:rPr>
-        <w:t xml:space="preserve"> and </w:t>
-      </w:r>
-      <w:r>
-        <w:rPr>
-          <w:rStyle w:val="Strong"/>
-          <w:rFonts w:ascii="Arial" w:hAnsi="Arial" w:cs="Arial"/>
-          <w:sz w:val="18"/>
-        </w:rPr>
-        <w:t>Chai</w:t>
-      </w:r>
-      <w:r>
-        <w:rPr>
-          <w:rFonts w:ascii="Arial" w:hAnsi="Arial" w:cs="Arial"/>
-          <w:sz w:val="18"/>
-        </w:rPr>
-        <w:t>, catching regressions early.</w:t>
+          <w:sz w:val="20"/>
+        </w:rPr>
+      </w:pPr>
+      <w:r>
+        <w:rPr>
+          <w:sz w:val="20"/>
+        </w:rPr>
+        <w:t>Helped implement a new backend feature for automated notifications and approval-state transitions, reducing manual follow-up work and improving response flow consistency across departments.</w:t>
       </w:r>
     </w:p>
     <w:p>
@@ -4660,20 +2722,34 @@
         <w:pStyle w:val="NormalWeb"/>
         <w:numPr>
           <w:ilvl w:val="0"/>
-          <w:numId w:val="17"/>
+          <w:numId w:val="27"/>
         </w:numPr>
         <w:jc w:val="both"/>
         <w:rPr>
-          <w:rFonts w:ascii="Arial" w:hAnsi="Arial" w:cs="Arial"/>
-          <w:sz w:val="18"/>
-        </w:rPr>
-      </w:pPr>
-      <w:r>
-        <w:rPr>
-          <w:rFonts w:ascii="Arial" w:hAnsi="Arial" w:cs="Arial"/>
-          <w:sz w:val="18"/>
-        </w:rPr>
-        <w:t>Partnered with senior engineers to troubleshoot performance issues using logs and query inspection, improving bottleneck isolation in practice.</w:t>
+          <w:sz w:val="20"/>
+        </w:rPr>
+      </w:pPr>
+      <w:r>
+        <w:rPr>
+          <w:sz w:val="20"/>
+        </w:rPr>
+        <w:t>Collaborated with QA and business analysts to reproduce defects, verify edge cases, and stabilize releases, which improved issue closure quality and reduced back-and-forth during validation cycles.</w:t>
+      </w:r>
+    </w:p>
+    <w:p>
+      <w:pPr>
+        <w:pStyle w:val="NormalWeb"/>
+        <w:numPr>
+          <w:ilvl w:val="0"/>
+          <w:numId w:val="27"/>
+        </w:numPr>
+        <w:jc w:val="both"/>
+      </w:pPr>
+      <w:r>
+        <w:rPr>
+          <w:sz w:val="20"/>
+        </w:rPr>
+        <w:t>Adapted comfortably between maintenance work, new feature delivery, bug investigation, and partial modernization efforts, building the versatile backend discipline needed for larger distributed platform work later in the career.</w:t>
       </w:r>
     </w:p>
     <w:p>
@@ -4683,16 +2759,6 @@
         </w:pBdr>
         <w:spacing w:before="120" w:after="80"/>
       </w:pPr>
-      <w:r>
-        <w:rPr>
-          <w:b/>
-          <w:bCs/>
-          <w:color w:val="111111"/>
-          <w:sz w:val="21"/>
-          <w:szCs w:val="21"/>
-        </w:rPr>
-        <w:t xml:space="preserve"> </w:t>
-      </w:r>
       <w:r>
         <w:rPr>
           <w:b/>
@@ -4795,72 +2861,43 @@
         <w:pStyle w:val="ListParagraph"/>
         <w:numPr>
           <w:ilvl w:val="0"/>
-          <w:numId w:val="2"/>
+          <w:numId w:val="28"/>
         </w:numPr>
         <w:jc w:val="both"/>
         <w:rPr>
-          <w:rFonts w:ascii="Arial" w:hAnsi="Arial" w:cs="Arial"/>
           <w:sz w:val="18"/>
         </w:rPr>
       </w:pPr>
       <w:r>
-        <w:rPr>
-          <w:rFonts w:ascii="Arial" w:hAnsi="Arial" w:cs="Arial"/>
-          <w:sz w:val="18"/>
-        </w:rPr>
         <w:t xml:space="preserve">Built strong foundations in </w:t>
       </w:r>
       <w:r>
         <w:rPr>
           <w:rStyle w:val="Strong"/>
-          <w:rFonts w:ascii="Arial" w:hAnsi="Arial" w:cs="Arial"/>
-          <w:sz w:val="18"/>
         </w:rPr>
         <w:t>algorithms</w:t>
       </w:r>
       <w:r>
-        <w:rPr>
-          <w:rFonts w:ascii="Arial" w:hAnsi="Arial" w:cs="Arial"/>
-          <w:sz w:val="18"/>
-        </w:rPr>
         <w:t xml:space="preserve">, </w:t>
       </w:r>
       <w:r>
         <w:rPr>
           <w:rStyle w:val="Strong"/>
-          <w:rFonts w:ascii="Arial" w:hAnsi="Arial" w:cs="Arial"/>
-          <w:sz w:val="18"/>
         </w:rPr>
         <w:t>databases</w:t>
       </w:r>
       <w:r>
-        <w:rPr>
-          <w:rFonts w:ascii="Arial" w:hAnsi="Arial" w:cs="Arial"/>
-          <w:sz w:val="18"/>
-        </w:rPr>
         <w:t xml:space="preserve">, and </w:t>
       </w:r>
       <w:r>
         <w:rPr>
           <w:rStyle w:val="Strong"/>
-          <w:rFonts w:ascii="Arial" w:hAnsi="Arial" w:cs="Arial"/>
-          <w:sz w:val="18"/>
         </w:rPr>
         <w:t>software engineering</w:t>
       </w:r>
       <w:r>
-        <w:rPr>
-          <w:rFonts w:ascii="Arial" w:hAnsi="Arial" w:cs="Arial"/>
-          <w:sz w:val="18"/>
-        </w:rPr>
         <w:t>, applying coursework through practical team projects and production-style system design.</w:t>
       </w:r>
-    </w:p>
-    <w:p>
-      <w:pPr>
-        <w:pStyle w:val="ListParagraph"/>
-        <w:ind w:left="360"/>
-      </w:pPr>
     </w:p>
     <w:p>
       <w:pPr>
@@ -4877,40 +2914,17 @@
           <w:sz w:val="21"/>
           <w:szCs w:val="21"/>
         </w:rPr>
-        <w:t>PROJECTS</w:t>
-      </w:r>
-    </w:p>
-    <w:p>
-      <w:pPr>
-        <w:pStyle w:val="Heading3"/>
-        <w:jc w:val="both"/>
-        <w:rPr>
-          <w:rFonts w:ascii="Arial" w:hAnsi="Arial" w:cs="Arial"/>
-          <w:color w:val="auto"/>
-          <w:sz w:val="18"/>
-        </w:rPr>
-      </w:pPr>
-      <w:proofErr w:type="spellStart"/>
-      <w:r>
-        <w:rPr>
-          <w:rStyle w:val="Strong"/>
-          <w:rFonts w:ascii="Arial" w:hAnsi="Arial" w:cs="Arial"/>
-          <w:bCs w:val="0"/>
-          <w:color w:val="auto"/>
-          <w:sz w:val="18"/>
-        </w:rPr>
-        <w:t>Observability</w:t>
-      </w:r>
-      <w:proofErr w:type="spellEnd"/>
-      <w:r>
-        <w:rPr>
-          <w:rStyle w:val="Strong"/>
-          <w:rFonts w:ascii="Arial" w:hAnsi="Arial" w:cs="Arial"/>
-          <w:bCs w:val="0"/>
-          <w:color w:val="auto"/>
-          <w:sz w:val="18"/>
-        </w:rPr>
-        <w:t xml:space="preserve"> Baseline &amp; Incident Noise Reduction (Platform Initiative)</w:t>
+        <w:t>CERTIFICATION</w:t>
+      </w:r>
+      <w:r>
+        <w:rPr>
+          <w:b/>
+          <w:bCs/>
+          <w:color w:val="111111"/>
+          <w:sz w:val="21"/>
+          <w:szCs w:val="21"/>
+        </w:rPr>
+        <w:t>S</w:t>
       </w:r>
     </w:p>
     <w:p>
@@ -4918,88 +2932,40 @@
         <w:pStyle w:val="NormalWeb"/>
         <w:numPr>
           <w:ilvl w:val="0"/>
-          <w:numId w:val="21"/>
+          <w:numId w:val="29"/>
         </w:numPr>
         <w:spacing w:before="0" w:beforeAutospacing="0" w:after="0" w:afterAutospacing="0"/>
-        <w:jc w:val="both"/>
-        <w:rPr>
-          <w:rFonts w:ascii="Arial" w:hAnsi="Arial" w:cs="Arial"/>
-          <w:sz w:val="18"/>
-        </w:rPr>
-      </w:pPr>
-      <w:r>
-        <w:rPr>
-          <w:rFonts w:ascii="Arial" w:hAnsi="Arial" w:cs="Arial"/>
-          <w:sz w:val="18"/>
-        </w:rPr>
-        <w:t xml:space="preserve">Built a standardized telemetry layer using </w:t>
-      </w:r>
-      <w:proofErr w:type="spellStart"/>
+        <w:rPr>
+          <w:sz w:val="20"/>
+        </w:rPr>
+      </w:pPr>
+      <w:bookmarkStart w:id="0" w:name="_GoBack"/>
       <w:r>
         <w:rPr>
           <w:rStyle w:val="Strong"/>
-          <w:rFonts w:ascii="Arial" w:hAnsi="Arial" w:cs="Arial"/>
-          <w:sz w:val="18"/>
-        </w:rPr>
-        <w:t>OpenTelemetry</w:t>
-      </w:r>
-      <w:proofErr w:type="spellEnd"/>
-      <w:r>
-        <w:rPr>
-          <w:rFonts w:ascii="Arial" w:hAnsi="Arial" w:cs="Arial"/>
-          <w:sz w:val="18"/>
-        </w:rPr>
-        <w:t xml:space="preserve"> (traces/metrics/logs) exported into </w:t>
-      </w:r>
-      <w:proofErr w:type="spellStart"/>
+          <w:sz w:val="20"/>
+        </w:rPr>
+        <w:t>Microsoft Certified: Azure Developer Associate</w:t>
+      </w:r>
+      <w:r>
+        <w:rPr>
+          <w:sz w:val="20"/>
+        </w:rPr>
+        <w:t xml:space="preserve"> — </w:t>
+      </w:r>
       <w:r>
         <w:rPr>
           <w:rStyle w:val="Strong"/>
-          <w:rFonts w:ascii="Arial" w:hAnsi="Arial" w:cs="Arial"/>
-          <w:sz w:val="18"/>
-        </w:rPr>
-        <w:t>Datadog</w:t>
-      </w:r>
-      <w:proofErr w:type="spellEnd"/>
-      <w:r>
-        <w:rPr>
-          <w:rFonts w:ascii="Arial" w:hAnsi="Arial" w:cs="Arial"/>
-          <w:sz w:val="18"/>
-        </w:rPr>
-        <w:t xml:space="preserve">, with service dashboards in </w:t>
-      </w:r>
-      <w:proofErr w:type="spellStart"/>
-      <w:r>
-        <w:rPr>
-          <w:rStyle w:val="Strong"/>
-          <w:rFonts w:ascii="Arial" w:hAnsi="Arial" w:cs="Arial"/>
-          <w:sz w:val="18"/>
-        </w:rPr>
-        <w:t>Grafana</w:t>
-      </w:r>
-      <w:proofErr w:type="spellEnd"/>
-      <w:r>
-        <w:rPr>
-          <w:rFonts w:ascii="Arial" w:hAnsi="Arial" w:cs="Arial"/>
-          <w:sz w:val="18"/>
-        </w:rPr>
-        <w:t xml:space="preserve"> and consistent correlation IDs across synchronous APIs and </w:t>
-      </w:r>
-      <w:proofErr w:type="spellStart"/>
-      <w:r>
-        <w:rPr>
-          <w:rFonts w:ascii="Arial" w:hAnsi="Arial" w:cs="Arial"/>
-          <w:sz w:val="18"/>
-        </w:rPr>
-        <w:t>async</w:t>
-      </w:r>
-      <w:proofErr w:type="spellEnd"/>
-      <w:r>
-        <w:rPr>
-          <w:rFonts w:ascii="Arial" w:hAnsi="Arial" w:cs="Arial"/>
-          <w:sz w:val="18"/>
-        </w:rPr>
-        <w:t xml:space="preserve"> workers.</w:t>
+          <w:sz w:val="20"/>
+        </w:rPr>
+        <w:t>2023</w:t>
+      </w:r>
+      <w:r>
+        <w:rPr>
+          <w:sz w:val="20"/>
+        </w:rPr>
+        <w:br/>
+        <w:t>Validated practical skill in designing, building, testing, and maintaining cloud applications and backend services on Microsoft Azure.</w:t>
       </w:r>
     </w:p>
     <w:p>
@@ -5007,90 +2973,39 @@
         <w:pStyle w:val="NormalWeb"/>
         <w:numPr>
           <w:ilvl w:val="0"/>
-          <w:numId w:val="21"/>
+          <w:numId w:val="29"/>
         </w:numPr>
         <w:spacing w:before="0" w:beforeAutospacing="0" w:after="0" w:afterAutospacing="0"/>
-        <w:jc w:val="both"/>
-        <w:rPr>
-          <w:rFonts w:ascii="Arial" w:hAnsi="Arial" w:cs="Arial"/>
-          <w:sz w:val="18"/>
-        </w:rPr>
-      </w:pPr>
-      <w:r>
-        <w:rPr>
-          <w:rFonts w:ascii="Arial" w:hAnsi="Arial" w:cs="Arial"/>
-          <w:sz w:val="18"/>
-        </w:rPr>
-        <w:t xml:space="preserve">Added actionable alerting around latency/error SLO signals using </w:t>
-      </w:r>
+        <w:rPr>
+          <w:sz w:val="20"/>
+        </w:rPr>
+      </w:pPr>
       <w:r>
         <w:rPr>
           <w:rStyle w:val="Strong"/>
-          <w:rFonts w:ascii="Arial" w:hAnsi="Arial" w:cs="Arial"/>
-          <w:sz w:val="18"/>
-        </w:rPr>
-        <w:t>Prometheus</w:t>
-      </w:r>
-      <w:r>
-        <w:rPr>
-          <w:rFonts w:ascii="Arial" w:hAnsi="Arial" w:cs="Arial"/>
-          <w:sz w:val="18"/>
-        </w:rPr>
-        <w:t xml:space="preserve"> metrics and </w:t>
-      </w:r>
-      <w:proofErr w:type="spellStart"/>
+          <w:sz w:val="20"/>
+        </w:rPr>
+        <w:t>AWS Certified Developer – Associate</w:t>
+      </w:r>
+      <w:r>
+        <w:rPr>
+          <w:sz w:val="20"/>
+        </w:rPr>
+        <w:t xml:space="preserve"> — </w:t>
+      </w:r>
       <w:r>
         <w:rPr>
           <w:rStyle w:val="Strong"/>
-          <w:rFonts w:ascii="Arial" w:hAnsi="Arial" w:cs="Arial"/>
-          <w:sz w:val="18"/>
-        </w:rPr>
-        <w:t>CloudWatch</w:t>
-      </w:r>
-      <w:proofErr w:type="spellEnd"/>
-      <w:r>
-        <w:rPr>
-          <w:rFonts w:ascii="Arial" w:hAnsi="Arial" w:cs="Arial"/>
-          <w:sz w:val="18"/>
-        </w:rPr>
-        <w:t xml:space="preserve"> alarms, then converted recurring incidents into prioritized reliability work with concrete </w:t>
-      </w:r>
-      <w:proofErr w:type="spellStart"/>
-      <w:r>
-        <w:rPr>
-          <w:rFonts w:ascii="Arial" w:hAnsi="Arial" w:cs="Arial"/>
-          <w:sz w:val="18"/>
-        </w:rPr>
-        <w:t>runbooks</w:t>
-      </w:r>
-      <w:proofErr w:type="spellEnd"/>
-      <w:r>
-        <w:rPr>
-          <w:rFonts w:ascii="Arial" w:hAnsi="Arial" w:cs="Arial"/>
-          <w:sz w:val="18"/>
-        </w:rPr>
-        <w:t xml:space="preserve"> and thresholds.</w:t>
-      </w:r>
-    </w:p>
-    <w:p>
-      <w:pPr>
-        <w:pStyle w:val="Heading3"/>
-        <w:jc w:val="both"/>
-        <w:rPr>
-          <w:rFonts w:ascii="Arial" w:hAnsi="Arial" w:cs="Arial"/>
-          <w:color w:val="auto"/>
-          <w:sz w:val="18"/>
-        </w:rPr>
-      </w:pPr>
-      <w:r>
-        <w:rPr>
-          <w:rStyle w:val="Strong"/>
-          <w:rFonts w:ascii="Arial" w:hAnsi="Arial" w:cs="Arial"/>
-          <w:bCs w:val="0"/>
-          <w:color w:val="auto"/>
-          <w:sz w:val="18"/>
-        </w:rPr>
-        <w:t>Event-Driven Background Processing for Data Sync &amp; Reporting</w:t>
+          <w:sz w:val="20"/>
+        </w:rPr>
+        <w:t>2024</w:t>
+      </w:r>
+      <w:r>
+        <w:rPr>
+          <w:sz w:val="20"/>
+        </w:rPr>
+        <w:br/>
+        <w:t>Demonstrated hands-on capability with cloud-native application development, deployment workflows, service integrations, and operational best practices on AWS.</w:t>
       </w:r>
     </w:p>
     <w:p>
@@ -5098,201 +3013,37 @@
         <w:pStyle w:val="NormalWeb"/>
         <w:numPr>
           <w:ilvl w:val="0"/>
-          <w:numId w:val="22"/>
+          <w:numId w:val="29"/>
         </w:numPr>
         <w:spacing w:before="0" w:beforeAutospacing="0" w:after="0" w:afterAutospacing="0"/>
-        <w:jc w:val="both"/>
-        <w:rPr>
-          <w:rFonts w:ascii="Arial" w:hAnsi="Arial" w:cs="Arial"/>
-          <w:sz w:val="18"/>
-        </w:rPr>
-      </w:pPr>
-      <w:r>
-        <w:rPr>
-          <w:rFonts w:ascii="Arial" w:hAnsi="Arial" w:cs="Arial"/>
-          <w:sz w:val="18"/>
-        </w:rPr>
-        <w:t xml:space="preserve">Designed asynchronous pipelines using </w:t>
-      </w:r>
+      </w:pPr>
       <w:r>
         <w:rPr>
           <w:rStyle w:val="Strong"/>
-          <w:rFonts w:ascii="Arial" w:hAnsi="Arial" w:cs="Arial"/>
-          <w:sz w:val="18"/>
-        </w:rPr>
-        <w:t>AWS SQS/SNS</w:t>
-      </w:r>
-      <w:r>
-        <w:rPr>
-          <w:rFonts w:ascii="Arial" w:hAnsi="Arial" w:cs="Arial"/>
-          <w:sz w:val="18"/>
-        </w:rPr>
-        <w:t xml:space="preserve"> with optional fan-out via </w:t>
+          <w:sz w:val="20"/>
+        </w:rPr>
+        <w:t>Microsoft Certified: Azure Fundamentals</w:t>
+      </w:r>
+      <w:r>
+        <w:rPr>
+          <w:sz w:val="20"/>
+        </w:rPr>
+        <w:t xml:space="preserve"> — </w:t>
       </w:r>
       <w:r>
         <w:rPr>
           <w:rStyle w:val="Strong"/>
-          <w:rFonts w:ascii="Arial" w:hAnsi="Arial" w:cs="Arial"/>
-          <w:sz w:val="18"/>
-        </w:rPr>
-        <w:t>Kafka/</w:t>
-      </w:r>
-      <w:proofErr w:type="spellStart"/>
-      <w:r>
-        <w:rPr>
-          <w:rStyle w:val="Strong"/>
-          <w:rFonts w:ascii="Arial" w:hAnsi="Arial" w:cs="Arial"/>
-          <w:sz w:val="18"/>
-        </w:rPr>
-        <w:t>RabbitMQ</w:t>
-      </w:r>
-      <w:proofErr w:type="spellEnd"/>
-      <w:r>
-        <w:rPr>
-          <w:rFonts w:ascii="Arial" w:hAnsi="Arial" w:cs="Arial"/>
-          <w:sz w:val="18"/>
-        </w:rPr>
-        <w:t xml:space="preserve">, persisting state in </w:t>
-      </w:r>
-      <w:proofErr w:type="spellStart"/>
-      <w:r>
-        <w:rPr>
-          <w:rStyle w:val="Strong"/>
-          <w:rFonts w:ascii="Arial" w:hAnsi="Arial" w:cs="Arial"/>
-          <w:sz w:val="18"/>
-        </w:rPr>
-        <w:t>PostgreSQL</w:t>
-      </w:r>
-      <w:proofErr w:type="spellEnd"/>
-      <w:r>
-        <w:rPr>
-          <w:rFonts w:ascii="Arial" w:hAnsi="Arial" w:cs="Arial"/>
-          <w:sz w:val="18"/>
-        </w:rPr>
-        <w:t xml:space="preserve"> and </w:t>
-      </w:r>
-      <w:proofErr w:type="spellStart"/>
-      <w:r>
-        <w:rPr>
-          <w:rStyle w:val="Strong"/>
-          <w:rFonts w:ascii="Arial" w:hAnsi="Arial" w:cs="Arial"/>
-          <w:sz w:val="18"/>
-        </w:rPr>
-        <w:t>DynamoDB</w:t>
-      </w:r>
-      <w:proofErr w:type="spellEnd"/>
-      <w:r>
-        <w:rPr>
-          <w:rFonts w:ascii="Arial" w:hAnsi="Arial" w:cs="Arial"/>
-          <w:sz w:val="18"/>
-        </w:rPr>
-        <w:t xml:space="preserve"> with DLQs, </w:t>
-      </w:r>
-      <w:proofErr w:type="spellStart"/>
-      <w:r>
-        <w:rPr>
-          <w:rFonts w:ascii="Arial" w:hAnsi="Arial" w:cs="Arial"/>
-          <w:sz w:val="18"/>
-        </w:rPr>
-        <w:t>idempotency</w:t>
-      </w:r>
-      <w:proofErr w:type="spellEnd"/>
-      <w:r>
-        <w:rPr>
-          <w:rFonts w:ascii="Arial" w:hAnsi="Arial" w:cs="Arial"/>
-          <w:sz w:val="18"/>
-        </w:rPr>
-        <w:t xml:space="preserve">, and </w:t>
-      </w:r>
-      <w:proofErr w:type="spellStart"/>
-      <w:r>
-        <w:rPr>
-          <w:rFonts w:ascii="Arial" w:hAnsi="Arial" w:cs="Arial"/>
-          <w:sz w:val="18"/>
-        </w:rPr>
-        <w:t>deduplication</w:t>
-      </w:r>
-      <w:proofErr w:type="spellEnd"/>
-      <w:r>
-        <w:rPr>
-          <w:rFonts w:ascii="Arial" w:hAnsi="Arial" w:cs="Arial"/>
-          <w:sz w:val="18"/>
-        </w:rPr>
-        <w:t xml:space="preserve"> for replay safety.</w:t>
-      </w:r>
-    </w:p>
-    <w:p>
-      <w:pPr>
-        <w:pStyle w:val="NormalWeb"/>
-        <w:numPr>
-          <w:ilvl w:val="0"/>
-          <w:numId w:val="22"/>
-        </w:numPr>
-        <w:spacing w:before="0" w:beforeAutospacing="0" w:after="0" w:afterAutospacing="0"/>
-        <w:jc w:val="both"/>
-        <w:rPr>
-          <w:rFonts w:ascii="Arial" w:hAnsi="Arial" w:cs="Arial"/>
-          <w:sz w:val="18"/>
-        </w:rPr>
-      </w:pPr>
-      <w:r>
-        <w:rPr>
-          <w:rFonts w:ascii="Arial" w:hAnsi="Arial" w:cs="Arial"/>
-          <w:sz w:val="18"/>
-        </w:rPr>
-        <w:t xml:space="preserve">Implemented verification around message schemas and API boundaries with contract-style checks (Pact-style) plus functional coverage using </w:t>
-      </w:r>
-      <w:r>
-        <w:rPr>
-          <w:rStyle w:val="Strong"/>
-          <w:rFonts w:ascii="Arial" w:hAnsi="Arial" w:cs="Arial"/>
-          <w:sz w:val="18"/>
-        </w:rPr>
-        <w:t>Jest</w:t>
-      </w:r>
-      <w:r>
-        <w:rPr>
-          <w:rFonts w:ascii="Arial" w:hAnsi="Arial" w:cs="Arial"/>
-          <w:sz w:val="18"/>
-        </w:rPr>
-        <w:t xml:space="preserve">, </w:t>
-      </w:r>
-      <w:r>
-        <w:rPr>
-          <w:rStyle w:val="Strong"/>
-          <w:rFonts w:ascii="Arial" w:hAnsi="Arial" w:cs="Arial"/>
-          <w:sz w:val="18"/>
-        </w:rPr>
-        <w:t>Mocha/Chai</w:t>
-      </w:r>
-      <w:r>
-        <w:rPr>
-          <w:rFonts w:ascii="Arial" w:hAnsi="Arial" w:cs="Arial"/>
-          <w:sz w:val="18"/>
-        </w:rPr>
-        <w:t xml:space="preserve">, and UI validation in </w:t>
-      </w:r>
-      <w:r>
-        <w:rPr>
-          <w:rStyle w:val="Strong"/>
-          <w:rFonts w:ascii="Arial" w:hAnsi="Arial" w:cs="Arial"/>
-          <w:sz w:val="18"/>
-        </w:rPr>
-        <w:t>Cypress/Playwright</w:t>
-      </w:r>
-      <w:r>
-        <w:rPr>
-          <w:rFonts w:ascii="Arial" w:hAnsi="Arial" w:cs="Arial"/>
-          <w:sz w:val="18"/>
-        </w:rPr>
-        <w:t xml:space="preserve"> for end-to-end confidence.</w:t>
-      </w:r>
-    </w:p>
-    <w:p>
-      <w:pPr>
-        <w:spacing w:after="80"/>
-      </w:pPr>
-      <w:bookmarkStart w:id="0" w:name="_GoBack"/>
+          <w:sz w:val="20"/>
+        </w:rPr>
+        <w:t>2022</w:t>
+      </w:r>
+      <w:r>
+        <w:rPr>
+          <w:sz w:val="20"/>
+        </w:rPr>
+        <w:br/>
+        <w:t>Established broad understanding of Azure core services, cloud concepts, security principles, and platform fundamentals useful for backend and migration projects.</w:t>
+      </w:r>
       <w:bookmarkEnd w:id="0"/>
     </w:p>
     <w:sectPr>
@@ -5534,6 +3285,120 @@
     </w:lvl>
   </w:abstractNum>
   <w:abstractNum w:abstractNumId="2">
+    <w:nsid w:val="0AD372F1"/>
+    <w:multiLevelType w:val="hybridMultilevel"/>
+    <w:tmpl w:val="2558183C"/>
+    <w:lvl w:ilvl="0" w:tplc="08A4F024">
+      <w:start w:val="1"/>
+      <w:numFmt w:val="bullet"/>
+      <w:lvlText w:val="-"/>
+      <w:lvlJc w:val="left"/>
+      <w:pPr>
+        <w:ind w:left="360" w:hanging="360"/>
+      </w:pPr>
+      <w:rPr>
+        <w:rFonts w:ascii="Tw Cen MT" w:hAnsi="Tw Cen MT" w:hint="default"/>
+        <w:sz w:val="20"/>
+      </w:rPr>
+    </w:lvl>
+    <w:lvl w:ilvl="1" w:tplc="04090003" w:tentative="1">
+      <w:start w:val="1"/>
+      <w:numFmt w:val="bullet"/>
+      <w:lvlText w:val="o"/>
+      <w:lvlJc w:val="left"/>
+      <w:pPr>
+        <w:ind w:left="1080" w:hanging="360"/>
+      </w:pPr>
+      <w:rPr>
+        <w:rFonts w:ascii="Courier New" w:hAnsi="Courier New" w:cs="Courier New" w:hint="default"/>
+      </w:rPr>
+    </w:lvl>
+    <w:lvl w:ilvl="2" w:tplc="04090005" w:tentative="1">
+      <w:start w:val="1"/>
+      <w:numFmt w:val="bullet"/>
+      <w:lvlText w:val=""/>
+      <w:lvlJc w:val="left"/>
+      <w:pPr>
+        <w:ind w:left="1800" w:hanging="360"/>
+      </w:pPr>
+      <w:rPr>
+        <w:rFonts w:ascii="Wingdings" w:hAnsi="Wingdings" w:hint="default"/>
+      </w:rPr>
+    </w:lvl>
+    <w:lvl w:ilvl="3" w:tplc="04090001" w:tentative="1">
+      <w:start w:val="1"/>
+      <w:numFmt w:val="bullet"/>
+      <w:lvlText w:val=""/>
+      <w:lvlJc w:val="left"/>
+      <w:pPr>
+        <w:ind w:left="2520" w:hanging="360"/>
+      </w:pPr>
+      <w:rPr>
+        <w:rFonts w:ascii="Symbol" w:hAnsi="Symbol" w:hint="default"/>
+      </w:rPr>
+    </w:lvl>
+    <w:lvl w:ilvl="4" w:tplc="04090003" w:tentative="1">
+      <w:start w:val="1"/>
+      <w:numFmt w:val="bullet"/>
+      <w:lvlText w:val="o"/>
+      <w:lvlJc w:val="left"/>
+      <w:pPr>
+        <w:ind w:left="3240" w:hanging="360"/>
+      </w:pPr>
+      <w:rPr>
+        <w:rFonts w:ascii="Courier New" w:hAnsi="Courier New" w:cs="Courier New" w:hint="default"/>
+      </w:rPr>
+    </w:lvl>
+    <w:lvl w:ilvl="5" w:tplc="04090005" w:tentative="1">
+      <w:start w:val="1"/>
+      <w:numFmt w:val="bullet"/>
+      <w:lvlText w:val=""/>
+      <w:lvlJc w:val="left"/>
+      <w:pPr>
+        <w:ind w:left="3960" w:hanging="360"/>
+      </w:pPr>
+      <w:rPr>
+        <w:rFonts w:ascii="Wingdings" w:hAnsi="Wingdings" w:hint="default"/>
+      </w:rPr>
+    </w:lvl>
+    <w:lvl w:ilvl="6" w:tplc="04090001" w:tentative="1">
+      <w:start w:val="1"/>
+      <w:numFmt w:val="bullet"/>
+      <w:lvlText w:val=""/>
+      <w:lvlJc w:val="left"/>
+      <w:pPr>
+        <w:ind w:left="4680" w:hanging="360"/>
+      </w:pPr>
+      <w:rPr>
+        <w:rFonts w:ascii="Symbol" w:hAnsi="Symbol" w:hint="default"/>
+      </w:rPr>
+    </w:lvl>
+    <w:lvl w:ilvl="7" w:tplc="04090003" w:tentative="1">
+      <w:start w:val="1"/>
+      <w:numFmt w:val="bullet"/>
+      <w:lvlText w:val="o"/>
+      <w:lvlJc w:val="left"/>
+      <w:pPr>
+        <w:ind w:left="5400" w:hanging="360"/>
+      </w:pPr>
+      <w:rPr>
+        <w:rFonts w:ascii="Courier New" w:hAnsi="Courier New" w:cs="Courier New" w:hint="default"/>
+      </w:rPr>
+    </w:lvl>
+    <w:lvl w:ilvl="8" w:tplc="04090005" w:tentative="1">
+      <w:start w:val="1"/>
+      <w:numFmt w:val="bullet"/>
+      <w:lvlText w:val=""/>
+      <w:lvlJc w:val="left"/>
+      <w:pPr>
+        <w:ind w:left="6120" w:hanging="360"/>
+      </w:pPr>
+      <w:rPr>
+        <w:rFonts w:ascii="Wingdings" w:hAnsi="Wingdings" w:hint="default"/>
+      </w:rPr>
+    </w:lvl>
+  </w:abstractNum>
+  <w:abstractNum w:abstractNumId="3">
     <w:nsid w:val="10B36382"/>
     <w:multiLevelType w:val="multilevel"/>
     <w:tmpl w:val="8B886018"/>
@@ -5682,7 +3547,7 @@
       </w:rPr>
     </w:lvl>
   </w:abstractNum>
-  <w:abstractNum w:abstractNumId="3">
+  <w:abstractNum w:abstractNumId="4">
     <w:nsid w:val="1665557D"/>
     <w:multiLevelType w:val="hybridMultilevel"/>
     <w:tmpl w:val="A2E0E734"/>
@@ -5795,7 +3660,7 @@
       </w:rPr>
     </w:lvl>
   </w:abstractNum>
-  <w:abstractNum w:abstractNumId="4">
+  <w:abstractNum w:abstractNumId="5">
     <w:nsid w:val="18AE0A2B"/>
     <w:multiLevelType w:val="hybridMultilevel"/>
     <w:tmpl w:val="6BF643CA"/>
@@ -5908,7 +3773,7 @@
       </w:rPr>
     </w:lvl>
   </w:abstractNum>
-  <w:abstractNum w:abstractNumId="5">
+  <w:abstractNum w:abstractNumId="6">
     <w:nsid w:val="1B640FDE"/>
     <w:multiLevelType w:val="multilevel"/>
     <w:tmpl w:val="F32A36FE"/>
@@ -6057,7 +3922,121 @@
       </w:rPr>
     </w:lvl>
   </w:abstractNum>
-  <w:abstractNum w:abstractNumId="6">
+  <w:abstractNum w:abstractNumId="7">
+    <w:nsid w:val="251D1113"/>
+    <w:multiLevelType w:val="hybridMultilevel"/>
+    <w:tmpl w:val="69545B24"/>
+    <w:lvl w:ilvl="0" w:tplc="E0BC2B42">
+      <w:start w:val="1"/>
+      <w:numFmt w:val="bullet"/>
+      <w:lvlText w:val="-"/>
+      <w:lvlJc w:val="left"/>
+      <w:pPr>
+        <w:ind w:left="360" w:hanging="360"/>
+      </w:pPr>
+      <w:rPr>
+        <w:rFonts w:ascii="Tw Cen MT" w:hAnsi="Tw Cen MT" w:hint="default"/>
+        <w:sz w:val="20"/>
+      </w:rPr>
+    </w:lvl>
+    <w:lvl w:ilvl="1" w:tplc="04090003" w:tentative="1">
+      <w:start w:val="1"/>
+      <w:numFmt w:val="bullet"/>
+      <w:lvlText w:val="o"/>
+      <w:lvlJc w:val="left"/>
+      <w:pPr>
+        <w:ind w:left="1080" w:hanging="360"/>
+      </w:pPr>
+      <w:rPr>
+        <w:rFonts w:ascii="Courier New" w:hAnsi="Courier New" w:cs="Courier New" w:hint="default"/>
+      </w:rPr>
+    </w:lvl>
+    <w:lvl w:ilvl="2" w:tplc="04090005" w:tentative="1">
+      <w:start w:val="1"/>
+      <w:numFmt w:val="bullet"/>
+      <w:lvlText w:val=""/>
+      <w:lvlJc w:val="left"/>
+      <w:pPr>
+        <w:ind w:left="1800" w:hanging="360"/>
+      </w:pPr>
+      <w:rPr>
+        <w:rFonts w:ascii="Wingdings" w:hAnsi="Wingdings" w:hint="default"/>
+      </w:rPr>
+    </w:lvl>
+    <w:lvl w:ilvl="3" w:tplc="04090001" w:tentative="1">
+      <w:start w:val="1"/>
+      <w:numFmt w:val="bullet"/>
+      <w:lvlText w:val=""/>
+      <w:lvlJc w:val="left"/>
+      <w:pPr>
+        <w:ind w:left="2520" w:hanging="360"/>
+      </w:pPr>
+      <w:rPr>
+        <w:rFonts w:ascii="Symbol" w:hAnsi="Symbol" w:hint="default"/>
+      </w:rPr>
+    </w:lvl>
+    <w:lvl w:ilvl="4" w:tplc="04090003" w:tentative="1">
+      <w:start w:val="1"/>
+      <w:numFmt w:val="bullet"/>
+      <w:lvlText w:val="o"/>
+      <w:lvlJc w:val="left"/>
+      <w:pPr>
+        <w:ind w:left="3240" w:hanging="360"/>
+      </w:pPr>
+      <w:rPr>
+        <w:rFonts w:ascii="Courier New" w:hAnsi="Courier New" w:cs="Courier New" w:hint="default"/>
+      </w:rPr>
+    </w:lvl>
+    <w:lvl w:ilvl="5" w:tplc="04090005" w:tentative="1">
+      <w:start w:val="1"/>
+      <w:numFmt w:val="bullet"/>
+      <w:lvlText w:val=""/>
+      <w:lvlJc w:val="left"/>
+      <w:pPr>
+        <w:ind w:left="3960" w:hanging="360"/>
+      </w:pPr>
+      <w:rPr>
+        <w:rFonts w:ascii="Wingdings" w:hAnsi="Wingdings" w:hint="default"/>
+      </w:rPr>
+    </w:lvl>
+    <w:lvl w:ilvl="6" w:tplc="04090001" w:tentative="1">
+      <w:start w:val="1"/>
+      <w:numFmt w:val="bullet"/>
+      <w:lvlText w:val=""/>
+      <w:lvlJc w:val="left"/>
+      <w:pPr>
+        <w:ind w:left="4680" w:hanging="360"/>
+      </w:pPr>
+      <w:rPr>
+        <w:rFonts w:ascii="Symbol" w:hAnsi="Symbol" w:hint="default"/>
+      </w:rPr>
+    </w:lvl>
+    <w:lvl w:ilvl="7" w:tplc="04090003" w:tentative="1">
+      <w:start w:val="1"/>
+      <w:numFmt w:val="bullet"/>
+      <w:lvlText w:val="o"/>
+      <w:lvlJc w:val="left"/>
+      <w:pPr>
+        <w:ind w:left="5400" w:hanging="360"/>
+      </w:pPr>
+      <w:rPr>
+        <w:rFonts w:ascii="Courier New" w:hAnsi="Courier New" w:cs="Courier New" w:hint="default"/>
+      </w:rPr>
+    </w:lvl>
+    <w:lvl w:ilvl="8" w:tplc="04090005" w:tentative="1">
+      <w:start w:val="1"/>
+      <w:numFmt w:val="bullet"/>
+      <w:lvlText w:val=""/>
+      <w:lvlJc w:val="left"/>
+      <w:pPr>
+        <w:ind w:left="6120" w:hanging="360"/>
+      </w:pPr>
+      <w:rPr>
+        <w:rFonts w:ascii="Wingdings" w:hAnsi="Wingdings" w:hint="default"/>
+      </w:rPr>
+    </w:lvl>
+  </w:abstractNum>
+  <w:abstractNum w:abstractNumId="8">
     <w:nsid w:val="262344A9"/>
     <w:multiLevelType w:val="hybridMultilevel"/>
     <w:tmpl w:val="A60CCC58"/>
@@ -6170,7 +4149,121 @@
       </w:rPr>
     </w:lvl>
   </w:abstractNum>
-  <w:abstractNum w:abstractNumId="7">
+  <w:abstractNum w:abstractNumId="9">
+    <w:nsid w:val="26D56103"/>
+    <w:multiLevelType w:val="hybridMultilevel"/>
+    <w:tmpl w:val="9C6AFCD8"/>
+    <w:lvl w:ilvl="0" w:tplc="B3BA9682">
+      <w:start w:val="1"/>
+      <w:numFmt w:val="bullet"/>
+      <w:lvlText w:val="-"/>
+      <w:lvlJc w:val="left"/>
+      <w:pPr>
+        <w:ind w:left="360" w:hanging="360"/>
+      </w:pPr>
+      <w:rPr>
+        <w:rFonts w:ascii="Tw Cen MT" w:hAnsi="Tw Cen MT" w:hint="default"/>
+        <w:sz w:val="20"/>
+      </w:rPr>
+    </w:lvl>
+    <w:lvl w:ilvl="1" w:tplc="04090003" w:tentative="1">
+      <w:start w:val="1"/>
+      <w:numFmt w:val="bullet"/>
+      <w:lvlText w:val="o"/>
+      <w:lvlJc w:val="left"/>
+      <w:pPr>
+        <w:ind w:left="1080" w:hanging="360"/>
+      </w:pPr>
+      <w:rPr>
+        <w:rFonts w:ascii="Courier New" w:hAnsi="Courier New" w:cs="Courier New" w:hint="default"/>
+      </w:rPr>
+    </w:lvl>
+    <w:lvl w:ilvl="2" w:tplc="04090005" w:tentative="1">
+      <w:start w:val="1"/>
+      <w:numFmt w:val="bullet"/>
+      <w:lvlText w:val=""/>
+      <w:lvlJc w:val="left"/>
+      <w:pPr>
+        <w:ind w:left="1800" w:hanging="360"/>
+      </w:pPr>
+      <w:rPr>
+        <w:rFonts w:ascii="Wingdings" w:hAnsi="Wingdings" w:hint="default"/>
+      </w:rPr>
+    </w:lvl>
+    <w:lvl w:ilvl="3" w:tplc="04090001" w:tentative="1">
+      <w:start w:val="1"/>
+      <w:numFmt w:val="bullet"/>
+      <w:lvlText w:val=""/>
+      <w:lvlJc w:val="left"/>
+      <w:pPr>
+        <w:ind w:left="2520" w:hanging="360"/>
+      </w:pPr>
+      <w:rPr>
+        <w:rFonts w:ascii="Symbol" w:hAnsi="Symbol" w:hint="default"/>
+      </w:rPr>
+    </w:lvl>
+    <w:lvl w:ilvl="4" w:tplc="04090003" w:tentative="1">
+      <w:start w:val="1"/>
+      <w:numFmt w:val="bullet"/>
+      <w:lvlText w:val="o"/>
+      <w:lvlJc w:val="left"/>
+      <w:pPr>
+        <w:ind w:left="3240" w:hanging="360"/>
+      </w:pPr>
+      <w:rPr>
+        <w:rFonts w:ascii="Courier New" w:hAnsi="Courier New" w:cs="Courier New" w:hint="default"/>
+      </w:rPr>
+    </w:lvl>
+    <w:lvl w:ilvl="5" w:tplc="04090005" w:tentative="1">
+      <w:start w:val="1"/>
+      <w:numFmt w:val="bullet"/>
+      <w:lvlText w:val=""/>
+      <w:lvlJc w:val="left"/>
+      <w:pPr>
+        <w:ind w:left="3960" w:hanging="360"/>
+      </w:pPr>
+      <w:rPr>
+        <w:rFonts w:ascii="Wingdings" w:hAnsi="Wingdings" w:hint="default"/>
+      </w:rPr>
+    </w:lvl>
+    <w:lvl w:ilvl="6" w:tplc="04090001" w:tentative="1">
+      <w:start w:val="1"/>
+      <w:numFmt w:val="bullet"/>
+      <w:lvlText w:val=""/>
+      <w:lvlJc w:val="left"/>
+      <w:pPr>
+        <w:ind w:left="4680" w:hanging="360"/>
+      </w:pPr>
+      <w:rPr>
+        <w:rFonts w:ascii="Symbol" w:hAnsi="Symbol" w:hint="default"/>
+      </w:rPr>
+    </w:lvl>
+    <w:lvl w:ilvl="7" w:tplc="04090003" w:tentative="1">
+      <w:start w:val="1"/>
+      <w:numFmt w:val="bullet"/>
+      <w:lvlText w:val="o"/>
+      <w:lvlJc w:val="left"/>
+      <w:pPr>
+        <w:ind w:left="5400" w:hanging="360"/>
+      </w:pPr>
+      <w:rPr>
+        <w:rFonts w:ascii="Courier New" w:hAnsi="Courier New" w:cs="Courier New" w:hint="default"/>
+      </w:rPr>
+    </w:lvl>
+    <w:lvl w:ilvl="8" w:tplc="04090005" w:tentative="1">
+      <w:start w:val="1"/>
+      <w:numFmt w:val="bullet"/>
+      <w:lvlText w:val=""/>
+      <w:lvlJc w:val="left"/>
+      <w:pPr>
+        <w:ind w:left="6120" w:hanging="360"/>
+      </w:pPr>
+      <w:rPr>
+        <w:rFonts w:ascii="Wingdings" w:hAnsi="Wingdings" w:hint="default"/>
+      </w:rPr>
+    </w:lvl>
+  </w:abstractNum>
+  <w:abstractNum w:abstractNumId="10">
     <w:nsid w:val="2A9130BD"/>
     <w:multiLevelType w:val="hybridMultilevel"/>
     <w:tmpl w:val="E0D62C08"/>
@@ -6283,7 +4376,7 @@
       </w:rPr>
     </w:lvl>
   </w:abstractNum>
-  <w:abstractNum w:abstractNumId="8">
+  <w:abstractNum w:abstractNumId="11">
     <w:nsid w:val="2A9A0572"/>
     <w:multiLevelType w:val="hybridMultilevel"/>
     <w:tmpl w:val="1D8281A0"/>
@@ -6396,7 +4489,7 @@
       </w:rPr>
     </w:lvl>
   </w:abstractNum>
-  <w:abstractNum w:abstractNumId="9">
+  <w:abstractNum w:abstractNumId="12">
     <w:nsid w:val="334777AF"/>
     <w:multiLevelType w:val="hybridMultilevel"/>
     <w:tmpl w:val="A17CC1A6"/>
@@ -6509,7 +4602,7 @@
       </w:rPr>
     </w:lvl>
   </w:abstractNum>
-  <w:abstractNum w:abstractNumId="10">
+  <w:abstractNum w:abstractNumId="13">
     <w:nsid w:val="38E6138D"/>
     <w:multiLevelType w:val="hybridMultilevel"/>
     <w:tmpl w:val="8F401450"/>
@@ -6622,7 +4715,7 @@
       </w:rPr>
     </w:lvl>
   </w:abstractNum>
-  <w:abstractNum w:abstractNumId="11">
+  <w:abstractNum w:abstractNumId="14">
     <w:nsid w:val="3CA244C8"/>
     <w:multiLevelType w:val="hybridMultilevel"/>
     <w:tmpl w:val="9FA297B6"/>
@@ -6735,7 +4828,7 @@
       </w:rPr>
     </w:lvl>
   </w:abstractNum>
-  <w:abstractNum w:abstractNumId="12">
+  <w:abstractNum w:abstractNumId="15">
     <w:nsid w:val="469C011D"/>
     <w:multiLevelType w:val="hybridMultilevel"/>
     <w:tmpl w:val="C2D8629A"/>
@@ -6848,7 +4941,7 @@
       </w:rPr>
     </w:lvl>
   </w:abstractNum>
-  <w:abstractNum w:abstractNumId="13">
+  <w:abstractNum w:abstractNumId="16">
     <w:nsid w:val="47E1397A"/>
     <w:multiLevelType w:val="multilevel"/>
     <w:tmpl w:val="5EE4EB66"/>
@@ -6997,7 +5090,120 @@
       </w:rPr>
     </w:lvl>
   </w:abstractNum>
-  <w:abstractNum w:abstractNumId="14">
+  <w:abstractNum w:abstractNumId="17">
+    <w:nsid w:val="48FF3344"/>
+    <w:multiLevelType w:val="hybridMultilevel"/>
+    <w:tmpl w:val="E50A5AC6"/>
+    <w:lvl w:ilvl="0" w:tplc="7054EACA">
+      <w:start w:val="1"/>
+      <w:numFmt w:val="bullet"/>
+      <w:lvlText w:val="-"/>
+      <w:lvlJc w:val="left"/>
+      <w:pPr>
+        <w:ind w:left="360" w:hanging="360"/>
+      </w:pPr>
+      <w:rPr>
+        <w:rFonts w:ascii="Tw Cen MT" w:hAnsi="Tw Cen MT" w:hint="default"/>
+      </w:rPr>
+    </w:lvl>
+    <w:lvl w:ilvl="1" w:tplc="04090003" w:tentative="1">
+      <w:start w:val="1"/>
+      <w:numFmt w:val="bullet"/>
+      <w:lvlText w:val="o"/>
+      <w:lvlJc w:val="left"/>
+      <w:pPr>
+        <w:ind w:left="1080" w:hanging="360"/>
+      </w:pPr>
+      <w:rPr>
+        <w:rFonts w:ascii="Courier New" w:hAnsi="Courier New" w:cs="Courier New" w:hint="default"/>
+      </w:rPr>
+    </w:lvl>
+    <w:lvl w:ilvl="2" w:tplc="04090005" w:tentative="1">
+      <w:start w:val="1"/>
+      <w:numFmt w:val="bullet"/>
+      <w:lvlText w:val=""/>
+      <w:lvlJc w:val="left"/>
+      <w:pPr>
+        <w:ind w:left="1800" w:hanging="360"/>
+      </w:pPr>
+      <w:rPr>
+        <w:rFonts w:ascii="Wingdings" w:hAnsi="Wingdings" w:hint="default"/>
+      </w:rPr>
+    </w:lvl>
+    <w:lvl w:ilvl="3" w:tplc="04090001" w:tentative="1">
+      <w:start w:val="1"/>
+      <w:numFmt w:val="bullet"/>
+      <w:lvlText w:val=""/>
+      <w:lvlJc w:val="left"/>
+      <w:pPr>
+        <w:ind w:left="2520" w:hanging="360"/>
+      </w:pPr>
+      <w:rPr>
+        <w:rFonts w:ascii="Symbol" w:hAnsi="Symbol" w:hint="default"/>
+      </w:rPr>
+    </w:lvl>
+    <w:lvl w:ilvl="4" w:tplc="04090003" w:tentative="1">
+      <w:start w:val="1"/>
+      <w:numFmt w:val="bullet"/>
+      <w:lvlText w:val="o"/>
+      <w:lvlJc w:val="left"/>
+      <w:pPr>
+        <w:ind w:left="3240" w:hanging="360"/>
+      </w:pPr>
+      <w:rPr>
+        <w:rFonts w:ascii="Courier New" w:hAnsi="Courier New" w:cs="Courier New" w:hint="default"/>
+      </w:rPr>
+    </w:lvl>
+    <w:lvl w:ilvl="5" w:tplc="04090005" w:tentative="1">
+      <w:start w:val="1"/>
+      <w:numFmt w:val="bullet"/>
+      <w:lvlText w:val=""/>
+      <w:lvlJc w:val="left"/>
+      <w:pPr>
+        <w:ind w:left="3960" w:hanging="360"/>
+      </w:pPr>
+      <w:rPr>
+        <w:rFonts w:ascii="Wingdings" w:hAnsi="Wingdings" w:hint="default"/>
+      </w:rPr>
+    </w:lvl>
+    <w:lvl w:ilvl="6" w:tplc="04090001" w:tentative="1">
+      <w:start w:val="1"/>
+      <w:numFmt w:val="bullet"/>
+      <w:lvlText w:val=""/>
+      <w:lvlJc w:val="left"/>
+      <w:pPr>
+        <w:ind w:left="4680" w:hanging="360"/>
+      </w:pPr>
+      <w:rPr>
+        <w:rFonts w:ascii="Symbol" w:hAnsi="Symbol" w:hint="default"/>
+      </w:rPr>
+    </w:lvl>
+    <w:lvl w:ilvl="7" w:tplc="04090003" w:tentative="1">
+      <w:start w:val="1"/>
+      <w:numFmt w:val="bullet"/>
+      <w:lvlText w:val="o"/>
+      <w:lvlJc w:val="left"/>
+      <w:pPr>
+        <w:ind w:left="5400" w:hanging="360"/>
+      </w:pPr>
+      <w:rPr>
+        <w:rFonts w:ascii="Courier New" w:hAnsi="Courier New" w:cs="Courier New" w:hint="default"/>
+      </w:rPr>
+    </w:lvl>
+    <w:lvl w:ilvl="8" w:tplc="04090005" w:tentative="1">
+      <w:start w:val="1"/>
+      <w:numFmt w:val="bullet"/>
+      <w:lvlText w:val=""/>
+      <w:lvlJc w:val="left"/>
+      <w:pPr>
+        <w:ind w:left="6120" w:hanging="360"/>
+      </w:pPr>
+      <w:rPr>
+        <w:rFonts w:ascii="Wingdings" w:hAnsi="Wingdings" w:hint="default"/>
+      </w:rPr>
+    </w:lvl>
+  </w:abstractNum>
+  <w:abstractNum w:abstractNumId="18">
     <w:nsid w:val="550A31FD"/>
     <w:multiLevelType w:val="multilevel"/>
     <w:tmpl w:val="CF1053AA"/>
@@ -7146,7 +5352,7 @@
       </w:rPr>
     </w:lvl>
   </w:abstractNum>
-  <w:abstractNum w:abstractNumId="15">
+  <w:abstractNum w:abstractNumId="19">
     <w:nsid w:val="5580592F"/>
     <w:multiLevelType w:val="hybridMultilevel"/>
     <w:tmpl w:val="3F3AE058"/>
@@ -7259,7 +5465,7 @@
       </w:rPr>
     </w:lvl>
   </w:abstractNum>
-  <w:abstractNum w:abstractNumId="16">
+  <w:abstractNum w:abstractNumId="20">
     <w:nsid w:val="57B336E3"/>
     <w:multiLevelType w:val="hybridMultilevel"/>
     <w:tmpl w:val="DA84A0A6"/>
@@ -7372,7 +5578,7 @@
       </w:rPr>
     </w:lvl>
   </w:abstractNum>
-  <w:abstractNum w:abstractNumId="17">
+  <w:abstractNum w:abstractNumId="21">
     <w:nsid w:val="65D31269"/>
     <w:multiLevelType w:val="hybridMultilevel"/>
     <w:tmpl w:val="A2D40DDC"/>
@@ -7485,7 +5691,121 @@
       </w:rPr>
     </w:lvl>
   </w:abstractNum>
-  <w:abstractNum w:abstractNumId="18">
+  <w:abstractNum w:abstractNumId="22">
+    <w:nsid w:val="69912CCC"/>
+    <w:multiLevelType w:val="hybridMultilevel"/>
+    <w:tmpl w:val="4AA2A8A4"/>
+    <w:lvl w:ilvl="0" w:tplc="14882042">
+      <w:start w:val="1"/>
+      <w:numFmt w:val="bullet"/>
+      <w:lvlText w:val="-"/>
+      <w:lvlJc w:val="left"/>
+      <w:pPr>
+        <w:ind w:left="360" w:hanging="360"/>
+      </w:pPr>
+      <w:rPr>
+        <w:rFonts w:ascii="Tw Cen MT" w:hAnsi="Tw Cen MT" w:hint="default"/>
+        <w:sz w:val="20"/>
+      </w:rPr>
+    </w:lvl>
+    <w:lvl w:ilvl="1" w:tplc="04090003" w:tentative="1">
+      <w:start w:val="1"/>
+      <w:numFmt w:val="bullet"/>
+      <w:lvlText w:val="o"/>
+      <w:lvlJc w:val="left"/>
+      <w:pPr>
+        <w:ind w:left="1080" w:hanging="360"/>
+      </w:pPr>
+      <w:rPr>
+        <w:rFonts w:ascii="Courier New" w:hAnsi="Courier New" w:cs="Courier New" w:hint="default"/>
+      </w:rPr>
+    </w:lvl>
+    <w:lvl w:ilvl="2" w:tplc="04090005" w:tentative="1">
+      <w:start w:val="1"/>
+      <w:numFmt w:val="bullet"/>
+      <w:lvlText w:val=""/>
+      <w:lvlJc w:val="left"/>
+      <w:pPr>
+        <w:ind w:left="1800" w:hanging="360"/>
+      </w:pPr>
+      <w:rPr>
+        <w:rFonts w:ascii="Wingdings" w:hAnsi="Wingdings" w:hint="default"/>
+      </w:rPr>
+    </w:lvl>
+    <w:lvl w:ilvl="3" w:tplc="04090001" w:tentative="1">
+      <w:start w:val="1"/>
+      <w:numFmt w:val="bullet"/>
+      <w:lvlText w:val=""/>
+      <w:lvlJc w:val="left"/>
+      <w:pPr>
+        <w:ind w:left="2520" w:hanging="360"/>
+      </w:pPr>
+      <w:rPr>
+        <w:rFonts w:ascii="Symbol" w:hAnsi="Symbol" w:hint="default"/>
+      </w:rPr>
+    </w:lvl>
+    <w:lvl w:ilvl="4" w:tplc="04090003" w:tentative="1">
+      <w:start w:val="1"/>
+      <w:numFmt w:val="bullet"/>
+      <w:lvlText w:val="o"/>
+      <w:lvlJc w:val="left"/>
+      <w:pPr>
+        <w:ind w:left="3240" w:hanging="360"/>
+      </w:pPr>
+      <w:rPr>
+        <w:rFonts w:ascii="Courier New" w:hAnsi="Courier New" w:cs="Courier New" w:hint="default"/>
+      </w:rPr>
+    </w:lvl>
+    <w:lvl w:ilvl="5" w:tplc="04090005" w:tentative="1">
+      <w:start w:val="1"/>
+      <w:numFmt w:val="bullet"/>
+      <w:lvlText w:val=""/>
+      <w:lvlJc w:val="left"/>
+      <w:pPr>
+        <w:ind w:left="3960" w:hanging="360"/>
+      </w:pPr>
+      <w:rPr>
+        <w:rFonts w:ascii="Wingdings" w:hAnsi="Wingdings" w:hint="default"/>
+      </w:rPr>
+    </w:lvl>
+    <w:lvl w:ilvl="6" w:tplc="04090001" w:tentative="1">
+      <w:start w:val="1"/>
+      <w:numFmt w:val="bullet"/>
+      <w:lvlText w:val=""/>
+      <w:lvlJc w:val="left"/>
+      <w:pPr>
+        <w:ind w:left="4680" w:hanging="360"/>
+      </w:pPr>
+      <w:rPr>
+        <w:rFonts w:ascii="Symbol" w:hAnsi="Symbol" w:hint="default"/>
+      </w:rPr>
+    </w:lvl>
+    <w:lvl w:ilvl="7" w:tplc="04090003" w:tentative="1">
+      <w:start w:val="1"/>
+      <w:numFmt w:val="bullet"/>
+      <w:lvlText w:val="o"/>
+      <w:lvlJc w:val="left"/>
+      <w:pPr>
+        <w:ind w:left="5400" w:hanging="360"/>
+      </w:pPr>
+      <w:rPr>
+        <w:rFonts w:ascii="Courier New" w:hAnsi="Courier New" w:cs="Courier New" w:hint="default"/>
+      </w:rPr>
+    </w:lvl>
+    <w:lvl w:ilvl="8" w:tplc="04090005" w:tentative="1">
+      <w:start w:val="1"/>
+      <w:numFmt w:val="bullet"/>
+      <w:lvlText w:val=""/>
+      <w:lvlJc w:val="left"/>
+      <w:pPr>
+        <w:ind w:left="6120" w:hanging="360"/>
+      </w:pPr>
+      <w:rPr>
+        <w:rFonts w:ascii="Wingdings" w:hAnsi="Wingdings" w:hint="default"/>
+      </w:rPr>
+    </w:lvl>
+  </w:abstractNum>
+  <w:abstractNum w:abstractNumId="23">
     <w:nsid w:val="6D5070CE"/>
     <w:multiLevelType w:val="hybridMultilevel"/>
     <w:tmpl w:val="CD0267C2"/>
@@ -7598,7 +5918,121 @@
       </w:rPr>
     </w:lvl>
   </w:abstractNum>
-  <w:abstractNum w:abstractNumId="19">
+  <w:abstractNum w:abstractNumId="24">
+    <w:nsid w:val="73416253"/>
+    <w:multiLevelType w:val="hybridMultilevel"/>
+    <w:tmpl w:val="2A706150"/>
+    <w:lvl w:ilvl="0" w:tplc="9B36159E">
+      <w:start w:val="1"/>
+      <w:numFmt w:val="bullet"/>
+      <w:lvlText w:val="-"/>
+      <w:lvlJc w:val="left"/>
+      <w:pPr>
+        <w:ind w:left="360" w:hanging="360"/>
+      </w:pPr>
+      <w:rPr>
+        <w:rFonts w:ascii="Tw Cen MT" w:hAnsi="Tw Cen MT" w:hint="default"/>
+        <w:sz w:val="20"/>
+      </w:rPr>
+    </w:lvl>
+    <w:lvl w:ilvl="1" w:tplc="04090003" w:tentative="1">
+      <w:start w:val="1"/>
+      <w:numFmt w:val="bullet"/>
+      <w:lvlText w:val="o"/>
+      <w:lvlJc w:val="left"/>
+      <w:pPr>
+        <w:ind w:left="1080" w:hanging="360"/>
+      </w:pPr>
+      <w:rPr>
+        <w:rFonts w:ascii="Courier New" w:hAnsi="Courier New" w:cs="Courier New" w:hint="default"/>
+      </w:rPr>
+    </w:lvl>
+    <w:lvl w:ilvl="2" w:tplc="04090005" w:tentative="1">
+      <w:start w:val="1"/>
+      <w:numFmt w:val="bullet"/>
+      <w:lvlText w:val=""/>
+      <w:lvlJc w:val="left"/>
+      <w:pPr>
+        <w:ind w:left="1800" w:hanging="360"/>
+      </w:pPr>
+      <w:rPr>
+        <w:rFonts w:ascii="Wingdings" w:hAnsi="Wingdings" w:hint="default"/>
+      </w:rPr>
+    </w:lvl>
+    <w:lvl w:ilvl="3" w:tplc="04090001" w:tentative="1">
+      <w:start w:val="1"/>
+      <w:numFmt w:val="bullet"/>
+      <w:lvlText w:val=""/>
+      <w:lvlJc w:val="left"/>
+      <w:pPr>
+        <w:ind w:left="2520" w:hanging="360"/>
+      </w:pPr>
+      <w:rPr>
+        <w:rFonts w:ascii="Symbol" w:hAnsi="Symbol" w:hint="default"/>
+      </w:rPr>
+    </w:lvl>
+    <w:lvl w:ilvl="4" w:tplc="04090003" w:tentative="1">
+      <w:start w:val="1"/>
+      <w:numFmt w:val="bullet"/>
+      <w:lvlText w:val="o"/>
+      <w:lvlJc w:val="left"/>
+      <w:pPr>
+        <w:ind w:left="3240" w:hanging="360"/>
+      </w:pPr>
+      <w:rPr>
+        <w:rFonts w:ascii="Courier New" w:hAnsi="Courier New" w:cs="Courier New" w:hint="default"/>
+      </w:rPr>
+    </w:lvl>
+    <w:lvl w:ilvl="5" w:tplc="04090005" w:tentative="1">
+      <w:start w:val="1"/>
+      <w:numFmt w:val="bullet"/>
+      <w:lvlText w:val=""/>
+      <w:lvlJc w:val="left"/>
+      <w:pPr>
+        <w:ind w:left="3960" w:hanging="360"/>
+      </w:pPr>
+      <w:rPr>
+        <w:rFonts w:ascii="Wingdings" w:hAnsi="Wingdings" w:hint="default"/>
+      </w:rPr>
+    </w:lvl>
+    <w:lvl w:ilvl="6" w:tplc="04090001" w:tentative="1">
+      <w:start w:val="1"/>
+      <w:numFmt w:val="bullet"/>
+      <w:lvlText w:val=""/>
+      <w:lvlJc w:val="left"/>
+      <w:pPr>
+        <w:ind w:left="4680" w:hanging="360"/>
+      </w:pPr>
+      <w:rPr>
+        <w:rFonts w:ascii="Symbol" w:hAnsi="Symbol" w:hint="default"/>
+      </w:rPr>
+    </w:lvl>
+    <w:lvl w:ilvl="7" w:tplc="04090003" w:tentative="1">
+      <w:start w:val="1"/>
+      <w:numFmt w:val="bullet"/>
+      <w:lvlText w:val="o"/>
+      <w:lvlJc w:val="left"/>
+      <w:pPr>
+        <w:ind w:left="5400" w:hanging="360"/>
+      </w:pPr>
+      <w:rPr>
+        <w:rFonts w:ascii="Courier New" w:hAnsi="Courier New" w:cs="Courier New" w:hint="default"/>
+      </w:rPr>
+    </w:lvl>
+    <w:lvl w:ilvl="8" w:tplc="04090005" w:tentative="1">
+      <w:start w:val="1"/>
+      <w:numFmt w:val="bullet"/>
+      <w:lvlText w:val=""/>
+      <w:lvlJc w:val="left"/>
+      <w:pPr>
+        <w:ind w:left="6120" w:hanging="360"/>
+      </w:pPr>
+      <w:rPr>
+        <w:rFonts w:ascii="Wingdings" w:hAnsi="Wingdings" w:hint="default"/>
+      </w:rPr>
+    </w:lvl>
+  </w:abstractNum>
+  <w:abstractNum w:abstractNumId="25">
     <w:nsid w:val="76986681"/>
     <w:multiLevelType w:val="hybridMultilevel"/>
     <w:tmpl w:val="47E48AA4"/>
@@ -7711,7 +6145,7 @@
       </w:rPr>
     </w:lvl>
   </w:abstractNum>
-  <w:abstractNum w:abstractNumId="20">
+  <w:abstractNum w:abstractNumId="26">
     <w:nsid w:val="77996F59"/>
     <w:multiLevelType w:val="multilevel"/>
     <w:tmpl w:val="0AC4802A"/>
@@ -7860,7 +6294,120 @@
       </w:rPr>
     </w:lvl>
   </w:abstractNum>
-  <w:abstractNum w:abstractNumId="21">
+  <w:abstractNum w:abstractNumId="27">
+    <w:nsid w:val="781C28ED"/>
+    <w:multiLevelType w:val="hybridMultilevel"/>
+    <w:tmpl w:val="9BEE9C2E"/>
+    <w:lvl w:ilvl="0" w:tplc="7054EACA">
+      <w:start w:val="1"/>
+      <w:numFmt w:val="bullet"/>
+      <w:lvlText w:val="-"/>
+      <w:lvlJc w:val="left"/>
+      <w:pPr>
+        <w:ind w:left="360" w:hanging="360"/>
+      </w:pPr>
+      <w:rPr>
+        <w:rFonts w:ascii="Tw Cen MT" w:hAnsi="Tw Cen MT" w:hint="default"/>
+      </w:rPr>
+    </w:lvl>
+    <w:lvl w:ilvl="1" w:tplc="04090003" w:tentative="1">
+      <w:start w:val="1"/>
+      <w:numFmt w:val="bullet"/>
+      <w:lvlText w:val="o"/>
+      <w:lvlJc w:val="left"/>
+      <w:pPr>
+        <w:ind w:left="1080" w:hanging="360"/>
+      </w:pPr>
+      <w:rPr>
+        <w:rFonts w:ascii="Courier New" w:hAnsi="Courier New" w:cs="Courier New" w:hint="default"/>
+      </w:rPr>
+    </w:lvl>
+    <w:lvl w:ilvl="2" w:tplc="04090005" w:tentative="1">
+      <w:start w:val="1"/>
+      <w:numFmt w:val="bullet"/>
+      <w:lvlText w:val=""/>
+      <w:lvlJc w:val="left"/>
+      <w:pPr>
+        <w:ind w:left="1800" w:hanging="360"/>
+      </w:pPr>
+      <w:rPr>
+        <w:rFonts w:ascii="Wingdings" w:hAnsi="Wingdings" w:hint="default"/>
+      </w:rPr>
+    </w:lvl>
+    <w:lvl w:ilvl="3" w:tplc="04090001" w:tentative="1">
+      <w:start w:val="1"/>
+      <w:numFmt w:val="bullet"/>
+      <w:lvlText w:val=""/>
+      <w:lvlJc w:val="left"/>
+      <w:pPr>
+        <w:ind w:left="2520" w:hanging="360"/>
+      </w:pPr>
+      <w:rPr>
+        <w:rFonts w:ascii="Symbol" w:hAnsi="Symbol" w:hint="default"/>
+      </w:rPr>
+    </w:lvl>
+    <w:lvl w:ilvl="4" w:tplc="04090003" w:tentative="1">
+      <w:start w:val="1"/>
+      <w:numFmt w:val="bullet"/>
+      <w:lvlText w:val="o"/>
+      <w:lvlJc w:val="left"/>
+      <w:pPr>
+        <w:ind w:left="3240" w:hanging="360"/>
+      </w:pPr>
+      <w:rPr>
+        <w:rFonts w:ascii="Courier New" w:hAnsi="Courier New" w:cs="Courier New" w:hint="default"/>
+      </w:rPr>
+    </w:lvl>
+    <w:lvl w:ilvl="5" w:tplc="04090005" w:tentative="1">
+      <w:start w:val="1"/>
+      <w:numFmt w:val="bullet"/>
+      <w:lvlText w:val=""/>
+      <w:lvlJc w:val="left"/>
+      <w:pPr>
+        <w:ind w:left="3960" w:hanging="360"/>
+      </w:pPr>
+      <w:rPr>
+        <w:rFonts w:ascii="Wingdings" w:hAnsi="Wingdings" w:hint="default"/>
+      </w:rPr>
+    </w:lvl>
+    <w:lvl w:ilvl="6" w:tplc="04090001" w:tentative="1">
+      <w:start w:val="1"/>
+      <w:numFmt w:val="bullet"/>
+      <w:lvlText w:val=""/>
+      <w:lvlJc w:val="left"/>
+      <w:pPr>
+        <w:ind w:left="4680" w:hanging="360"/>
+      </w:pPr>
+      <w:rPr>
+        <w:rFonts w:ascii="Symbol" w:hAnsi="Symbol" w:hint="default"/>
+      </w:rPr>
+    </w:lvl>
+    <w:lvl w:ilvl="7" w:tplc="04090003" w:tentative="1">
+      <w:start w:val="1"/>
+      <w:numFmt w:val="bullet"/>
+      <w:lvlText w:val="o"/>
+      <w:lvlJc w:val="left"/>
+      <w:pPr>
+        <w:ind w:left="5400" w:hanging="360"/>
+      </w:pPr>
+      <w:rPr>
+        <w:rFonts w:ascii="Courier New" w:hAnsi="Courier New" w:cs="Courier New" w:hint="default"/>
+      </w:rPr>
+    </w:lvl>
+    <w:lvl w:ilvl="8" w:tplc="04090005" w:tentative="1">
+      <w:start w:val="1"/>
+      <w:numFmt w:val="bullet"/>
+      <w:lvlText w:val=""/>
+      <w:lvlJc w:val="left"/>
+      <w:pPr>
+        <w:ind w:left="6120" w:hanging="360"/>
+      </w:pPr>
+      <w:rPr>
+        <w:rFonts w:ascii="Wingdings" w:hAnsi="Wingdings" w:hint="default"/>
+      </w:rPr>
+    </w:lvl>
+  </w:abstractNum>
+  <w:abstractNum w:abstractNumId="28">
     <w:nsid w:val="7FE432DB"/>
     <w:multiLevelType w:val="hybridMultilevel"/>
     <w:tmpl w:val="302E9BD8"/>
@@ -7974,70 +6521,91 @@
     </w:lvl>
   </w:abstractNum>
   <w:num w:numId="1">
-    <w:abstractNumId w:val="7"/>
+    <w:abstractNumId w:val="10"/>
   </w:num>
   <w:num w:numId="2">
-    <w:abstractNumId w:val="8"/>
+    <w:abstractNumId w:val="11"/>
   </w:num>
   <w:num w:numId="3">
-    <w:abstractNumId w:val="5"/>
+    <w:abstractNumId w:val="6"/>
   </w:num>
   <w:num w:numId="4">
-    <w:abstractNumId w:val="14"/>
+    <w:abstractNumId w:val="18"/>
   </w:num>
   <w:num w:numId="5">
-    <w:abstractNumId w:val="18"/>
+    <w:abstractNumId w:val="23"/>
   </w:num>
   <w:num w:numId="6">
-    <w:abstractNumId w:val="9"/>
+    <w:abstractNumId w:val="12"/>
   </w:num>
   <w:num w:numId="7">
-    <w:abstractNumId w:val="15"/>
+    <w:abstractNumId w:val="19"/>
   </w:num>
   <w:num w:numId="8">
-    <w:abstractNumId w:val="16"/>
+    <w:abstractNumId w:val="20"/>
   </w:num>
   <w:num w:numId="9">
     <w:abstractNumId w:val="0"/>
   </w:num>
   <w:num w:numId="10">
-    <w:abstractNumId w:val="19"/>
+    <w:abstractNumId w:val="25"/>
   </w:num>
   <w:num w:numId="11">
-    <w:abstractNumId w:val="21"/>
+    <w:abstractNumId w:val="28"/>
   </w:num>
   <w:num w:numId="12">
-    <w:abstractNumId w:val="12"/>
+    <w:abstractNumId w:val="15"/>
   </w:num>
   <w:num w:numId="13">
     <w:abstractNumId w:val="1"/>
   </w:num>
   <w:num w:numId="14">
-    <w:abstractNumId w:val="6"/>
+    <w:abstractNumId w:val="8"/>
   </w:num>
   <w:num w:numId="15">
+    <w:abstractNumId w:val="21"/>
+  </w:num>
+  <w:num w:numId="16">
+    <w:abstractNumId w:val="4"/>
+  </w:num>
+  <w:num w:numId="17">
+    <w:abstractNumId w:val="13"/>
+  </w:num>
+  <w:num w:numId="18">
+    <w:abstractNumId w:val="14"/>
+  </w:num>
+  <w:num w:numId="19">
+    <w:abstractNumId w:val="3"/>
+  </w:num>
+  <w:num w:numId="20">
+    <w:abstractNumId w:val="26"/>
+  </w:num>
+  <w:num w:numId="21">
+    <w:abstractNumId w:val="16"/>
+  </w:num>
+  <w:num w:numId="22">
+    <w:abstractNumId w:val="5"/>
+  </w:num>
+  <w:num w:numId="23">
+    <w:abstractNumId w:val="27"/>
+  </w:num>
+  <w:num w:numId="24">
+    <w:abstractNumId w:val="2"/>
+  </w:num>
+  <w:num w:numId="25">
+    <w:abstractNumId w:val="22"/>
+  </w:num>
+  <w:num w:numId="26">
+    <w:abstractNumId w:val="24"/>
+  </w:num>
+  <w:num w:numId="27">
+    <w:abstractNumId w:val="7"/>
+  </w:num>
+  <w:num w:numId="28">
     <w:abstractNumId w:val="17"/>
   </w:num>
-  <w:num w:numId="16">
-    <w:abstractNumId w:val="3"/>
-  </w:num>
-  <w:num w:numId="17">
-    <w:abstractNumId w:val="10"/>
-  </w:num>
-  <w:num w:numId="18">
-    <w:abstractNumId w:val="11"/>
-  </w:num>
-  <w:num w:numId="19">
-    <w:abstractNumId w:val="2"/>
-  </w:num>
-  <w:num w:numId="20">
-    <w:abstractNumId w:val="20"/>
-  </w:num>
-  <w:num w:numId="21">
-    <w:abstractNumId w:val="13"/>
-  </w:num>
-  <w:num w:numId="22">
-    <w:abstractNumId w:val="4"/>
+  <w:num w:numId="29">
+    <w:abstractNumId w:val="9"/>
   </w:num>
   <w:numIdMacAtCleanup w:val="8"/>
 </w:numbering>
@@ -9033,7 +7601,7 @@
 </file>
 
 <file path=customXml/itemProps1.xml><?xml version="1.0" encoding="utf-8"?>
-<ds:datastoreItem xmlns:ds="http://schemas.openxmlformats.org/officeDocument/2006/customXml" ds:itemID="{856C9574-E449-47A2-A551-F717552AD389}">
+<ds:datastoreItem xmlns:ds="http://schemas.openxmlformats.org/officeDocument/2006/customXml" ds:itemID="{B320EBCE-5AE3-465B-AA65-9FFEB968E867}">
   <ds:schemaRefs>
     <ds:schemaRef ds:uri="http://schemas.openxmlformats.org/officeDocument/2006/bibliography"/>
   </ds:schemaRefs>

--- a/William/.Net Backend/William_Jackson.docx
+++ b/William/.Net Backend/William_Jackson.docx
@@ -15,7 +15,17 @@
           <w:sz w:val="44"/>
           <w:szCs w:val="44"/>
         </w:rPr>
-        <w:t>WILLIAM</w:t>
+        <w:t>W</w:t>
+      </w:r>
+      <w:r>
+        <w:rPr>
+          <w:b/>
+          <w:bCs/>
+          <w:color w:val="111111"/>
+          <w:sz w:val="44"/>
+          <w:szCs w:val="44"/>
+        </w:rPr>
+        <w:t>illiam</w:t>
       </w:r>
       <w:r>
         <w:rPr>
@@ -25,8 +35,20 @@
           <w:sz w:val="44"/>
           <w:szCs w:val="44"/>
         </w:rPr>
-        <w:t xml:space="preserve"> JACKSON</w:t>
-      </w:r>
+        <w:t xml:space="preserve"> J</w:t>
+      </w:r>
+      <w:r>
+        <w:rPr>
+          <w:b/>
+          <w:bCs/>
+          <w:color w:val="B91C1C"/>
+          <w:sz w:val="44"/>
+          <w:szCs w:val="44"/>
+        </w:rPr>
+        <w:t>ackson</w:t>
+      </w:r>
+      <w:bookmarkStart w:id="0" w:name="_GoBack"/>
+      <w:bookmarkEnd w:id="0"/>
     </w:p>
     <w:p>
       <w:pPr>
@@ -103,7 +125,7 @@
                 <w:sz w:val="17"/>
                 <w:szCs w:val="17"/>
               </w:rPr>
-              <w:t xml:space="preserve">Wellington, Nevada, United States </w:t>
+              <w:t xml:space="preserve">Wellington, Nevada, United States | </w:t>
             </w:r>
             <w:r>
               <w:rPr>
@@ -112,7 +134,7 @@
                 <w:sz w:val="17"/>
                 <w:szCs w:val="17"/>
               </w:rPr>
-              <w:t>+1 (725) 258-7943</w:t>
+              <w:t>+1 (786) 949-7561</w:t>
             </w:r>
             <w:r>
               <w:rPr>
@@ -130,7 +152,7 @@
                 <w:sz w:val="17"/>
                 <w:szCs w:val="17"/>
               </w:rPr>
-              <w:t>williamjacksondev@outlook.com</w:t>
+              <w:t>williamjackson.pro@outlook.com</w:t>
             </w:r>
             <w:r>
               <w:rPr>
@@ -139,7 +161,7 @@
                 <w:sz w:val="17"/>
                 <w:szCs w:val="17"/>
               </w:rPr>
-              <w:t xml:space="preserve">| </w:t>
+              <w:t xml:space="preserve"> | </w:t>
             </w:r>
             <w:r>
               <w:rPr>
@@ -157,7 +179,7 @@
                 <w:sz w:val="17"/>
                 <w:szCs w:val="17"/>
               </w:rPr>
-              <w:t>75b9343b6/</w:t>
+              <w:t>75b9343b6</w:t>
             </w:r>
           </w:p>
         </w:tc>
@@ -165,22 +187,20 @@
     </w:tbl>
     <w:p>
       <w:pPr>
-        <w:spacing w:after="120"/>
-      </w:pPr>
-    </w:p>
-    <w:p>
-      <w:pPr>
         <w:pBdr>
           <w:bottom w:val="single" w:sz="6" w:space="0" w:color="B91C1C"/>
         </w:pBdr>
         <w:spacing w:before="120" w:after="80"/>
+        <w:rPr>
+          <w:sz w:val="24"/>
+        </w:rPr>
       </w:pPr>
       <w:r>
         <w:rPr>
           <w:b/>
           <w:bCs/>
           <w:color w:val="111111"/>
-          <w:sz w:val="21"/>
+          <w:sz w:val="24"/>
           <w:szCs w:val="21"/>
         </w:rPr>
         <w:t>PROFESSIONAL SUMMARY</w:t>
@@ -193,39 +213,39 @@
         <w:jc w:val="both"/>
         <w:rPr>
           <w:rFonts w:ascii="Arial" w:hAnsi="Arial" w:cs="Arial"/>
-          <w:sz w:val="12"/>
-        </w:rPr>
-      </w:pPr>
-      <w:r>
-        <w:rPr>
-          <w:sz w:val="20"/>
+          <w:sz w:val="14"/>
+        </w:rPr>
+      </w:pPr>
+      <w:r>
+        <w:rPr>
+          <w:sz w:val="22"/>
         </w:rPr>
         <w:t xml:space="preserve">Senior Software Engineer with 10+ years of </w:t>
       </w:r>
       <w:proofErr w:type="gramStart"/>
       <w:r>
         <w:rPr>
-          <w:sz w:val="20"/>
+          <w:sz w:val="22"/>
         </w:rPr>
         <w:t>experience designing</w:t>
       </w:r>
       <w:proofErr w:type="gramEnd"/>
       <w:r>
         <w:rPr>
-          <w:sz w:val="20"/>
+          <w:sz w:val="22"/>
         </w:rPr>
         <w:t xml:space="preserve"> and scaling </w:t>
       </w:r>
       <w:r>
         <w:rPr>
           <w:rStyle w:val="Strong"/>
-          <w:sz w:val="20"/>
+          <w:sz w:val="22"/>
         </w:rPr>
         <w:t>backend platforms</w:t>
       </w:r>
       <w:r>
         <w:rPr>
-          <w:sz w:val="20"/>
+          <w:sz w:val="22"/>
         </w:rPr>
         <w:t xml:space="preserve"> for </w:t>
       </w:r>
@@ -233,7 +253,7 @@
       <w:r>
         <w:rPr>
           <w:rStyle w:val="Strong"/>
-          <w:sz w:val="20"/>
+          <w:sz w:val="22"/>
         </w:rPr>
         <w:t>SaaS</w:t>
       </w:r>
@@ -241,112 +261,112 @@
       <w:r>
         <w:rPr>
           <w:rStyle w:val="Strong"/>
-          <w:sz w:val="20"/>
+          <w:sz w:val="22"/>
         </w:rPr>
         <w:t>, enterprise workflow, and cloud-based business systems</w:t>
       </w:r>
       <w:r>
         <w:rPr>
-          <w:sz w:val="20"/>
+          <w:sz w:val="22"/>
         </w:rPr>
         <w:t xml:space="preserve"> using </w:t>
       </w:r>
       <w:r>
         <w:rPr>
           <w:rStyle w:val="Strong"/>
-          <w:sz w:val="20"/>
+          <w:sz w:val="22"/>
         </w:rPr>
         <w:t>C# (.NET 6–8)</w:t>
       </w:r>
       <w:r>
         <w:rPr>
-          <w:sz w:val="20"/>
+          <w:sz w:val="22"/>
         </w:rPr>
         <w:t xml:space="preserve">, </w:t>
       </w:r>
       <w:r>
         <w:rPr>
           <w:rStyle w:val="Strong"/>
-          <w:sz w:val="20"/>
+          <w:sz w:val="22"/>
         </w:rPr>
         <w:t>ASP.NET Core 6–8</w:t>
       </w:r>
       <w:r>
         <w:rPr>
-          <w:sz w:val="20"/>
+          <w:sz w:val="22"/>
         </w:rPr>
         <w:t xml:space="preserve">, and distributed service design. Strong background in building secure </w:t>
       </w:r>
       <w:r>
         <w:rPr>
           <w:rStyle w:val="Strong"/>
-          <w:sz w:val="20"/>
+          <w:sz w:val="22"/>
         </w:rPr>
         <w:t>REST APIs</w:t>
       </w:r>
       <w:r>
         <w:rPr>
-          <w:sz w:val="20"/>
+          <w:sz w:val="22"/>
         </w:rPr>
         <w:t xml:space="preserve">, modernizing legacy </w:t>
       </w:r>
       <w:r>
         <w:rPr>
           <w:rStyle w:val="Strong"/>
-          <w:sz w:val="20"/>
+          <w:sz w:val="22"/>
         </w:rPr>
         <w:t>.NET Framework</w:t>
       </w:r>
       <w:r>
         <w:rPr>
-          <w:sz w:val="20"/>
+          <w:sz w:val="22"/>
         </w:rPr>
         <w:t xml:space="preserve"> applications into cloud-ready services, and improving reliability through </w:t>
       </w:r>
       <w:proofErr w:type="spellStart"/>
       <w:r>
         <w:rPr>
-          <w:sz w:val="20"/>
+          <w:sz w:val="22"/>
         </w:rPr>
         <w:t>observability</w:t>
       </w:r>
       <w:proofErr w:type="spellEnd"/>
       <w:r>
         <w:rPr>
-          <w:sz w:val="20"/>
+          <w:sz w:val="22"/>
         </w:rPr>
         <w:t xml:space="preserve">, performance tuning, and automated delivery. </w:t>
       </w:r>
       <w:proofErr w:type="gramStart"/>
       <w:r>
         <w:rPr>
-          <w:sz w:val="20"/>
+          <w:sz w:val="22"/>
         </w:rPr>
         <w:t xml:space="preserve">Known for solving difficult production issues, reducing latency, stabilizing releases, and delivering backend features that support high-volume integrations, data processing, authentication, and multi-environment deployments across </w:t>
       </w:r>
       <w:r>
         <w:rPr>
           <w:rStyle w:val="Strong"/>
-          <w:sz w:val="20"/>
+          <w:sz w:val="22"/>
         </w:rPr>
         <w:t>AWS</w:t>
       </w:r>
       <w:r>
         <w:rPr>
-          <w:sz w:val="20"/>
+          <w:sz w:val="22"/>
         </w:rPr>
         <w:t xml:space="preserve">, </w:t>
       </w:r>
       <w:r>
         <w:rPr>
           <w:rStyle w:val="Strong"/>
-          <w:sz w:val="20"/>
+          <w:sz w:val="22"/>
         </w:rPr>
         <w:t>Azure</w:t>
       </w:r>
       <w:r>
         <w:rPr>
-          <w:sz w:val="20"/>
+          <w:sz w:val="22"/>
         </w:rPr>
         <w:t>, and containerized infrastructure.</w:t>
       </w:r>
@@ -358,13 +378,16 @@
           <w:bottom w:val="single" w:sz="6" w:space="0" w:color="B91C1C"/>
         </w:pBdr>
         <w:spacing w:before="120" w:after="80"/>
+        <w:rPr>
+          <w:sz w:val="24"/>
+        </w:rPr>
       </w:pPr>
       <w:r>
         <w:rPr>
           <w:b/>
           <w:bCs/>
           <w:color w:val="111111"/>
-          <w:sz w:val="21"/>
+          <w:sz w:val="24"/>
           <w:szCs w:val="21"/>
         </w:rPr>
         <w:t>SKILLS</w:t>
@@ -377,61 +400,62 @@
           <w:ilvl w:val="0"/>
           <w:numId w:val="23"/>
         </w:numPr>
+        <w:spacing w:before="0" w:beforeAutospacing="0" w:after="0" w:afterAutospacing="0"/>
         <w:jc w:val="both"/>
         <w:rPr>
-          <w:sz w:val="20"/>
+          <w:sz w:val="22"/>
         </w:rPr>
       </w:pPr>
       <w:r>
         <w:rPr>
           <w:rStyle w:val="Strong"/>
-          <w:sz w:val="20"/>
+          <w:sz w:val="22"/>
         </w:rPr>
         <w:t>Backend:</w:t>
       </w:r>
       <w:r>
         <w:rPr>
-          <w:sz w:val="20"/>
+          <w:sz w:val="22"/>
         </w:rPr>
         <w:t xml:space="preserve"> </w:t>
       </w:r>
       <w:r>
         <w:rPr>
           <w:rStyle w:val="Strong"/>
-          <w:sz w:val="20"/>
+          <w:sz w:val="22"/>
         </w:rPr>
         <w:t>C# (.NET 6–8)</w:t>
       </w:r>
       <w:r>
         <w:rPr>
-          <w:sz w:val="20"/>
+          <w:sz w:val="22"/>
         </w:rPr>
         <w:t xml:space="preserve">, </w:t>
       </w:r>
       <w:r>
         <w:rPr>
           <w:rStyle w:val="Strong"/>
-          <w:sz w:val="20"/>
+          <w:sz w:val="22"/>
         </w:rPr>
         <w:t>ASP.NET Core 6–8</w:t>
       </w:r>
       <w:r>
         <w:rPr>
-          <w:sz w:val="20"/>
+          <w:sz w:val="22"/>
         </w:rPr>
         <w:t xml:space="preserve">, .NET Framework, Web API, Minimal APIs, background services, </w:t>
       </w:r>
       <w:proofErr w:type="spellStart"/>
       <w:r>
         <w:rPr>
-          <w:sz w:val="20"/>
+          <w:sz w:val="22"/>
         </w:rPr>
         <w:t>microservices</w:t>
       </w:r>
       <w:proofErr w:type="spellEnd"/>
       <w:r>
         <w:rPr>
-          <w:sz w:val="20"/>
+          <w:sz w:val="22"/>
         </w:rPr>
         <w:t>, distributed systems, multitenant backend architecture</w:t>
       </w:r>
@@ -443,90 +467,91 @@
           <w:ilvl w:val="0"/>
           <w:numId w:val="23"/>
         </w:numPr>
+        <w:spacing w:before="0" w:beforeAutospacing="0" w:after="0" w:afterAutospacing="0"/>
         <w:jc w:val="both"/>
         <w:rPr>
-          <w:sz w:val="20"/>
+          <w:sz w:val="22"/>
         </w:rPr>
       </w:pPr>
       <w:r>
         <w:rPr>
           <w:rStyle w:val="Strong"/>
-          <w:sz w:val="20"/>
+          <w:sz w:val="22"/>
         </w:rPr>
         <w:t>Data &amp; Persistence:</w:t>
       </w:r>
       <w:r>
         <w:rPr>
-          <w:sz w:val="20"/>
+          <w:sz w:val="22"/>
         </w:rPr>
         <w:t xml:space="preserve"> </w:t>
       </w:r>
       <w:r>
         <w:rPr>
           <w:rStyle w:val="Strong"/>
-          <w:sz w:val="20"/>
+          <w:sz w:val="22"/>
         </w:rPr>
         <w:t>Entity Framework Core 6–8</w:t>
       </w:r>
       <w:r>
         <w:rPr>
-          <w:sz w:val="20"/>
+          <w:sz w:val="22"/>
         </w:rPr>
         <w:t xml:space="preserve">, Dapper, SQL Server, </w:t>
       </w:r>
       <w:proofErr w:type="spellStart"/>
       <w:r>
         <w:rPr>
-          <w:sz w:val="20"/>
+          <w:sz w:val="22"/>
         </w:rPr>
         <w:t>PostgreSQL</w:t>
       </w:r>
       <w:proofErr w:type="spellEnd"/>
       <w:r>
         <w:rPr>
-          <w:sz w:val="20"/>
+          <w:sz w:val="22"/>
         </w:rPr>
         <w:t xml:space="preserve">, MySQL, </w:t>
       </w:r>
       <w:proofErr w:type="spellStart"/>
       <w:r>
         <w:rPr>
-          <w:sz w:val="20"/>
+          <w:sz w:val="22"/>
         </w:rPr>
         <w:t>Redis</w:t>
       </w:r>
       <w:proofErr w:type="spellEnd"/>
       <w:r>
         <w:rPr>
-          <w:sz w:val="20"/>
+          <w:sz w:val="22"/>
         </w:rPr>
         <w:t xml:space="preserve">, </w:t>
       </w:r>
       <w:proofErr w:type="spellStart"/>
       <w:r>
         <w:rPr>
-          <w:sz w:val="20"/>
+          <w:sz w:val="22"/>
         </w:rPr>
         <w:t>MongoDB</w:t>
       </w:r>
       <w:proofErr w:type="spellEnd"/>
       <w:r>
         <w:rPr>
-          <w:sz w:val="20"/>
+          <w:sz w:val="22"/>
         </w:rPr>
         <w:t xml:space="preserve">, </w:t>
       </w:r>
       <w:proofErr w:type="spellStart"/>
       <w:r>
         <w:rPr>
-          <w:sz w:val="20"/>
+          <w:sz w:val="22"/>
         </w:rPr>
         <w:t>DynamoDB</w:t>
       </w:r>
       <w:proofErr w:type="spellEnd"/>
       <w:r>
         <w:rPr>
-          <w:sz w:val="20"/>
+          <w:sz w:val="22"/>
         </w:rPr>
         <w:t>, query optimization, indexing, transaction handling, caching strategies</w:t>
       </w:r>
@@ -538,63 +563,64 @@
           <w:ilvl w:val="0"/>
           <w:numId w:val="23"/>
         </w:numPr>
+        <w:spacing w:before="0" w:beforeAutospacing="0" w:after="0" w:afterAutospacing="0"/>
         <w:jc w:val="both"/>
         <w:rPr>
-          <w:sz w:val="20"/>
+          <w:sz w:val="22"/>
         </w:rPr>
       </w:pPr>
       <w:r>
         <w:rPr>
           <w:rStyle w:val="Strong"/>
-          <w:sz w:val="20"/>
+          <w:sz w:val="22"/>
         </w:rPr>
         <w:t>Messaging &amp; Integration:</w:t>
       </w:r>
       <w:r>
         <w:rPr>
-          <w:sz w:val="20"/>
+          <w:sz w:val="22"/>
         </w:rPr>
         <w:t xml:space="preserve"> </w:t>
       </w:r>
       <w:proofErr w:type="spellStart"/>
       <w:r>
         <w:rPr>
-          <w:sz w:val="20"/>
+          <w:sz w:val="22"/>
         </w:rPr>
         <w:t>RabbitMQ</w:t>
       </w:r>
       <w:proofErr w:type="spellEnd"/>
       <w:r>
         <w:rPr>
-          <w:sz w:val="20"/>
+          <w:sz w:val="22"/>
         </w:rPr>
         <w:t xml:space="preserve">, Kafka, AWS SQS/SNS, </w:t>
       </w:r>
       <w:proofErr w:type="spellStart"/>
       <w:r>
         <w:rPr>
-          <w:sz w:val="20"/>
+          <w:sz w:val="22"/>
         </w:rPr>
         <w:t>EventBridge</w:t>
       </w:r>
       <w:proofErr w:type="spellEnd"/>
       <w:r>
         <w:rPr>
-          <w:sz w:val="20"/>
+          <w:sz w:val="22"/>
         </w:rPr>
         <w:t xml:space="preserve">, </w:t>
       </w:r>
       <w:proofErr w:type="spellStart"/>
       <w:r>
         <w:rPr>
-          <w:sz w:val="20"/>
+          <w:sz w:val="22"/>
         </w:rPr>
         <w:t>webhook</w:t>
       </w:r>
       <w:proofErr w:type="spellEnd"/>
       <w:r>
         <w:rPr>
-          <w:sz w:val="20"/>
+          <w:sz w:val="22"/>
         </w:rPr>
         <w:t xml:space="preserve"> integrations, third-party API integration, asynchronous processing, event-driven workflows</w:t>
       </w:r>
@@ -606,15 +632,16 @@
           <w:ilvl w:val="0"/>
           <w:numId w:val="23"/>
         </w:numPr>
+        <w:spacing w:before="0" w:beforeAutospacing="0" w:after="0" w:afterAutospacing="0"/>
         <w:jc w:val="both"/>
         <w:rPr>
-          <w:sz w:val="20"/>
+          <w:sz w:val="22"/>
         </w:rPr>
       </w:pPr>
       <w:r>
         <w:rPr>
           <w:rStyle w:val="Strong"/>
-          <w:sz w:val="20"/>
+          <w:sz w:val="22"/>
         </w:rPr>
         <w:t xml:space="preserve">Cloud &amp; </w:t>
       </w:r>
@@ -622,7 +649,7 @@
       <w:r>
         <w:rPr>
           <w:rStyle w:val="Strong"/>
-          <w:sz w:val="20"/>
+          <w:sz w:val="22"/>
         </w:rPr>
         <w:t>DevOps</w:t>
       </w:r>
@@ -630,97 +657,97 @@
       <w:r>
         <w:rPr>
           <w:rStyle w:val="Strong"/>
-          <w:sz w:val="20"/>
+          <w:sz w:val="22"/>
         </w:rPr>
         <w:t>:</w:t>
       </w:r>
       <w:r>
         <w:rPr>
-          <w:sz w:val="20"/>
+          <w:sz w:val="22"/>
         </w:rPr>
         <w:t xml:space="preserve"> AWS, Azure, EC2, ECS, EKS, Lambda, API Gateway, S3, RDS, </w:t>
       </w:r>
       <w:proofErr w:type="spellStart"/>
       <w:r>
         <w:rPr>
-          <w:sz w:val="20"/>
+          <w:sz w:val="22"/>
         </w:rPr>
         <w:t>CloudWatch</w:t>
       </w:r>
       <w:proofErr w:type="spellEnd"/>
       <w:r>
         <w:rPr>
-          <w:sz w:val="20"/>
+          <w:sz w:val="22"/>
         </w:rPr>
         <w:t xml:space="preserve">, </w:t>
       </w:r>
       <w:proofErr w:type="spellStart"/>
       <w:r>
         <w:rPr>
-          <w:sz w:val="20"/>
+          <w:sz w:val="22"/>
         </w:rPr>
         <w:t>Docker</w:t>
       </w:r>
       <w:proofErr w:type="spellEnd"/>
       <w:r>
         <w:rPr>
-          <w:sz w:val="20"/>
+          <w:sz w:val="22"/>
         </w:rPr>
         <w:t xml:space="preserve">, </w:t>
       </w:r>
       <w:proofErr w:type="spellStart"/>
       <w:r>
         <w:rPr>
-          <w:sz w:val="20"/>
+          <w:sz w:val="22"/>
         </w:rPr>
         <w:t>Kubernetes</w:t>
       </w:r>
       <w:proofErr w:type="spellEnd"/>
       <w:r>
         <w:rPr>
-          <w:sz w:val="20"/>
+          <w:sz w:val="22"/>
         </w:rPr>
         <w:t xml:space="preserve">, Helm, </w:t>
       </w:r>
       <w:proofErr w:type="spellStart"/>
       <w:r>
         <w:rPr>
-          <w:sz w:val="20"/>
+          <w:sz w:val="22"/>
         </w:rPr>
         <w:t>Terraform</w:t>
       </w:r>
       <w:proofErr w:type="spellEnd"/>
       <w:r>
         <w:rPr>
-          <w:sz w:val="20"/>
+          <w:sz w:val="22"/>
         </w:rPr>
         <w:t xml:space="preserve">, </w:t>
       </w:r>
       <w:proofErr w:type="spellStart"/>
       <w:r>
         <w:rPr>
-          <w:sz w:val="20"/>
+          <w:sz w:val="22"/>
         </w:rPr>
         <w:t>GitHub</w:t>
       </w:r>
       <w:proofErr w:type="spellEnd"/>
       <w:r>
         <w:rPr>
-          <w:sz w:val="20"/>
+          <w:sz w:val="22"/>
         </w:rPr>
         <w:t xml:space="preserve"> Actions, Azure </w:t>
       </w:r>
       <w:proofErr w:type="spellStart"/>
       <w:r>
         <w:rPr>
-          <w:sz w:val="20"/>
+          <w:sz w:val="22"/>
         </w:rPr>
         <w:t>DevOps</w:t>
       </w:r>
       <w:proofErr w:type="spellEnd"/>
       <w:r>
         <w:rPr>
-          <w:sz w:val="20"/>
+          <w:sz w:val="22"/>
         </w:rPr>
         <w:t>, CI/CD pipelines</w:t>
       </w:r>
@@ -732,16 +759,17 @@
           <w:ilvl w:val="0"/>
           <w:numId w:val="23"/>
         </w:numPr>
+        <w:spacing w:before="0" w:beforeAutospacing="0" w:after="0" w:afterAutospacing="0"/>
         <w:jc w:val="both"/>
         <w:rPr>
-          <w:sz w:val="20"/>
+          <w:sz w:val="22"/>
         </w:rPr>
       </w:pPr>
       <w:proofErr w:type="spellStart"/>
       <w:r>
         <w:rPr>
           <w:rStyle w:val="Strong"/>
-          <w:sz w:val="20"/>
+          <w:sz w:val="22"/>
         </w:rPr>
         <w:t>Observability</w:t>
       </w:r>
@@ -749,69 +777,69 @@
       <w:r>
         <w:rPr>
           <w:rStyle w:val="Strong"/>
-          <w:sz w:val="20"/>
+          <w:sz w:val="22"/>
         </w:rPr>
         <w:t xml:space="preserve"> &amp; Security:</w:t>
       </w:r>
       <w:r>
         <w:rPr>
-          <w:sz w:val="20"/>
+          <w:sz w:val="22"/>
         </w:rPr>
         <w:t xml:space="preserve"> </w:t>
       </w:r>
       <w:proofErr w:type="spellStart"/>
       <w:r>
         <w:rPr>
-          <w:sz w:val="20"/>
+          <w:sz w:val="22"/>
         </w:rPr>
         <w:t>OpenTelemetry</w:t>
       </w:r>
       <w:proofErr w:type="spellEnd"/>
       <w:r>
         <w:rPr>
-          <w:sz w:val="20"/>
+          <w:sz w:val="22"/>
         </w:rPr>
         <w:t xml:space="preserve">, </w:t>
       </w:r>
       <w:proofErr w:type="spellStart"/>
       <w:r>
         <w:rPr>
-          <w:sz w:val="20"/>
+          <w:sz w:val="22"/>
         </w:rPr>
         <w:t>Datadog</w:t>
       </w:r>
       <w:proofErr w:type="spellEnd"/>
       <w:r>
         <w:rPr>
-          <w:sz w:val="20"/>
+          <w:sz w:val="22"/>
         </w:rPr>
         <w:t xml:space="preserve">, Prometheus, </w:t>
       </w:r>
       <w:proofErr w:type="spellStart"/>
       <w:r>
         <w:rPr>
-          <w:sz w:val="20"/>
+          <w:sz w:val="22"/>
         </w:rPr>
         <w:t>Grafana</w:t>
       </w:r>
       <w:proofErr w:type="spellEnd"/>
       <w:r>
         <w:rPr>
-          <w:sz w:val="20"/>
+          <w:sz w:val="22"/>
         </w:rPr>
         <w:t xml:space="preserve">, structured logging, health checks, tracing, OAuth2, </w:t>
       </w:r>
       <w:proofErr w:type="spellStart"/>
       <w:r>
         <w:rPr>
-          <w:sz w:val="20"/>
+          <w:sz w:val="22"/>
         </w:rPr>
         <w:t>OpenID</w:t>
       </w:r>
       <w:proofErr w:type="spellEnd"/>
       <w:r>
         <w:rPr>
-          <w:sz w:val="20"/>
+          <w:sz w:val="22"/>
         </w:rPr>
         <w:t xml:space="preserve"> Connect, JWT, RBAC, audit logging, rate limiting</w:t>
       </w:r>
@@ -823,6 +851,7 @@
           <w:ilvl w:val="0"/>
           <w:numId w:val="23"/>
         </w:numPr>
+        <w:spacing w:before="0" w:beforeAutospacing="0" w:after="0" w:afterAutospacing="0"/>
         <w:jc w:val="both"/>
         <w:rPr>
           <w:sz w:val="20"/>
@@ -831,55 +860,55 @@
       <w:r>
         <w:rPr>
           <w:rStyle w:val="Strong"/>
-          <w:sz w:val="20"/>
+          <w:sz w:val="22"/>
         </w:rPr>
         <w:t>Testing &amp; Quality:</w:t>
       </w:r>
       <w:r>
         <w:rPr>
-          <w:sz w:val="20"/>
+          <w:sz w:val="22"/>
         </w:rPr>
         <w:t xml:space="preserve"> </w:t>
       </w:r>
       <w:proofErr w:type="spellStart"/>
       <w:r>
         <w:rPr>
-          <w:sz w:val="20"/>
+          <w:sz w:val="22"/>
         </w:rPr>
         <w:t>xUnit</w:t>
       </w:r>
       <w:proofErr w:type="spellEnd"/>
       <w:r>
         <w:rPr>
-          <w:sz w:val="20"/>
+          <w:sz w:val="22"/>
         </w:rPr>
         <w:t xml:space="preserve">, </w:t>
       </w:r>
       <w:proofErr w:type="spellStart"/>
       <w:r>
         <w:rPr>
-          <w:sz w:val="20"/>
+          <w:sz w:val="22"/>
         </w:rPr>
         <w:t>NUnit</w:t>
       </w:r>
       <w:proofErr w:type="spellEnd"/>
       <w:r>
         <w:rPr>
-          <w:sz w:val="20"/>
+          <w:sz w:val="22"/>
         </w:rPr>
         <w:t xml:space="preserve">, </w:t>
       </w:r>
       <w:proofErr w:type="spellStart"/>
       <w:r>
         <w:rPr>
-          <w:sz w:val="20"/>
+          <w:sz w:val="22"/>
         </w:rPr>
         <w:t>Moq</w:t>
       </w:r>
       <w:proofErr w:type="spellEnd"/>
       <w:r>
         <w:rPr>
-          <w:sz w:val="20"/>
+          <w:sz w:val="22"/>
         </w:rPr>
         <w:t>, integration testing, API contract validation, performance diagnostics, code reviews, refactoring, release hardening</w:t>
       </w:r>
@@ -890,13 +919,16 @@
           <w:bottom w:val="single" w:sz="6" w:space="0" w:color="B91C1C"/>
         </w:pBdr>
         <w:spacing w:before="120" w:after="80"/>
+        <w:rPr>
+          <w:sz w:val="24"/>
+        </w:rPr>
       </w:pPr>
       <w:r>
         <w:rPr>
           <w:b/>
           <w:bCs/>
           <w:color w:val="111111"/>
-          <w:sz w:val="21"/>
+          <w:sz w:val="24"/>
           <w:szCs w:val="21"/>
         </w:rPr>
         <w:t>WORK HISTORY</w:t>
@@ -935,13 +967,18 @@
             </w:tcBorders>
           </w:tcPr>
           <w:p>
+            <w:pPr>
+              <w:rPr>
+                <w:sz w:val="24"/>
+              </w:rPr>
+            </w:pPr>
             <w:r>
               <w:rPr>
                 <w:rFonts w:ascii="Arial" w:eastAsia="Arial" w:hAnsi="Arial" w:cs="Arial"/>
                 <w:b/>
                 <w:bCs/>
                 <w:color w:val="111111"/>
-                <w:sz w:val="19"/>
+                <w:sz w:val="22"/>
                 <w:szCs w:val="19"/>
               </w:rPr>
               <w:t>Senior Software Engineer</w:t>
@@ -961,12 +998,14 @@
           <w:p>
             <w:pPr>
               <w:jc w:val="right"/>
+              <w:rPr>
+                <w:sz w:val="24"/>
+              </w:rPr>
             </w:pPr>
             <w:r>
               <w:rPr>
                 <w:rFonts w:ascii="Arial" w:eastAsia="Arial" w:hAnsi="Arial" w:cs="Arial"/>
                 <w:color w:val="111111"/>
-                <w:sz w:val="17"/>
                 <w:szCs w:val="17"/>
               </w:rPr>
               <w:t>February 2021 to December 2025</w:t>
@@ -976,6 +1015,11 @@
       </w:tr>
     </w:tbl>
     <w:p>
+      <w:pPr>
+        <w:rPr>
+          <w:sz w:val="24"/>
+        </w:rPr>
+      </w:pPr>
       <w:proofErr w:type="spellStart"/>
       <w:r>
         <w:rPr>
@@ -983,7 +1027,7 @@
           <w:b/>
           <w:bCs/>
           <w:color w:val="111111"/>
-          <w:sz w:val="18"/>
+          <w:sz w:val="22"/>
           <w:szCs w:val="18"/>
         </w:rPr>
         <w:t>Viaro</w:t>
@@ -995,7 +1039,7 @@
           <w:b/>
           <w:bCs/>
           <w:color w:val="111111"/>
-          <w:sz w:val="18"/>
+          <w:sz w:val="22"/>
           <w:szCs w:val="18"/>
         </w:rPr>
         <w:t xml:space="preserve"> Networks Inc. - Delaware, United States</w:t>
@@ -1010,78 +1054,78 @@
         </w:numPr>
         <w:jc w:val="both"/>
         <w:rPr>
-          <w:sz w:val="20"/>
-        </w:rPr>
-      </w:pPr>
-      <w:r>
-        <w:rPr>
-          <w:sz w:val="20"/>
+          <w:sz w:val="22"/>
+        </w:rPr>
+      </w:pPr>
+      <w:r>
+        <w:rPr>
+          <w:sz w:val="22"/>
         </w:rPr>
         <w:t xml:space="preserve">Architected and delivered </w:t>
       </w:r>
       <w:r>
         <w:rPr>
           <w:rStyle w:val="Strong"/>
-          <w:sz w:val="20"/>
+          <w:sz w:val="22"/>
         </w:rPr>
         <w:t>backend services</w:t>
       </w:r>
       <w:r>
         <w:rPr>
-          <w:sz w:val="20"/>
+          <w:sz w:val="22"/>
         </w:rPr>
         <w:t xml:space="preserve"> for a cloud-hosted </w:t>
       </w:r>
       <w:proofErr w:type="spellStart"/>
       <w:r>
         <w:rPr>
-          <w:sz w:val="20"/>
+          <w:sz w:val="22"/>
         </w:rPr>
         <w:t>SaaS</w:t>
       </w:r>
       <w:proofErr w:type="spellEnd"/>
       <w:r>
         <w:rPr>
-          <w:sz w:val="20"/>
+          <w:sz w:val="22"/>
         </w:rPr>
         <w:t xml:space="preserve"> platform using </w:t>
       </w:r>
       <w:r>
         <w:rPr>
           <w:rStyle w:val="Strong"/>
-          <w:sz w:val="20"/>
+          <w:sz w:val="22"/>
         </w:rPr>
         <w:t>C# (.NET 6–8)</w:t>
       </w:r>
       <w:r>
         <w:rPr>
-          <w:sz w:val="20"/>
+          <w:sz w:val="22"/>
         </w:rPr>
         <w:t xml:space="preserve">, </w:t>
       </w:r>
       <w:r>
         <w:rPr>
           <w:rStyle w:val="Strong"/>
-          <w:sz w:val="20"/>
+          <w:sz w:val="22"/>
         </w:rPr>
         <w:t>ASP.NET Core</w:t>
       </w:r>
       <w:r>
         <w:rPr>
-          <w:sz w:val="20"/>
+          <w:sz w:val="22"/>
         </w:rPr>
         <w:t xml:space="preserve">, </w:t>
       </w:r>
       <w:r>
         <w:rPr>
           <w:rStyle w:val="Strong"/>
-          <w:sz w:val="20"/>
+          <w:sz w:val="22"/>
         </w:rPr>
         <w:t>SQL Server</w:t>
       </w:r>
       <w:r>
         <w:rPr>
-          <w:sz w:val="20"/>
+          <w:sz w:val="22"/>
         </w:rPr>
         <w:t xml:space="preserve">, </w:t>
       </w:r>
@@ -1089,14 +1133,14 @@
       <w:r>
         <w:rPr>
           <w:rStyle w:val="Strong"/>
-          <w:sz w:val="20"/>
+          <w:sz w:val="22"/>
         </w:rPr>
         <w:t>Redis</w:t>
       </w:r>
       <w:proofErr w:type="spellEnd"/>
       <w:r>
         <w:rPr>
-          <w:sz w:val="20"/>
+          <w:sz w:val="22"/>
         </w:rPr>
         <w:t xml:space="preserve">, and </w:t>
       </w:r>
@@ -1104,14 +1148,14 @@
       <w:r>
         <w:rPr>
           <w:rStyle w:val="Strong"/>
-          <w:sz w:val="20"/>
+          <w:sz w:val="22"/>
         </w:rPr>
         <w:t>RabbitMQ</w:t>
       </w:r>
       <w:proofErr w:type="spellEnd"/>
       <w:r>
         <w:rPr>
-          <w:sz w:val="20"/>
+          <w:sz w:val="22"/>
         </w:rPr>
         <w:t>, creating stable service boundaries that supported high-volume transactional workflows and partner integrations.</w:t>
       </w:r>
@@ -1125,38 +1169,38 @@
         </w:numPr>
         <w:jc w:val="both"/>
         <w:rPr>
-          <w:sz w:val="20"/>
-        </w:rPr>
-      </w:pPr>
-      <w:r>
-        <w:rPr>
-          <w:sz w:val="20"/>
+          <w:sz w:val="22"/>
+        </w:rPr>
+      </w:pPr>
+      <w:r>
+        <w:rPr>
+          <w:sz w:val="22"/>
         </w:rPr>
         <w:t xml:space="preserve">Led a modernization effort that migrated core business modules from a legacy </w:t>
       </w:r>
       <w:r>
         <w:rPr>
           <w:rStyle w:val="Strong"/>
-          <w:sz w:val="20"/>
+          <w:sz w:val="22"/>
         </w:rPr>
         <w:t>.NET Framework</w:t>
       </w:r>
       <w:r>
         <w:rPr>
-          <w:sz w:val="20"/>
+          <w:sz w:val="22"/>
         </w:rPr>
         <w:t xml:space="preserve"> monolith into containerized </w:t>
       </w:r>
       <w:r>
         <w:rPr>
           <w:rStyle w:val="Strong"/>
-          <w:sz w:val="20"/>
+          <w:sz w:val="22"/>
         </w:rPr>
         <w:t>ASP.NET Core</w:t>
       </w:r>
       <w:r>
         <w:rPr>
-          <w:sz w:val="20"/>
+          <w:sz w:val="22"/>
         </w:rPr>
         <w:t xml:space="preserve"> services, which improved deployment flexibility and reduced release coordination overhead across environments.</w:t>
       </w:r>
@@ -1170,25 +1214,25 @@
         </w:numPr>
         <w:jc w:val="both"/>
         <w:rPr>
-          <w:sz w:val="20"/>
-        </w:rPr>
-      </w:pPr>
-      <w:r>
-        <w:rPr>
-          <w:sz w:val="20"/>
+          <w:sz w:val="22"/>
+        </w:rPr>
+      </w:pPr>
+      <w:r>
+        <w:rPr>
+          <w:sz w:val="22"/>
         </w:rPr>
         <w:t xml:space="preserve">Designed secure </w:t>
       </w:r>
       <w:r>
         <w:rPr>
           <w:rStyle w:val="Strong"/>
-          <w:sz w:val="20"/>
+          <w:sz w:val="22"/>
         </w:rPr>
         <w:t>REST APIs</w:t>
       </w:r>
       <w:r>
         <w:rPr>
-          <w:sz w:val="20"/>
+          <w:sz w:val="22"/>
         </w:rPr>
         <w:t xml:space="preserve"> for account provisioning, billing workflows, reporting pipelines, and internal administration capabilities, keeping service contracts consistent so frontend and integration teams could move faster with fewer rework cycles.</w:t>
       </w:r>
@@ -1202,25 +1246,25 @@
         </w:numPr>
         <w:jc w:val="both"/>
         <w:rPr>
-          <w:sz w:val="20"/>
-        </w:rPr>
-      </w:pPr>
-      <w:r>
-        <w:rPr>
-          <w:sz w:val="20"/>
+          <w:sz w:val="22"/>
+        </w:rPr>
+      </w:pPr>
+      <w:r>
+        <w:rPr>
+          <w:sz w:val="22"/>
         </w:rPr>
         <w:t xml:space="preserve">Resolved a recurring production issue where long-running database calls caused timeout spikes under parallel load, then introduced query tuning, targeted indexes, and background offloading that reduced peak API response time by </w:t>
       </w:r>
       <w:r>
         <w:rPr>
           <w:rStyle w:val="Strong"/>
-          <w:sz w:val="20"/>
+          <w:sz w:val="22"/>
         </w:rPr>
         <w:t>38%</w:t>
       </w:r>
       <w:r>
         <w:rPr>
-          <w:sz w:val="20"/>
+          <w:sz w:val="22"/>
         </w:rPr>
         <w:t>.</w:t>
       </w:r>
@@ -1234,51 +1278,51 @@
         </w:numPr>
         <w:jc w:val="both"/>
         <w:rPr>
-          <w:sz w:val="20"/>
-        </w:rPr>
-      </w:pPr>
-      <w:r>
-        <w:rPr>
-          <w:sz w:val="20"/>
+          <w:sz w:val="22"/>
+        </w:rPr>
+      </w:pPr>
+      <w:r>
+        <w:rPr>
+          <w:sz w:val="22"/>
         </w:rPr>
         <w:t xml:space="preserve">Implemented centralized </w:t>
       </w:r>
       <w:r>
         <w:rPr>
           <w:rStyle w:val="Strong"/>
-          <w:sz w:val="20"/>
+          <w:sz w:val="22"/>
         </w:rPr>
         <w:t>JWT</w:t>
       </w:r>
       <w:r>
         <w:rPr>
-          <w:sz w:val="20"/>
+          <w:sz w:val="22"/>
         </w:rPr>
         <w:t xml:space="preserve">-based authentication and </w:t>
       </w:r>
       <w:r>
         <w:rPr>
           <w:rStyle w:val="Strong"/>
-          <w:sz w:val="20"/>
+          <w:sz w:val="22"/>
         </w:rPr>
         <w:t>RBAC</w:t>
       </w:r>
       <w:r>
         <w:rPr>
-          <w:sz w:val="20"/>
+          <w:sz w:val="22"/>
         </w:rPr>
         <w:t xml:space="preserve"> rules across internal and external service endpoints, which improved authorization consistency and reduced role leakage defects found during release validation by </w:t>
       </w:r>
       <w:r>
         <w:rPr>
           <w:rStyle w:val="Strong"/>
-          <w:sz w:val="20"/>
+          <w:sz w:val="22"/>
         </w:rPr>
         <w:t>27%</w:t>
       </w:r>
       <w:r>
         <w:rPr>
-          <w:sz w:val="20"/>
+          <w:sz w:val="22"/>
         </w:rPr>
         <w:t>.</w:t>
       </w:r>
@@ -1292,12 +1336,12 @@
         </w:numPr>
         <w:jc w:val="both"/>
         <w:rPr>
-          <w:sz w:val="20"/>
-        </w:rPr>
-      </w:pPr>
-      <w:r>
-        <w:rPr>
-          <w:sz w:val="20"/>
+          <w:sz w:val="22"/>
+        </w:rPr>
+      </w:pPr>
+      <w:r>
+        <w:rPr>
+          <w:sz w:val="22"/>
         </w:rPr>
         <w:t xml:space="preserve">Built asynchronous processing pipelines with </w:t>
       </w:r>
@@ -1305,27 +1349,27 @@
       <w:r>
         <w:rPr>
           <w:rStyle w:val="Strong"/>
-          <w:sz w:val="20"/>
+          <w:sz w:val="22"/>
         </w:rPr>
         <w:t>RabbitMQ</w:t>
       </w:r>
       <w:proofErr w:type="spellEnd"/>
       <w:r>
         <w:rPr>
-          <w:sz w:val="20"/>
+          <w:sz w:val="22"/>
         </w:rPr>
         <w:t xml:space="preserve"> and scheduled workers for notification, reconciliation, and retry-heavy integration flows, which increased completion reliability for delayed tasks by </w:t>
       </w:r>
       <w:r>
         <w:rPr>
           <w:rStyle w:val="Strong"/>
-          <w:sz w:val="20"/>
+          <w:sz w:val="22"/>
         </w:rPr>
         <w:t>31%</w:t>
       </w:r>
       <w:r>
         <w:rPr>
-          <w:sz w:val="20"/>
+          <w:sz w:val="22"/>
         </w:rPr>
         <w:t xml:space="preserve"> during high-traffic periods.</w:t>
       </w:r>
@@ -1339,12 +1383,12 @@
         </w:numPr>
         <w:jc w:val="both"/>
         <w:rPr>
-          <w:sz w:val="20"/>
-        </w:rPr>
-      </w:pPr>
-      <w:r>
-        <w:rPr>
-          <w:sz w:val="20"/>
+          <w:sz w:val="22"/>
+        </w:rPr>
+      </w:pPr>
+      <w:r>
+        <w:rPr>
+          <w:sz w:val="22"/>
         </w:rPr>
         <w:t>Investigated a difficult memory growth problem in one backend service caused by unmanaged serialization patterns and oversized cached objects, then reworked lifecycle handling and cache boundaries to stabilize container memory usage in production.</w:t>
       </w:r>
@@ -1358,12 +1402,12 @@
         </w:numPr>
         <w:jc w:val="both"/>
         <w:rPr>
-          <w:sz w:val="20"/>
-        </w:rPr>
-      </w:pPr>
-      <w:r>
-        <w:rPr>
-          <w:sz w:val="20"/>
+          <w:sz w:val="22"/>
+        </w:rPr>
+      </w:pPr>
+      <w:r>
+        <w:rPr>
+          <w:sz w:val="22"/>
         </w:rPr>
         <w:t xml:space="preserve">Introduced </w:t>
       </w:r>
@@ -1371,14 +1415,14 @@
       <w:r>
         <w:rPr>
           <w:rStyle w:val="Strong"/>
-          <w:sz w:val="20"/>
+          <w:sz w:val="22"/>
         </w:rPr>
         <w:t>OpenTelemetry</w:t>
       </w:r>
       <w:proofErr w:type="spellEnd"/>
       <w:r>
         <w:rPr>
-          <w:sz w:val="20"/>
+          <w:sz w:val="22"/>
         </w:rPr>
         <w:t xml:space="preserve">, structured logging, and dashboard-driven monitoring with </w:t>
       </w:r>
@@ -1386,14 +1430,14 @@
       <w:r>
         <w:rPr>
           <w:rStyle w:val="Strong"/>
-          <w:sz w:val="20"/>
+          <w:sz w:val="22"/>
         </w:rPr>
         <w:t>Datadog</w:t>
       </w:r>
       <w:proofErr w:type="spellEnd"/>
       <w:r>
         <w:rPr>
-          <w:sz w:val="20"/>
+          <w:sz w:val="22"/>
         </w:rPr>
         <w:t xml:space="preserve"> and </w:t>
       </w:r>
@@ -1401,27 +1445,27 @@
       <w:r>
         <w:rPr>
           <w:rStyle w:val="Strong"/>
-          <w:sz w:val="20"/>
+          <w:sz w:val="22"/>
         </w:rPr>
         <w:t>Grafana</w:t>
       </w:r>
       <w:proofErr w:type="spellEnd"/>
       <w:r>
         <w:rPr>
-          <w:sz w:val="20"/>
+          <w:sz w:val="22"/>
         </w:rPr>
         <w:t xml:space="preserve">, allowing the team to trace cross-service failures faster and shorten mean time to resolution by </w:t>
       </w:r>
       <w:r>
         <w:rPr>
           <w:rStyle w:val="Strong"/>
-          <w:sz w:val="20"/>
+          <w:sz w:val="22"/>
         </w:rPr>
         <w:t>42%</w:t>
       </w:r>
       <w:r>
         <w:rPr>
-          <w:sz w:val="20"/>
+          <w:sz w:val="22"/>
         </w:rPr>
         <w:t>.</w:t>
       </w:r>
@@ -1435,26 +1479,27 @@
         </w:numPr>
         <w:jc w:val="both"/>
         <w:rPr>
-          <w:sz w:val="20"/>
-        </w:rPr>
-      </w:pPr>
-      <w:r>
-        <w:rPr>
-          <w:sz w:val="20"/>
-        </w:rPr>
+          <w:sz w:val="22"/>
+        </w:rPr>
+      </w:pPr>
+      <w:r>
+        <w:rPr>
+          <w:sz w:val="22"/>
+        </w:rPr>
+        <w:lastRenderedPageBreak/>
         <w:t xml:space="preserve">Delivered a new audit logging capability for sensitive business actions, giving support and compliance </w:t>
       </w:r>
       <w:proofErr w:type="gramStart"/>
       <w:r>
         <w:rPr>
-          <w:sz w:val="20"/>
+          <w:sz w:val="22"/>
         </w:rPr>
         <w:t>stakeholders</w:t>
       </w:r>
       <w:proofErr w:type="gramEnd"/>
       <w:r>
         <w:rPr>
-          <w:sz w:val="20"/>
+          <w:sz w:val="22"/>
         </w:rPr>
         <w:t xml:space="preserve"> clearer event visibility while preserving request performance through asynchronous write strategies.</w:t>
       </w:r>
@@ -1468,25 +1513,25 @@
         </w:numPr>
         <w:jc w:val="both"/>
         <w:rPr>
-          <w:sz w:val="20"/>
-        </w:rPr>
-      </w:pPr>
-      <w:r>
-        <w:rPr>
-          <w:sz w:val="20"/>
+          <w:sz w:val="22"/>
+        </w:rPr>
+      </w:pPr>
+      <w:r>
+        <w:rPr>
+          <w:sz w:val="22"/>
         </w:rPr>
         <w:t xml:space="preserve">Improved deployment confidence by building </w:t>
       </w:r>
       <w:r>
         <w:rPr>
           <w:rStyle w:val="Strong"/>
-          <w:sz w:val="20"/>
+          <w:sz w:val="22"/>
         </w:rPr>
         <w:t>CI/CD</w:t>
       </w:r>
       <w:r>
         <w:rPr>
-          <w:sz w:val="20"/>
+          <w:sz w:val="22"/>
         </w:rPr>
         <w:t xml:space="preserve"> pipelines in </w:t>
       </w:r>
@@ -1494,7 +1539,7 @@
       <w:r>
         <w:rPr>
           <w:rStyle w:val="Strong"/>
-          <w:sz w:val="20"/>
+          <w:sz w:val="22"/>
         </w:rPr>
         <w:t>GitHub</w:t>
       </w:r>
@@ -1502,20 +1547,20 @@
       <w:r>
         <w:rPr>
           <w:rStyle w:val="Strong"/>
-          <w:sz w:val="20"/>
+          <w:sz w:val="22"/>
         </w:rPr>
         <w:t xml:space="preserve"> Actions</w:t>
       </w:r>
       <w:r>
         <w:rPr>
-          <w:sz w:val="20"/>
+          <w:sz w:val="22"/>
         </w:rPr>
         <w:t xml:space="preserve"> and </w:t>
       </w:r>
       <w:r>
         <w:rPr>
           <w:rStyle w:val="Strong"/>
-          <w:sz w:val="20"/>
+          <w:sz w:val="22"/>
         </w:rPr>
         <w:t xml:space="preserve">Azure </w:t>
       </w:r>
@@ -1523,14 +1568,14 @@
       <w:r>
         <w:rPr>
           <w:rStyle w:val="Strong"/>
-          <w:sz w:val="20"/>
+          <w:sz w:val="22"/>
         </w:rPr>
         <w:t>DevOps</w:t>
       </w:r>
       <w:proofErr w:type="spellEnd"/>
       <w:r>
         <w:rPr>
-          <w:sz w:val="20"/>
+          <w:sz w:val="22"/>
         </w:rPr>
         <w:t>, enforcing test gates, artifact versioning, and safer rollout controls across lower and production environments.</w:t>
       </w:r>
@@ -1544,12 +1589,12 @@
         </w:numPr>
         <w:jc w:val="both"/>
         <w:rPr>
-          <w:sz w:val="20"/>
-        </w:rPr>
-      </w:pPr>
-      <w:r>
-        <w:rPr>
-          <w:sz w:val="20"/>
+          <w:sz w:val="22"/>
+        </w:rPr>
+      </w:pPr>
+      <w:r>
+        <w:rPr>
+          <w:sz w:val="22"/>
         </w:rPr>
         <w:t>Worked closely with product and QA teams to break down backend requirements into incremental deliverables, which helped reduce feature rollback frequency and improved sprint acceptance consistency for service-heavy releases.</w:t>
       </w:r>
@@ -1562,10 +1607,13 @@
           <w:numId w:val="24"/>
         </w:numPr>
         <w:jc w:val="both"/>
-      </w:pPr>
-      <w:r>
-        <w:rPr>
-          <w:sz w:val="20"/>
+        <w:rPr>
+          <w:sz w:val="28"/>
+        </w:rPr>
+      </w:pPr>
+      <w:r>
+        <w:rPr>
+          <w:sz w:val="22"/>
         </w:rPr>
         <w:t>Supported flexible cross-team ownership by moving between API design, database tuning, cloud debugging, incident response, and release hardening whenever delivery risk appeared, making backend execution more predictable during priority shifts.</w:t>
       </w:r>
@@ -1603,16 +1651,20 @@
             </w:tcBorders>
           </w:tcPr>
           <w:p>
+            <w:pPr>
+              <w:rPr>
+                <w:sz w:val="24"/>
+              </w:rPr>
+            </w:pPr>
             <w:r>
               <w:rPr>
                 <w:rFonts w:ascii="Arial" w:eastAsia="Arial" w:hAnsi="Arial" w:cs="Arial"/>
                 <w:b/>
                 <w:bCs/>
                 <w:color w:val="111111"/>
-                <w:sz w:val="19"/>
+                <w:sz w:val="22"/>
                 <w:szCs w:val="19"/>
               </w:rPr>
-              <w:lastRenderedPageBreak/>
               <w:t>Software Engineer</w:t>
             </w:r>
           </w:p>
@@ -1630,12 +1682,14 @@
           <w:p>
             <w:pPr>
               <w:jc w:val="right"/>
+              <w:rPr>
+                <w:sz w:val="24"/>
+              </w:rPr>
             </w:pPr>
             <w:r>
               <w:rPr>
                 <w:rFonts w:ascii="Arial" w:eastAsia="Arial" w:hAnsi="Arial" w:cs="Arial"/>
                 <w:color w:val="111111"/>
-                <w:sz w:val="17"/>
                 <w:szCs w:val="17"/>
               </w:rPr>
               <w:t>October 2018 to January 2021</w:t>
@@ -1645,6 +1699,11 @@
       </w:tr>
     </w:tbl>
     <w:p>
+      <w:pPr>
+        <w:rPr>
+          <w:sz w:val="24"/>
+        </w:rPr>
+      </w:pPr>
       <w:proofErr w:type="spellStart"/>
       <w:r>
         <w:rPr>
@@ -1652,7 +1711,7 @@
           <w:b/>
           <w:bCs/>
           <w:color w:val="111111"/>
-          <w:sz w:val="18"/>
+          <w:sz w:val="22"/>
           <w:szCs w:val="18"/>
         </w:rPr>
         <w:t>Avantia</w:t>
@@ -1664,7 +1723,7 @@
           <w:b/>
           <w:bCs/>
           <w:color w:val="111111"/>
-          <w:sz w:val="18"/>
+          <w:sz w:val="22"/>
           <w:szCs w:val="18"/>
         </w:rPr>
         <w:t>, Inc. - Ohio, United States</w:t>
@@ -1679,77 +1738,77 @@
         </w:numPr>
         <w:jc w:val="both"/>
         <w:rPr>
-          <w:sz w:val="20"/>
-        </w:rPr>
-      </w:pPr>
-      <w:r>
-        <w:rPr>
-          <w:sz w:val="20"/>
+          <w:sz w:val="22"/>
+        </w:rPr>
+      </w:pPr>
+      <w:r>
+        <w:rPr>
+          <w:sz w:val="22"/>
         </w:rPr>
         <w:t xml:space="preserve">Built and maintained business-critical backend applications using </w:t>
       </w:r>
       <w:r>
         <w:rPr>
           <w:rStyle w:val="Strong"/>
-          <w:sz w:val="20"/>
+          <w:sz w:val="22"/>
         </w:rPr>
         <w:t>C#</w:t>
       </w:r>
       <w:r>
         <w:rPr>
-          <w:sz w:val="20"/>
+          <w:sz w:val="22"/>
         </w:rPr>
         <w:t xml:space="preserve">, </w:t>
       </w:r>
       <w:r>
         <w:rPr>
           <w:rStyle w:val="Strong"/>
-          <w:sz w:val="20"/>
+          <w:sz w:val="22"/>
         </w:rPr>
         <w:t>ASP.NET Core</w:t>
       </w:r>
       <w:r>
         <w:rPr>
-          <w:sz w:val="20"/>
+          <w:sz w:val="22"/>
         </w:rPr>
         <w:t xml:space="preserve">, </w:t>
       </w:r>
       <w:r>
         <w:rPr>
           <w:rStyle w:val="Strong"/>
-          <w:sz w:val="20"/>
+          <w:sz w:val="22"/>
         </w:rPr>
         <w:t>Entity Framework Core</w:t>
       </w:r>
       <w:r>
         <w:rPr>
-          <w:sz w:val="20"/>
+          <w:sz w:val="22"/>
         </w:rPr>
         <w:t xml:space="preserve">, </w:t>
       </w:r>
       <w:r>
         <w:rPr>
           <w:rStyle w:val="Strong"/>
-          <w:sz w:val="20"/>
+          <w:sz w:val="22"/>
         </w:rPr>
         <w:t>SQL Server</w:t>
       </w:r>
       <w:r>
         <w:rPr>
-          <w:sz w:val="20"/>
+          <w:sz w:val="22"/>
         </w:rPr>
         <w:t xml:space="preserve">, and </w:t>
       </w:r>
       <w:r>
         <w:rPr>
           <w:rStyle w:val="Strong"/>
-          <w:sz w:val="20"/>
+          <w:sz w:val="22"/>
         </w:rPr>
         <w:t>Azure</w:t>
       </w:r>
       <w:r>
         <w:rPr>
-          <w:sz w:val="20"/>
+          <w:sz w:val="22"/>
         </w:rPr>
         <w:t>, supporting internal operations, reporting, and customer-facing process automation.</w:t>
       </w:r>
@@ -1763,12 +1822,12 @@
         </w:numPr>
         <w:jc w:val="both"/>
         <w:rPr>
-          <w:sz w:val="20"/>
-        </w:rPr>
-      </w:pPr>
-      <w:r>
-        <w:rPr>
-          <w:sz w:val="20"/>
+          <w:sz w:val="22"/>
+        </w:rPr>
+      </w:pPr>
+      <w:r>
+        <w:rPr>
+          <w:sz w:val="22"/>
         </w:rPr>
         <w:t>Enhanced several legacy service areas by refactoring tightly coupled repository and service layers into cleaner domain-oriented modules, making future feature implementation safer and improving maintainability for shared backend code.</w:t>
       </w:r>
@@ -1782,12 +1841,12 @@
         </w:numPr>
         <w:jc w:val="both"/>
         <w:rPr>
-          <w:sz w:val="20"/>
-        </w:rPr>
-      </w:pPr>
-      <w:r>
-        <w:rPr>
-          <w:sz w:val="20"/>
+          <w:sz w:val="22"/>
+        </w:rPr>
+      </w:pPr>
+      <w:r>
+        <w:rPr>
+          <w:sz w:val="22"/>
         </w:rPr>
         <w:t>Delivered secure API endpoints for user lifecycle management, document processing, and operational reporting, ensuring that validation, authorization, and error-handling behavior remained consistent across service boundaries.</w:t>
       </w:r>
@@ -1801,25 +1860,25 @@
         </w:numPr>
         <w:jc w:val="both"/>
         <w:rPr>
-          <w:sz w:val="20"/>
-        </w:rPr>
-      </w:pPr>
-      <w:r>
-        <w:rPr>
-          <w:sz w:val="20"/>
+          <w:sz w:val="22"/>
+        </w:rPr>
+      </w:pPr>
+      <w:r>
+        <w:rPr>
+          <w:sz w:val="22"/>
         </w:rPr>
         <w:t xml:space="preserve">Solved a frustrating defect where concurrent updates occasionally produced stale writes and duplicate records, then introduced transaction controls and optimistic concurrency handling that reduced related support incidents by </w:t>
       </w:r>
       <w:r>
         <w:rPr>
           <w:rStyle w:val="Strong"/>
-          <w:sz w:val="20"/>
+          <w:sz w:val="22"/>
         </w:rPr>
         <w:t>34%</w:t>
       </w:r>
       <w:r>
         <w:rPr>
-          <w:sz w:val="20"/>
+          <w:sz w:val="22"/>
         </w:rPr>
         <w:t>.</w:t>
       </w:r>
@@ -1833,12 +1892,12 @@
         </w:numPr>
         <w:jc w:val="both"/>
         <w:rPr>
-          <w:sz w:val="20"/>
-        </w:rPr>
-      </w:pPr>
-      <w:r>
-        <w:rPr>
-          <w:sz w:val="20"/>
+          <w:sz w:val="22"/>
+        </w:rPr>
+      </w:pPr>
+      <w:r>
+        <w:rPr>
+          <w:sz w:val="22"/>
         </w:rPr>
         <w:t>Implemented background job processing for exports, notifications, and long-running reconciliation tasks so that user-facing requests stayed responsive even when backend operations became compute or I/O intensive.</w:t>
       </w:r>
@@ -1852,25 +1911,25 @@
         </w:numPr>
         <w:jc w:val="both"/>
         <w:rPr>
-          <w:sz w:val="20"/>
-        </w:rPr>
-      </w:pPr>
-      <w:r>
-        <w:rPr>
-          <w:sz w:val="20"/>
+          <w:sz w:val="22"/>
+        </w:rPr>
+      </w:pPr>
+      <w:r>
+        <w:rPr>
+          <w:sz w:val="22"/>
         </w:rPr>
         <w:t xml:space="preserve">Participated in a staged migration from older .NET application patterns into newer </w:t>
       </w:r>
       <w:r>
         <w:rPr>
           <w:rStyle w:val="Strong"/>
-          <w:sz w:val="20"/>
+          <w:sz w:val="22"/>
         </w:rPr>
         <w:t>ASP.NET Core</w:t>
       </w:r>
       <w:r>
         <w:rPr>
-          <w:sz w:val="20"/>
+          <w:sz w:val="22"/>
         </w:rPr>
         <w:t xml:space="preserve"> service design, helping the team preserve business rules while upgrading deployment structure and dependency management.</w:t>
       </w:r>
@@ -1884,25 +1943,25 @@
         </w:numPr>
         <w:jc w:val="both"/>
         <w:rPr>
-          <w:sz w:val="20"/>
-        </w:rPr>
-      </w:pPr>
-      <w:r>
-        <w:rPr>
-          <w:sz w:val="20"/>
+          <w:sz w:val="22"/>
+        </w:rPr>
+      </w:pPr>
+      <w:r>
+        <w:rPr>
+          <w:sz w:val="22"/>
         </w:rPr>
         <w:t xml:space="preserve">Improved SQL performance on heavily filtered reporting endpoints through execution plan analysis, index refinement, and selective query rewrites, cutting average report generation time by </w:t>
       </w:r>
       <w:r>
         <w:rPr>
           <w:rStyle w:val="Strong"/>
-          <w:sz w:val="20"/>
+          <w:sz w:val="22"/>
         </w:rPr>
         <w:t>41%</w:t>
       </w:r>
       <w:r>
         <w:rPr>
-          <w:sz w:val="20"/>
+          <w:sz w:val="22"/>
         </w:rPr>
         <w:t xml:space="preserve"> in the most-used workflows.</w:t>
       </w:r>
@@ -1916,12 +1975,12 @@
         </w:numPr>
         <w:jc w:val="both"/>
         <w:rPr>
-          <w:sz w:val="20"/>
-        </w:rPr>
-      </w:pPr>
-      <w:r>
-        <w:rPr>
-          <w:sz w:val="20"/>
+          <w:sz w:val="22"/>
+        </w:rPr>
+      </w:pPr>
+      <w:r>
+        <w:rPr>
+          <w:sz w:val="22"/>
         </w:rPr>
         <w:t>Introduced environment-aware configuration management and secrets handling for deployment pipelines, reducing manual configuration mistakes and improving release consistency across development, QA, and production.</w:t>
       </w:r>
@@ -1935,12 +1994,12 @@
         </w:numPr>
         <w:jc w:val="both"/>
         <w:rPr>
-          <w:sz w:val="20"/>
-        </w:rPr>
-      </w:pPr>
-      <w:r>
-        <w:rPr>
-          <w:sz w:val="20"/>
+          <w:sz w:val="22"/>
+        </w:rPr>
+      </w:pPr>
+      <w:r>
+        <w:rPr>
+          <w:sz w:val="22"/>
         </w:rPr>
         <w:t>Added a new integration feature that synchronized external customer records with internal workflow services, including retry logic, validation rules, and traceable error states to simplify operational support.</w:t>
       </w:r>
@@ -1954,12 +2013,12 @@
         </w:numPr>
         <w:jc w:val="both"/>
         <w:rPr>
-          <w:sz w:val="20"/>
-        </w:rPr>
-      </w:pPr>
-      <w:r>
-        <w:rPr>
-          <w:sz w:val="20"/>
+          <w:sz w:val="22"/>
+        </w:rPr>
+      </w:pPr>
+      <w:r>
+        <w:rPr>
+          <w:sz w:val="22"/>
         </w:rPr>
         <w:t xml:space="preserve">Strengthened test coverage with </w:t>
       </w:r>
@@ -1967,27 +2026,27 @@
       <w:r>
         <w:rPr>
           <w:rStyle w:val="Strong"/>
-          <w:sz w:val="20"/>
+          <w:sz w:val="22"/>
         </w:rPr>
         <w:t>xUnit</w:t>
       </w:r>
       <w:proofErr w:type="spellEnd"/>
       <w:r>
         <w:rPr>
-          <w:sz w:val="20"/>
+          <w:sz w:val="22"/>
         </w:rPr>
         <w:t xml:space="preserve">, integration tests, and mock-based service validation, which helped catch regression-prone changes earlier and improved pre-release confidence by </w:t>
       </w:r>
       <w:r>
         <w:rPr>
           <w:rStyle w:val="Strong"/>
-          <w:sz w:val="20"/>
+          <w:sz w:val="22"/>
         </w:rPr>
         <w:t>29%</w:t>
       </w:r>
       <w:r>
         <w:rPr>
-          <w:sz w:val="20"/>
+          <w:sz w:val="22"/>
         </w:rPr>
         <w:t xml:space="preserve"> across backend tickets.</w:t>
       </w:r>
@@ -2000,10 +2059,13 @@
           <w:numId w:val="25"/>
         </w:numPr>
         <w:jc w:val="both"/>
-      </w:pPr>
-      <w:r>
-        <w:rPr>
-          <w:sz w:val="20"/>
+        <w:rPr>
+          <w:sz w:val="28"/>
+        </w:rPr>
+      </w:pPr>
+      <w:r>
+        <w:rPr>
+          <w:sz w:val="22"/>
         </w:rPr>
         <w:t>Contributed beyond assigned scope by helping with release troubleshooting, production diagnostics, and API contract alignment, showing the flexibility to support architecture, delivery, and incident resolution needs in the same cycle.</w:t>
       </w:r>
@@ -2041,13 +2103,18 @@
             </w:tcBorders>
           </w:tcPr>
           <w:p>
+            <w:pPr>
+              <w:rPr>
+                <w:sz w:val="22"/>
+              </w:rPr>
+            </w:pPr>
             <w:r>
               <w:rPr>
                 <w:rFonts w:ascii="Arial" w:eastAsia="Arial" w:hAnsi="Arial" w:cs="Arial"/>
                 <w:b/>
                 <w:bCs/>
                 <w:color w:val="111111"/>
-                <w:sz w:val="19"/>
+                <w:sz w:val="22"/>
                 <w:szCs w:val="19"/>
               </w:rPr>
               <w:t>Software Developer</w:t>
@@ -2067,12 +2134,14 @@
           <w:p>
             <w:pPr>
               <w:jc w:val="right"/>
+              <w:rPr>
+                <w:sz w:val="22"/>
+              </w:rPr>
             </w:pPr>
             <w:r>
               <w:rPr>
                 <w:rFonts w:ascii="Arial" w:eastAsia="Arial" w:hAnsi="Arial" w:cs="Arial"/>
                 <w:color w:val="111111"/>
-                <w:sz w:val="17"/>
                 <w:szCs w:val="17"/>
               </w:rPr>
               <w:t>March 2016 to September 2018</w:t>
@@ -2082,6 +2151,11 @@
       </w:tr>
     </w:tbl>
     <w:p>
+      <w:pPr>
+        <w:rPr>
+          <w:sz w:val="22"/>
+        </w:rPr>
+      </w:pPr>
       <w:proofErr w:type="spellStart"/>
       <w:r>
         <w:rPr>
@@ -2089,7 +2163,6 @@
           <w:b/>
           <w:bCs/>
           <w:color w:val="111111"/>
-          <w:sz w:val="18"/>
           <w:szCs w:val="18"/>
         </w:rPr>
         <w:t>ArnAmy</w:t>
@@ -2101,7 +2174,6 @@
           <w:b/>
           <w:bCs/>
           <w:color w:val="111111"/>
-          <w:sz w:val="18"/>
           <w:szCs w:val="18"/>
         </w:rPr>
         <w:t>, Inc. - Florida, United States</w:t>
@@ -2116,64 +2188,64 @@
         </w:numPr>
         <w:jc w:val="both"/>
         <w:rPr>
-          <w:sz w:val="20"/>
-        </w:rPr>
-      </w:pPr>
-      <w:r>
-        <w:rPr>
-          <w:sz w:val="20"/>
+          <w:sz w:val="22"/>
+        </w:rPr>
+      </w:pPr>
+      <w:r>
+        <w:rPr>
+          <w:sz w:val="22"/>
         </w:rPr>
         <w:t xml:space="preserve">Developed backend modules for internal enterprise systems using </w:t>
       </w:r>
       <w:r>
         <w:rPr>
           <w:rStyle w:val="Strong"/>
-          <w:sz w:val="20"/>
+          <w:sz w:val="22"/>
         </w:rPr>
         <w:t>C#</w:t>
       </w:r>
       <w:r>
         <w:rPr>
-          <w:sz w:val="20"/>
+          <w:sz w:val="22"/>
         </w:rPr>
         <w:t xml:space="preserve">, </w:t>
       </w:r>
       <w:r>
         <w:rPr>
           <w:rStyle w:val="Strong"/>
-          <w:sz w:val="20"/>
+          <w:sz w:val="22"/>
         </w:rPr>
         <w:t>.NET</w:t>
       </w:r>
       <w:r>
         <w:rPr>
-          <w:sz w:val="20"/>
+          <w:sz w:val="22"/>
         </w:rPr>
         <w:t xml:space="preserve">, </w:t>
       </w:r>
       <w:r>
         <w:rPr>
           <w:rStyle w:val="Strong"/>
-          <w:sz w:val="20"/>
+          <w:sz w:val="22"/>
         </w:rPr>
         <w:t>ASP.NET Web API</w:t>
       </w:r>
       <w:r>
         <w:rPr>
-          <w:sz w:val="20"/>
+          <w:sz w:val="22"/>
         </w:rPr>
         <w:t xml:space="preserve">, </w:t>
       </w:r>
       <w:r>
         <w:rPr>
           <w:rStyle w:val="Strong"/>
-          <w:sz w:val="20"/>
+          <w:sz w:val="22"/>
         </w:rPr>
         <w:t>SQL Server</w:t>
       </w:r>
       <w:r>
         <w:rPr>
-          <w:sz w:val="20"/>
+          <w:sz w:val="22"/>
         </w:rPr>
         <w:t>, and service-oriented patterns that supported account workflows, approval processes, and operational reporting.</w:t>
       </w:r>
@@ -2187,12 +2259,12 @@
         </w:numPr>
         <w:jc w:val="both"/>
         <w:rPr>
-          <w:sz w:val="20"/>
-        </w:rPr>
-      </w:pPr>
-      <w:r>
-        <w:rPr>
-          <w:sz w:val="20"/>
+          <w:sz w:val="22"/>
+        </w:rPr>
+      </w:pPr>
+      <w:r>
+        <w:rPr>
+          <w:sz w:val="22"/>
         </w:rPr>
         <w:t>Maintained and extended legacy application code while gradually introducing cleaner service abstractions, giving the team a more practical path to modernize without interrupting active business operations.</w:t>
       </w:r>
@@ -2206,13 +2278,14 @@
         </w:numPr>
         <w:jc w:val="both"/>
         <w:rPr>
-          <w:sz w:val="20"/>
-        </w:rPr>
-      </w:pPr>
-      <w:r>
-        <w:rPr>
-          <w:sz w:val="20"/>
-        </w:rPr>
+          <w:sz w:val="22"/>
+        </w:rPr>
+      </w:pPr>
+      <w:r>
+        <w:rPr>
+          <w:sz w:val="22"/>
+        </w:rPr>
+        <w:lastRenderedPageBreak/>
         <w:t>Built API endpoints and backend logic for form submission, user permissions, data export, and process automation, focusing on reliable request handling and predictable validation behavior.</w:t>
       </w:r>
     </w:p>
@@ -2225,39 +2298,39 @@
         </w:numPr>
         <w:jc w:val="both"/>
         <w:rPr>
-          <w:sz w:val="20"/>
-        </w:rPr>
-      </w:pPr>
-      <w:r>
-        <w:rPr>
-          <w:sz w:val="20"/>
+          <w:sz w:val="22"/>
+        </w:rPr>
+      </w:pPr>
+      <w:r>
+        <w:rPr>
+          <w:sz w:val="22"/>
         </w:rPr>
         <w:t xml:space="preserve">Tracked and fixed a recurring null-handling issue that surfaced only during specific integration edge cases, </w:t>
       </w:r>
       <w:proofErr w:type="gramStart"/>
       <w:r>
         <w:rPr>
-          <w:sz w:val="20"/>
+          <w:sz w:val="22"/>
         </w:rPr>
         <w:t>then</w:t>
       </w:r>
       <w:proofErr w:type="gramEnd"/>
       <w:r>
         <w:rPr>
-          <w:sz w:val="20"/>
+          <w:sz w:val="22"/>
         </w:rPr>
         <w:t xml:space="preserve"> added stronger defensive mapping and validation logic that reduced related production errors by </w:t>
       </w:r>
       <w:r>
         <w:rPr>
           <w:rStyle w:val="Strong"/>
-          <w:sz w:val="20"/>
+          <w:sz w:val="22"/>
         </w:rPr>
         <w:t>24%</w:t>
       </w:r>
       <w:r>
         <w:rPr>
-          <w:sz w:val="20"/>
+          <w:sz w:val="22"/>
         </w:rPr>
         <w:t>.</w:t>
       </w:r>
@@ -2271,12 +2344,12 @@
         </w:numPr>
         <w:jc w:val="both"/>
         <w:rPr>
-          <w:sz w:val="20"/>
-        </w:rPr>
-      </w:pPr>
-      <w:r>
-        <w:rPr>
-          <w:sz w:val="20"/>
+          <w:sz w:val="22"/>
+        </w:rPr>
+      </w:pPr>
+      <w:r>
+        <w:rPr>
+          <w:sz w:val="22"/>
         </w:rPr>
         <w:t>Worked on a backend migration initiative that moved selected modules away from older tightly bound application layers into reusable service components, improving code reuse and preparing the platform for later cloud adoption.</w:t>
       </w:r>
@@ -2290,25 +2363,25 @@
         </w:numPr>
         <w:jc w:val="both"/>
         <w:rPr>
-          <w:sz w:val="20"/>
-        </w:rPr>
-      </w:pPr>
-      <w:r>
-        <w:rPr>
-          <w:sz w:val="20"/>
+          <w:sz w:val="22"/>
+        </w:rPr>
+      </w:pPr>
+      <w:r>
+        <w:rPr>
+          <w:sz w:val="22"/>
         </w:rPr>
         <w:t xml:space="preserve">Improved slow SQL queries used by large internal reports through stored procedure tuning, indexing changes, and result-shaping adjustments, which reduced heavy report execution time by </w:t>
       </w:r>
       <w:r>
         <w:rPr>
           <w:rStyle w:val="Strong"/>
-          <w:sz w:val="20"/>
+          <w:sz w:val="22"/>
         </w:rPr>
         <w:t>33%</w:t>
       </w:r>
       <w:r>
         <w:rPr>
-          <w:sz w:val="20"/>
+          <w:sz w:val="22"/>
         </w:rPr>
         <w:t xml:space="preserve"> for business users.</w:t>
       </w:r>
@@ -2322,12 +2395,12 @@
         </w:numPr>
         <w:jc w:val="both"/>
         <w:rPr>
-          <w:sz w:val="20"/>
-        </w:rPr>
-      </w:pPr>
-      <w:r>
-        <w:rPr>
-          <w:sz w:val="20"/>
+          <w:sz w:val="22"/>
+        </w:rPr>
+      </w:pPr>
+      <w:r>
+        <w:rPr>
+          <w:sz w:val="22"/>
         </w:rPr>
         <w:t>Created support tooling and log enrichment patterns that made production troubleshooting easier for senior engineers, especially during API failures and scheduled job exceptions.</w:t>
       </w:r>
@@ -2341,12 +2414,12 @@
         </w:numPr>
         <w:jc w:val="both"/>
         <w:rPr>
-          <w:sz w:val="20"/>
-        </w:rPr>
-      </w:pPr>
-      <w:r>
-        <w:rPr>
-          <w:sz w:val="20"/>
+          <w:sz w:val="22"/>
+        </w:rPr>
+      </w:pPr>
+      <w:r>
+        <w:rPr>
+          <w:sz w:val="22"/>
         </w:rPr>
         <w:t>Helped implement a new backend feature for automated notifications and approval-state transitions, reducing manual follow-up work and improving response flow consistency across departments.</w:t>
       </w:r>
@@ -2360,12 +2433,12 @@
         </w:numPr>
         <w:jc w:val="both"/>
         <w:rPr>
-          <w:sz w:val="20"/>
-        </w:rPr>
-      </w:pPr>
-      <w:r>
-        <w:rPr>
-          <w:sz w:val="20"/>
+          <w:sz w:val="22"/>
+        </w:rPr>
+      </w:pPr>
+      <w:r>
+        <w:rPr>
+          <w:sz w:val="22"/>
         </w:rPr>
         <w:t>Collaborated with QA and business analysts to reproduce defects, verify edge cases, and stabilize releases, which improved issue closure quality and reduced back-and-forth during validation cycles.</w:t>
       </w:r>
@@ -2378,10 +2451,13 @@
           <w:numId w:val="26"/>
         </w:numPr>
         <w:jc w:val="both"/>
-      </w:pPr>
-      <w:r>
-        <w:rPr>
-          <w:sz w:val="20"/>
+        <w:rPr>
+          <w:sz w:val="28"/>
+        </w:rPr>
+      </w:pPr>
+      <w:r>
+        <w:rPr>
+          <w:sz w:val="22"/>
         </w:rPr>
         <w:t>Adapted comfortably between maintenance work, new feature delivery, bug investigation, and partial modernization efforts, building the versatile backend discipline needed for larger distributed platform work later in the career.</w:t>
       </w:r>
@@ -2419,13 +2495,18 @@
             </w:tcBorders>
           </w:tcPr>
           <w:p>
+            <w:pPr>
+              <w:rPr>
+                <w:sz w:val="24"/>
+              </w:rPr>
+            </w:pPr>
             <w:r>
               <w:rPr>
                 <w:rFonts w:ascii="Arial" w:eastAsia="Arial" w:hAnsi="Arial" w:cs="Arial"/>
                 <w:b/>
                 <w:bCs/>
                 <w:color w:val="111111"/>
-                <w:sz w:val="19"/>
+                <w:sz w:val="22"/>
                 <w:szCs w:val="19"/>
               </w:rPr>
               <w:t>Junior Software Developer</w:t>
@@ -2445,12 +2526,14 @@
           <w:p>
             <w:pPr>
               <w:jc w:val="right"/>
+              <w:rPr>
+                <w:sz w:val="24"/>
+              </w:rPr>
             </w:pPr>
             <w:r>
               <w:rPr>
                 <w:rFonts w:ascii="Arial" w:eastAsia="Arial" w:hAnsi="Arial" w:cs="Arial"/>
                 <w:color w:val="111111"/>
-                <w:sz w:val="17"/>
                 <w:szCs w:val="17"/>
               </w:rPr>
               <w:t>October 2014 to February 2016</w:t>
@@ -2460,13 +2543,18 @@
       </w:tr>
     </w:tbl>
     <w:p>
+      <w:pPr>
+        <w:rPr>
+          <w:sz w:val="24"/>
+        </w:rPr>
+      </w:pPr>
       <w:r>
         <w:rPr>
           <w:rFonts w:ascii="Arial" w:eastAsia="Arial" w:hAnsi="Arial" w:cs="Arial"/>
           <w:b/>
           <w:bCs/>
           <w:color w:val="111111"/>
-          <w:sz w:val="18"/>
+          <w:sz w:val="22"/>
           <w:szCs w:val="18"/>
         </w:rPr>
         <w:t>Centric Tech Inc. - New Jersey, United States</w:t>
@@ -2481,64 +2569,64 @@
         </w:numPr>
         <w:jc w:val="both"/>
         <w:rPr>
-          <w:sz w:val="20"/>
-        </w:rPr>
-      </w:pPr>
-      <w:r>
-        <w:rPr>
-          <w:sz w:val="20"/>
+          <w:sz w:val="22"/>
+        </w:rPr>
+      </w:pPr>
+      <w:r>
+        <w:rPr>
+          <w:sz w:val="22"/>
         </w:rPr>
         <w:t xml:space="preserve">Developed backend modules for internal enterprise systems using </w:t>
       </w:r>
       <w:r>
         <w:rPr>
           <w:rStyle w:val="Strong"/>
-          <w:sz w:val="20"/>
+          <w:sz w:val="22"/>
         </w:rPr>
         <w:t>C#</w:t>
       </w:r>
       <w:r>
         <w:rPr>
-          <w:sz w:val="20"/>
+          <w:sz w:val="22"/>
         </w:rPr>
         <w:t xml:space="preserve">, </w:t>
       </w:r>
       <w:r>
         <w:rPr>
           <w:rStyle w:val="Strong"/>
-          <w:sz w:val="20"/>
+          <w:sz w:val="22"/>
         </w:rPr>
         <w:t>.NET</w:t>
       </w:r>
       <w:r>
         <w:rPr>
-          <w:sz w:val="20"/>
+          <w:sz w:val="22"/>
         </w:rPr>
         <w:t xml:space="preserve">, </w:t>
       </w:r>
       <w:r>
         <w:rPr>
           <w:rStyle w:val="Strong"/>
-          <w:sz w:val="20"/>
+          <w:sz w:val="22"/>
         </w:rPr>
         <w:t>ASP.NET Web API</w:t>
       </w:r>
       <w:r>
         <w:rPr>
-          <w:sz w:val="20"/>
+          <w:sz w:val="22"/>
         </w:rPr>
         <w:t xml:space="preserve">, </w:t>
       </w:r>
       <w:r>
         <w:rPr>
           <w:rStyle w:val="Strong"/>
-          <w:sz w:val="20"/>
+          <w:sz w:val="22"/>
         </w:rPr>
         <w:t>SQL Server</w:t>
       </w:r>
       <w:r>
         <w:rPr>
-          <w:sz w:val="20"/>
+          <w:sz w:val="22"/>
         </w:rPr>
         <w:t>, and service-oriented patterns that supported account workflows, approval processes, and operational reporting.</w:t>
       </w:r>
@@ -2552,12 +2640,12 @@
         </w:numPr>
         <w:jc w:val="both"/>
         <w:rPr>
-          <w:sz w:val="20"/>
-        </w:rPr>
-      </w:pPr>
-      <w:r>
-        <w:rPr>
-          <w:sz w:val="20"/>
+          <w:sz w:val="22"/>
+        </w:rPr>
+      </w:pPr>
+      <w:r>
+        <w:rPr>
+          <w:sz w:val="22"/>
         </w:rPr>
         <w:t>Maintained and extended legacy application code while gradually introducing cleaner service abstractions, giving the team a more practical path to modernize without interrupting active business operations.</w:t>
       </w:r>
@@ -2571,12 +2659,12 @@
         </w:numPr>
         <w:jc w:val="both"/>
         <w:rPr>
-          <w:sz w:val="20"/>
-        </w:rPr>
-      </w:pPr>
-      <w:r>
-        <w:rPr>
-          <w:sz w:val="20"/>
+          <w:sz w:val="22"/>
+        </w:rPr>
+      </w:pPr>
+      <w:r>
+        <w:rPr>
+          <w:sz w:val="22"/>
         </w:rPr>
         <w:t>Built API endpoints and backend logic for form submission, user permissions, data export, and process automation, focusing on reliable request handling and predictable validation behavior.</w:t>
       </w:r>
@@ -2590,39 +2678,39 @@
         </w:numPr>
         <w:jc w:val="both"/>
         <w:rPr>
-          <w:sz w:val="20"/>
-        </w:rPr>
-      </w:pPr>
-      <w:r>
-        <w:rPr>
-          <w:sz w:val="20"/>
+          <w:sz w:val="22"/>
+        </w:rPr>
+      </w:pPr>
+      <w:r>
+        <w:rPr>
+          <w:sz w:val="22"/>
         </w:rPr>
         <w:t xml:space="preserve">Tracked and fixed a recurring null-handling issue that surfaced only during specific integration edge cases, </w:t>
       </w:r>
       <w:proofErr w:type="gramStart"/>
       <w:r>
         <w:rPr>
-          <w:sz w:val="20"/>
+          <w:sz w:val="22"/>
         </w:rPr>
         <w:t>then</w:t>
       </w:r>
       <w:proofErr w:type="gramEnd"/>
       <w:r>
         <w:rPr>
-          <w:sz w:val="20"/>
+          <w:sz w:val="22"/>
         </w:rPr>
         <w:t xml:space="preserve"> added stronger defensive mapping and validation logic that reduced related production errors by </w:t>
       </w:r>
       <w:r>
         <w:rPr>
           <w:rStyle w:val="Strong"/>
-          <w:sz w:val="20"/>
+          <w:sz w:val="22"/>
         </w:rPr>
         <w:t>24%</w:t>
       </w:r>
       <w:r>
         <w:rPr>
-          <w:sz w:val="20"/>
+          <w:sz w:val="22"/>
         </w:rPr>
         <w:t>.</w:t>
       </w:r>
@@ -2636,12 +2724,12 @@
         </w:numPr>
         <w:jc w:val="both"/>
         <w:rPr>
-          <w:sz w:val="20"/>
-        </w:rPr>
-      </w:pPr>
-      <w:r>
-        <w:rPr>
-          <w:sz w:val="20"/>
+          <w:sz w:val="22"/>
+        </w:rPr>
+      </w:pPr>
+      <w:r>
+        <w:rPr>
+          <w:sz w:val="22"/>
         </w:rPr>
         <w:t>Worked on a backend migration initiative that moved selected modules away from older tightly bound application layers into reusable service components, improving code reuse and preparing the platform for later cloud adoption.</w:t>
       </w:r>
@@ -2655,25 +2743,25 @@
         </w:numPr>
         <w:jc w:val="both"/>
         <w:rPr>
-          <w:sz w:val="20"/>
-        </w:rPr>
-      </w:pPr>
-      <w:r>
-        <w:rPr>
-          <w:sz w:val="20"/>
+          <w:sz w:val="22"/>
+        </w:rPr>
+      </w:pPr>
+      <w:r>
+        <w:rPr>
+          <w:sz w:val="22"/>
         </w:rPr>
         <w:t xml:space="preserve">Improved slow SQL queries used by large internal reports through stored procedure tuning, indexing changes, and result-shaping adjustments, which reduced heavy report execution time by </w:t>
       </w:r>
       <w:r>
         <w:rPr>
           <w:rStyle w:val="Strong"/>
-          <w:sz w:val="20"/>
+          <w:sz w:val="22"/>
         </w:rPr>
         <w:t>33%</w:t>
       </w:r>
       <w:r>
         <w:rPr>
-          <w:sz w:val="20"/>
+          <w:sz w:val="22"/>
         </w:rPr>
         <w:t xml:space="preserve"> for business users.</w:t>
       </w:r>
@@ -2687,14 +2775,13 @@
         </w:numPr>
         <w:jc w:val="both"/>
         <w:rPr>
-          <w:sz w:val="20"/>
-        </w:rPr>
-      </w:pPr>
-      <w:r>
-        <w:rPr>
-          <w:sz w:val="20"/>
-        </w:rPr>
-        <w:lastRenderedPageBreak/>
+          <w:sz w:val="22"/>
+        </w:rPr>
+      </w:pPr>
+      <w:r>
+        <w:rPr>
+          <w:sz w:val="22"/>
+        </w:rPr>
         <w:t>Created support tooling and log enrichment patterns that made production troubleshooting easier for senior engineers, especially during API failures and scheduled job exceptions.</w:t>
       </w:r>
     </w:p>
@@ -2707,12 +2794,12 @@
         </w:numPr>
         <w:jc w:val="both"/>
         <w:rPr>
-          <w:sz w:val="20"/>
-        </w:rPr>
-      </w:pPr>
-      <w:r>
-        <w:rPr>
-          <w:sz w:val="20"/>
+          <w:sz w:val="22"/>
+        </w:rPr>
+      </w:pPr>
+      <w:r>
+        <w:rPr>
+          <w:sz w:val="22"/>
         </w:rPr>
         <w:t>Helped implement a new backend feature for automated notifications and approval-state transitions, reducing manual follow-up work and improving response flow consistency across departments.</w:t>
       </w:r>
@@ -2726,12 +2813,12 @@
         </w:numPr>
         <w:jc w:val="both"/>
         <w:rPr>
-          <w:sz w:val="20"/>
-        </w:rPr>
-      </w:pPr>
-      <w:r>
-        <w:rPr>
-          <w:sz w:val="20"/>
+          <w:sz w:val="22"/>
+        </w:rPr>
+      </w:pPr>
+      <w:r>
+        <w:rPr>
+          <w:sz w:val="22"/>
         </w:rPr>
         <w:t>Collaborated with QA and business analysts to reproduce defects, verify edge cases, and stabilize releases, which improved issue closure quality and reduced back-and-forth during validation cycles.</w:t>
       </w:r>
@@ -2744,10 +2831,13 @@
           <w:numId w:val="27"/>
         </w:numPr>
         <w:jc w:val="both"/>
-      </w:pPr>
-      <w:r>
-        <w:rPr>
-          <w:sz w:val="20"/>
+        <w:rPr>
+          <w:sz w:val="28"/>
+        </w:rPr>
+      </w:pPr>
+      <w:r>
+        <w:rPr>
+          <w:sz w:val="22"/>
         </w:rPr>
         <w:t>Adapted comfortably between maintenance work, new feature delivery, bug investigation, and partial modernization efforts, building the versatile backend discipline needed for larger distributed platform work later in the career.</w:t>
       </w:r>
@@ -2758,13 +2848,16 @@
           <w:bottom w:val="single" w:sz="6" w:space="0" w:color="B91C1C"/>
         </w:pBdr>
         <w:spacing w:before="120" w:after="80"/>
+        <w:rPr>
+          <w:sz w:val="24"/>
+        </w:rPr>
       </w:pPr>
       <w:r>
         <w:rPr>
           <w:b/>
           <w:bCs/>
           <w:color w:val="111111"/>
-          <w:sz w:val="21"/>
+          <w:sz w:val="24"/>
           <w:szCs w:val="21"/>
         </w:rPr>
         <w:t>EDUCATION</w:t>
@@ -2803,13 +2896,18 @@
             </w:tcBorders>
           </w:tcPr>
           <w:p>
+            <w:pPr>
+              <w:rPr>
+                <w:sz w:val="24"/>
+              </w:rPr>
+            </w:pPr>
             <w:r>
               <w:rPr>
                 <w:rFonts w:ascii="Arial" w:eastAsia="Arial" w:hAnsi="Arial" w:cs="Arial"/>
                 <w:b/>
                 <w:bCs/>
                 <w:color w:val="111111"/>
-                <w:sz w:val="19"/>
+                <w:sz w:val="22"/>
                 <w:szCs w:val="19"/>
               </w:rPr>
               <w:t>Bachelor’s degree in Computer Science</w:t>
@@ -2829,12 +2927,14 @@
           <w:p>
             <w:pPr>
               <w:jc w:val="right"/>
+              <w:rPr>
+                <w:sz w:val="24"/>
+              </w:rPr>
             </w:pPr>
             <w:r>
               <w:rPr>
                 <w:rFonts w:ascii="Arial" w:eastAsia="Arial" w:hAnsi="Arial" w:cs="Arial"/>
                 <w:color w:val="111111"/>
-                <w:sz w:val="17"/>
                 <w:szCs w:val="17"/>
               </w:rPr>
               <w:t>2010 to 2014</w:t>
@@ -2844,13 +2944,18 @@
       </w:tr>
     </w:tbl>
     <w:p>
+      <w:pPr>
+        <w:rPr>
+          <w:sz w:val="24"/>
+        </w:rPr>
+      </w:pPr>
       <w:r>
         <w:rPr>
           <w:rFonts w:ascii="Arial" w:eastAsia="Arial" w:hAnsi="Arial" w:cs="Arial"/>
           <w:b/>
           <w:bCs/>
           <w:color w:val="111111"/>
-          <w:sz w:val="18"/>
+          <w:sz w:val="22"/>
           <w:szCs w:val="18"/>
         </w:rPr>
         <w:t>Stanford University Department of Computer Science</w:t>
@@ -2864,187 +2969,52 @@
           <w:numId w:val="28"/>
         </w:numPr>
         <w:jc w:val="both"/>
-        <w:rPr>
-          <w:sz w:val="18"/>
-        </w:rPr>
-      </w:pPr>
-      <w:r>
+      </w:pPr>
+      <w:r>
+        <w:rPr>
+          <w:sz w:val="22"/>
+        </w:rPr>
         <w:t xml:space="preserve">Built strong foundations in </w:t>
       </w:r>
       <w:r>
         <w:rPr>
           <w:rStyle w:val="Strong"/>
+          <w:sz w:val="22"/>
         </w:rPr>
         <w:t>algorithms</w:t>
       </w:r>
       <w:r>
+        <w:rPr>
+          <w:sz w:val="22"/>
+        </w:rPr>
         <w:t xml:space="preserve">, </w:t>
       </w:r>
       <w:r>
         <w:rPr>
           <w:rStyle w:val="Strong"/>
+          <w:sz w:val="22"/>
         </w:rPr>
         <w:t>databases</w:t>
       </w:r>
       <w:r>
+        <w:rPr>
+          <w:sz w:val="22"/>
+        </w:rPr>
         <w:t xml:space="preserve">, and </w:t>
       </w:r>
       <w:r>
         <w:rPr>
           <w:rStyle w:val="Strong"/>
+          <w:sz w:val="22"/>
         </w:rPr>
         <w:t>software engineering</w:t>
       </w:r>
       <w:r>
+        <w:rPr>
+          <w:sz w:val="22"/>
+        </w:rPr>
         <w:t>, applying coursework through practical team projects and production-style system design.</w:t>
       </w:r>
-    </w:p>
-    <w:p>
-      <w:pPr>
-        <w:pBdr>
-          <w:bottom w:val="single" w:sz="6" w:space="0" w:color="B91C1C"/>
-        </w:pBdr>
-        <w:spacing w:before="120" w:after="80"/>
-      </w:pPr>
-      <w:r>
-        <w:rPr>
-          <w:b/>
-          <w:bCs/>
-          <w:color w:val="111111"/>
-          <w:sz w:val="21"/>
-          <w:szCs w:val="21"/>
-        </w:rPr>
-        <w:t>CERTIFICATION</w:t>
-      </w:r>
-      <w:r>
-        <w:rPr>
-          <w:b/>
-          <w:bCs/>
-          <w:color w:val="111111"/>
-          <w:sz w:val="21"/>
-          <w:szCs w:val="21"/>
-        </w:rPr>
-        <w:t>S</w:t>
-      </w:r>
-    </w:p>
-    <w:p>
-      <w:pPr>
-        <w:pStyle w:val="NormalWeb"/>
-        <w:numPr>
-          <w:ilvl w:val="0"/>
-          <w:numId w:val="29"/>
-        </w:numPr>
-        <w:spacing w:before="0" w:beforeAutospacing="0" w:after="0" w:afterAutospacing="0"/>
-        <w:rPr>
-          <w:sz w:val="20"/>
-        </w:rPr>
-      </w:pPr>
-      <w:bookmarkStart w:id="0" w:name="_GoBack"/>
-      <w:r>
-        <w:rPr>
-          <w:rStyle w:val="Strong"/>
-          <w:sz w:val="20"/>
-        </w:rPr>
-        <w:t>Microsoft Certified: Azure Developer Associate</w:t>
-      </w:r>
-      <w:r>
-        <w:rPr>
-          <w:sz w:val="20"/>
-        </w:rPr>
-        <w:t xml:space="preserve"> — </w:t>
-      </w:r>
-      <w:r>
-        <w:rPr>
-          <w:rStyle w:val="Strong"/>
-          <w:sz w:val="20"/>
-        </w:rPr>
-        <w:t>2023</w:t>
-      </w:r>
-      <w:r>
-        <w:rPr>
-          <w:sz w:val="20"/>
-        </w:rPr>
-        <w:br/>
-        <w:t>Validated practical skill in designing, building, testing, and maintaining cloud applications and backend services on Microsoft Azure.</w:t>
-      </w:r>
-    </w:p>
-    <w:p>
-      <w:pPr>
-        <w:pStyle w:val="NormalWeb"/>
-        <w:numPr>
-          <w:ilvl w:val="0"/>
-          <w:numId w:val="29"/>
-        </w:numPr>
-        <w:spacing w:before="0" w:beforeAutospacing="0" w:after="0" w:afterAutospacing="0"/>
-        <w:rPr>
-          <w:sz w:val="20"/>
-        </w:rPr>
-      </w:pPr>
-      <w:r>
-        <w:rPr>
-          <w:rStyle w:val="Strong"/>
-          <w:sz w:val="20"/>
-        </w:rPr>
-        <w:t>AWS Certified Developer – Associate</w:t>
-      </w:r>
-      <w:r>
-        <w:rPr>
-          <w:sz w:val="20"/>
-        </w:rPr>
-        <w:t xml:space="preserve"> — </w:t>
-      </w:r>
-      <w:r>
-        <w:rPr>
-          <w:rStyle w:val="Strong"/>
-          <w:sz w:val="20"/>
-        </w:rPr>
-        <w:t>2024</w:t>
-      </w:r>
-      <w:r>
-        <w:rPr>
-          <w:sz w:val="20"/>
-        </w:rPr>
-        <w:br/>
-        <w:t>Demonstrated hands-on capability with cloud-native application development, deployment workflows, service integrations, and operational best practices on AWS.</w:t>
-      </w:r>
-    </w:p>
-    <w:p>
-      <w:pPr>
-        <w:pStyle w:val="NormalWeb"/>
-        <w:numPr>
-          <w:ilvl w:val="0"/>
-          <w:numId w:val="29"/>
-        </w:numPr>
-        <w:spacing w:before="0" w:beforeAutospacing="0" w:after="0" w:afterAutospacing="0"/>
-      </w:pPr>
-      <w:r>
-        <w:rPr>
-          <w:rStyle w:val="Strong"/>
-          <w:sz w:val="20"/>
-        </w:rPr>
-        <w:t>Microsoft Certified: Azure Fundamentals</w:t>
-      </w:r>
-      <w:r>
-        <w:rPr>
-          <w:sz w:val="20"/>
-        </w:rPr>
-        <w:t xml:space="preserve"> — </w:t>
-      </w:r>
-      <w:r>
-        <w:rPr>
-          <w:rStyle w:val="Strong"/>
-          <w:sz w:val="20"/>
-        </w:rPr>
-        <w:t>2022</w:t>
-      </w:r>
-      <w:r>
-        <w:rPr>
-          <w:sz w:val="20"/>
-        </w:rPr>
-        <w:br/>
-        <w:t>Established broad understanding of Azure core services, cloud concepts, security principles, and platform fundamentals useful for backend and migration projects.</w:t>
-      </w:r>
-      <w:bookmarkEnd w:id="0"/>
     </w:p>
     <w:sectPr>
       <w:pgSz w:w="11906" w:h="16838"/>
@@ -3287,8 +3257,8 @@
   <w:abstractNum w:abstractNumId="2">
     <w:nsid w:val="0AD372F1"/>
     <w:multiLevelType w:val="hybridMultilevel"/>
-    <w:tmpl w:val="2558183C"/>
-    <w:lvl w:ilvl="0" w:tplc="08A4F024">
+    <w:tmpl w:val="72E65732"/>
+    <w:lvl w:ilvl="0" w:tplc="4B22CC20">
       <w:start w:val="1"/>
       <w:numFmt w:val="bullet"/>
       <w:lvlText w:val="-"/>
@@ -3297,8 +3267,8 @@
         <w:ind w:left="360" w:hanging="360"/>
       </w:pPr>
       <w:rPr>
-        <w:rFonts w:ascii="Tw Cen MT" w:hAnsi="Tw Cen MT" w:hint="default"/>
-        <w:sz w:val="20"/>
+        <w:rFonts w:ascii="Yu Gothic" w:eastAsia="Yu Gothic" w:hAnsi="Yu Gothic" w:hint="eastAsia"/>
+        <w:sz w:val="22"/>
       </w:rPr>
     </w:lvl>
     <w:lvl w:ilvl="1" w:tplc="04090003" w:tentative="1">
@@ -3925,8 +3895,8 @@
   <w:abstractNum w:abstractNumId="7">
     <w:nsid w:val="251D1113"/>
     <w:multiLevelType w:val="hybridMultilevel"/>
-    <w:tmpl w:val="69545B24"/>
-    <w:lvl w:ilvl="0" w:tplc="E0BC2B42">
+    <w:tmpl w:val="864A44AC"/>
+    <w:lvl w:ilvl="0" w:tplc="4B22CC20">
       <w:start w:val="1"/>
       <w:numFmt w:val="bullet"/>
       <w:lvlText w:val="-"/>
@@ -3935,8 +3905,8 @@
         <w:ind w:left="360" w:hanging="360"/>
       </w:pPr>
       <w:rPr>
-        <w:rFonts w:ascii="Tw Cen MT" w:hAnsi="Tw Cen MT" w:hint="default"/>
-        <w:sz w:val="20"/>
+        <w:rFonts w:ascii="Yu Gothic" w:eastAsia="Yu Gothic" w:hAnsi="Yu Gothic" w:hint="eastAsia"/>
+        <w:sz w:val="22"/>
       </w:rPr>
     </w:lvl>
     <w:lvl w:ilvl="1" w:tplc="04090003" w:tentative="1">
@@ -5694,8 +5664,8 @@
   <w:abstractNum w:abstractNumId="22">
     <w:nsid w:val="69912CCC"/>
     <w:multiLevelType w:val="hybridMultilevel"/>
-    <w:tmpl w:val="4AA2A8A4"/>
-    <w:lvl w:ilvl="0" w:tplc="14882042">
+    <w:tmpl w:val="5B7AC9D4"/>
+    <w:lvl w:ilvl="0" w:tplc="4B22CC20">
       <w:start w:val="1"/>
       <w:numFmt w:val="bullet"/>
       <w:lvlText w:val="-"/>
@@ -5704,8 +5674,9 @@
         <w:ind w:left="360" w:hanging="360"/>
       </w:pPr>
       <w:rPr>
-        <w:rFonts w:ascii="Tw Cen MT" w:hAnsi="Tw Cen MT" w:hint="default"/>
-        <w:sz w:val="20"/>
+        <w:rFonts w:ascii="Yu Gothic" w:eastAsia="Yu Gothic" w:hAnsi="Yu Gothic" w:hint="eastAsia"/>
+        <w:sz w:val="22"/>
+        <w:szCs w:val="22"/>
       </w:rPr>
     </w:lvl>
     <w:lvl w:ilvl="1" w:tplc="04090003" w:tentative="1">
@@ -5921,8 +5892,8 @@
   <w:abstractNum w:abstractNumId="24">
     <w:nsid w:val="73416253"/>
     <w:multiLevelType w:val="hybridMultilevel"/>
-    <w:tmpl w:val="2A706150"/>
-    <w:lvl w:ilvl="0" w:tplc="9B36159E">
+    <w:tmpl w:val="6BEA8E84"/>
+    <w:lvl w:ilvl="0" w:tplc="4B22CC20">
       <w:start w:val="1"/>
       <w:numFmt w:val="bullet"/>
       <w:lvlText w:val="-"/>
@@ -5931,8 +5902,8 @@
         <w:ind w:left="360" w:hanging="360"/>
       </w:pPr>
       <w:rPr>
-        <w:rFonts w:ascii="Tw Cen MT" w:hAnsi="Tw Cen MT" w:hint="default"/>
-        <w:sz w:val="20"/>
+        <w:rFonts w:ascii="Yu Gothic" w:eastAsia="Yu Gothic" w:hAnsi="Yu Gothic" w:hint="eastAsia"/>
+        <w:sz w:val="22"/>
       </w:rPr>
     </w:lvl>
     <w:lvl w:ilvl="1" w:tplc="04090003" w:tentative="1">
@@ -6297,8 +6268,8 @@
   <w:abstractNum w:abstractNumId="27">
     <w:nsid w:val="781C28ED"/>
     <w:multiLevelType w:val="hybridMultilevel"/>
-    <w:tmpl w:val="9BEE9C2E"/>
-    <w:lvl w:ilvl="0" w:tplc="7054EACA">
+    <w:tmpl w:val="4C6423E0"/>
+    <w:lvl w:ilvl="0" w:tplc="4B22CC20">
       <w:start w:val="1"/>
       <w:numFmt w:val="bullet"/>
       <w:lvlText w:val="-"/>
@@ -6307,7 +6278,8 @@
         <w:ind w:left="360" w:hanging="360"/>
       </w:pPr>
       <w:rPr>
-        <w:rFonts w:ascii="Tw Cen MT" w:hAnsi="Tw Cen MT" w:hint="default"/>
+        <w:rFonts w:ascii="Yu Gothic" w:eastAsia="Yu Gothic" w:hAnsi="Yu Gothic" w:hint="eastAsia"/>
+        <w:sz w:val="22"/>
       </w:rPr>
     </w:lvl>
     <w:lvl w:ilvl="1" w:tplc="04090003" w:tentative="1">
@@ -7601,7 +7573,7 @@
 </file>
 
 <file path=customXml/itemProps1.xml><?xml version="1.0" encoding="utf-8"?>
-<ds:datastoreItem xmlns:ds="http://schemas.openxmlformats.org/officeDocument/2006/customXml" ds:itemID="{B320EBCE-5AE3-465B-AA65-9FFEB968E867}">
+<ds:datastoreItem xmlns:ds="http://schemas.openxmlformats.org/officeDocument/2006/customXml" ds:itemID="{232769E1-226A-4333-89FF-5BEAD2AD2AE4}">
   <ds:schemaRefs>
     <ds:schemaRef ds:uri="http://schemas.openxmlformats.org/officeDocument/2006/bibliography"/>
   </ds:schemaRefs>

--- a/William/.Net Backend/William_Jackson.docx
+++ b/William/.Net Backend/William_Jackson.docx
@@ -47,8 +47,6 @@
         </w:rPr>
         <w:t>ackson</w:t>
       </w:r>
-      <w:bookmarkStart w:id="0" w:name="_GoBack"/>
-      <w:bookmarkEnd w:id="0"/>
     </w:p>
     <w:p>
       <w:pPr>
@@ -118,69 +116,17 @@
             <w:pPr>
               <w:jc w:val="center"/>
             </w:pPr>
+            <w:bookmarkStart w:id="0" w:name="_GoBack"/>
             <w:r>
               <w:rPr>
-                <w:rFonts w:ascii="Arial" w:eastAsia="Arial" w:hAnsi="Arial" w:cs="Arial"/>
+                <w:rFonts w:ascii="Arial" w:hAnsi="Arial" w:cs="Arial"/>
                 <w:color w:val="FFFFFF"/>
                 <w:sz w:val="17"/>
                 <w:szCs w:val="17"/>
               </w:rPr>
-              <w:t xml:space="preserve">Wellington, Nevada, United States | </w:t>
+              <w:t>Wellington, Nevada, United States | +1 (786) 949-7561| williamjdev@outlook.com | linkedin.com/in/william-jackson-40036a3ba</w:t>
             </w:r>
-            <w:r>
-              <w:rPr>
-                <w:rFonts w:ascii="Arial" w:eastAsia="Arial" w:hAnsi="Arial" w:cs="Arial"/>
-                <w:color w:val="FFFFFF"/>
-                <w:sz w:val="17"/>
-                <w:szCs w:val="17"/>
-              </w:rPr>
-              <w:t>+1 (786) 949-7561</w:t>
-            </w:r>
-            <w:r>
-              <w:rPr>
-                <w:rFonts w:ascii="Arial" w:eastAsia="Arial" w:hAnsi="Arial" w:cs="Arial"/>
-                <w:color w:val="FFFFFF"/>
-                <w:sz w:val="17"/>
-                <w:szCs w:val="17"/>
-              </w:rPr>
-              <w:t xml:space="preserve">| </w:t>
-            </w:r>
-            <w:r>
-              <w:rPr>
-                <w:rFonts w:ascii="Arial" w:eastAsia="Arial" w:hAnsi="Arial" w:cs="Arial"/>
-                <w:color w:val="FFFFFF"/>
-                <w:sz w:val="17"/>
-                <w:szCs w:val="17"/>
-              </w:rPr>
-              <w:t>williamjackson.pro@outlook.com</w:t>
-            </w:r>
-            <w:r>
-              <w:rPr>
-                <w:rFonts w:ascii="Arial" w:eastAsia="Arial" w:hAnsi="Arial" w:cs="Arial"/>
-                <w:color w:val="FFFFFF"/>
-                <w:sz w:val="17"/>
-                <w:szCs w:val="17"/>
-              </w:rPr>
-              <w:t xml:space="preserve"> | </w:t>
-            </w:r>
-            <w:r>
-              <w:rPr>
-                <w:rFonts w:ascii="Arial" w:eastAsia="Arial" w:hAnsi="Arial" w:cs="Arial"/>
-                <w:color w:val="FFFFFF"/>
-                <w:sz w:val="17"/>
-                <w:szCs w:val="17"/>
-              </w:rPr>
-              <w:t>linkedin.com/in/william-jackson-</w:t>
-            </w:r>
-            <w:r>
-              <w:rPr>
-                <w:rFonts w:ascii="Arial" w:eastAsia="Arial" w:hAnsi="Arial" w:cs="Arial"/>
-                <w:color w:val="FFFFFF"/>
-                <w:sz w:val="17"/>
-                <w:szCs w:val="17"/>
-              </w:rPr>
-              <w:t>75b9343b6</w:t>
-            </w:r>
+            <w:bookmarkEnd w:id="0"/>
           </w:p>
         </w:tc>
       </w:tr>
@@ -7573,7 +7519,7 @@
 </file>
 
 <file path=customXml/itemProps1.xml><?xml version="1.0" encoding="utf-8"?>
-<ds:datastoreItem xmlns:ds="http://schemas.openxmlformats.org/officeDocument/2006/customXml" ds:itemID="{232769E1-226A-4333-89FF-5BEAD2AD2AE4}">
+<ds:datastoreItem xmlns:ds="http://schemas.openxmlformats.org/officeDocument/2006/customXml" ds:itemID="{F4351303-39F4-42AB-91B2-52267B7087FE}">
   <ds:schemaRefs>
     <ds:schemaRef ds:uri="http://schemas.openxmlformats.org/officeDocument/2006/bibliography"/>
   </ds:schemaRefs>

--- a/William/.Net Backend/William_Jackson.docx
+++ b/William/.Net Backend/William_Jackson.docx
@@ -116,7 +116,6 @@
             <w:pPr>
               <w:jc w:val="center"/>
             </w:pPr>
-            <w:bookmarkStart w:id="0" w:name="_GoBack"/>
             <w:r>
               <w:rPr>
                 <w:rFonts w:ascii="Arial" w:hAnsi="Arial" w:cs="Arial"/>
@@ -126,7 +125,6 @@
               </w:rPr>
               <w:t>Wellington, Nevada, United States | +1 (786) 949-7561| williamjdev@outlook.com | linkedin.com/in/william-jackson-40036a3ba</w:t>
             </w:r>
-            <w:bookmarkEnd w:id="0"/>
           </w:p>
         </w:tc>
       </w:tr>
@@ -195,93 +193,70 @@
         </w:rPr>
         <w:t xml:space="preserve"> for </w:t>
       </w:r>
-      <w:proofErr w:type="spellStart"/>
       <w:r>
         <w:rPr>
           <w:rStyle w:val="Strong"/>
           <w:sz w:val="22"/>
         </w:rPr>
-        <w:t>SaaS</w:t>
-      </w:r>
-      <w:proofErr w:type="spellEnd"/>
+        <w:t>SaaS, enterprise workflow, and cloud-based business systems</w:t>
+      </w:r>
+      <w:r>
+        <w:rPr>
+          <w:sz w:val="22"/>
+        </w:rPr>
+        <w:t xml:space="preserve"> using </w:t>
+      </w:r>
       <w:r>
         <w:rPr>
           <w:rStyle w:val="Strong"/>
           <w:sz w:val="22"/>
         </w:rPr>
-        <w:t>, enterprise workflow, and cloud-based business systems</w:t>
-      </w:r>
-      <w:r>
-        <w:rPr>
-          <w:sz w:val="22"/>
-        </w:rPr>
-        <w:t xml:space="preserve"> using </w:t>
+        <w:t>C# (.NET 6–8)</w:t>
+      </w:r>
+      <w:r>
+        <w:rPr>
+          <w:sz w:val="22"/>
+        </w:rPr>
+        <w:t xml:space="preserve">, </w:t>
       </w:r>
       <w:r>
         <w:rPr>
           <w:rStyle w:val="Strong"/>
           <w:sz w:val="22"/>
         </w:rPr>
-        <w:t>C# (.NET 6–8)</w:t>
-      </w:r>
-      <w:r>
-        <w:rPr>
-          <w:sz w:val="22"/>
-        </w:rPr>
-        <w:t xml:space="preserve">, </w:t>
+        <w:t>ASP.NET Core 6–8</w:t>
+      </w:r>
+      <w:r>
+        <w:rPr>
+          <w:sz w:val="22"/>
+        </w:rPr>
+        <w:t xml:space="preserve">, and distributed service design. Strong background in building secure </w:t>
       </w:r>
       <w:r>
         <w:rPr>
           <w:rStyle w:val="Strong"/>
           <w:sz w:val="22"/>
         </w:rPr>
-        <w:t>ASP.NET Core 6–8</w:t>
-      </w:r>
-      <w:r>
-        <w:rPr>
-          <w:sz w:val="22"/>
-        </w:rPr>
-        <w:t xml:space="preserve">, and distributed service design. Strong background in building secure </w:t>
+        <w:t>REST APIs</w:t>
+      </w:r>
+      <w:r>
+        <w:rPr>
+          <w:sz w:val="22"/>
+        </w:rPr>
+        <w:t xml:space="preserve">, modernizing legacy </w:t>
       </w:r>
       <w:r>
         <w:rPr>
           <w:rStyle w:val="Strong"/>
           <w:sz w:val="22"/>
         </w:rPr>
-        <w:t>REST APIs</w:t>
-      </w:r>
-      <w:r>
-        <w:rPr>
-          <w:sz w:val="22"/>
-        </w:rPr>
-        <w:t xml:space="preserve">, modernizing legacy </w:t>
-      </w:r>
-      <w:r>
-        <w:rPr>
-          <w:rStyle w:val="Strong"/>
-          <w:sz w:val="22"/>
-        </w:rPr>
         <w:t>.NET Framework</w:t>
       </w:r>
       <w:r>
         <w:rPr>
           <w:sz w:val="22"/>
         </w:rPr>
-        <w:t xml:space="preserve"> applications into cloud-ready services, and improving reliability through </w:t>
-      </w:r>
-      <w:proofErr w:type="spellStart"/>
-      <w:r>
-        <w:rPr>
-          <w:sz w:val="22"/>
-        </w:rPr>
-        <w:t>observability</w:t>
-      </w:r>
-      <w:proofErr w:type="spellEnd"/>
-      <w:r>
-        <w:rPr>
-          <w:sz w:val="22"/>
-        </w:rPr>
-        <w:t xml:space="preserve">, performance tuning, and automated delivery. </w:t>
+        <w:t xml:space="preserve"> applications into cloud-ready services, and improving reliability through observability, performance tuning, and automated delivery. </w:t>
       </w:r>
       <w:proofErr w:type="gramStart"/>
       <w:r>
@@ -443,49 +418,21 @@
         <w:rPr>
           <w:sz w:val="22"/>
         </w:rPr>
-        <w:t xml:space="preserve">, Dapper, SQL Server, </w:t>
+        <w:t xml:space="preserve">, Dapper, SQL Server, PostgreSQL, MySQL, </w:t>
       </w:r>
       <w:proofErr w:type="spellStart"/>
       <w:r>
         <w:rPr>
           <w:sz w:val="22"/>
         </w:rPr>
-        <w:t>PostgreSQL</w:t>
+        <w:t>Redis</w:t>
       </w:r>
       <w:proofErr w:type="spellEnd"/>
       <w:r>
         <w:rPr>
           <w:sz w:val="22"/>
         </w:rPr>
-        <w:t xml:space="preserve">, MySQL, </w:t>
-      </w:r>
-      <w:proofErr w:type="spellStart"/>
-      <w:r>
-        <w:rPr>
-          <w:sz w:val="22"/>
-        </w:rPr>
-        <w:t>Redis</w:t>
-      </w:r>
-      <w:proofErr w:type="spellEnd"/>
-      <w:r>
-        <w:rPr>
-          <w:sz w:val="22"/>
-        </w:rPr>
-        <w:t xml:space="preserve">, </w:t>
-      </w:r>
-      <w:proofErr w:type="spellStart"/>
-      <w:r>
-        <w:rPr>
-          <w:sz w:val="22"/>
-        </w:rPr>
-        <w:t>MongoDB</w:t>
-      </w:r>
-      <w:proofErr w:type="spellEnd"/>
-      <w:r>
-        <w:rPr>
-          <w:sz w:val="22"/>
-        </w:rPr>
-        <w:t xml:space="preserve">, </w:t>
+        <w:t xml:space="preserve">, MongoDB, </w:t>
       </w:r>
       <w:proofErr w:type="spellStart"/>
       <w:r>
@@ -589,113 +536,27 @@
           <w:rStyle w:val="Strong"/>
           <w:sz w:val="22"/>
         </w:rPr>
-        <w:t xml:space="preserve">Cloud &amp; </w:t>
+        <w:t>Cloud &amp; DevOps:</w:t>
+      </w:r>
+      <w:r>
+        <w:rPr>
+          <w:sz w:val="22"/>
+        </w:rPr>
+        <w:t xml:space="preserve"> AWS, Azure, EC2, ECS, EKS, Lambda, API Gateway, S3, RDS, </w:t>
       </w:r>
       <w:proofErr w:type="spellStart"/>
       <w:r>
         <w:rPr>
-          <w:rStyle w:val="Strong"/>
-          <w:sz w:val="22"/>
-        </w:rPr>
-        <w:t>DevOps</w:t>
+          <w:sz w:val="22"/>
+        </w:rPr>
+        <w:t>CloudWatch</w:t>
       </w:r>
       <w:proofErr w:type="spellEnd"/>
       <w:r>
         <w:rPr>
-          <w:rStyle w:val="Strong"/>
-          <w:sz w:val="22"/>
-        </w:rPr>
-        <w:t>:</w:t>
-      </w:r>
-      <w:r>
-        <w:rPr>
-          <w:sz w:val="22"/>
-        </w:rPr>
-        <w:t xml:space="preserve"> AWS, Azure, EC2, ECS, EKS, Lambda, API Gateway, S3, RDS, </w:t>
-      </w:r>
-      <w:proofErr w:type="spellStart"/>
-      <w:r>
-        <w:rPr>
-          <w:sz w:val="22"/>
-        </w:rPr>
-        <w:t>CloudWatch</w:t>
-      </w:r>
-      <w:proofErr w:type="spellEnd"/>
-      <w:r>
-        <w:rPr>
-          <w:sz w:val="22"/>
-        </w:rPr>
-        <w:t xml:space="preserve">, </w:t>
-      </w:r>
-      <w:proofErr w:type="spellStart"/>
-      <w:r>
-        <w:rPr>
-          <w:sz w:val="22"/>
-        </w:rPr>
-        <w:t>Docker</w:t>
-      </w:r>
-      <w:proofErr w:type="spellEnd"/>
-      <w:r>
-        <w:rPr>
-          <w:sz w:val="22"/>
-        </w:rPr>
-        <w:t xml:space="preserve">, </w:t>
-      </w:r>
-      <w:proofErr w:type="spellStart"/>
-      <w:r>
-        <w:rPr>
-          <w:sz w:val="22"/>
-        </w:rPr>
-        <w:t>Kubernetes</w:t>
-      </w:r>
-      <w:proofErr w:type="spellEnd"/>
-      <w:r>
-        <w:rPr>
-          <w:sz w:val="22"/>
-        </w:rPr>
-        <w:t xml:space="preserve">, Helm, </w:t>
-      </w:r>
-      <w:proofErr w:type="spellStart"/>
-      <w:r>
-        <w:rPr>
-          <w:sz w:val="22"/>
-        </w:rPr>
-        <w:t>Terraform</w:t>
-      </w:r>
-      <w:proofErr w:type="spellEnd"/>
-      <w:r>
-        <w:rPr>
-          <w:sz w:val="22"/>
-        </w:rPr>
-        <w:t xml:space="preserve">, </w:t>
-      </w:r>
-      <w:proofErr w:type="spellStart"/>
-      <w:r>
-        <w:rPr>
-          <w:sz w:val="22"/>
-        </w:rPr>
-        <w:t>GitHub</w:t>
-      </w:r>
-      <w:proofErr w:type="spellEnd"/>
-      <w:r>
-        <w:rPr>
-          <w:sz w:val="22"/>
-        </w:rPr>
-        <w:t xml:space="preserve"> Actions, Azure </w:t>
-      </w:r>
-      <w:proofErr w:type="spellStart"/>
-      <w:r>
-        <w:rPr>
-          <w:sz w:val="22"/>
-        </w:rPr>
-        <w:t>DevOps</w:t>
-      </w:r>
-      <w:proofErr w:type="spellEnd"/>
-      <w:r>
-        <w:rPr>
-          <w:sz w:val="22"/>
-        </w:rPr>
-        <w:t>, CI/CD pipelines</w:t>
+          <w:sz w:val="22"/>
+        </w:rPr>
+        <w:t>, Docker, Kubernetes, Helm, Terraform, GitHub Actions, Azure DevOps, CI/CD pipelines</w:t>
       </w:r>
     </w:p>
     <w:p>
@@ -711,83 +572,60 @@
           <w:sz w:val="22"/>
         </w:rPr>
       </w:pPr>
+      <w:r>
+        <w:rPr>
+          <w:rStyle w:val="Strong"/>
+          <w:sz w:val="22"/>
+        </w:rPr>
+        <w:t>Observability &amp; Security:</w:t>
+      </w:r>
+      <w:r>
+        <w:rPr>
+          <w:sz w:val="22"/>
+        </w:rPr>
+        <w:t xml:space="preserve"> </w:t>
+      </w:r>
       <w:proofErr w:type="spellStart"/>
       <w:r>
         <w:rPr>
-          <w:rStyle w:val="Strong"/>
-          <w:sz w:val="22"/>
-        </w:rPr>
-        <w:t>Observability</w:t>
+          <w:sz w:val="22"/>
+        </w:rPr>
+        <w:t>OpenTelemetry</w:t>
       </w:r>
       <w:proofErr w:type="spellEnd"/>
       <w:r>
         <w:rPr>
-          <w:rStyle w:val="Strong"/>
-          <w:sz w:val="22"/>
-        </w:rPr>
-        <w:t xml:space="preserve"> &amp; Security:</w:t>
-      </w:r>
-      <w:r>
-        <w:rPr>
-          <w:sz w:val="22"/>
-        </w:rPr>
-        <w:t xml:space="preserve"> </w:t>
+          <w:sz w:val="22"/>
+        </w:rPr>
+        <w:t xml:space="preserve">, </w:t>
       </w:r>
       <w:proofErr w:type="spellStart"/>
       <w:r>
         <w:rPr>
           <w:sz w:val="22"/>
         </w:rPr>
-        <w:t>OpenTelemetry</w:t>
+        <w:t>Datadog</w:t>
       </w:r>
       <w:proofErr w:type="spellEnd"/>
       <w:r>
         <w:rPr>
           <w:sz w:val="22"/>
         </w:rPr>
-        <w:t xml:space="preserve">, </w:t>
+        <w:t xml:space="preserve">, Prometheus, </w:t>
       </w:r>
       <w:proofErr w:type="spellStart"/>
       <w:r>
         <w:rPr>
           <w:sz w:val="22"/>
         </w:rPr>
-        <w:t>Datadog</w:t>
+        <w:t>Grafana</w:t>
       </w:r>
       <w:proofErr w:type="spellEnd"/>
       <w:r>
         <w:rPr>
           <w:sz w:val="22"/>
         </w:rPr>
-        <w:t xml:space="preserve">, Prometheus, </w:t>
-      </w:r>
-      <w:proofErr w:type="spellStart"/>
-      <w:r>
-        <w:rPr>
-          <w:sz w:val="22"/>
-        </w:rPr>
-        <w:t>Grafana</w:t>
-      </w:r>
-      <w:proofErr w:type="spellEnd"/>
-      <w:r>
-        <w:rPr>
-          <w:sz w:val="22"/>
-        </w:rPr>
-        <w:t xml:space="preserve">, structured logging, health checks, tracing, OAuth2, </w:t>
-      </w:r>
-      <w:proofErr w:type="spellStart"/>
-      <w:r>
-        <w:rPr>
-          <w:sz w:val="22"/>
-        </w:rPr>
-        <w:t>OpenID</w:t>
-      </w:r>
-      <w:proofErr w:type="spellEnd"/>
-      <w:r>
-        <w:rPr>
-          <w:sz w:val="22"/>
-        </w:rPr>
-        <w:t xml:space="preserve"> Connect, JWT, RBAC, audit logging, rate limiting</w:t>
+        <w:t>, structured logging, health checks, tracing, OAuth2, OpenID Connect, JWT, RBAC, audit logging, rate limiting</w:t>
       </w:r>
     </w:p>
     <w:p>
@@ -1020,21 +858,7 @@
         <w:rPr>
           <w:sz w:val="22"/>
         </w:rPr>
-        <w:t xml:space="preserve"> for a cloud-hosted </w:t>
-      </w:r>
-      <w:proofErr w:type="spellStart"/>
-      <w:r>
-        <w:rPr>
-          <w:sz w:val="22"/>
-        </w:rPr>
-        <w:t>SaaS</w:t>
-      </w:r>
-      <w:proofErr w:type="spellEnd"/>
-      <w:r>
-        <w:rPr>
-          <w:sz w:val="22"/>
-        </w:rPr>
-        <w:t xml:space="preserve"> platform using </w:t>
+        <w:t xml:space="preserve"> for a cloud-hosted SaaS platform using </w:t>
       </w:r>
       <w:r>
         <w:rPr>
@@ -1481,44 +1305,26 @@
         </w:rPr>
         <w:t xml:space="preserve"> pipelines in </w:t>
       </w:r>
-      <w:proofErr w:type="spellStart"/>
       <w:r>
         <w:rPr>
           <w:rStyle w:val="Strong"/>
           <w:sz w:val="22"/>
         </w:rPr>
-        <w:t>GitHub</w:t>
-      </w:r>
-      <w:proofErr w:type="spellEnd"/>
+        <w:t>GitHub Actions</w:t>
+      </w:r>
+      <w:r>
+        <w:rPr>
+          <w:sz w:val="22"/>
+        </w:rPr>
+        <w:t xml:space="preserve"> and </w:t>
+      </w:r>
       <w:r>
         <w:rPr>
           <w:rStyle w:val="Strong"/>
           <w:sz w:val="22"/>
         </w:rPr>
-        <w:t xml:space="preserve"> Actions</w:t>
-      </w:r>
-      <w:r>
-        <w:rPr>
-          <w:sz w:val="22"/>
-        </w:rPr>
-        <w:t xml:space="preserve"> and </w:t>
-      </w:r>
-      <w:r>
-        <w:rPr>
-          <w:rStyle w:val="Strong"/>
-          <w:sz w:val="22"/>
-        </w:rPr>
-        <w:t xml:space="preserve">Azure </w:t>
-      </w:r>
-      <w:proofErr w:type="spellStart"/>
-      <w:r>
-        <w:rPr>
-          <w:rStyle w:val="Strong"/>
-          <w:sz w:val="22"/>
-        </w:rPr>
-        <w:t>DevOps</w:t>
-      </w:r>
-      <w:proofErr w:type="spellEnd"/>
+        <w:t>Azure DevOps</w:t>
+      </w:r>
       <w:r>
         <w:rPr>
           <w:sz w:val="22"/>
@@ -2897,15 +2703,17 @@
       </w:pPr>
       <w:r>
         <w:rPr>
-          <w:rFonts w:ascii="Arial" w:eastAsia="Arial" w:hAnsi="Arial" w:cs="Arial"/>
+          <w:rFonts w:ascii="Arial" w:hAnsi="Arial" w:cs="Arial"/>
           <w:b/>
           <w:bCs/>
-          <w:color w:val="111111"/>
-          <w:sz w:val="22"/>
-          <w:szCs w:val="18"/>
-        </w:rPr>
-        <w:t>Stanford University Department of Computer Science</w:t>
-      </w:r>
+          <w:color w:val="000000"/>
+          <w:sz w:val="22"/>
+          <w:szCs w:val="23"/>
+        </w:rPr>
+        <w:t>Harvard University</w:t>
+      </w:r>
+      <w:bookmarkStart w:id="0" w:name="_GoBack"/>
+      <w:bookmarkEnd w:id="0"/>
     </w:p>
     <w:p>
       <w:pPr>
@@ -7519,7 +7327,7 @@
 </file>
 
 <file path=customXml/itemProps1.xml><?xml version="1.0" encoding="utf-8"?>
-<ds:datastoreItem xmlns:ds="http://schemas.openxmlformats.org/officeDocument/2006/customXml" ds:itemID="{F4351303-39F4-42AB-91B2-52267B7087FE}">
+<ds:datastoreItem xmlns:ds="http://schemas.openxmlformats.org/officeDocument/2006/customXml" ds:itemID="{EE597766-24CC-43B5-89D8-DF4F38CD5152}">
   <ds:schemaRefs>
     <ds:schemaRef ds:uri="http://schemas.openxmlformats.org/officeDocument/2006/bibliography"/>
   </ds:schemaRefs>
